--- a/assets/bs5839-commissioning-cert-template.docx
+++ b/assets/bs5839-commissioning-cert-template.docx
@@ -4,12 +4,13 @@
   <w:body>
     <w:p>
       <w:pPr>
+        <w:spacing w:after="40"/>
         <w:jc w:val="center"/>
       </w:pPr>
       <w:r>
         <w:drawing>
           <wp:inline xmlns:a="http://schemas.openxmlformats.org/drawingml/2006/main" xmlns:pic="http://schemas.openxmlformats.org/drawingml/2006/picture">
-            <wp:extent cx="1620000" cy="1278947"/>
+            <wp:extent cx="1368000" cy="1080000"/>
             <wp:docPr id="1" name="Picture 1"/>
             <wp:cNvGraphicFramePr>
               <a:graphicFrameLocks noChangeAspect="1"/>
@@ -30,7 +31,7 @@
                   <pic:spPr>
                     <a:xfrm>
                       <a:off x="0" y="0"/>
-                      <a:ext cx="1620000" cy="1278947"/>
+                      <a:ext cx="1368000" cy="1080000"/>
                     </a:xfrm>
                     <a:prstGeom prst="rect"/>
                   </pic:spPr>
@@ -43,570 +44,23 @@
     </w:p>
     <w:p>
       <w:pPr>
+        <w:spacing w:before="80" w:after="160"/>
         <w:jc w:val="center"/>
       </w:pPr>
       <w:r>
         <w:rPr>
+          <w:rFonts w:ascii="Calibri" w:hAnsi="Calibri"/>
           <w:b/>
-          <w:color w:val="C53030"/>
+          <w:color w:val="1A1F2C"/>
           <w:sz w:val="28"/>
         </w:rPr>
-        <w:t>BHO A051   Fire Alarm Commissioning Certificate</w:t>
-      </w:r>
-    </w:p>
-    <w:p>
-      <w:r>
-        <w:rPr>
-          <w:sz w:val="4"/>
-        </w:rPr>
-      </w:r>
-    </w:p>
-    <w:p>
-      <w:pPr>
-        <w:spacing w:after="40"/>
-      </w:pPr>
-      <w:r>
-        <w:rPr>
-          <w:b/>
-          <w:color w:val="C53030"/>
-          <w:sz w:val="20"/>
-        </w:rPr>
-        <w:t>Details of Client</w:t>
+        <w:t>A051  Fire Alarm Commissioning Certificate</w:t>
       </w:r>
     </w:p>
     <w:tbl>
       <w:tblPr>
         <w:tblW w:type="auto" w:w="0"/>
-        <w:jc w:val="left"/>
         <w:tblLayout w:type="fixed"/>
-        <w:tblLook w:firstColumn="1" w:firstRow="1" w:lastColumn="0" w:lastRow="0" w:noHBand="0" w:noVBand="1" w:val="04A0"/>
-        <w:tblBorders>
-          <w:top w:val="nil"/>
-          <w:left w:val="nil"/>
-          <w:bottom w:val="nil"/>
-          <w:right w:val="nil"/>
-          <w:insideH w:val="nil"/>
-          <w:insideV w:val="nil"/>
-        </w:tblBorders>
-      </w:tblPr>
-      <w:tblGrid>
-        <w:gridCol w:w="5270"/>
-        <w:gridCol w:w="5270"/>
-      </w:tblGrid>
-      <w:tr>
-        <w:tc>
-          <w:tcPr>
-            <w:tcW w:type="dxa" w:w="2551"/>
-          </w:tcPr>
-          <w:p>
-            <w:r>
-              <w:rPr>
-                <w:color w:val="6B7280"/>
-                <w:sz w:val="18"/>
-              </w:rPr>
-              <w:t>Name</w:t>
-            </w:r>
-          </w:p>
-        </w:tc>
-        <w:tc>
-          <w:tcPr>
-            <w:tcW w:type="dxa" w:w="6520"/>
-            <w:shd w:val="clear" w:color="auto" w:fill="EFF1F4"/>
-          </w:tcPr>
-          <w:p>
-            <w:r>
-              <w:rPr>
-                <w:sz w:val="20"/>
-              </w:rPr>
-              <w:t>[Customer Name]</w:t>
-            </w:r>
-          </w:p>
-        </w:tc>
-      </w:tr>
-    </w:tbl>
-    <w:tbl>
-      <w:tblPr>
-        <w:tblW w:type="auto" w:w="0"/>
-        <w:jc w:val="left"/>
-        <w:tblLayout w:type="fixed"/>
-        <w:tblLook w:firstColumn="1" w:firstRow="1" w:lastColumn="0" w:lastRow="0" w:noHBand="0" w:noVBand="1" w:val="04A0"/>
-        <w:tblBorders>
-          <w:top w:val="nil"/>
-          <w:left w:val="nil"/>
-          <w:bottom w:val="nil"/>
-          <w:right w:val="nil"/>
-          <w:insideH w:val="nil"/>
-          <w:insideV w:val="nil"/>
-        </w:tblBorders>
-      </w:tblPr>
-      <w:tblGrid>
-        <w:gridCol w:w="5270"/>
-        <w:gridCol w:w="5270"/>
-      </w:tblGrid>
-      <w:tr>
-        <w:tc>
-          <w:tcPr>
-            <w:tcW w:type="dxa" w:w="2551"/>
-          </w:tcPr>
-          <w:p>
-            <w:r>
-              <w:rPr>
-                <w:color w:val="6B7280"/>
-                <w:sz w:val="18"/>
-              </w:rPr>
-              <w:t>Address</w:t>
-            </w:r>
-          </w:p>
-        </w:tc>
-        <w:tc>
-          <w:tcPr>
-            <w:tcW w:type="dxa" w:w="6520"/>
-            <w:shd w:val="clear" w:color="auto" w:fill="EFF1F4"/>
-          </w:tcPr>
-          <w:p>
-            <w:r>
-              <w:rPr>
-                <w:sz w:val="20"/>
-              </w:rPr>
-              <w:t>[Customer Address]</w:t>
-            </w:r>
-          </w:p>
-        </w:tc>
-      </w:tr>
-    </w:tbl>
-    <w:tbl>
-      <w:tblPr>
-        <w:tblW w:type="auto" w:w="0"/>
-        <w:jc w:val="left"/>
-        <w:tblLayout w:type="fixed"/>
-        <w:tblLook w:firstColumn="1" w:firstRow="1" w:lastColumn="0" w:lastRow="0" w:noHBand="0" w:noVBand="1" w:val="04A0"/>
-        <w:tblBorders>
-          <w:top w:val="nil"/>
-          <w:left w:val="nil"/>
-          <w:bottom w:val="nil"/>
-          <w:right w:val="nil"/>
-          <w:insideH w:val="nil"/>
-          <w:insideV w:val="nil"/>
-        </w:tblBorders>
-      </w:tblPr>
-      <w:tblGrid>
-        <w:gridCol w:w="5270"/>
-        <w:gridCol w:w="5270"/>
-      </w:tblGrid>
-      <w:tr>
-        <w:tc>
-          <w:tcPr>
-            <w:tcW w:type="dxa" w:w="2551"/>
-          </w:tcPr>
-          <w:p>
-            <w:r>
-              <w:rPr>
-                <w:color w:val="6B7280"/>
-                <w:sz w:val="18"/>
-              </w:rPr>
-              <w:t>Postcode</w:t>
-            </w:r>
-          </w:p>
-        </w:tc>
-        <w:tc>
-          <w:tcPr>
-            <w:tcW w:type="dxa" w:w="6520"/>
-            <w:shd w:val="clear" w:color="auto" w:fill="EFF1F4"/>
-          </w:tcPr>
-          <w:p>
-            <w:r>
-              <w:rPr>
-                <w:sz w:val="20"/>
-              </w:rPr>
-              <w:t>[Customer Postcode]</w:t>
-            </w:r>
-          </w:p>
-        </w:tc>
-      </w:tr>
-    </w:tbl>
-    <w:p>
-      <w:pPr>
-        <w:spacing w:after="40"/>
-      </w:pPr>
-      <w:r>
-        <w:rPr>
-          <w:b/>
-          <w:color w:val="C53030"/>
-          <w:sz w:val="20"/>
-        </w:rPr>
-        <w:t>Details of the Fire Alarm and Detection System</w:t>
-      </w:r>
-    </w:p>
-    <w:tbl>
-      <w:tblPr>
-        <w:tblW w:type="auto" w:w="0"/>
-        <w:jc w:val="left"/>
-        <w:tblLayout w:type="fixed"/>
-        <w:tblLook w:firstColumn="1" w:firstRow="1" w:lastColumn="0" w:lastRow="0" w:noHBand="0" w:noVBand="1" w:val="04A0"/>
-        <w:tblBorders>
-          <w:top w:val="nil"/>
-          <w:left w:val="nil"/>
-          <w:bottom w:val="nil"/>
-          <w:right w:val="nil"/>
-          <w:insideH w:val="nil"/>
-          <w:insideV w:val="nil"/>
-        </w:tblBorders>
-      </w:tblPr>
-      <w:tblGrid>
-        <w:gridCol w:w="5270"/>
-        <w:gridCol w:w="5270"/>
-      </w:tblGrid>
-      <w:tr>
-        <w:tc>
-          <w:tcPr>
-            <w:tcW w:type="dxa" w:w="2551"/>
-          </w:tcPr>
-          <w:p>
-            <w:r>
-              <w:rPr>
-                <w:color w:val="6B7280"/>
-                <w:sz w:val="18"/>
-              </w:rPr>
-              <w:t>Address</w:t>
-            </w:r>
-          </w:p>
-        </w:tc>
-        <w:tc>
-          <w:tcPr>
-            <w:tcW w:type="dxa" w:w="6520"/>
-            <w:shd w:val="clear" w:color="auto" w:fill="EFF1F4"/>
-          </w:tcPr>
-          <w:p>
-            <w:r>
-              <w:rPr>
-                <w:sz w:val="20"/>
-              </w:rPr>
-              <w:t>[Site Address]</w:t>
-            </w:r>
-          </w:p>
-        </w:tc>
-      </w:tr>
-    </w:tbl>
-    <w:tbl>
-      <w:tblPr>
-        <w:tblW w:type="auto" w:w="0"/>
-        <w:jc w:val="left"/>
-        <w:tblLayout w:type="fixed"/>
-        <w:tblLook w:firstColumn="1" w:firstRow="1" w:lastColumn="0" w:lastRow="0" w:noHBand="0" w:noVBand="1" w:val="04A0"/>
-        <w:tblBorders>
-          <w:top w:val="nil"/>
-          <w:left w:val="nil"/>
-          <w:bottom w:val="nil"/>
-          <w:right w:val="nil"/>
-          <w:insideH w:val="nil"/>
-          <w:insideV w:val="nil"/>
-        </w:tblBorders>
-      </w:tblPr>
-      <w:tblGrid>
-        <w:gridCol w:w="5270"/>
-        <w:gridCol w:w="5270"/>
-      </w:tblGrid>
-      <w:tr>
-        <w:tc>
-          <w:tcPr>
-            <w:tcW w:type="dxa" w:w="2551"/>
-          </w:tcPr>
-          <w:p>
-            <w:r>
-              <w:rPr>
-                <w:color w:val="6B7280"/>
-                <w:sz w:val="18"/>
-              </w:rPr>
-              <w:t>Extent of system covered by this certificate</w:t>
-            </w:r>
-          </w:p>
-        </w:tc>
-        <w:tc>
-          <w:tcPr>
-            <w:tcW w:type="dxa" w:w="6520"/>
-            <w:shd w:val="clear" w:color="auto" w:fill="EFF1F4"/>
-          </w:tcPr>
-          <w:p>
-            <w:r>
-              <w:rPr>
-                <w:sz w:val="20"/>
-              </w:rPr>
-              <w:t>[Extent of System]</w:t>
-            </w:r>
-          </w:p>
-        </w:tc>
-      </w:tr>
-    </w:tbl>
-    <w:tbl>
-      <w:tblPr>
-        <w:tblW w:type="auto" w:w="0"/>
-        <w:jc w:val="left"/>
-        <w:tblLayout w:type="fixed"/>
-        <w:tblLook w:firstColumn="1" w:firstRow="1" w:lastColumn="0" w:lastRow="0" w:noHBand="0" w:noVBand="1" w:val="04A0"/>
-        <w:tblBorders>
-          <w:top w:val="nil"/>
-          <w:left w:val="nil"/>
-          <w:bottom w:val="nil"/>
-          <w:right w:val="nil"/>
-          <w:insideH w:val="nil"/>
-          <w:insideV w:val="nil"/>
-        </w:tblBorders>
-      </w:tblPr>
-      <w:tblGrid>
-        <w:gridCol w:w="2635"/>
-        <w:gridCol w:w="2635"/>
-        <w:gridCol w:w="2635"/>
-        <w:gridCol w:w="2635"/>
-      </w:tblGrid>
-      <w:tr>
-        <w:tc>
-          <w:tcPr>
-            <w:tcW w:type="dxa" w:w="1984"/>
-          </w:tcPr>
-          <w:p>
-            <w:r>
-              <w:rPr>
-                <w:color w:val="6B7280"/>
-                <w:sz w:val="18"/>
-              </w:rPr>
-              <w:t>The system is</w:t>
-            </w:r>
-          </w:p>
-        </w:tc>
-        <w:tc>
-          <w:tcPr>
-            <w:tcW w:type="dxa" w:w="2551"/>
-            <w:shd w:val="clear" w:color="auto" w:fill="EFF1F4"/>
-          </w:tcPr>
-          <w:p>
-            <w:r>
-              <w:rPr>
-                <w:sz w:val="20"/>
-              </w:rPr>
-              <w:t>[New / Modification]</w:t>
-            </w:r>
-          </w:p>
-        </w:tc>
-        <w:tc>
-          <w:tcPr>
-            <w:tcW w:type="dxa" w:w="1984"/>
-          </w:tcPr>
-          <w:p>
-            <w:r>
-              <w:rPr>
-                <w:color w:val="6B7280"/>
-                <w:sz w:val="18"/>
-              </w:rPr>
-              <w:t>Category</w:t>
-            </w:r>
-          </w:p>
-        </w:tc>
-        <w:tc>
-          <w:tcPr>
-            <w:tcW w:type="dxa" w:w="2551"/>
-            <w:shd w:val="clear" w:color="auto" w:fill="EFF1F4"/>
-          </w:tcPr>
-          <w:p>
-            <w:r>
-              <w:rPr>
-                <w:sz w:val="20"/>
-              </w:rPr>
-              <w:t>[Category of System]</w:t>
-            </w:r>
-          </w:p>
-        </w:tc>
-      </w:tr>
-    </w:tbl>
-    <w:p>
-      <w:pPr>
-        <w:spacing w:after="40"/>
-      </w:pPr>
-      <w:r>
-        <w:rPr>
-          <w:b/>
-          <w:color w:val="C53030"/>
-          <w:sz w:val="20"/>
-        </w:rPr>
-        <w:t>System Examinations and Recommendations</w:t>
-      </w:r>
-    </w:p>
-    <w:p>
-      <w:r>
-        <w:rPr>
-          <w:i/>
-          <w:sz w:val="16"/>
-        </w:rPr>
-        <w:t>Tick boxes or insert N/A (not applicable) as appropriate.</w:t>
-      </w:r>
-    </w:p>
-    <w:p>
-      <w:pPr>
-        <w:spacing w:after="40"/>
-      </w:pPr>
-      <w:r>
-        <w:rPr>
-          <w:sz w:val="22"/>
-        </w:rPr>
-        <w:t xml:space="preserve">☐   </w:t>
-      </w:r>
-      <w:r>
-        <w:rPr>
-          <w:sz w:val="18"/>
-        </w:rPr>
-        <w:t>All equipment operates correctly</w:t>
-      </w:r>
-    </w:p>
-    <w:p>
-      <w:pPr>
-        <w:spacing w:after="40"/>
-      </w:pPr>
-      <w:r>
-        <w:rPr>
-          <w:sz w:val="22"/>
-        </w:rPr>
-        <w:t xml:space="preserve">☐   </w:t>
-      </w:r>
-      <w:r>
-        <w:rPr>
-          <w:sz w:val="18"/>
-        </w:rPr>
-        <w:t>Installation work is, as far as can reasonably be ascertained, of an acceptable standard</w:t>
-      </w:r>
-    </w:p>
-    <w:p>
-      <w:pPr>
-        <w:spacing w:after="40"/>
-      </w:pPr>
-      <w:r>
-        <w:rPr>
-          <w:sz w:val="22"/>
-        </w:rPr>
-        <w:t xml:space="preserve">☐   </w:t>
-      </w:r>
-      <w:r>
-        <w:rPr>
-          <w:sz w:val="18"/>
-        </w:rPr>
-        <w:t>The entire system has been inspected and tested in accordance with the recommendations of clause 39.2c of the current BS 5839-1</w:t>
-      </w:r>
-    </w:p>
-    <w:p>
-      <w:pPr>
-        <w:spacing w:after="40"/>
-      </w:pPr>
-      <w:r>
-        <w:rPr>
-          <w:sz w:val="22"/>
-        </w:rPr>
-        <w:t xml:space="preserve">☐   </w:t>
-      </w:r>
-      <w:r>
-        <w:rPr>
-          <w:sz w:val="18"/>
-        </w:rPr>
-        <w:t>The system performs as required by the specification prepared by</w:t>
-      </w:r>
-    </w:p>
-    <w:p>
-      <w:pPr>
-        <w:spacing w:after="40"/>
-      </w:pPr>
-      <w:r>
-        <w:rPr>
-          <w:sz w:val="22"/>
-        </w:rPr>
-        <w:t xml:space="preserve">☐   </w:t>
-      </w:r>
-      <w:r>
-        <w:rPr>
-          <w:sz w:val="18"/>
-        </w:rPr>
-        <w:t>Taking into account the guidance in section 3 of the current BS 5839-1, I/we have not identified any obvious potential for any unacceptable rate of false alarms</w:t>
-      </w:r>
-    </w:p>
-    <w:p>
-      <w:pPr>
-        <w:spacing w:after="40"/>
-      </w:pPr>
-      <w:r>
-        <w:rPr>
-          <w:sz w:val="22"/>
-        </w:rPr>
-        <w:t xml:space="preserve">☐   </w:t>
-      </w:r>
-      <w:r>
-        <w:rPr>
-          <w:sz w:val="18"/>
-        </w:rPr>
-        <w:t>The documentation described in clause 40 of the standard has been provided to the user</w:t>
-      </w:r>
-    </w:p>
-    <w:tbl>
-      <w:tblPr>
-        <w:tblW w:type="auto" w:w="0"/>
-        <w:jc w:val="left"/>
-        <w:tblLayout w:type="fixed"/>
-        <w:tblLook w:firstColumn="1" w:firstRow="1" w:lastColumn="0" w:lastRow="0" w:noHBand="0" w:noVBand="1" w:val="04A0"/>
-        <w:tblBorders>
-          <w:top w:val="nil"/>
-          <w:left w:val="nil"/>
-          <w:bottom w:val="nil"/>
-          <w:right w:val="nil"/>
-          <w:insideH w:val="nil"/>
-          <w:insideV w:val="nil"/>
-        </w:tblBorders>
-      </w:tblPr>
-      <w:tblGrid>
-        <w:gridCol w:w="5270"/>
-        <w:gridCol w:w="5270"/>
-      </w:tblGrid>
-      <w:tr>
-        <w:tc>
-          <w:tcPr>
-            <w:tcW w:type="dxa" w:w="3118"/>
-          </w:tcPr>
-          <w:p>
-            <w:r>
-              <w:rPr>
-                <w:color w:val="6B7280"/>
-                <w:sz w:val="18"/>
-              </w:rPr>
-              <w:t>Specification prepared by</w:t>
-            </w:r>
-          </w:p>
-        </w:tc>
-        <w:tc>
-          <w:tcPr>
-            <w:tcW w:type="dxa" w:w="5953"/>
-            <w:shd w:val="clear" w:color="auto" w:fill="EFF1F4"/>
-          </w:tcPr>
-          <w:p>
-            <w:r>
-              <w:rPr>
-                <w:sz w:val="20"/>
-              </w:rPr>
-              <w:t>[Specifier]</w:t>
-            </w:r>
-          </w:p>
-        </w:tc>
-      </w:tr>
-    </w:tbl>
-    <w:p>
-      <w:pPr>
-        <w:spacing w:after="40"/>
-      </w:pPr>
-      <w:r>
-        <w:rPr>
-          <w:b/>
-          <w:color w:val="C53030"/>
-          <w:sz w:val="20"/>
-        </w:rPr>
-        <w:t>The following work should be completed before/after (delete as applicable) the system becomes operational:</w:t>
-      </w:r>
-    </w:p>
-    <w:tbl>
-      <w:tblPr>
-        <w:tblW w:type="auto" w:w="0"/>
         <w:tblLook w:firstColumn="1" w:firstRow="1" w:lastColumn="0" w:lastRow="0" w:noHBand="0" w:noVBand="1" w:val="04A0"/>
         <w:tblBorders>
           <w:top w:val="nil"/>
@@ -623,37 +77,247 @@
       <w:tr>
         <w:tc>
           <w:tcPr>
-            <w:tcW w:type="dxa" w:w="10540"/>
+            <w:tcW w:type="dxa" w:w="9921"/>
             <w:shd w:val="clear" w:color="auto" w:fill="EFF1F4"/>
+            <w:tcMar>
+              <w:top w:w="160" w:type="dxa"/>
+              <w:bottom w:w="160" w:type="dxa"/>
+              <w:left w:w="200" w:type="dxa"/>
+              <w:right w:w="200" w:type="dxa"/>
+            </w:tcMar>
           </w:tcPr>
           <w:p>
+            <w:pPr>
+              <w:spacing w:after="120"/>
+            </w:pPr>
             <w:r>
               <w:rPr>
+                <w:rFonts w:ascii="Calibri" w:hAnsi="Calibri"/>
+                <w:b/>
+                <w:color w:val="E03E3E"/>
                 <w:sz w:val="20"/>
               </w:rPr>
-              <w:t>[Outstanding Work]</w:t>
+              <w:t>Details of Client</w:t>
             </w:r>
           </w:p>
+          <w:tbl>
+            <w:tblPr>
+              <w:tblW w:type="auto" w:w="0"/>
+              <w:tblLayout w:type="fixed"/>
+              <w:tblLook w:firstColumn="1" w:firstRow="1" w:lastColumn="0" w:lastRow="0" w:noHBand="0" w:noVBand="1" w:val="04A0"/>
+              <w:tblBorders>
+                <w:top w:val="nil"/>
+                <w:left w:val="nil"/>
+                <w:bottom w:val="nil"/>
+                <w:right w:val="nil"/>
+                <w:insideH w:val="nil"/>
+                <w:insideV w:val="nil"/>
+              </w:tblBorders>
+            </w:tblPr>
+            <w:tblGrid>
+              <w:gridCol w:w="4960"/>
+              <w:gridCol w:w="4960"/>
+            </w:tblGrid>
+            <w:tr>
+              <w:tc>
+                <w:tcPr>
+                  <w:tcW w:type="dxa" w:w="2268"/>
+                  <w:vAlign w:val="center"/>
+                </w:tcPr>
+                <w:p>
+                  <w:r>
+                    <w:rPr>
+                      <w:rFonts w:ascii="Calibri" w:hAnsi="Calibri"/>
+                      <w:color w:val="E03E3E"/>
+                      <w:sz w:val="18"/>
+                    </w:rPr>
+                    <w:t>Name</w:t>
+                  </w:r>
+                </w:p>
+              </w:tc>
+              <w:tc>
+                <w:tcPr>
+                  <w:tcW w:type="dxa" w:w="7370"/>
+                  <w:vAlign w:val="center"/>
+                  <w:shd w:val="clear" w:color="auto" w:fill="FFFFFF"/>
+                  <w:tcBorders>
+                    <w:top w:val="single" w:sz="4" w:space="0" w:color="C7CCD3"/>
+                    <w:left w:val="single" w:sz="4" w:space="0" w:color="C7CCD3"/>
+                    <w:bottom w:val="single" w:sz="4" w:space="0" w:color="C7CCD3"/>
+                    <w:right w:val="single" w:sz="4" w:space="0" w:color="C7CCD3"/>
+                  </w:tcBorders>
+                  <w:tcMar>
+                    <w:top w:w="60" w:type="dxa"/>
+                    <w:bottom w:w="60" w:type="dxa"/>
+                    <w:left w:w="100" w:type="dxa"/>
+                    <w:right w:w="100" w:type="dxa"/>
+                  </w:tcMar>
+                </w:tcPr>
+                <w:p>
+                  <w:r>
+                    <w:rPr>
+                      <w:rFonts w:ascii="Calibri" w:hAnsi="Calibri"/>
+                      <w:color w:val="1A1F2C"/>
+                      <w:sz w:val="20"/>
+                    </w:rPr>
+                    <w:t>[Customer Name]</w:t>
+                  </w:r>
+                </w:p>
+              </w:tc>
+            </w:tr>
+          </w:tbl>
+          <w:p/>
+          <w:tbl>
+            <w:tblPr>
+              <w:tblW w:type="auto" w:w="0"/>
+              <w:tblLayout w:type="fixed"/>
+              <w:tblLook w:firstColumn="1" w:firstRow="1" w:lastColumn="0" w:lastRow="0" w:noHBand="0" w:noVBand="1" w:val="04A0"/>
+              <w:tblBorders>
+                <w:top w:val="nil"/>
+                <w:left w:val="nil"/>
+                <w:bottom w:val="nil"/>
+                <w:right w:val="nil"/>
+                <w:insideH w:val="nil"/>
+                <w:insideV w:val="nil"/>
+              </w:tblBorders>
+            </w:tblPr>
+            <w:tblGrid>
+              <w:gridCol w:w="4960"/>
+              <w:gridCol w:w="4960"/>
+            </w:tblGrid>
+            <w:tr>
+              <w:tc>
+                <w:tcPr>
+                  <w:tcW w:type="dxa" w:w="2268"/>
+                  <w:vAlign w:val="center"/>
+                </w:tcPr>
+                <w:p>
+                  <w:r>
+                    <w:rPr>
+                      <w:rFonts w:ascii="Calibri" w:hAnsi="Calibri"/>
+                      <w:color w:val="E03E3E"/>
+                      <w:sz w:val="18"/>
+                    </w:rPr>
+                    <w:t>Address</w:t>
+                  </w:r>
+                </w:p>
+              </w:tc>
+              <w:tc>
+                <w:tcPr>
+                  <w:tcW w:type="dxa" w:w="7370"/>
+                  <w:vAlign w:val="center"/>
+                  <w:shd w:val="clear" w:color="auto" w:fill="FFFFFF"/>
+                  <w:tcBorders>
+                    <w:top w:val="single" w:sz="4" w:space="0" w:color="C7CCD3"/>
+                    <w:left w:val="single" w:sz="4" w:space="0" w:color="C7CCD3"/>
+                    <w:bottom w:val="single" w:sz="4" w:space="0" w:color="C7CCD3"/>
+                    <w:right w:val="single" w:sz="4" w:space="0" w:color="C7CCD3"/>
+                  </w:tcBorders>
+                  <w:tcMar>
+                    <w:top w:w="60" w:type="dxa"/>
+                    <w:bottom w:w="60" w:type="dxa"/>
+                    <w:left w:w="100" w:type="dxa"/>
+                    <w:right w:w="100" w:type="dxa"/>
+                  </w:tcMar>
+                </w:tcPr>
+                <w:p>
+                  <w:r>
+                    <w:rPr>
+                      <w:rFonts w:ascii="Calibri" w:hAnsi="Calibri"/>
+                      <w:color w:val="1A1F2C"/>
+                      <w:sz w:val="20"/>
+                    </w:rPr>
+                    <w:t>[Customer Address]</w:t>
+                  </w:r>
+                </w:p>
+              </w:tc>
+            </w:tr>
+          </w:tbl>
+          <w:p/>
+          <w:tbl>
+            <w:tblPr>
+              <w:tblW w:type="auto" w:w="0"/>
+              <w:tblLayout w:type="fixed"/>
+              <w:tblLook w:firstColumn="1" w:firstRow="1" w:lastColumn="0" w:lastRow="0" w:noHBand="0" w:noVBand="1" w:val="04A0"/>
+              <w:tblBorders>
+                <w:top w:val="nil"/>
+                <w:left w:val="nil"/>
+                <w:bottom w:val="nil"/>
+                <w:right w:val="nil"/>
+                <w:insideH w:val="nil"/>
+                <w:insideV w:val="nil"/>
+              </w:tblBorders>
+            </w:tblPr>
+            <w:tblGrid>
+              <w:gridCol w:w="4960"/>
+              <w:gridCol w:w="4960"/>
+            </w:tblGrid>
+            <w:tr>
+              <w:tc>
+                <w:tcPr>
+                  <w:tcW w:type="dxa" w:w="2268"/>
+                  <w:vAlign w:val="center"/>
+                </w:tcPr>
+                <w:p>
+                  <w:r>
+                    <w:rPr>
+                      <w:rFonts w:ascii="Calibri" w:hAnsi="Calibri"/>
+                      <w:color w:val="E03E3E"/>
+                      <w:sz w:val="18"/>
+                    </w:rPr>
+                    <w:t>Postcode</w:t>
+                  </w:r>
+                </w:p>
+              </w:tc>
+              <w:tc>
+                <w:tcPr>
+                  <w:tcW w:type="dxa" w:w="3402"/>
+                  <w:vAlign w:val="center"/>
+                  <w:shd w:val="clear" w:color="auto" w:fill="FFFFFF"/>
+                  <w:tcBorders>
+                    <w:top w:val="single" w:sz="4" w:space="0" w:color="C7CCD3"/>
+                    <w:left w:val="single" w:sz="4" w:space="0" w:color="C7CCD3"/>
+                    <w:bottom w:val="single" w:sz="4" w:space="0" w:color="C7CCD3"/>
+                    <w:right w:val="single" w:sz="4" w:space="0" w:color="C7CCD3"/>
+                  </w:tcBorders>
+                  <w:tcMar>
+                    <w:top w:w="60" w:type="dxa"/>
+                    <w:bottom w:w="60" w:type="dxa"/>
+                    <w:left w:w="100" w:type="dxa"/>
+                    <w:right w:w="100" w:type="dxa"/>
+                  </w:tcMar>
+                </w:tcPr>
+                <w:p>
+                  <w:r>
+                    <w:rPr>
+                      <w:rFonts w:ascii="Calibri" w:hAnsi="Calibri"/>
+                      <w:color w:val="1A1F2C"/>
+                      <w:sz w:val="20"/>
+                    </w:rPr>
+                    <w:t>[Customer Postcode]</w:t>
+                  </w:r>
+                </w:p>
+              </w:tc>
+            </w:tr>
+          </w:tbl>
           <w:p/>
         </w:tc>
       </w:tr>
     </w:tbl>
     <w:p>
       <w:pPr>
-        <w:spacing w:after="40"/>
+        <w:spacing w:after="0"/>
       </w:pPr>
       <w:r>
         <w:rPr>
-          <w:b/>
-          <w:color w:val="C53030"/>
-          <w:sz w:val="20"/>
+          <w:sz w:val="4"/>
         </w:rPr>
-        <w:t>The following potential causes of false alarm should be considered at the time of the next service:</w:t>
       </w:r>
     </w:p>
     <w:tbl>
       <w:tblPr>
         <w:tblW w:type="auto" w:w="0"/>
+        <w:tblLayout w:type="fixed"/>
         <w:tblLook w:firstColumn="1" w:firstRow="1" w:lastColumn="0" w:lastRow="0" w:noHBand="0" w:noVBand="1" w:val="04A0"/>
         <w:tblBorders>
           <w:top w:val="nil"/>
@@ -670,141 +334,294 @@
       <w:tr>
         <w:tc>
           <w:tcPr>
-            <w:tcW w:type="dxa" w:w="10540"/>
+            <w:tcW w:type="dxa" w:w="9921"/>
             <w:shd w:val="clear" w:color="auto" w:fill="EFF1F4"/>
+            <w:tcMar>
+              <w:top w:w="160" w:type="dxa"/>
+              <w:bottom w:w="160" w:type="dxa"/>
+              <w:left w:w="200" w:type="dxa"/>
+              <w:right w:w="200" w:type="dxa"/>
+            </w:tcMar>
           </w:tcPr>
           <w:p>
+            <w:pPr>
+              <w:spacing w:after="120"/>
+            </w:pPr>
             <w:r>
               <w:rPr>
+                <w:rFonts w:ascii="Calibri" w:hAnsi="Calibri"/>
+                <w:b/>
+                <w:color w:val="E03E3E"/>
                 <w:sz w:val="20"/>
               </w:rPr>
-              <w:t>[False Alarm Risks]</w:t>
+              <w:t>Details of the Fire Alarm and Detection System</w:t>
             </w:r>
           </w:p>
+          <w:tbl>
+            <w:tblPr>
+              <w:tblW w:type="auto" w:w="0"/>
+              <w:tblLayout w:type="fixed"/>
+              <w:tblLook w:firstColumn="1" w:firstRow="1" w:lastColumn="0" w:lastRow="0" w:noHBand="0" w:noVBand="1" w:val="04A0"/>
+              <w:tblBorders>
+                <w:top w:val="nil"/>
+                <w:left w:val="nil"/>
+                <w:bottom w:val="nil"/>
+                <w:right w:val="nil"/>
+                <w:insideH w:val="nil"/>
+                <w:insideV w:val="nil"/>
+              </w:tblBorders>
+            </w:tblPr>
+            <w:tblGrid>
+              <w:gridCol w:w="4960"/>
+              <w:gridCol w:w="4960"/>
+            </w:tblGrid>
+            <w:tr>
+              <w:tc>
+                <w:tcPr>
+                  <w:tcW w:type="dxa" w:w="2268"/>
+                  <w:vAlign w:val="center"/>
+                </w:tcPr>
+                <w:p>
+                  <w:r>
+                    <w:rPr>
+                      <w:rFonts w:ascii="Calibri" w:hAnsi="Calibri"/>
+                      <w:color w:val="E03E3E"/>
+                      <w:sz w:val="18"/>
+                    </w:rPr>
+                    <w:t>Address</w:t>
+                  </w:r>
+                </w:p>
+              </w:tc>
+              <w:tc>
+                <w:tcPr>
+                  <w:tcW w:type="dxa" w:w="7370"/>
+                  <w:vAlign w:val="center"/>
+                  <w:shd w:val="clear" w:color="auto" w:fill="FFFFFF"/>
+                  <w:tcBorders>
+                    <w:top w:val="single" w:sz="4" w:space="0" w:color="C7CCD3"/>
+                    <w:left w:val="single" w:sz="4" w:space="0" w:color="C7CCD3"/>
+                    <w:bottom w:val="single" w:sz="4" w:space="0" w:color="C7CCD3"/>
+                    <w:right w:val="single" w:sz="4" w:space="0" w:color="C7CCD3"/>
+                  </w:tcBorders>
+                  <w:tcMar>
+                    <w:top w:w="60" w:type="dxa"/>
+                    <w:bottom w:w="60" w:type="dxa"/>
+                    <w:left w:w="100" w:type="dxa"/>
+                    <w:right w:w="100" w:type="dxa"/>
+                  </w:tcMar>
+                </w:tcPr>
+                <w:p>
+                  <w:r>
+                    <w:rPr>
+                      <w:rFonts w:ascii="Calibri" w:hAnsi="Calibri"/>
+                      <w:color w:val="1A1F2C"/>
+                      <w:sz w:val="20"/>
+                    </w:rPr>
+                    <w:t>[Site Address]</w:t>
+                  </w:r>
+                </w:p>
+              </w:tc>
+            </w:tr>
+          </w:tbl>
           <w:p/>
-        </w:tc>
-      </w:tr>
-    </w:tbl>
-    <w:tbl>
-      <w:tblPr>
-        <w:tblW w:type="auto" w:w="0"/>
-        <w:jc w:val="left"/>
-        <w:tblLayout w:type="fixed"/>
-        <w:tblLook w:firstColumn="1" w:firstRow="1" w:lastColumn="0" w:lastRow="0" w:noHBand="0" w:noVBand="1" w:val="04A0"/>
-        <w:tblBorders>
-          <w:top w:val="nil"/>
-          <w:left w:val="nil"/>
-          <w:bottom w:val="nil"/>
-          <w:right w:val="nil"/>
-          <w:insideH w:val="nil"/>
-          <w:insideV w:val="nil"/>
-        </w:tblBorders>
-      </w:tblPr>
-      <w:tblGrid>
-        <w:gridCol w:w="2635"/>
-        <w:gridCol w:w="2635"/>
-        <w:gridCol w:w="2635"/>
-        <w:gridCol w:w="2635"/>
-      </w:tblGrid>
-      <w:tr>
-        <w:tc>
-          <w:tcPr>
-            <w:tcW w:type="dxa" w:w="1984"/>
-          </w:tcPr>
-          <w:p>
-            <w:r>
-              <w:rPr>
-                <w:color w:val="6B7280"/>
-                <w:sz w:val="18"/>
-              </w:rPr>
-              <w:t>Soak test period (weeks)</w:t>
-            </w:r>
-          </w:p>
-        </w:tc>
-        <w:tc>
-          <w:tcPr>
-            <w:tcW w:type="dxa" w:w="2551"/>
-            <w:shd w:val="clear" w:color="auto" w:fill="EFF1F4"/>
-          </w:tcPr>
-          <w:p>
-            <w:r>
-              <w:rPr>
-                <w:sz w:val="20"/>
-              </w:rPr>
-              <w:t>[Soak Test Weeks]</w:t>
-            </w:r>
-          </w:p>
-        </w:tc>
-        <w:tc>
-          <w:tcPr>
-            <w:tcW w:type="dxa" w:w="1984"/>
-          </w:tcPr>
-          <w:p>
-            <w:r>
-              <w:rPr>
-                <w:color w:val="6B7280"/>
-                <w:sz w:val="18"/>
-              </w:rPr>
-              <w:t>or</w:t>
-            </w:r>
-          </w:p>
-        </w:tc>
-        <w:tc>
-          <w:tcPr>
-            <w:tcW w:type="dxa" w:w="2551"/>
-            <w:shd w:val="clear" w:color="auto" w:fill="EFF1F4"/>
-          </w:tcPr>
-          <w:p>
-            <w:r>
-              <w:rPr>
-                <w:sz w:val="20"/>
-              </w:rPr>
-              <w:t>[N/A]</w:t>
-            </w:r>
-          </w:p>
+          <w:tbl>
+            <w:tblPr>
+              <w:tblW w:type="auto" w:w="0"/>
+              <w:tblLayout w:type="fixed"/>
+              <w:tblLook w:firstColumn="1" w:firstRow="1" w:lastColumn="0" w:lastRow="0" w:noHBand="0" w:noVBand="1" w:val="04A0"/>
+              <w:tblBorders>
+                <w:top w:val="nil"/>
+                <w:left w:val="nil"/>
+                <w:bottom w:val="nil"/>
+                <w:right w:val="nil"/>
+                <w:insideH w:val="nil"/>
+                <w:insideV w:val="nil"/>
+              </w:tblBorders>
+            </w:tblPr>
+            <w:tblGrid>
+              <w:gridCol w:w="4960"/>
+              <w:gridCol w:w="4960"/>
+            </w:tblGrid>
+            <w:tr>
+              <w:tc>
+                <w:tcPr>
+                  <w:tcW w:type="dxa" w:w="2268"/>
+                  <w:vAlign w:val="center"/>
+                </w:tcPr>
+                <w:p>
+                  <w:r>
+                    <w:rPr>
+                      <w:rFonts w:ascii="Calibri" w:hAnsi="Calibri"/>
+                      <w:color w:val="E03E3E"/>
+                      <w:sz w:val="18"/>
+                    </w:rPr>
+                    <w:t>Extent of system covered by this</w:t>
+                  </w:r>
+                </w:p>
+              </w:tc>
+              <w:tc>
+                <w:tcPr>
+                  <w:tcW w:type="dxa" w:w="7370"/>
+                  <w:vAlign w:val="center"/>
+                  <w:shd w:val="clear" w:color="auto" w:fill="FFFFFF"/>
+                  <w:tcBorders>
+                    <w:top w:val="single" w:sz="4" w:space="0" w:color="C7CCD3"/>
+                    <w:left w:val="single" w:sz="4" w:space="0" w:color="C7CCD3"/>
+                    <w:bottom w:val="single" w:sz="4" w:space="0" w:color="C7CCD3"/>
+                    <w:right w:val="single" w:sz="4" w:space="0" w:color="C7CCD3"/>
+                  </w:tcBorders>
+                  <w:tcMar>
+                    <w:top w:w="60" w:type="dxa"/>
+                    <w:bottom w:w="60" w:type="dxa"/>
+                    <w:left w:w="100" w:type="dxa"/>
+                    <w:right w:w="100" w:type="dxa"/>
+                  </w:tcMar>
+                </w:tcPr>
+                <w:p>
+                  <w:r>
+                    <w:rPr>
+                      <w:rFonts w:ascii="Calibri" w:hAnsi="Calibri"/>
+                      <w:color w:val="1A1F2C"/>
+                      <w:sz w:val="20"/>
+                    </w:rPr>
+                    <w:t>[Extent of System]</w:t>
+                  </w:r>
+                </w:p>
+              </w:tc>
+            </w:tr>
+          </w:tbl>
+          <w:p/>
+          <w:tbl>
+            <w:tblPr>
+              <w:tblW w:type="auto" w:w="0"/>
+              <w:tblLayout w:type="fixed"/>
+              <w:tblLook w:firstColumn="1" w:firstRow="1" w:lastColumn="0" w:lastRow="0" w:noHBand="0" w:noVBand="1" w:val="04A0"/>
+              <w:tblBorders>
+                <w:top w:val="nil"/>
+                <w:left w:val="nil"/>
+                <w:bottom w:val="nil"/>
+                <w:right w:val="nil"/>
+                <w:insideH w:val="nil"/>
+                <w:insideV w:val="nil"/>
+              </w:tblBorders>
+            </w:tblPr>
+            <w:tblGrid>
+              <w:gridCol w:w="2480"/>
+              <w:gridCol w:w="2480"/>
+              <w:gridCol w:w="2480"/>
+              <w:gridCol w:w="2480"/>
+            </w:tblGrid>
+            <w:tr>
+              <w:tc>
+                <w:tcPr>
+                  <w:tcW w:type="dxa" w:w="1474"/>
+                  <w:vAlign w:val="center"/>
+                </w:tcPr>
+                <w:p>
+                  <w:r>
+                    <w:rPr>
+                      <w:rFonts w:ascii="Calibri" w:hAnsi="Calibri"/>
+                      <w:color w:val="E03E3E"/>
+                      <w:sz w:val="18"/>
+                    </w:rPr>
+                    <w:t>The system is</w:t>
+                  </w:r>
+                </w:p>
+              </w:tc>
+              <w:tc>
+                <w:tcPr>
+                  <w:tcW w:type="dxa" w:w="3628"/>
+                  <w:vAlign w:val="center"/>
+                  <w:shd w:val="clear" w:color="auto" w:fill="FFFFFF"/>
+                  <w:tcBorders>
+                    <w:top w:val="single" w:sz="4" w:space="0" w:color="C7CCD3"/>
+                    <w:left w:val="single" w:sz="4" w:space="0" w:color="C7CCD3"/>
+                    <w:bottom w:val="single" w:sz="4" w:space="0" w:color="C7CCD3"/>
+                    <w:right w:val="single" w:sz="4" w:space="0" w:color="C7CCD3"/>
+                  </w:tcBorders>
+                  <w:tcMar>
+                    <w:top w:w="60" w:type="dxa"/>
+                    <w:bottom w:w="60" w:type="dxa"/>
+                    <w:left w:w="100" w:type="dxa"/>
+                    <w:right w:w="100" w:type="dxa"/>
+                  </w:tcMar>
+                </w:tcPr>
+                <w:p>
+                  <w:r>
+                    <w:rPr>
+                      <w:rFonts w:ascii="Calibri" w:hAnsi="Calibri"/>
+                      <w:color w:val="1A1F2C"/>
+                      <w:sz w:val="20"/>
+                    </w:rPr>
+                    <w:t>[New / Modification]</w:t>
+                  </w:r>
+                </w:p>
+              </w:tc>
+              <w:tc>
+                <w:tcPr>
+                  <w:tcW w:type="dxa" w:w="1361"/>
+                  <w:vAlign w:val="center"/>
+                </w:tcPr>
+                <w:p>
+                  <w:r>
+                    <w:rPr>
+                      <w:rFonts w:ascii="Calibri" w:hAnsi="Calibri"/>
+                      <w:color w:val="E03E3E"/>
+                      <w:sz w:val="18"/>
+                    </w:rPr>
+                    <w:t>Category</w:t>
+                  </w:r>
+                </w:p>
+              </w:tc>
+              <w:tc>
+                <w:tcPr>
+                  <w:tcW w:type="dxa" w:w="3458"/>
+                  <w:vAlign w:val="center"/>
+                  <w:shd w:val="clear" w:color="auto" w:fill="FFFFFF"/>
+                  <w:tcBorders>
+                    <w:top w:val="single" w:sz="4" w:space="0" w:color="C7CCD3"/>
+                    <w:left w:val="single" w:sz="4" w:space="0" w:color="C7CCD3"/>
+                    <w:bottom w:val="single" w:sz="4" w:space="0" w:color="C7CCD3"/>
+                    <w:right w:val="single" w:sz="4" w:space="0" w:color="C7CCD3"/>
+                  </w:tcBorders>
+                  <w:tcMar>
+                    <w:top w:w="60" w:type="dxa"/>
+                    <w:bottom w:w="60" w:type="dxa"/>
+                    <w:left w:w="100" w:type="dxa"/>
+                    <w:right w:w="100" w:type="dxa"/>
+                  </w:tcMar>
+                </w:tcPr>
+                <w:p>
+                  <w:r>
+                    <w:rPr>
+                      <w:rFonts w:ascii="Calibri" w:hAnsi="Calibri"/>
+                      <w:color w:val="1A1F2C"/>
+                      <w:sz w:val="20"/>
+                    </w:rPr>
+                    <w:t>[Category of System]</w:t>
+                  </w:r>
+                </w:p>
+              </w:tc>
+            </w:tr>
+          </w:tbl>
+          <w:p/>
         </w:tc>
       </w:tr>
     </w:tbl>
     <w:p>
       <w:pPr>
-        <w:spacing w:after="40"/>
+        <w:spacing w:after="0"/>
       </w:pPr>
       <w:r>
         <w:rPr>
-          <w:b/>
-          <w:color w:val="C53030"/>
-          <w:sz w:val="20"/>
+          <w:sz w:val="4"/>
         </w:rPr>
-        <w:t>Certificate of Commissioning</w:t>
-      </w:r>
-    </w:p>
-    <w:p>
-      <w:pPr>
-        <w:spacing w:after="160"/>
-      </w:pPr>
-      <w:r>
-        <w:rPr>
-          <w:sz w:val="18"/>
-        </w:rPr>
-        <w:t>I/We being the competent person(s) responsible (as indicated by my/our signature(s) below) for the commissioning of the fire alarm system, particulars of which are set out above, certify that the said work for which I/we have been responsible complies to the best of my/our knowledge and belief with the recommendations of clause 39 of BS 5839-1:2025, except for the variations, if any, stated in this certificate.</w:t>
-      </w:r>
-    </w:p>
-    <w:p>
-      <w:pPr>
-        <w:spacing w:after="40"/>
-      </w:pPr>
-      <w:r>
-        <w:rPr>
-          <w:b/>
-          <w:color w:val="C53030"/>
-          <w:sz w:val="20"/>
-        </w:rPr>
-        <w:t>Variations from the recommendations of clause 39 of the current BS 5839-1:</w:t>
       </w:r>
     </w:p>
     <w:tbl>
       <w:tblPr>
         <w:tblW w:type="auto" w:w="0"/>
+        <w:tblLayout w:type="fixed"/>
         <w:tblLook w:firstColumn="1" w:firstRow="1" w:lastColumn="0" w:lastRow="0" w:noHBand="0" w:noVBand="1" w:val="04A0"/>
         <w:tblBorders>
           <w:top w:val="nil"/>
@@ -821,198 +638,494 @@
       <w:tr>
         <w:tc>
           <w:tcPr>
-            <w:tcW w:type="dxa" w:w="10540"/>
+            <w:tcW w:type="dxa" w:w="9921"/>
             <w:shd w:val="clear" w:color="auto" w:fill="EFF1F4"/>
+            <w:tcMar>
+              <w:top w:w="160" w:type="dxa"/>
+              <w:bottom w:w="160" w:type="dxa"/>
+              <w:left w:w="200" w:type="dxa"/>
+              <w:right w:w="200" w:type="dxa"/>
+            </w:tcMar>
           </w:tcPr>
           <w:p>
+            <w:pPr>
+              <w:spacing w:after="120"/>
+            </w:pPr>
             <w:r>
               <w:rPr>
+                <w:rFonts w:ascii="Calibri" w:hAnsi="Calibri"/>
+                <w:b/>
+                <w:color w:val="E03E3E"/>
                 <w:sz w:val="20"/>
               </w:rPr>
-              <w:t>[Cl 39 Variations]</w:t>
+              <w:t>System Examinations and Recommendations</w:t>
             </w:r>
           </w:p>
-          <w:p/>
-        </w:tc>
-      </w:tr>
-    </w:tbl>
-    <w:tbl>
-      <w:tblPr>
-        <w:tblW w:type="auto" w:w="0"/>
-        <w:jc w:val="left"/>
-        <w:tblLayout w:type="fixed"/>
-        <w:tblLook w:firstColumn="1" w:firstRow="1" w:lastColumn="0" w:lastRow="0" w:noHBand="0" w:noVBand="1" w:val="04A0"/>
-        <w:tblBorders>
-          <w:top w:val="nil"/>
-          <w:left w:val="nil"/>
-          <w:bottom w:val="nil"/>
-          <w:right w:val="nil"/>
-          <w:insideH w:val="nil"/>
-          <w:insideV w:val="nil"/>
-        </w:tblBorders>
-      </w:tblPr>
-      <w:tblGrid>
-        <w:gridCol w:w="2635"/>
-        <w:gridCol w:w="2635"/>
-        <w:gridCol w:w="2635"/>
-        <w:gridCol w:w="2635"/>
-      </w:tblGrid>
-      <w:tr>
-        <w:tc>
-          <w:tcPr>
-            <w:tcW w:type="dxa" w:w="1984"/>
-          </w:tcPr>
           <w:p>
+            <w:pPr>
+              <w:spacing w:after="80"/>
+            </w:pPr>
             <w:r>
               <w:rPr>
-                <w:color w:val="6B7280"/>
+                <w:rFonts w:ascii="Calibri" w:hAnsi="Calibri"/>
+                <w:i/>
+                <w:color w:val="1A1F2C"/>
+                <w:sz w:val="16"/>
+              </w:rPr>
+              <w:t>Tick boxes or insert N/A (not applicable, as appropriate)</w:t>
+            </w:r>
+          </w:p>
+          <w:p>
+            <w:pPr>
+              <w:spacing w:after="40"/>
+            </w:pPr>
+            <w:r>
+              <w:rPr>
+                <w:rFonts w:ascii="Calibri" w:hAnsi="Calibri"/>
+                <w:sz w:val="22"/>
+              </w:rPr>
+              <w:t xml:space="preserve">☐  </w:t>
+            </w:r>
+            <w:r>
+              <w:rPr>
+                <w:rFonts w:ascii="Calibri" w:hAnsi="Calibri"/>
+                <w:color w:val="1A1F2C"/>
                 <w:sz w:val="18"/>
               </w:rPr>
-              <w:t>Commissioning Engineer Name</w:t>
+              <w:t>All equipment operates correctly</w:t>
             </w:r>
           </w:p>
-        </w:tc>
-        <w:tc>
-          <w:tcPr>
-            <w:tcW w:type="dxa" w:w="2551"/>
-            <w:shd w:val="clear" w:color="auto" w:fill="EFF1F4"/>
-          </w:tcPr>
           <w:p>
+            <w:pPr>
+              <w:spacing w:after="40"/>
+            </w:pPr>
             <w:r>
               <w:rPr>
-                <w:sz w:val="20"/>
+                <w:rFonts w:ascii="Calibri" w:hAnsi="Calibri"/>
+                <w:sz w:val="22"/>
               </w:rPr>
-              <w:t>[Engineer Name]</w:t>
+              <w:t xml:space="preserve">☐  </w:t>
+            </w:r>
+            <w:r>
+              <w:rPr>
+                <w:rFonts w:ascii="Calibri" w:hAnsi="Calibri"/>
+                <w:color w:val="1A1F2C"/>
+                <w:sz w:val="18"/>
+              </w:rPr>
+              <w:t>Installation work is, as far as can reasonably be ascertained, of an acceptable standard</w:t>
             </w:r>
           </w:p>
-        </w:tc>
-        <w:tc>
-          <w:tcPr>
-            <w:tcW w:type="dxa" w:w="1984"/>
-          </w:tcPr>
           <w:p>
+            <w:pPr>
+              <w:spacing w:after="40"/>
+            </w:pPr>
             <w:r>
               <w:rPr>
-                <w:color w:val="6B7280"/>
+                <w:rFonts w:ascii="Calibri" w:hAnsi="Calibri"/>
+                <w:sz w:val="22"/>
+              </w:rPr>
+              <w:t xml:space="preserve">☐  </w:t>
+            </w:r>
+            <w:r>
+              <w:rPr>
+                <w:rFonts w:ascii="Calibri" w:hAnsi="Calibri"/>
+                <w:color w:val="1A1F2C"/>
                 <w:sz w:val="18"/>
               </w:rPr>
-              <w:t>Position</w:t>
+              <w:t>The entire system has been inspected and tested in accordance with the recommendations of clause 39.2c of the current BS 5839</w:t>
             </w:r>
           </w:p>
-        </w:tc>
-        <w:tc>
-          <w:tcPr>
-            <w:tcW w:type="dxa" w:w="2551"/>
-            <w:shd w:val="clear" w:color="auto" w:fill="EFF1F4"/>
-          </w:tcPr>
           <w:p>
+            <w:pPr>
+              <w:spacing w:after="40"/>
+            </w:pPr>
             <w:r>
               <w:rPr>
-                <w:sz w:val="20"/>
+                <w:rFonts w:ascii="Calibri" w:hAnsi="Calibri"/>
+                <w:sz w:val="22"/>
               </w:rPr>
-              <w:t>[Engineer Position]</w:t>
+              <w:t xml:space="preserve">☐  </w:t>
+            </w:r>
+            <w:r>
+              <w:rPr>
+                <w:rFonts w:ascii="Calibri" w:hAnsi="Calibri"/>
+                <w:color w:val="1A1F2C"/>
+                <w:sz w:val="18"/>
+              </w:rPr>
+              <w:t>The system performs as required by the specification prepared by</w:t>
             </w:r>
           </w:p>
-        </w:tc>
-      </w:tr>
-    </w:tbl>
-    <w:tbl>
-      <w:tblPr>
-        <w:tblW w:type="auto" w:w="0"/>
-        <w:jc w:val="left"/>
-        <w:tblLayout w:type="fixed"/>
-        <w:tblLook w:firstColumn="1" w:firstRow="1" w:lastColumn="0" w:lastRow="0" w:noHBand="0" w:noVBand="1" w:val="04A0"/>
-        <w:tblBorders>
-          <w:top w:val="nil"/>
-          <w:left w:val="nil"/>
-          <w:bottom w:val="nil"/>
-          <w:right w:val="nil"/>
-          <w:insideH w:val="nil"/>
-          <w:insideV w:val="nil"/>
-        </w:tblBorders>
-      </w:tblPr>
-      <w:tblGrid>
-        <w:gridCol w:w="2635"/>
-        <w:gridCol w:w="2635"/>
-        <w:gridCol w:w="2635"/>
-        <w:gridCol w:w="2635"/>
-      </w:tblGrid>
-      <w:tr>
-        <w:tc>
-          <w:tcPr>
-            <w:tcW w:type="dxa" w:w="1984"/>
-          </w:tcPr>
           <w:p>
+            <w:pPr>
+              <w:spacing w:after="40"/>
+            </w:pPr>
             <w:r>
               <w:rPr>
-                <w:color w:val="6B7280"/>
+                <w:rFonts w:ascii="Calibri" w:hAnsi="Calibri"/>
+                <w:sz w:val="22"/>
+              </w:rPr>
+              <w:t xml:space="preserve">☐  </w:t>
+            </w:r>
+            <w:r>
+              <w:rPr>
+                <w:rFonts w:ascii="Calibri" w:hAnsi="Calibri"/>
+                <w:color w:val="1A1F2C"/>
                 <w:sz w:val="18"/>
               </w:rPr>
-              <w:t>Signature</w:t>
+              <w:t>Taking into account the guidance in section 3 of the current BS 5839-1. I/we have not identified any obvious potential for any unacceptable rate of false alarms</w:t>
             </w:r>
           </w:p>
-        </w:tc>
-        <w:tc>
-          <w:tcPr>
-            <w:tcW w:type="dxa" w:w="2551"/>
-            <w:shd w:val="clear" w:color="auto" w:fill="EFF1F4"/>
-          </w:tcPr>
           <w:p>
+            <w:pPr>
+              <w:spacing w:after="40"/>
+            </w:pPr>
             <w:r>
               <w:rPr>
-                <w:sz w:val="20"/>
+                <w:rFonts w:ascii="Calibri" w:hAnsi="Calibri"/>
+                <w:sz w:val="22"/>
               </w:rPr>
-              <w:t>[Engineer Signature]</w:t>
+              <w:t xml:space="preserve">☐  </w:t>
+            </w:r>
+            <w:r>
+              <w:rPr>
+                <w:rFonts w:ascii="Calibri" w:hAnsi="Calibri"/>
+                <w:color w:val="1A1F2C"/>
+                <w:sz w:val="18"/>
+              </w:rPr>
+              <w:t>The documentation described in clause 40 of the standard has been provided to the user</w:t>
             </w:r>
           </w:p>
-        </w:tc>
-        <w:tc>
-          <w:tcPr>
-            <w:tcW w:type="dxa" w:w="1984"/>
-          </w:tcPr>
-          <w:p>
-            <w:r>
-              <w:rPr>
-                <w:color w:val="6B7280"/>
-                <w:sz w:val="18"/>
-              </w:rPr>
-              <w:t>Date</w:t>
-            </w:r>
-          </w:p>
-        </w:tc>
-        <w:tc>
-          <w:tcPr>
-            <w:tcW w:type="dxa" w:w="2551"/>
-            <w:shd w:val="clear" w:color="auto" w:fill="EFF1F4"/>
-          </w:tcPr>
-          <w:p>
-            <w:r>
-              <w:rPr>
-                <w:sz w:val="20"/>
-              </w:rPr>
-              <w:t>[Date]</w:t>
-            </w:r>
-          </w:p>
+          <w:tbl>
+            <w:tblPr>
+              <w:tblW w:type="auto" w:w="0"/>
+              <w:tblLayout w:type="fixed"/>
+              <w:tblLook w:firstColumn="1" w:firstRow="1" w:lastColumn="0" w:lastRow="0" w:noHBand="0" w:noVBand="1" w:val="04A0"/>
+              <w:tblBorders>
+                <w:top w:val="nil"/>
+                <w:left w:val="nil"/>
+                <w:bottom w:val="nil"/>
+                <w:right w:val="nil"/>
+                <w:insideH w:val="nil"/>
+                <w:insideV w:val="nil"/>
+              </w:tblBorders>
+            </w:tblPr>
+            <w:tblGrid>
+              <w:gridCol w:w="4960"/>
+              <w:gridCol w:w="4960"/>
+            </w:tblGrid>
+            <w:tr>
+              <w:tc>
+                <w:tcPr>
+                  <w:tcW w:type="dxa" w:w="2835"/>
+                  <w:vAlign w:val="center"/>
+                </w:tcPr>
+                <w:p>
+                  <w:r>
+                    <w:rPr>
+                      <w:rFonts w:ascii="Calibri" w:hAnsi="Calibri"/>
+                      <w:color w:val="E03E3E"/>
+                      <w:sz w:val="18"/>
+                    </w:rPr>
+                    <w:t>Specification prepared by</w:t>
+                  </w:r>
+                </w:p>
+              </w:tc>
+              <w:tc>
+                <w:tcPr>
+                  <w:tcW w:type="dxa" w:w="6803"/>
+                  <w:vAlign w:val="center"/>
+                  <w:shd w:val="clear" w:color="auto" w:fill="FFFFFF"/>
+                  <w:tcBorders>
+                    <w:top w:val="single" w:sz="4" w:space="0" w:color="C7CCD3"/>
+                    <w:left w:val="single" w:sz="4" w:space="0" w:color="C7CCD3"/>
+                    <w:bottom w:val="single" w:sz="4" w:space="0" w:color="C7CCD3"/>
+                    <w:right w:val="single" w:sz="4" w:space="0" w:color="C7CCD3"/>
+                  </w:tcBorders>
+                  <w:tcMar>
+                    <w:top w:w="60" w:type="dxa"/>
+                    <w:bottom w:w="60" w:type="dxa"/>
+                    <w:left w:w="100" w:type="dxa"/>
+                    <w:right w:w="100" w:type="dxa"/>
+                  </w:tcMar>
+                </w:tcPr>
+                <w:p>
+                  <w:r>
+                    <w:rPr>
+                      <w:rFonts w:ascii="Calibri" w:hAnsi="Calibri"/>
+                      <w:color w:val="1A1F2C"/>
+                      <w:sz w:val="20"/>
+                    </w:rPr>
+                    <w:t>[Specifier]</w:t>
+                  </w:r>
+                </w:p>
+              </w:tc>
+            </w:tr>
+          </w:tbl>
+          <w:p/>
+          <w:tbl>
+            <w:tblPr>
+              <w:tblW w:type="auto" w:w="0"/>
+              <w:tblLayout w:type="fixed"/>
+              <w:tblLook w:firstColumn="1" w:firstRow="1" w:lastColumn="0" w:lastRow="0" w:noHBand="0" w:noVBand="1" w:val="04A0"/>
+              <w:tblBorders>
+                <w:top w:val="nil"/>
+                <w:left w:val="nil"/>
+                <w:bottom w:val="nil"/>
+                <w:right w:val="nil"/>
+                <w:insideH w:val="nil"/>
+                <w:insideV w:val="nil"/>
+              </w:tblBorders>
+            </w:tblPr>
+            <w:tblGrid>
+              <w:gridCol w:w="2480"/>
+              <w:gridCol w:w="2480"/>
+              <w:gridCol w:w="2480"/>
+              <w:gridCol w:w="2480"/>
+            </w:tblGrid>
+            <w:tr>
+              <w:tc>
+                <w:tcPr>
+                  <w:tcW w:type="dxa" w:w="1474"/>
+                  <w:vAlign w:val="center"/>
+                </w:tcPr>
+                <w:p>
+                  <w:r>
+                    <w:rPr>
+                      <w:rFonts w:ascii="Calibri" w:hAnsi="Calibri"/>
+                      <w:color w:val="E03E3E"/>
+                      <w:sz w:val="18"/>
+                    </w:rPr>
+                    <w:t>Soak test period (weeks)</w:t>
+                  </w:r>
+                </w:p>
+              </w:tc>
+              <w:tc>
+                <w:tcPr>
+                  <w:tcW w:type="dxa" w:w="3628"/>
+                  <w:vAlign w:val="center"/>
+                  <w:shd w:val="clear" w:color="auto" w:fill="FFFFFF"/>
+                  <w:tcBorders>
+                    <w:top w:val="single" w:sz="4" w:space="0" w:color="C7CCD3"/>
+                    <w:left w:val="single" w:sz="4" w:space="0" w:color="C7CCD3"/>
+                    <w:bottom w:val="single" w:sz="4" w:space="0" w:color="C7CCD3"/>
+                    <w:right w:val="single" w:sz="4" w:space="0" w:color="C7CCD3"/>
+                  </w:tcBorders>
+                  <w:tcMar>
+                    <w:top w:w="60" w:type="dxa"/>
+                    <w:bottom w:w="60" w:type="dxa"/>
+                    <w:left w:w="100" w:type="dxa"/>
+                    <w:right w:w="100" w:type="dxa"/>
+                  </w:tcMar>
+                </w:tcPr>
+                <w:p>
+                  <w:r>
+                    <w:rPr>
+                      <w:rFonts w:ascii="Calibri" w:hAnsi="Calibri"/>
+                      <w:color w:val="1A1F2C"/>
+                      <w:sz w:val="20"/>
+                    </w:rPr>
+                    <w:t>[Soak Test Weeks]</w:t>
+                  </w:r>
+                </w:p>
+              </w:tc>
+              <w:tc>
+                <w:tcPr>
+                  <w:tcW w:type="dxa" w:w="1361"/>
+                  <w:vAlign w:val="center"/>
+                </w:tcPr>
+                <w:p>
+                  <w:r>
+                    <w:rPr>
+                      <w:rFonts w:ascii="Calibri" w:hAnsi="Calibri"/>
+                      <w:color w:val="E03E3E"/>
+                      <w:sz w:val="18"/>
+                    </w:rPr>
+                    <w:t>or</w:t>
+                  </w:r>
+                </w:p>
+              </w:tc>
+              <w:tc>
+                <w:tcPr>
+                  <w:tcW w:type="dxa" w:w="3458"/>
+                  <w:vAlign w:val="center"/>
+                  <w:shd w:val="clear" w:color="auto" w:fill="FFFFFF"/>
+                  <w:tcBorders>
+                    <w:top w:val="single" w:sz="4" w:space="0" w:color="C7CCD3"/>
+                    <w:left w:val="single" w:sz="4" w:space="0" w:color="C7CCD3"/>
+                    <w:bottom w:val="single" w:sz="4" w:space="0" w:color="C7CCD3"/>
+                    <w:right w:val="single" w:sz="4" w:space="0" w:color="C7CCD3"/>
+                  </w:tcBorders>
+                  <w:tcMar>
+                    <w:top w:w="60" w:type="dxa"/>
+                    <w:bottom w:w="60" w:type="dxa"/>
+                    <w:left w:w="100" w:type="dxa"/>
+                    <w:right w:w="100" w:type="dxa"/>
+                  </w:tcMar>
+                </w:tcPr>
+                <w:p>
+                  <w:r>
+                    <w:rPr>
+                      <w:rFonts w:ascii="Calibri" w:hAnsi="Calibri"/>
+                      <w:color w:val="1A1F2C"/>
+                      <w:sz w:val="20"/>
+                    </w:rPr>
+                    <w:t>[N/A]</w:t>
+                  </w:r>
+                </w:p>
+              </w:tc>
+            </w:tr>
+          </w:tbl>
+          <w:p/>
+          <w:tbl>
+            <w:tblPr>
+              <w:tblW w:type="auto" w:w="0"/>
+              <w:tblLayout w:type="fixed"/>
+              <w:tblLook w:firstColumn="1" w:firstRow="1" w:lastColumn="0" w:lastRow="0" w:noHBand="0" w:noVBand="1" w:val="04A0"/>
+              <w:tblBorders>
+                <w:top w:val="nil"/>
+                <w:left w:val="nil"/>
+                <w:bottom w:val="nil"/>
+                <w:right w:val="nil"/>
+                <w:insideH w:val="nil"/>
+                <w:insideV w:val="nil"/>
+              </w:tblBorders>
+            </w:tblPr>
+            <w:tblGrid>
+              <w:gridCol w:w="4960"/>
+              <w:gridCol w:w="4960"/>
+            </w:tblGrid>
+            <w:tr>
+              <w:tc>
+                <w:tcPr>
+                  <w:tcW w:type="dxa" w:w="3685"/>
+                  <w:vAlign w:val="center"/>
+                </w:tcPr>
+                <w:p>
+                  <w:r>
+                    <w:rPr>
+                      <w:rFonts w:ascii="Calibri" w:hAnsi="Calibri"/>
+                      <w:color w:val="E03E3E"/>
+                      <w:sz w:val="18"/>
+                    </w:rPr>
+                    <w:t>Outstanding work before/after the system becomes operational</w:t>
+                  </w:r>
+                </w:p>
+              </w:tc>
+              <w:tc>
+                <w:tcPr>
+                  <w:tcW w:type="dxa" w:w="5953"/>
+                  <w:vAlign w:val="center"/>
+                  <w:shd w:val="clear" w:color="auto" w:fill="FFFFFF"/>
+                  <w:tcBorders>
+                    <w:top w:val="single" w:sz="4" w:space="0" w:color="C7CCD3"/>
+                    <w:left w:val="single" w:sz="4" w:space="0" w:color="C7CCD3"/>
+                    <w:bottom w:val="single" w:sz="4" w:space="0" w:color="C7CCD3"/>
+                    <w:right w:val="single" w:sz="4" w:space="0" w:color="C7CCD3"/>
+                  </w:tcBorders>
+                  <w:tcMar>
+                    <w:top w:w="60" w:type="dxa"/>
+                    <w:bottom w:w="60" w:type="dxa"/>
+                    <w:left w:w="100" w:type="dxa"/>
+                    <w:right w:w="100" w:type="dxa"/>
+                  </w:tcMar>
+                </w:tcPr>
+                <w:p>
+                  <w:r>
+                    <w:rPr>
+                      <w:rFonts w:ascii="Calibri" w:hAnsi="Calibri"/>
+                      <w:color w:val="1A1F2C"/>
+                      <w:sz w:val="20"/>
+                    </w:rPr>
+                    <w:t>[Outstanding Work]</w:t>
+                  </w:r>
+                </w:p>
+              </w:tc>
+            </w:tr>
+          </w:tbl>
+          <w:p/>
+          <w:tbl>
+            <w:tblPr>
+              <w:tblW w:type="auto" w:w="0"/>
+              <w:tblLayout w:type="fixed"/>
+              <w:tblLook w:firstColumn="1" w:firstRow="1" w:lastColumn="0" w:lastRow="0" w:noHBand="0" w:noVBand="1" w:val="04A0"/>
+              <w:tblBorders>
+                <w:top w:val="nil"/>
+                <w:left w:val="nil"/>
+                <w:bottom w:val="nil"/>
+                <w:right w:val="nil"/>
+                <w:insideH w:val="nil"/>
+                <w:insideV w:val="nil"/>
+              </w:tblBorders>
+            </w:tblPr>
+            <w:tblGrid>
+              <w:gridCol w:w="4960"/>
+              <w:gridCol w:w="4960"/>
+            </w:tblGrid>
+            <w:tr>
+              <w:tc>
+                <w:tcPr>
+                  <w:tcW w:type="dxa" w:w="3685"/>
+                  <w:vAlign w:val="center"/>
+                </w:tcPr>
+                <w:p>
+                  <w:r>
+                    <w:rPr>
+                      <w:rFonts w:ascii="Calibri" w:hAnsi="Calibri"/>
+                      <w:color w:val="E03E3E"/>
+                      <w:sz w:val="18"/>
+                    </w:rPr>
+                    <w:t>Potential causes of false alarm at next service</w:t>
+                  </w:r>
+                </w:p>
+              </w:tc>
+              <w:tc>
+                <w:tcPr>
+                  <w:tcW w:type="dxa" w:w="5953"/>
+                  <w:vAlign w:val="center"/>
+                  <w:shd w:val="clear" w:color="auto" w:fill="FFFFFF"/>
+                  <w:tcBorders>
+                    <w:top w:val="single" w:sz="4" w:space="0" w:color="C7CCD3"/>
+                    <w:left w:val="single" w:sz="4" w:space="0" w:color="C7CCD3"/>
+                    <w:bottom w:val="single" w:sz="4" w:space="0" w:color="C7CCD3"/>
+                    <w:right w:val="single" w:sz="4" w:space="0" w:color="C7CCD3"/>
+                  </w:tcBorders>
+                  <w:tcMar>
+                    <w:top w:w="60" w:type="dxa"/>
+                    <w:bottom w:w="60" w:type="dxa"/>
+                    <w:left w:w="100" w:type="dxa"/>
+                    <w:right w:w="100" w:type="dxa"/>
+                  </w:tcMar>
+                </w:tcPr>
+                <w:p>
+                  <w:r>
+                    <w:rPr>
+                      <w:rFonts w:ascii="Calibri" w:hAnsi="Calibri"/>
+                      <w:color w:val="1A1F2C"/>
+                      <w:sz w:val="20"/>
+                    </w:rPr>
+                    <w:t>[False Alarm Risks]</w:t>
+                  </w:r>
+                </w:p>
+              </w:tc>
+            </w:tr>
+          </w:tbl>
+          <w:p/>
         </w:tc>
       </w:tr>
     </w:tbl>
     <w:p>
       <w:pPr>
-        <w:spacing w:after="40"/>
+        <w:spacing w:after="0"/>
       </w:pPr>
       <w:r>
         <w:rPr>
-          <w:b/>
-          <w:color w:val="C53030"/>
-          <w:sz w:val="20"/>
+          <w:sz w:val="4"/>
         </w:rPr>
-        <w:t>Particulars of the Organisation Commissioning the System</w:t>
       </w:r>
     </w:p>
     <w:tbl>
       <w:tblPr>
         <w:tblW w:type="auto" w:w="0"/>
-        <w:jc w:val="left"/>
         <w:tblLayout w:type="fixed"/>
         <w:tblLook w:firstColumn="1" w:firstRow="1" w:lastColumn="0" w:lastRow="0" w:noHBand="0" w:noVBand="1" w:val="04A0"/>
         <w:tblBorders>
@@ -1025,44 +1138,359 @@
         </w:tblBorders>
       </w:tblPr>
       <w:tblGrid>
-        <w:gridCol w:w="5270"/>
-        <w:gridCol w:w="5270"/>
+        <w:gridCol w:w="10540"/>
       </w:tblGrid>
       <w:tr>
         <w:tc>
           <w:tcPr>
-            <w:tcW w:type="dxa" w:w="2551"/>
+            <w:tcW w:type="dxa" w:w="9921"/>
+            <w:shd w:val="clear" w:color="auto" w:fill="EFF1F4"/>
+            <w:tcMar>
+              <w:top w:w="160" w:type="dxa"/>
+              <w:bottom w:w="160" w:type="dxa"/>
+              <w:left w:w="200" w:type="dxa"/>
+              <w:right w:w="200" w:type="dxa"/>
+            </w:tcMar>
           </w:tcPr>
           <w:p>
+            <w:pPr>
+              <w:spacing w:after="120"/>
+            </w:pPr>
             <w:r>
               <w:rPr>
-                <w:color w:val="6B7280"/>
+                <w:rFonts w:ascii="Calibri" w:hAnsi="Calibri"/>
+                <w:b/>
+                <w:color w:val="E03E3E"/>
+                <w:sz w:val="20"/>
+              </w:rPr>
+              <w:t>Certificate of Commissioning</w:t>
+            </w:r>
+          </w:p>
+          <w:p>
+            <w:pPr>
+              <w:spacing w:after="80"/>
+            </w:pPr>
+            <w:r>
+              <w:rPr>
+                <w:rFonts w:ascii="Calibri" w:hAnsi="Calibri"/>
+                <w:i w:val="0"/>
+                <w:color w:val="1A1F2C"/>
                 <w:sz w:val="18"/>
               </w:rPr>
-              <w:t>Organisation</w:t>
+              <w:t>I/We being the competent person(s) responsible (as indicated by my/our signature(s) below) for the commissioning of the fire alarm system, particulars of which are set out above, certify that the said work for which I/we have been responsible complies to the best of my/our knowledge and belief with the recommendations of clause 39 of BS 5839-1:2025, except for the variations, if any, stated in this certificate.</w:t>
             </w:r>
           </w:p>
-        </w:tc>
-        <w:tc>
-          <w:tcPr>
-            <w:tcW w:type="dxa" w:w="6520"/>
-            <w:shd w:val="clear" w:color="auto" w:fill="EFF1F4"/>
-          </w:tcPr>
-          <w:p>
-            <w:r>
-              <w:rPr>
-                <w:sz w:val="20"/>
-              </w:rPr>
-              <w:t>[Company Name], [Company Address]</w:t>
-            </w:r>
-          </w:p>
+          <w:tbl>
+            <w:tblPr>
+              <w:tblW w:type="auto" w:w="0"/>
+              <w:tblLayout w:type="fixed"/>
+              <w:tblLook w:firstColumn="1" w:firstRow="1" w:lastColumn="0" w:lastRow="0" w:noHBand="0" w:noVBand="1" w:val="04A0"/>
+              <w:tblBorders>
+                <w:top w:val="nil"/>
+                <w:left w:val="nil"/>
+                <w:bottom w:val="nil"/>
+                <w:right w:val="nil"/>
+                <w:insideH w:val="nil"/>
+                <w:insideV w:val="nil"/>
+              </w:tblBorders>
+            </w:tblPr>
+            <w:tblGrid>
+              <w:gridCol w:w="4960"/>
+              <w:gridCol w:w="4960"/>
+            </w:tblGrid>
+            <w:tr>
+              <w:tc>
+                <w:tcPr>
+                  <w:tcW w:type="dxa" w:w="2835"/>
+                  <w:vAlign w:val="center"/>
+                </w:tcPr>
+                <w:p>
+                  <w:r>
+                    <w:rPr>
+                      <w:rFonts w:ascii="Calibri" w:hAnsi="Calibri"/>
+                      <w:color w:val="E03E3E"/>
+                      <w:sz w:val="18"/>
+                    </w:rPr>
+                    <w:t>Variations from clause 39</w:t>
+                  </w:r>
+                </w:p>
+              </w:tc>
+              <w:tc>
+                <w:tcPr>
+                  <w:tcW w:type="dxa" w:w="6803"/>
+                  <w:vAlign w:val="center"/>
+                  <w:shd w:val="clear" w:color="auto" w:fill="FFFFFF"/>
+                  <w:tcBorders>
+                    <w:top w:val="single" w:sz="4" w:space="0" w:color="C7CCD3"/>
+                    <w:left w:val="single" w:sz="4" w:space="0" w:color="C7CCD3"/>
+                    <w:bottom w:val="single" w:sz="4" w:space="0" w:color="C7CCD3"/>
+                    <w:right w:val="single" w:sz="4" w:space="0" w:color="C7CCD3"/>
+                  </w:tcBorders>
+                  <w:tcMar>
+                    <w:top w:w="60" w:type="dxa"/>
+                    <w:bottom w:w="60" w:type="dxa"/>
+                    <w:left w:w="100" w:type="dxa"/>
+                    <w:right w:w="100" w:type="dxa"/>
+                  </w:tcMar>
+                </w:tcPr>
+                <w:p>
+                  <w:r>
+                    <w:rPr>
+                      <w:rFonts w:ascii="Calibri" w:hAnsi="Calibri"/>
+                      <w:color w:val="1A1F2C"/>
+                      <w:sz w:val="20"/>
+                    </w:rPr>
+                    <w:t>[Cl 39 Variations]</w:t>
+                  </w:r>
+                </w:p>
+              </w:tc>
+            </w:tr>
+          </w:tbl>
+          <w:p/>
+          <w:tbl>
+            <w:tblPr>
+              <w:tblW w:type="auto" w:w="0"/>
+              <w:tblLayout w:type="fixed"/>
+              <w:tblLook w:firstColumn="1" w:firstRow="1" w:lastColumn="0" w:lastRow="0" w:noHBand="0" w:noVBand="1" w:val="04A0"/>
+              <w:tblBorders>
+                <w:top w:val="nil"/>
+                <w:left w:val="nil"/>
+                <w:bottom w:val="nil"/>
+                <w:right w:val="nil"/>
+                <w:insideH w:val="nil"/>
+                <w:insideV w:val="nil"/>
+              </w:tblBorders>
+            </w:tblPr>
+            <w:tblGrid>
+              <w:gridCol w:w="2480"/>
+              <w:gridCol w:w="2480"/>
+              <w:gridCol w:w="2480"/>
+              <w:gridCol w:w="2480"/>
+            </w:tblGrid>
+            <w:tr>
+              <w:tc>
+                <w:tcPr>
+                  <w:tcW w:type="dxa" w:w="1474"/>
+                  <w:vAlign w:val="center"/>
+                </w:tcPr>
+                <w:p>
+                  <w:r>
+                    <w:rPr>
+                      <w:rFonts w:ascii="Calibri" w:hAnsi="Calibri"/>
+                      <w:color w:val="E03E3E"/>
+                      <w:sz w:val="18"/>
+                    </w:rPr>
+                    <w:t>Commissioning Engineer Name</w:t>
+                  </w:r>
+                </w:p>
+              </w:tc>
+              <w:tc>
+                <w:tcPr>
+                  <w:tcW w:type="dxa" w:w="3628"/>
+                  <w:vAlign w:val="center"/>
+                  <w:shd w:val="clear" w:color="auto" w:fill="FFFFFF"/>
+                  <w:tcBorders>
+                    <w:top w:val="single" w:sz="4" w:space="0" w:color="C7CCD3"/>
+                    <w:left w:val="single" w:sz="4" w:space="0" w:color="C7CCD3"/>
+                    <w:bottom w:val="single" w:sz="4" w:space="0" w:color="C7CCD3"/>
+                    <w:right w:val="single" w:sz="4" w:space="0" w:color="C7CCD3"/>
+                  </w:tcBorders>
+                  <w:tcMar>
+                    <w:top w:w="60" w:type="dxa"/>
+                    <w:bottom w:w="60" w:type="dxa"/>
+                    <w:left w:w="100" w:type="dxa"/>
+                    <w:right w:w="100" w:type="dxa"/>
+                  </w:tcMar>
+                </w:tcPr>
+                <w:p>
+                  <w:r>
+                    <w:rPr>
+                      <w:rFonts w:ascii="Calibri" w:hAnsi="Calibri"/>
+                      <w:color w:val="1A1F2C"/>
+                      <w:sz w:val="20"/>
+                    </w:rPr>
+                    <w:t>[Engineer Name]</w:t>
+                  </w:r>
+                </w:p>
+              </w:tc>
+              <w:tc>
+                <w:tcPr>
+                  <w:tcW w:type="dxa" w:w="1361"/>
+                  <w:vAlign w:val="center"/>
+                </w:tcPr>
+                <w:p>
+                  <w:r>
+                    <w:rPr>
+                      <w:rFonts w:ascii="Calibri" w:hAnsi="Calibri"/>
+                      <w:color w:val="E03E3E"/>
+                      <w:sz w:val="18"/>
+                    </w:rPr>
+                    <w:t>Position</w:t>
+                  </w:r>
+                </w:p>
+              </w:tc>
+              <w:tc>
+                <w:tcPr>
+                  <w:tcW w:type="dxa" w:w="3458"/>
+                  <w:vAlign w:val="center"/>
+                  <w:shd w:val="clear" w:color="auto" w:fill="FFFFFF"/>
+                  <w:tcBorders>
+                    <w:top w:val="single" w:sz="4" w:space="0" w:color="C7CCD3"/>
+                    <w:left w:val="single" w:sz="4" w:space="0" w:color="C7CCD3"/>
+                    <w:bottom w:val="single" w:sz="4" w:space="0" w:color="C7CCD3"/>
+                    <w:right w:val="single" w:sz="4" w:space="0" w:color="C7CCD3"/>
+                  </w:tcBorders>
+                  <w:tcMar>
+                    <w:top w:w="60" w:type="dxa"/>
+                    <w:bottom w:w="60" w:type="dxa"/>
+                    <w:left w:w="100" w:type="dxa"/>
+                    <w:right w:w="100" w:type="dxa"/>
+                  </w:tcMar>
+                </w:tcPr>
+                <w:p>
+                  <w:r>
+                    <w:rPr>
+                      <w:rFonts w:ascii="Calibri" w:hAnsi="Calibri"/>
+                      <w:color w:val="1A1F2C"/>
+                      <w:sz w:val="20"/>
+                    </w:rPr>
+                    <w:t>[Engineer Position]</w:t>
+                  </w:r>
+                </w:p>
+              </w:tc>
+            </w:tr>
+          </w:tbl>
+          <w:p/>
+          <w:tbl>
+            <w:tblPr>
+              <w:tblW w:type="auto" w:w="0"/>
+              <w:tblLayout w:type="fixed"/>
+              <w:tblLook w:firstColumn="1" w:firstRow="1" w:lastColumn="0" w:lastRow="0" w:noHBand="0" w:noVBand="1" w:val="04A0"/>
+              <w:tblBorders>
+                <w:top w:val="nil"/>
+                <w:left w:val="nil"/>
+                <w:bottom w:val="nil"/>
+                <w:right w:val="nil"/>
+                <w:insideH w:val="nil"/>
+                <w:insideV w:val="nil"/>
+              </w:tblBorders>
+            </w:tblPr>
+            <w:tblGrid>
+              <w:gridCol w:w="2480"/>
+              <w:gridCol w:w="2480"/>
+              <w:gridCol w:w="2480"/>
+              <w:gridCol w:w="2480"/>
+            </w:tblGrid>
+            <w:tr>
+              <w:tc>
+                <w:tcPr>
+                  <w:tcW w:type="dxa" w:w="1474"/>
+                  <w:vAlign w:val="center"/>
+                </w:tcPr>
+                <w:p>
+                  <w:r>
+                    <w:rPr>
+                      <w:rFonts w:ascii="Calibri" w:hAnsi="Calibri"/>
+                      <w:color w:val="E03E3E"/>
+                      <w:sz w:val="18"/>
+                    </w:rPr>
+                    <w:t>Signature</w:t>
+                  </w:r>
+                </w:p>
+              </w:tc>
+              <w:tc>
+                <w:tcPr>
+                  <w:tcW w:type="dxa" w:w="3628"/>
+                  <w:vAlign w:val="center"/>
+                  <w:shd w:val="clear" w:color="auto" w:fill="FFFFFF"/>
+                  <w:tcBorders>
+                    <w:top w:val="single" w:sz="4" w:space="0" w:color="C7CCD3"/>
+                    <w:left w:val="single" w:sz="4" w:space="0" w:color="C7CCD3"/>
+                    <w:bottom w:val="single" w:sz="4" w:space="0" w:color="C7CCD3"/>
+                    <w:right w:val="single" w:sz="4" w:space="0" w:color="C7CCD3"/>
+                  </w:tcBorders>
+                  <w:tcMar>
+                    <w:top w:w="60" w:type="dxa"/>
+                    <w:bottom w:w="60" w:type="dxa"/>
+                    <w:left w:w="100" w:type="dxa"/>
+                    <w:right w:w="100" w:type="dxa"/>
+                  </w:tcMar>
+                </w:tcPr>
+                <w:p>
+                  <w:r>
+                    <w:rPr>
+                      <w:rFonts w:ascii="Calibri" w:hAnsi="Calibri"/>
+                      <w:color w:val="1A1F2C"/>
+                      <w:sz w:val="20"/>
+                    </w:rPr>
+                    <w:t>[Engineer Signature]</w:t>
+                  </w:r>
+                </w:p>
+              </w:tc>
+              <w:tc>
+                <w:tcPr>
+                  <w:tcW w:type="dxa" w:w="1361"/>
+                  <w:vAlign w:val="center"/>
+                </w:tcPr>
+                <w:p>
+                  <w:r>
+                    <w:rPr>
+                      <w:rFonts w:ascii="Calibri" w:hAnsi="Calibri"/>
+                      <w:color w:val="E03E3E"/>
+                      <w:sz w:val="18"/>
+                    </w:rPr>
+                    <w:t>Date</w:t>
+                  </w:r>
+                </w:p>
+              </w:tc>
+              <w:tc>
+                <w:tcPr>
+                  <w:tcW w:type="dxa" w:w="3458"/>
+                  <w:vAlign w:val="center"/>
+                  <w:shd w:val="clear" w:color="auto" w:fill="FFFFFF"/>
+                  <w:tcBorders>
+                    <w:top w:val="single" w:sz="4" w:space="0" w:color="C7CCD3"/>
+                    <w:left w:val="single" w:sz="4" w:space="0" w:color="C7CCD3"/>
+                    <w:bottom w:val="single" w:sz="4" w:space="0" w:color="C7CCD3"/>
+                    <w:right w:val="single" w:sz="4" w:space="0" w:color="C7CCD3"/>
+                  </w:tcBorders>
+                  <w:tcMar>
+                    <w:top w:w="60" w:type="dxa"/>
+                    <w:bottom w:w="60" w:type="dxa"/>
+                    <w:left w:w="100" w:type="dxa"/>
+                    <w:right w:w="100" w:type="dxa"/>
+                  </w:tcMar>
+                </w:tcPr>
+                <w:p>
+                  <w:r>
+                    <w:rPr>
+                      <w:rFonts w:ascii="Calibri" w:hAnsi="Calibri"/>
+                      <w:color w:val="1A1F2C"/>
+                      <w:sz w:val="20"/>
+                    </w:rPr>
+                    <w:t>[Date]</w:t>
+                  </w:r>
+                </w:p>
+              </w:tc>
+            </w:tr>
+          </w:tbl>
+          <w:p/>
         </w:tc>
       </w:tr>
     </w:tbl>
+    <w:p>
+      <w:pPr>
+        <w:spacing w:after="0"/>
+      </w:pPr>
+      <w:r>
+        <w:rPr>
+          <w:sz w:val="4"/>
+        </w:rPr>
+      </w:r>
+    </w:p>
     <w:tbl>
       <w:tblPr>
         <w:tblW w:type="auto" w:w="0"/>
-        <w:jc w:val="left"/>
         <w:tblLayout w:type="fixed"/>
         <w:tblLook w:firstColumn="1" w:firstRow="1" w:lastColumn="0" w:lastRow="0" w:noHBand="0" w:noVBand="1" w:val="04A0"/>
         <w:tblBorders>
@@ -1075,147 +1503,329 @@
         </w:tblBorders>
       </w:tblPr>
       <w:tblGrid>
-        <w:gridCol w:w="2635"/>
-        <w:gridCol w:w="2635"/>
-        <w:gridCol w:w="2635"/>
-        <w:gridCol w:w="2635"/>
+        <w:gridCol w:w="10540"/>
       </w:tblGrid>
       <w:tr>
         <w:tc>
           <w:tcPr>
-            <w:tcW w:type="dxa" w:w="1984"/>
+            <w:tcW w:type="dxa" w:w="9921"/>
+            <w:shd w:val="clear" w:color="auto" w:fill="EFF1F4"/>
+            <w:tcMar>
+              <w:top w:w="160" w:type="dxa"/>
+              <w:bottom w:w="160" w:type="dxa"/>
+              <w:left w:w="200" w:type="dxa"/>
+              <w:right w:w="200" w:type="dxa"/>
+            </w:tcMar>
           </w:tcPr>
           <w:p>
+            <w:pPr>
+              <w:spacing w:after="120"/>
+            </w:pPr>
             <w:r>
               <w:rPr>
-                <w:color w:val="6B7280"/>
-                <w:sz w:val="18"/>
+                <w:rFonts w:ascii="Calibri" w:hAnsi="Calibri"/>
+                <w:b/>
+                <w:color w:val="E03E3E"/>
+                <w:sz w:val="20"/>
               </w:rPr>
-              <w:t>Design certificate no</w:t>
+              <w:t>Particulars of the Organisation Commissioning the System</w:t>
             </w:r>
           </w:p>
-        </w:tc>
-        <w:tc>
-          <w:tcPr>
-            <w:tcW w:type="dxa" w:w="2551"/>
-            <w:shd w:val="clear" w:color="auto" w:fill="EFF1F4"/>
-          </w:tcPr>
-          <w:p>
-            <w:r>
-              <w:rPr>
-                <w:sz w:val="20"/>
-              </w:rPr>
-              <w:t>[Design Cert Number]</w:t>
-            </w:r>
-          </w:p>
-        </w:tc>
-        <w:tc>
-          <w:tcPr>
-            <w:tcW w:type="dxa" w:w="1984"/>
-          </w:tcPr>
-          <w:p>
-            <w:r>
-              <w:rPr>
-                <w:color w:val="6B7280"/>
-                <w:sz w:val="18"/>
-              </w:rPr>
-              <w:t>Installation certificate no</w:t>
-            </w:r>
-          </w:p>
-        </w:tc>
-        <w:tc>
-          <w:tcPr>
-            <w:tcW w:type="dxa" w:w="2551"/>
-            <w:shd w:val="clear" w:color="auto" w:fill="EFF1F4"/>
-          </w:tcPr>
-          <w:p>
-            <w:r>
-              <w:rPr>
-                <w:sz w:val="20"/>
-              </w:rPr>
-              <w:t>[Installation Cert Number]</w:t>
-            </w:r>
-          </w:p>
-        </w:tc>
-      </w:tr>
-    </w:tbl>
-    <w:tbl>
-      <w:tblPr>
-        <w:tblW w:type="auto" w:w="0"/>
-        <w:jc w:val="left"/>
-        <w:tblLayout w:type="fixed"/>
-        <w:tblLook w:firstColumn="1" w:firstRow="1" w:lastColumn="0" w:lastRow="0" w:noHBand="0" w:noVBand="1" w:val="04A0"/>
-        <w:tblBorders>
-          <w:top w:val="nil"/>
-          <w:left w:val="nil"/>
-          <w:bottom w:val="nil"/>
-          <w:right w:val="nil"/>
-          <w:insideH w:val="nil"/>
-          <w:insideV w:val="nil"/>
-        </w:tblBorders>
-      </w:tblPr>
-      <w:tblGrid>
-        <w:gridCol w:w="2635"/>
-        <w:gridCol w:w="2635"/>
-        <w:gridCol w:w="2635"/>
-        <w:gridCol w:w="2635"/>
-      </w:tblGrid>
-      <w:tr>
-        <w:tc>
-          <w:tcPr>
-            <w:tcW w:type="dxa" w:w="1984"/>
-          </w:tcPr>
-          <w:p>
-            <w:r>
-              <w:rPr>
-                <w:color w:val="6B7280"/>
-                <w:sz w:val="18"/>
-              </w:rPr>
-              <w:t>Design drawings no</w:t>
-            </w:r>
-          </w:p>
-        </w:tc>
-        <w:tc>
-          <w:tcPr>
-            <w:tcW w:type="dxa" w:w="2551"/>
-            <w:shd w:val="clear" w:color="auto" w:fill="EFF1F4"/>
-          </w:tcPr>
-          <w:p>
-            <w:r>
-              <w:rPr>
-                <w:sz w:val="20"/>
-              </w:rPr>
-              <w:t>[Design Drawings]</w:t>
-            </w:r>
-          </w:p>
-        </w:tc>
-        <w:tc>
-          <w:tcPr>
-            <w:tcW w:type="dxa" w:w="1984"/>
-          </w:tcPr>
-          <w:p>
-            <w:r>
-              <w:rPr>
-                <w:color w:val="6B7280"/>
-                <w:sz w:val="18"/>
-              </w:rPr>
-              <w:t>As fitted drawings no</w:t>
-            </w:r>
-          </w:p>
-        </w:tc>
-        <w:tc>
-          <w:tcPr>
-            <w:tcW w:type="dxa" w:w="2551"/>
-            <w:shd w:val="clear" w:color="auto" w:fill="EFF1F4"/>
-          </w:tcPr>
-          <w:p>
-            <w:r>
-              <w:rPr>
-                <w:sz w:val="20"/>
-              </w:rPr>
-              <w:t>[As Fitted Drawings]</w:t>
-            </w:r>
-          </w:p>
+          <w:tbl>
+            <w:tblPr>
+              <w:tblW w:type="auto" w:w="0"/>
+              <w:tblLayout w:type="fixed"/>
+              <w:tblLook w:firstColumn="1" w:firstRow="1" w:lastColumn="0" w:lastRow="0" w:noHBand="0" w:noVBand="1" w:val="04A0"/>
+              <w:tblBorders>
+                <w:top w:val="nil"/>
+                <w:left w:val="nil"/>
+                <w:bottom w:val="nil"/>
+                <w:right w:val="nil"/>
+                <w:insideH w:val="nil"/>
+                <w:insideV w:val="nil"/>
+              </w:tblBorders>
+            </w:tblPr>
+            <w:tblGrid>
+              <w:gridCol w:w="4960"/>
+              <w:gridCol w:w="4960"/>
+            </w:tblGrid>
+            <w:tr>
+              <w:tc>
+                <w:tcPr>
+                  <w:tcW w:type="dxa" w:w="2268"/>
+                  <w:vAlign w:val="center"/>
+                </w:tcPr>
+                <w:p>
+                  <w:r>
+                    <w:rPr>
+                      <w:rFonts w:ascii="Calibri" w:hAnsi="Calibri"/>
+                      <w:color w:val="E03E3E"/>
+                      <w:sz w:val="18"/>
+                    </w:rPr>
+                    <w:t>Organisation</w:t>
+                  </w:r>
+                </w:p>
+              </w:tc>
+              <w:tc>
+                <w:tcPr>
+                  <w:tcW w:type="dxa" w:w="7370"/>
+                  <w:vAlign w:val="center"/>
+                  <w:shd w:val="clear" w:color="auto" w:fill="FFFFFF"/>
+                  <w:tcBorders>
+                    <w:top w:val="single" w:sz="4" w:space="0" w:color="C7CCD3"/>
+                    <w:left w:val="single" w:sz="4" w:space="0" w:color="C7CCD3"/>
+                    <w:bottom w:val="single" w:sz="4" w:space="0" w:color="C7CCD3"/>
+                    <w:right w:val="single" w:sz="4" w:space="0" w:color="C7CCD3"/>
+                  </w:tcBorders>
+                  <w:tcMar>
+                    <w:top w:w="60" w:type="dxa"/>
+                    <w:bottom w:w="60" w:type="dxa"/>
+                    <w:left w:w="100" w:type="dxa"/>
+                    <w:right w:w="100" w:type="dxa"/>
+                  </w:tcMar>
+                </w:tcPr>
+                <w:p>
+                  <w:r>
+                    <w:rPr>
+                      <w:rFonts w:ascii="Calibri" w:hAnsi="Calibri"/>
+                      <w:color w:val="1A1F2C"/>
+                      <w:sz w:val="20"/>
+                    </w:rPr>
+                    <w:t>[Company Name], [Company Address]</w:t>
+                  </w:r>
+                </w:p>
+              </w:tc>
+            </w:tr>
+          </w:tbl>
+          <w:p/>
+          <w:tbl>
+            <w:tblPr>
+              <w:tblW w:type="auto" w:w="0"/>
+              <w:tblLayout w:type="fixed"/>
+              <w:tblLook w:firstColumn="1" w:firstRow="1" w:lastColumn="0" w:lastRow="0" w:noHBand="0" w:noVBand="1" w:val="04A0"/>
+              <w:tblBorders>
+                <w:top w:val="nil"/>
+                <w:left w:val="nil"/>
+                <w:bottom w:val="nil"/>
+                <w:right w:val="nil"/>
+                <w:insideH w:val="nil"/>
+                <w:insideV w:val="nil"/>
+              </w:tblBorders>
+            </w:tblPr>
+            <w:tblGrid>
+              <w:gridCol w:w="2480"/>
+              <w:gridCol w:w="2480"/>
+              <w:gridCol w:w="2480"/>
+              <w:gridCol w:w="2480"/>
+            </w:tblGrid>
+            <w:tr>
+              <w:tc>
+                <w:tcPr>
+                  <w:tcW w:type="dxa" w:w="1474"/>
+                  <w:vAlign w:val="center"/>
+                </w:tcPr>
+                <w:p>
+                  <w:r>
+                    <w:rPr>
+                      <w:rFonts w:ascii="Calibri" w:hAnsi="Calibri"/>
+                      <w:color w:val="E03E3E"/>
+                      <w:sz w:val="18"/>
+                    </w:rPr>
+                    <w:t>Design certificate no</w:t>
+                  </w:r>
+                </w:p>
+              </w:tc>
+              <w:tc>
+                <w:tcPr>
+                  <w:tcW w:type="dxa" w:w="3628"/>
+                  <w:vAlign w:val="center"/>
+                  <w:shd w:val="clear" w:color="auto" w:fill="FFFFFF"/>
+                  <w:tcBorders>
+                    <w:top w:val="single" w:sz="4" w:space="0" w:color="C7CCD3"/>
+                    <w:left w:val="single" w:sz="4" w:space="0" w:color="C7CCD3"/>
+                    <w:bottom w:val="single" w:sz="4" w:space="0" w:color="C7CCD3"/>
+                    <w:right w:val="single" w:sz="4" w:space="0" w:color="C7CCD3"/>
+                  </w:tcBorders>
+                  <w:tcMar>
+                    <w:top w:w="60" w:type="dxa"/>
+                    <w:bottom w:w="60" w:type="dxa"/>
+                    <w:left w:w="100" w:type="dxa"/>
+                    <w:right w:w="100" w:type="dxa"/>
+                  </w:tcMar>
+                </w:tcPr>
+                <w:p>
+                  <w:r>
+                    <w:rPr>
+                      <w:rFonts w:ascii="Calibri" w:hAnsi="Calibri"/>
+                      <w:color w:val="1A1F2C"/>
+                      <w:sz w:val="20"/>
+                    </w:rPr>
+                    <w:t>[Design Cert Number]</w:t>
+                  </w:r>
+                </w:p>
+              </w:tc>
+              <w:tc>
+                <w:tcPr>
+                  <w:tcW w:type="dxa" w:w="1361"/>
+                  <w:vAlign w:val="center"/>
+                </w:tcPr>
+                <w:p>
+                  <w:r>
+                    <w:rPr>
+                      <w:rFonts w:ascii="Calibri" w:hAnsi="Calibri"/>
+                      <w:color w:val="E03E3E"/>
+                      <w:sz w:val="18"/>
+                    </w:rPr>
+                    <w:t>Installation certificate no</w:t>
+                  </w:r>
+                </w:p>
+              </w:tc>
+              <w:tc>
+                <w:tcPr>
+                  <w:tcW w:type="dxa" w:w="3458"/>
+                  <w:vAlign w:val="center"/>
+                  <w:shd w:val="clear" w:color="auto" w:fill="FFFFFF"/>
+                  <w:tcBorders>
+                    <w:top w:val="single" w:sz="4" w:space="0" w:color="C7CCD3"/>
+                    <w:left w:val="single" w:sz="4" w:space="0" w:color="C7CCD3"/>
+                    <w:bottom w:val="single" w:sz="4" w:space="0" w:color="C7CCD3"/>
+                    <w:right w:val="single" w:sz="4" w:space="0" w:color="C7CCD3"/>
+                  </w:tcBorders>
+                  <w:tcMar>
+                    <w:top w:w="60" w:type="dxa"/>
+                    <w:bottom w:w="60" w:type="dxa"/>
+                    <w:left w:w="100" w:type="dxa"/>
+                    <w:right w:w="100" w:type="dxa"/>
+                  </w:tcMar>
+                </w:tcPr>
+                <w:p>
+                  <w:r>
+                    <w:rPr>
+                      <w:rFonts w:ascii="Calibri" w:hAnsi="Calibri"/>
+                      <w:color w:val="1A1F2C"/>
+                      <w:sz w:val="20"/>
+                    </w:rPr>
+                    <w:t>[Installation Cert Number]</w:t>
+                  </w:r>
+                </w:p>
+              </w:tc>
+            </w:tr>
+          </w:tbl>
+          <w:p/>
+          <w:tbl>
+            <w:tblPr>
+              <w:tblW w:type="auto" w:w="0"/>
+              <w:tblLayout w:type="fixed"/>
+              <w:tblLook w:firstColumn="1" w:firstRow="1" w:lastColumn="0" w:lastRow="0" w:noHBand="0" w:noVBand="1" w:val="04A0"/>
+              <w:tblBorders>
+                <w:top w:val="nil"/>
+                <w:left w:val="nil"/>
+                <w:bottom w:val="nil"/>
+                <w:right w:val="nil"/>
+                <w:insideH w:val="nil"/>
+                <w:insideV w:val="nil"/>
+              </w:tblBorders>
+            </w:tblPr>
+            <w:tblGrid>
+              <w:gridCol w:w="2480"/>
+              <w:gridCol w:w="2480"/>
+              <w:gridCol w:w="2480"/>
+              <w:gridCol w:w="2480"/>
+            </w:tblGrid>
+            <w:tr>
+              <w:tc>
+                <w:tcPr>
+                  <w:tcW w:type="dxa" w:w="1474"/>
+                  <w:vAlign w:val="center"/>
+                </w:tcPr>
+                <w:p>
+                  <w:r>
+                    <w:rPr>
+                      <w:rFonts w:ascii="Calibri" w:hAnsi="Calibri"/>
+                      <w:color w:val="E03E3E"/>
+                      <w:sz w:val="18"/>
+                    </w:rPr>
+                    <w:t>Design drawings no</w:t>
+                  </w:r>
+                </w:p>
+              </w:tc>
+              <w:tc>
+                <w:tcPr>
+                  <w:tcW w:type="dxa" w:w="3628"/>
+                  <w:vAlign w:val="center"/>
+                  <w:shd w:val="clear" w:color="auto" w:fill="FFFFFF"/>
+                  <w:tcBorders>
+                    <w:top w:val="single" w:sz="4" w:space="0" w:color="C7CCD3"/>
+                    <w:left w:val="single" w:sz="4" w:space="0" w:color="C7CCD3"/>
+                    <w:bottom w:val="single" w:sz="4" w:space="0" w:color="C7CCD3"/>
+                    <w:right w:val="single" w:sz="4" w:space="0" w:color="C7CCD3"/>
+                  </w:tcBorders>
+                  <w:tcMar>
+                    <w:top w:w="60" w:type="dxa"/>
+                    <w:bottom w:w="60" w:type="dxa"/>
+                    <w:left w:w="100" w:type="dxa"/>
+                    <w:right w:w="100" w:type="dxa"/>
+                  </w:tcMar>
+                </w:tcPr>
+                <w:p>
+                  <w:r>
+                    <w:rPr>
+                      <w:rFonts w:ascii="Calibri" w:hAnsi="Calibri"/>
+                      <w:color w:val="1A1F2C"/>
+                      <w:sz w:val="20"/>
+                    </w:rPr>
+                    <w:t>[Design Drawings]</w:t>
+                  </w:r>
+                </w:p>
+              </w:tc>
+              <w:tc>
+                <w:tcPr>
+                  <w:tcW w:type="dxa" w:w="1361"/>
+                  <w:vAlign w:val="center"/>
+                </w:tcPr>
+                <w:p>
+                  <w:r>
+                    <w:rPr>
+                      <w:rFonts w:ascii="Calibri" w:hAnsi="Calibri"/>
+                      <w:color w:val="E03E3E"/>
+                      <w:sz w:val="18"/>
+                    </w:rPr>
+                    <w:t>As fitted drawings no</w:t>
+                  </w:r>
+                </w:p>
+              </w:tc>
+              <w:tc>
+                <w:tcPr>
+                  <w:tcW w:type="dxa" w:w="3458"/>
+                  <w:vAlign w:val="center"/>
+                  <w:shd w:val="clear" w:color="auto" w:fill="FFFFFF"/>
+                  <w:tcBorders>
+                    <w:top w:val="single" w:sz="4" w:space="0" w:color="C7CCD3"/>
+                    <w:left w:val="single" w:sz="4" w:space="0" w:color="C7CCD3"/>
+                    <w:bottom w:val="single" w:sz="4" w:space="0" w:color="C7CCD3"/>
+                    <w:right w:val="single" w:sz="4" w:space="0" w:color="C7CCD3"/>
+                  </w:tcBorders>
+                  <w:tcMar>
+                    <w:top w:w="60" w:type="dxa"/>
+                    <w:bottom w:w="60" w:type="dxa"/>
+                    <w:left w:w="100" w:type="dxa"/>
+                    <w:right w:w="100" w:type="dxa"/>
+                  </w:tcMar>
+                </w:tcPr>
+                <w:p>
+                  <w:r>
+                    <w:rPr>
+                      <w:rFonts w:ascii="Calibri" w:hAnsi="Calibri"/>
+                      <w:color w:val="1A1F2C"/>
+                      <w:sz w:val="20"/>
+                    </w:rPr>
+                    <w:t>[As Fitted Drawings]</w:t>
+                  </w:r>
+                </w:p>
+              </w:tc>
+            </w:tr>
+          </w:tbl>
+          <w:p/>
         </w:tc>
       </w:tr>
     </w:tbl>
@@ -1226,12 +1836,13 @@
     </w:p>
     <w:p>
       <w:pPr>
+        <w:spacing w:after="40"/>
         <w:jc w:val="center"/>
       </w:pPr>
       <w:r>
         <w:drawing>
           <wp:inline xmlns:a="http://schemas.openxmlformats.org/drawingml/2006/main" xmlns:pic="http://schemas.openxmlformats.org/drawingml/2006/picture">
-            <wp:extent cx="1620000" cy="1278947"/>
+            <wp:extent cx="1368000" cy="1080000"/>
             <wp:docPr id="2" name="Picture 2"/>
             <wp:cNvGraphicFramePr>
               <a:graphicFrameLocks noChangeAspect="1"/>
@@ -1252,7 +1863,7 @@
                   <pic:spPr>
                     <a:xfrm>
                       <a:off x="0" y="0"/>
-                      <a:ext cx="1620000" cy="1278947"/>
+                      <a:ext cx="1368000" cy="1080000"/>
                     </a:xfrm>
                     <a:prstGeom prst="rect"/>
                   </pic:spPr>
@@ -1265,44 +1876,27 @@
     </w:p>
     <w:p>
       <w:pPr>
+        <w:spacing w:before="80" w:after="160"/>
         <w:jc w:val="center"/>
       </w:pPr>
       <w:r>
         <w:rPr>
+          <w:rFonts w:ascii="Calibri" w:hAnsi="Calibri"/>
           <w:b/>
-          <w:color w:val="C53030"/>
+          <w:color w:val="1A1F2C"/>
           <w:sz w:val="28"/>
         </w:rPr>
-        <w:t>BHO A051   Fire Alarm Commissioning Certificate</w:t>
+        <w:t>A051  Fire Alarm Commissioning Certificate</w:t>
       </w:r>
     </w:p>
     <w:p>
+      <w:pPr>
+        <w:spacing w:after="0"/>
+      </w:pPr>
       <w:r>
         <w:rPr>
           <w:sz w:val="4"/>
         </w:rPr>
-      </w:r>
-    </w:p>
-    <w:p>
-      <w:pPr>
-        <w:spacing w:after="40"/>
-      </w:pPr>
-      <w:r>
-        <w:rPr>
-          <w:b/>
-          <w:color w:val="C53030"/>
-          <w:sz w:val="20"/>
-        </w:rPr>
-        <w:t>Commissioning Checklist (BS 5839-1 §39)</w:t>
-      </w:r>
-    </w:p>
-    <w:p>
-      <w:r>
-        <w:rPr>
-          <w:i/>
-          <w:sz w:val="16"/>
-        </w:rPr>
-        <w:t>Tick the appropriate column for each item. Items the wizard marks N/A render with an explanatory note inline.</w:t>
       </w:r>
     </w:p>
     <w:tbl>
@@ -1321,8 +1915,40 @@
       <w:tr>
         <w:tc>
           <w:tcPr>
-            <w:tcW w:type="dxa" w:w="454"/>
+            <w:tcW w:type="dxa" w:w="510"/>
             <w:shd w:val="clear" w:color="auto" w:fill="1F2937"/>
+            <w:tcMar>
+              <w:top w:w="80" w:type="dxa"/>
+              <w:bottom w:w="80" w:type="dxa"/>
+              <w:left w:w="80" w:type="dxa"/>
+              <w:right w:w="80" w:type="dxa"/>
+            </w:tcMar>
+          </w:tcPr>
+          <w:p>
+            <w:pPr>
+              <w:jc w:val="center"/>
+            </w:pPr>
+            <w:r>
+              <w:rPr>
+                <w:rFonts w:ascii="Calibri" w:hAnsi="Calibri"/>
+                <w:b/>
+                <w:color w:val="FFFFFF"/>
+                <w:sz w:val="18"/>
+              </w:rPr>
+              <w:t>Item</w:t>
+            </w:r>
+          </w:p>
+        </w:tc>
+        <w:tc>
+          <w:tcPr>
+            <w:tcW w:type="dxa" w:w="7483"/>
+            <w:shd w:val="clear" w:color="auto" w:fill="1F2937"/>
+            <w:tcMar>
+              <w:top w:w="80" w:type="dxa"/>
+              <w:bottom w:w="80" w:type="dxa"/>
+              <w:left w:w="80" w:type="dxa"/>
+              <w:right w:w="80" w:type="dxa"/>
+            </w:tcMar>
           </w:tcPr>
           <w:p>
             <w:pPr>
@@ -1330,25 +1956,7 @@
             </w:pPr>
             <w:r>
               <w:rPr>
-                <w:b/>
-                <w:color w:val="FFFFFF"/>
-                <w:sz w:val="18"/>
-              </w:rPr>
-              <w:t>#</w:t>
-            </w:r>
-          </w:p>
-        </w:tc>
-        <w:tc>
-          <w:tcPr>
-            <w:tcW w:type="dxa" w:w="7257"/>
-            <w:shd w:val="clear" w:color="auto" w:fill="1F2937"/>
-          </w:tcPr>
-          <w:p>
-            <w:pPr>
-              <w:jc w:val="left"/>
-            </w:pPr>
-            <w:r>
-              <w:rPr>
+                <w:rFonts w:ascii="Calibri" w:hAnsi="Calibri"/>
                 <w:b/>
                 <w:color w:val="FFFFFF"/>
                 <w:sz w:val="18"/>
@@ -1361,6 +1969,12 @@
           <w:tcPr>
             <w:tcW w:type="dxa" w:w="567"/>
             <w:shd w:val="clear" w:color="auto" w:fill="1F2937"/>
+            <w:tcMar>
+              <w:top w:w="80" w:type="dxa"/>
+              <w:bottom w:w="80" w:type="dxa"/>
+              <w:left w:w="80" w:type="dxa"/>
+              <w:right w:w="80" w:type="dxa"/>
+            </w:tcMar>
           </w:tcPr>
           <w:p>
             <w:pPr>
@@ -1368,6 +1982,7 @@
             </w:pPr>
             <w:r>
               <w:rPr>
+                <w:rFonts w:ascii="Calibri" w:hAnsi="Calibri"/>
                 <w:b/>
                 <w:color w:val="FFFFFF"/>
                 <w:sz w:val="18"/>
@@ -1380,6 +1995,12 @@
           <w:tcPr>
             <w:tcW w:type="dxa" w:w="567"/>
             <w:shd w:val="clear" w:color="auto" w:fill="1F2937"/>
+            <w:tcMar>
+              <w:top w:w="80" w:type="dxa"/>
+              <w:bottom w:w="80" w:type="dxa"/>
+              <w:left w:w="80" w:type="dxa"/>
+              <w:right w:w="80" w:type="dxa"/>
+            </w:tcMar>
           </w:tcPr>
           <w:p>
             <w:pPr>
@@ -1387,6 +2008,7 @@
             </w:pPr>
             <w:r>
               <w:rPr>
+                <w:rFonts w:ascii="Calibri" w:hAnsi="Calibri"/>
                 <w:b/>
                 <w:color w:val="FFFFFF"/>
                 <w:sz w:val="18"/>
@@ -1397,8 +2019,14 @@
         </w:tc>
         <w:tc>
           <w:tcPr>
-            <w:tcW w:type="dxa" w:w="567"/>
+            <w:tcW w:type="dxa" w:w="680"/>
             <w:shd w:val="clear" w:color="auto" w:fill="1F2937"/>
+            <w:tcMar>
+              <w:top w:w="80" w:type="dxa"/>
+              <w:bottom w:w="80" w:type="dxa"/>
+              <w:left w:w="80" w:type="dxa"/>
+              <w:right w:w="80" w:type="dxa"/>
+            </w:tcMar>
           </w:tcPr>
           <w:p>
             <w:pPr>
@@ -1406,6 +2034,7 @@
             </w:pPr>
             <w:r>
               <w:rPr>
+                <w:rFonts w:ascii="Calibri" w:hAnsi="Calibri"/>
                 <w:b/>
                 <w:color w:val="FFFFFF"/>
                 <w:sz w:val="18"/>
@@ -1418,7 +2047,7 @@
       <w:tr>
         <w:tc>
           <w:tcPr>
-            <w:tcW w:type="dxa" w:w="454"/>
+            <w:tcW w:type="dxa" w:w="510"/>
           </w:tcPr>
           <w:p>
             <w:pPr>
@@ -1426,6 +2055,7 @@
             </w:pPr>
             <w:r>
               <w:rPr>
+                <w:rFonts w:ascii="Calibri" w:hAnsi="Calibri"/>
                 <w:sz w:val="18"/>
               </w:rPr>
               <w:t>1</w:t>
@@ -1434,11 +2064,13 @@
         </w:tc>
         <w:tc>
           <w:tcPr>
-            <w:tcW w:type="dxa" w:w="7257"/>
+            <w:tcW w:type="dxa" w:w="7483"/>
           </w:tcPr>
           <w:p>
             <w:r>
               <w:rPr>
+                <w:rFonts w:ascii="Calibri" w:hAnsi="Calibri"/>
+                <w:color w:val="1A1F2C"/>
                 <w:sz w:val="18"/>
               </w:rPr>
               <w:t>The system complies with the original specification / design and the use of the building has not changed.</w:t>
@@ -1455,6 +2087,7 @@
             </w:pPr>
             <w:r>
               <w:rPr>
+                <w:rFonts w:ascii="Calibri" w:hAnsi="Calibri"/>
                 <w:sz w:val="22"/>
               </w:rPr>
               <w:t>☐</w:t>
@@ -1471,6 +2104,75 @@
             </w:pPr>
             <w:r>
               <w:rPr>
+                <w:rFonts w:ascii="Calibri" w:hAnsi="Calibri"/>
+                <w:sz w:val="22"/>
+              </w:rPr>
+              <w:t>☐</w:t>
+            </w:r>
+          </w:p>
+        </w:tc>
+        <w:tc>
+          <w:tcPr>
+            <w:tcW w:type="dxa" w:w="680"/>
+          </w:tcPr>
+          <w:p>
+            <w:pPr>
+              <w:jc w:val="center"/>
+            </w:pPr>
+            <w:r>
+              <w:rPr>
+                <w:rFonts w:ascii="Calibri" w:hAnsi="Calibri"/>
+                <w:sz w:val="22"/>
+              </w:rPr>
+              <w:t>☐</w:t>
+            </w:r>
+          </w:p>
+        </w:tc>
+      </w:tr>
+      <w:tr>
+        <w:tc>
+          <w:tcPr>
+            <w:tcW w:type="dxa" w:w="510"/>
+          </w:tcPr>
+          <w:p>
+            <w:pPr>
+              <w:jc w:val="center"/>
+            </w:pPr>
+            <w:r>
+              <w:rPr>
+                <w:rFonts w:ascii="Calibri" w:hAnsi="Calibri"/>
+                <w:sz w:val="18"/>
+              </w:rPr>
+              <w:t>2</w:t>
+            </w:r>
+          </w:p>
+        </w:tc>
+        <w:tc>
+          <w:tcPr>
+            <w:tcW w:type="dxa" w:w="7483"/>
+          </w:tcPr>
+          <w:p>
+            <w:r>
+              <w:rPr>
+                <w:rFonts w:ascii="Calibri" w:hAnsi="Calibri"/>
+                <w:color w:val="1A1F2C"/>
+                <w:sz w:val="18"/>
+              </w:rPr>
+              <w:t>The 'as fitted' drawing accurately reflects the building structure (any changes recorded and passed to PM).</w:t>
+            </w:r>
+          </w:p>
+        </w:tc>
+        <w:tc>
+          <w:tcPr>
+            <w:tcW w:type="dxa" w:w="567"/>
+          </w:tcPr>
+          <w:p>
+            <w:pPr>
+              <w:jc w:val="center"/>
+            </w:pPr>
+            <w:r>
+              <w:rPr>
+                <w:rFonts w:ascii="Calibri" w:hAnsi="Calibri"/>
                 <w:sz w:val="22"/>
               </w:rPr>
               <w:t>☐</w:t>
@@ -1487,6 +2189,24 @@
             </w:pPr>
             <w:r>
               <w:rPr>
+                <w:rFonts w:ascii="Calibri" w:hAnsi="Calibri"/>
+                <w:sz w:val="22"/>
+              </w:rPr>
+              <w:t>☐</w:t>
+            </w:r>
+          </w:p>
+        </w:tc>
+        <w:tc>
+          <w:tcPr>
+            <w:tcW w:type="dxa" w:w="680"/>
+          </w:tcPr>
+          <w:p>
+            <w:pPr>
+              <w:jc w:val="center"/>
+            </w:pPr>
+            <w:r>
+              <w:rPr>
+                <w:rFonts w:ascii="Calibri" w:hAnsi="Calibri"/>
                 <w:sz w:val="22"/>
               </w:rPr>
               <w:t>☐</w:t>
@@ -1497,7 +2217,7 @@
       <w:tr>
         <w:tc>
           <w:tcPr>
-            <w:tcW w:type="dxa" w:w="454"/>
+            <w:tcW w:type="dxa" w:w="510"/>
           </w:tcPr>
           <w:p>
             <w:pPr>
@@ -1505,22 +2225,25 @@
             </w:pPr>
             <w:r>
               <w:rPr>
+                <w:rFonts w:ascii="Calibri" w:hAnsi="Calibri"/>
                 <w:sz w:val="18"/>
               </w:rPr>
-              <w:t>2</w:t>
+              <w:t>3</w:t>
             </w:r>
           </w:p>
         </w:tc>
         <w:tc>
           <w:tcPr>
-            <w:tcW w:type="dxa" w:w="7257"/>
+            <w:tcW w:type="dxa" w:w="7483"/>
           </w:tcPr>
           <w:p>
             <w:r>
               <w:rPr>
+                <w:rFonts w:ascii="Calibri" w:hAnsi="Calibri"/>
+                <w:color w:val="1A1F2C"/>
                 <w:sz w:val="18"/>
               </w:rPr>
-              <w:t>The 'as fitted' drawing accurately reflects the building structure (any changes recorded and passed to PM).</w:t>
+              <w:t>System has been installed to meet the requirements of category L1 / L2 / L3 / L4 / L5 / P1 / P2 / M (state).</w:t>
             </w:r>
           </w:p>
         </w:tc>
@@ -1534,6 +2257,7 @@
             </w:pPr>
             <w:r>
               <w:rPr>
+                <w:rFonts w:ascii="Calibri" w:hAnsi="Calibri"/>
                 <w:sz w:val="22"/>
               </w:rPr>
               <w:t>☐</w:t>
@@ -1550,6 +2274,75 @@
             </w:pPr>
             <w:r>
               <w:rPr>
+                <w:rFonts w:ascii="Calibri" w:hAnsi="Calibri"/>
+                <w:sz w:val="22"/>
+              </w:rPr>
+              <w:t>☐</w:t>
+            </w:r>
+          </w:p>
+        </w:tc>
+        <w:tc>
+          <w:tcPr>
+            <w:tcW w:type="dxa" w:w="680"/>
+          </w:tcPr>
+          <w:p>
+            <w:pPr>
+              <w:jc w:val="center"/>
+            </w:pPr>
+            <w:r>
+              <w:rPr>
+                <w:rFonts w:ascii="Calibri" w:hAnsi="Calibri"/>
+                <w:sz w:val="22"/>
+              </w:rPr>
+              <w:t>☐</w:t>
+            </w:r>
+          </w:p>
+        </w:tc>
+      </w:tr>
+      <w:tr>
+        <w:tc>
+          <w:tcPr>
+            <w:tcW w:type="dxa" w:w="510"/>
+          </w:tcPr>
+          <w:p>
+            <w:pPr>
+              <w:jc w:val="center"/>
+            </w:pPr>
+            <w:r>
+              <w:rPr>
+                <w:rFonts w:ascii="Calibri" w:hAnsi="Calibri"/>
+                <w:sz w:val="18"/>
+              </w:rPr>
+              <w:t>4</w:t>
+            </w:r>
+          </w:p>
+        </w:tc>
+        <w:tc>
+          <w:tcPr>
+            <w:tcW w:type="dxa" w:w="7483"/>
+          </w:tcPr>
+          <w:p>
+            <w:r>
+              <w:rPr>
+                <w:rFonts w:ascii="Calibri" w:hAnsi="Calibri"/>
+                <w:color w:val="1A1F2C"/>
+                <w:sz w:val="18"/>
+              </w:rPr>
+              <w:t>Variations to the defined category have been identified and the schedule of variations agreed by the client and a nominated designer.</w:t>
+            </w:r>
+          </w:p>
+        </w:tc>
+        <w:tc>
+          <w:tcPr>
+            <w:tcW w:type="dxa" w:w="567"/>
+          </w:tcPr>
+          <w:p>
+            <w:pPr>
+              <w:jc w:val="center"/>
+            </w:pPr>
+            <w:r>
+              <w:rPr>
+                <w:rFonts w:ascii="Calibri" w:hAnsi="Calibri"/>
                 <w:sz w:val="22"/>
               </w:rPr>
               <w:t>☐</w:t>
@@ -1566,6 +2359,24 @@
             </w:pPr>
             <w:r>
               <w:rPr>
+                <w:rFonts w:ascii="Calibri" w:hAnsi="Calibri"/>
+                <w:sz w:val="22"/>
+              </w:rPr>
+              <w:t>☐</w:t>
+            </w:r>
+          </w:p>
+        </w:tc>
+        <w:tc>
+          <w:tcPr>
+            <w:tcW w:type="dxa" w:w="680"/>
+          </w:tcPr>
+          <w:p>
+            <w:pPr>
+              <w:jc w:val="center"/>
+            </w:pPr>
+            <w:r>
+              <w:rPr>
+                <w:rFonts w:ascii="Calibri" w:hAnsi="Calibri"/>
                 <w:sz w:val="22"/>
               </w:rPr>
               <w:t>☐</w:t>
@@ -1576,7 +2387,7 @@
       <w:tr>
         <w:tc>
           <w:tcPr>
-            <w:tcW w:type="dxa" w:w="454"/>
+            <w:tcW w:type="dxa" w:w="510"/>
           </w:tcPr>
           <w:p>
             <w:pPr>
@@ -1584,22 +2395,25 @@
             </w:pPr>
             <w:r>
               <w:rPr>
+                <w:rFonts w:ascii="Calibri" w:hAnsi="Calibri"/>
                 <w:sz w:val="18"/>
               </w:rPr>
-              <w:t>3</w:t>
+              <w:t>5</w:t>
             </w:r>
           </w:p>
         </w:tc>
         <w:tc>
           <w:tcPr>
-            <w:tcW w:type="dxa" w:w="7257"/>
+            <w:tcW w:type="dxa" w:w="7483"/>
           </w:tcPr>
           <w:p>
             <w:r>
               <w:rPr>
+                <w:rFonts w:ascii="Calibri" w:hAnsi="Calibri"/>
+                <w:color w:val="1A1F2C"/>
                 <w:sz w:val="18"/>
               </w:rPr>
-              <w:t>System has been installed to meet the requirements of category L1 / L2 / L3 / L4 / L5 / P1 / P2 / M (state).</w:t>
+              <w:t>Cables meet requirements for standard / enhanced / mixed (BS 5839-1 §26.2).</w:t>
             </w:r>
           </w:p>
         </w:tc>
@@ -1613,6 +2427,7 @@
             </w:pPr>
             <w:r>
               <w:rPr>
+                <w:rFonts w:ascii="Calibri" w:hAnsi="Calibri"/>
                 <w:sz w:val="22"/>
               </w:rPr>
               <w:t>☐</w:t>
@@ -1629,6 +2444,75 @@
             </w:pPr>
             <w:r>
               <w:rPr>
+                <w:rFonts w:ascii="Calibri" w:hAnsi="Calibri"/>
+                <w:sz w:val="22"/>
+              </w:rPr>
+              <w:t>☐</w:t>
+            </w:r>
+          </w:p>
+        </w:tc>
+        <w:tc>
+          <w:tcPr>
+            <w:tcW w:type="dxa" w:w="680"/>
+          </w:tcPr>
+          <w:p>
+            <w:pPr>
+              <w:jc w:val="center"/>
+            </w:pPr>
+            <w:r>
+              <w:rPr>
+                <w:rFonts w:ascii="Calibri" w:hAnsi="Calibri"/>
+                <w:sz w:val="22"/>
+              </w:rPr>
+              <w:t>☐</w:t>
+            </w:r>
+          </w:p>
+        </w:tc>
+      </w:tr>
+      <w:tr>
+        <w:tc>
+          <w:tcPr>
+            <w:tcW w:type="dxa" w:w="510"/>
+          </w:tcPr>
+          <w:p>
+            <w:pPr>
+              <w:jc w:val="center"/>
+            </w:pPr>
+            <w:r>
+              <w:rPr>
+                <w:rFonts w:ascii="Calibri" w:hAnsi="Calibri"/>
+                <w:sz w:val="18"/>
+              </w:rPr>
+              <w:t>6</w:t>
+            </w:r>
+          </w:p>
+        </w:tc>
+        <w:tc>
+          <w:tcPr>
+            <w:tcW w:type="dxa" w:w="7483"/>
+          </w:tcPr>
+          <w:p>
+            <w:r>
+              <w:rPr>
+                <w:rFonts w:ascii="Calibri" w:hAnsi="Calibri"/>
+                <w:color w:val="1A1F2C"/>
+                <w:sz w:val="18"/>
+              </w:rPr>
+              <w:t>Cables are segregated as required and suitably supported (where visibly checked, §26.2).</w:t>
+            </w:r>
+          </w:p>
+        </w:tc>
+        <w:tc>
+          <w:tcPr>
+            <w:tcW w:type="dxa" w:w="567"/>
+          </w:tcPr>
+          <w:p>
+            <w:pPr>
+              <w:jc w:val="center"/>
+            </w:pPr>
+            <w:r>
+              <w:rPr>
+                <w:rFonts w:ascii="Calibri" w:hAnsi="Calibri"/>
                 <w:sz w:val="22"/>
               </w:rPr>
               <w:t>☐</w:t>
@@ -1645,6 +2529,24 @@
             </w:pPr>
             <w:r>
               <w:rPr>
+                <w:rFonts w:ascii="Calibri" w:hAnsi="Calibri"/>
+                <w:sz w:val="22"/>
+              </w:rPr>
+              <w:t>☐</w:t>
+            </w:r>
+          </w:p>
+        </w:tc>
+        <w:tc>
+          <w:tcPr>
+            <w:tcW w:type="dxa" w:w="680"/>
+          </w:tcPr>
+          <w:p>
+            <w:pPr>
+              <w:jc w:val="center"/>
+            </w:pPr>
+            <w:r>
+              <w:rPr>
+                <w:rFonts w:ascii="Calibri" w:hAnsi="Calibri"/>
                 <w:sz w:val="22"/>
               </w:rPr>
               <w:t>☐</w:t>
@@ -1655,7 +2557,7 @@
       <w:tr>
         <w:tc>
           <w:tcPr>
-            <w:tcW w:type="dxa" w:w="454"/>
+            <w:tcW w:type="dxa" w:w="510"/>
           </w:tcPr>
           <w:p>
             <w:pPr>
@@ -1663,22 +2565,25 @@
             </w:pPr>
             <w:r>
               <w:rPr>
+                <w:rFonts w:ascii="Calibri" w:hAnsi="Calibri"/>
                 <w:sz w:val="18"/>
               </w:rPr>
-              <w:t>4</w:t>
+              <w:t>7</w:t>
             </w:r>
           </w:p>
         </w:tc>
         <w:tc>
           <w:tcPr>
-            <w:tcW w:type="dxa" w:w="7257"/>
+            <w:tcW w:type="dxa" w:w="7483"/>
           </w:tcPr>
           <w:p>
             <w:r>
               <w:rPr>
+                <w:rFonts w:ascii="Calibri" w:hAnsi="Calibri"/>
+                <w:color w:val="1A1F2C"/>
                 <w:sz w:val="18"/>
               </w:rPr>
-              <w:t>Variations to the defined category have been identified and the schedule of variations agreed by the client and a nominated designer.</w:t>
+              <w:t>Cables are mechanically protected as required where necessary (§26.2).</w:t>
             </w:r>
           </w:p>
         </w:tc>
@@ -1692,6 +2597,7 @@
             </w:pPr>
             <w:r>
               <w:rPr>
+                <w:rFonts w:ascii="Calibri" w:hAnsi="Calibri"/>
                 <w:sz w:val="22"/>
               </w:rPr>
               <w:t>☐</w:t>
@@ -1708,6 +2614,75 @@
             </w:pPr>
             <w:r>
               <w:rPr>
+                <w:rFonts w:ascii="Calibri" w:hAnsi="Calibri"/>
+                <w:sz w:val="22"/>
+              </w:rPr>
+              <w:t>☐</w:t>
+            </w:r>
+          </w:p>
+        </w:tc>
+        <w:tc>
+          <w:tcPr>
+            <w:tcW w:type="dxa" w:w="680"/>
+          </w:tcPr>
+          <w:p>
+            <w:pPr>
+              <w:jc w:val="center"/>
+            </w:pPr>
+            <w:r>
+              <w:rPr>
+                <w:rFonts w:ascii="Calibri" w:hAnsi="Calibri"/>
+                <w:sz w:val="22"/>
+              </w:rPr>
+              <w:t>☐</w:t>
+            </w:r>
+          </w:p>
+        </w:tc>
+      </w:tr>
+      <w:tr>
+        <w:tc>
+          <w:tcPr>
+            <w:tcW w:type="dxa" w:w="510"/>
+          </w:tcPr>
+          <w:p>
+            <w:pPr>
+              <w:jc w:val="center"/>
+            </w:pPr>
+            <w:r>
+              <w:rPr>
+                <w:rFonts w:ascii="Calibri" w:hAnsi="Calibri"/>
+                <w:sz w:val="18"/>
+              </w:rPr>
+              <w:t>8</w:t>
+            </w:r>
+          </w:p>
+        </w:tc>
+        <w:tc>
+          <w:tcPr>
+            <w:tcW w:type="dxa" w:w="7483"/>
+          </w:tcPr>
+          <w:p>
+            <w:r>
+              <w:rPr>
+                <w:rFonts w:ascii="Calibri" w:hAnsi="Calibri"/>
+                <w:color w:val="1A1F2C"/>
+                <w:sz w:val="18"/>
+              </w:rPr>
+              <w:t>Junction boxes correctly labelled and identified on drawings (where visibly checked).</w:t>
+            </w:r>
+          </w:p>
+        </w:tc>
+        <w:tc>
+          <w:tcPr>
+            <w:tcW w:type="dxa" w:w="567"/>
+          </w:tcPr>
+          <w:p>
+            <w:pPr>
+              <w:jc w:val="center"/>
+            </w:pPr>
+            <w:r>
+              <w:rPr>
+                <w:rFonts w:ascii="Calibri" w:hAnsi="Calibri"/>
                 <w:sz w:val="22"/>
               </w:rPr>
               <w:t>☐</w:t>
@@ -1724,6 +2699,24 @@
             </w:pPr>
             <w:r>
               <w:rPr>
+                <w:rFonts w:ascii="Calibri" w:hAnsi="Calibri"/>
+                <w:sz w:val="22"/>
+              </w:rPr>
+              <w:t>☐</w:t>
+            </w:r>
+          </w:p>
+        </w:tc>
+        <w:tc>
+          <w:tcPr>
+            <w:tcW w:type="dxa" w:w="680"/>
+          </w:tcPr>
+          <w:p>
+            <w:pPr>
+              <w:jc w:val="center"/>
+            </w:pPr>
+            <w:r>
+              <w:rPr>
+                <w:rFonts w:ascii="Calibri" w:hAnsi="Calibri"/>
                 <w:sz w:val="22"/>
               </w:rPr>
               <w:t>☐</w:t>
@@ -1734,7 +2727,7 @@
       <w:tr>
         <w:tc>
           <w:tcPr>
-            <w:tcW w:type="dxa" w:w="454"/>
+            <w:tcW w:type="dxa" w:w="510"/>
           </w:tcPr>
           <w:p>
             <w:pPr>
@@ -1742,22 +2735,25 @@
             </w:pPr>
             <w:r>
               <w:rPr>
+                <w:rFonts w:ascii="Calibri" w:hAnsi="Calibri"/>
                 <w:sz w:val="18"/>
               </w:rPr>
-              <w:t>5</w:t>
+              <w:t>9</w:t>
             </w:r>
           </w:p>
         </w:tc>
         <w:tc>
           <w:tcPr>
-            <w:tcW w:type="dxa" w:w="7257"/>
+            <w:tcW w:type="dxa" w:w="7483"/>
           </w:tcPr>
           <w:p>
             <w:r>
               <w:rPr>
+                <w:rFonts w:ascii="Calibri" w:hAnsi="Calibri"/>
+                <w:color w:val="1A1F2C"/>
                 <w:sz w:val="18"/>
               </w:rPr>
-              <w:t>Cables meet requirements for standard / enhanced / mixed (BS 5839-1 §26.2).</w:t>
+              <w:t>All cable insulation and continuity resistance measurements are logged.</w:t>
             </w:r>
           </w:p>
         </w:tc>
@@ -1771,6 +2767,7 @@
             </w:pPr>
             <w:r>
               <w:rPr>
+                <w:rFonts w:ascii="Calibri" w:hAnsi="Calibri"/>
                 <w:sz w:val="22"/>
               </w:rPr>
               <w:t>☐</w:t>
@@ -1787,6 +2784,75 @@
             </w:pPr>
             <w:r>
               <w:rPr>
+                <w:rFonts w:ascii="Calibri" w:hAnsi="Calibri"/>
+                <w:sz w:val="22"/>
+              </w:rPr>
+              <w:t>☐</w:t>
+            </w:r>
+          </w:p>
+        </w:tc>
+        <w:tc>
+          <w:tcPr>
+            <w:tcW w:type="dxa" w:w="680"/>
+          </w:tcPr>
+          <w:p>
+            <w:pPr>
+              <w:jc w:val="center"/>
+            </w:pPr>
+            <w:r>
+              <w:rPr>
+                <w:rFonts w:ascii="Calibri" w:hAnsi="Calibri"/>
+                <w:sz w:val="22"/>
+              </w:rPr>
+              <w:t>☐</w:t>
+            </w:r>
+          </w:p>
+        </w:tc>
+      </w:tr>
+      <w:tr>
+        <w:tc>
+          <w:tcPr>
+            <w:tcW w:type="dxa" w:w="510"/>
+          </w:tcPr>
+          <w:p>
+            <w:pPr>
+              <w:jc w:val="center"/>
+            </w:pPr>
+            <w:r>
+              <w:rPr>
+                <w:rFonts w:ascii="Calibri" w:hAnsi="Calibri"/>
+                <w:sz w:val="18"/>
+              </w:rPr>
+              <w:t>10</w:t>
+            </w:r>
+          </w:p>
+        </w:tc>
+        <w:tc>
+          <w:tcPr>
+            <w:tcW w:type="dxa" w:w="7483"/>
+          </w:tcPr>
+          <w:p>
+            <w:r>
+              <w:rPr>
+                <w:rFonts w:ascii="Calibri" w:hAnsi="Calibri"/>
+                <w:color w:val="1A1F2C"/>
+                <w:sz w:val="18"/>
+              </w:rPr>
+              <w:t>All cable penetrations are sleeved and fire-stopped (where visibly checked).</w:t>
+            </w:r>
+          </w:p>
+        </w:tc>
+        <w:tc>
+          <w:tcPr>
+            <w:tcW w:type="dxa" w:w="567"/>
+          </w:tcPr>
+          <w:p>
+            <w:pPr>
+              <w:jc w:val="center"/>
+            </w:pPr>
+            <w:r>
+              <w:rPr>
+                <w:rFonts w:ascii="Calibri" w:hAnsi="Calibri"/>
                 <w:sz w:val="22"/>
               </w:rPr>
               <w:t>☐</w:t>
@@ -1803,6 +2869,24 @@
             </w:pPr>
             <w:r>
               <w:rPr>
+                <w:rFonts w:ascii="Calibri" w:hAnsi="Calibri"/>
+                <w:sz w:val="22"/>
+              </w:rPr>
+              <w:t>☐</w:t>
+            </w:r>
+          </w:p>
+        </w:tc>
+        <w:tc>
+          <w:tcPr>
+            <w:tcW w:type="dxa" w:w="680"/>
+          </w:tcPr>
+          <w:p>
+            <w:pPr>
+              <w:jc w:val="center"/>
+            </w:pPr>
+            <w:r>
+              <w:rPr>
+                <w:rFonts w:ascii="Calibri" w:hAnsi="Calibri"/>
                 <w:sz w:val="22"/>
               </w:rPr>
               <w:t>☐</w:t>
@@ -1813,7 +2897,7 @@
       <w:tr>
         <w:tc>
           <w:tcPr>
-            <w:tcW w:type="dxa" w:w="454"/>
+            <w:tcW w:type="dxa" w:w="510"/>
           </w:tcPr>
           <w:p>
             <w:pPr>
@@ -1821,22 +2905,25 @@
             </w:pPr>
             <w:r>
               <w:rPr>
+                <w:rFonts w:ascii="Calibri" w:hAnsi="Calibri"/>
                 <w:sz w:val="18"/>
               </w:rPr>
-              <w:t>6</w:t>
+              <w:t>11</w:t>
             </w:r>
           </w:p>
         </w:tc>
         <w:tc>
           <w:tcPr>
-            <w:tcW w:type="dxa" w:w="7257"/>
+            <w:tcW w:type="dxa" w:w="7483"/>
           </w:tcPr>
           <w:p>
             <w:r>
               <w:rPr>
+                <w:rFonts w:ascii="Calibri" w:hAnsi="Calibri"/>
+                <w:color w:val="1A1F2C"/>
                 <w:sz w:val="18"/>
               </w:rPr>
-              <w:t>Cables are segregated as required and suitably supported (where visibly checked, §26.2).</w:t>
+              <w:t>Mains supply is dedicated, key-switched, correctly fused and labelled 'fire alarm — do not switch off' (red, accessible with a special tool only).</w:t>
             </w:r>
           </w:p>
         </w:tc>
@@ -1850,6 +2937,7 @@
             </w:pPr>
             <w:r>
               <w:rPr>
+                <w:rFonts w:ascii="Calibri" w:hAnsi="Calibri"/>
                 <w:sz w:val="22"/>
               </w:rPr>
               <w:t>☐</w:t>
@@ -1866,6 +2954,75 @@
             </w:pPr>
             <w:r>
               <w:rPr>
+                <w:rFonts w:ascii="Calibri" w:hAnsi="Calibri"/>
+                <w:sz w:val="22"/>
+              </w:rPr>
+              <w:t>☐</w:t>
+            </w:r>
+          </w:p>
+        </w:tc>
+        <w:tc>
+          <w:tcPr>
+            <w:tcW w:type="dxa" w:w="680"/>
+          </w:tcPr>
+          <w:p>
+            <w:pPr>
+              <w:jc w:val="center"/>
+            </w:pPr>
+            <w:r>
+              <w:rPr>
+                <w:rFonts w:ascii="Calibri" w:hAnsi="Calibri"/>
+                <w:sz w:val="22"/>
+              </w:rPr>
+              <w:t>☐</w:t>
+            </w:r>
+          </w:p>
+        </w:tc>
+      </w:tr>
+      <w:tr>
+        <w:tc>
+          <w:tcPr>
+            <w:tcW w:type="dxa" w:w="510"/>
+          </w:tcPr>
+          <w:p>
+            <w:pPr>
+              <w:jc w:val="center"/>
+            </w:pPr>
+            <w:r>
+              <w:rPr>
+                <w:rFonts w:ascii="Calibri" w:hAnsi="Calibri"/>
+                <w:sz w:val="18"/>
+              </w:rPr>
+              <w:t>12</w:t>
+            </w:r>
+          </w:p>
+        </w:tc>
+        <w:tc>
+          <w:tcPr>
+            <w:tcW w:type="dxa" w:w="7483"/>
+          </w:tcPr>
+          <w:p>
+            <w:r>
+              <w:rPr>
+                <w:rFonts w:ascii="Calibri" w:hAnsi="Calibri"/>
+                <w:color w:val="1A1F2C"/>
+                <w:sz w:val="18"/>
+              </w:rPr>
+              <w:t>Mains supply identified at ALL distribution boards with a 'fire alarm — do not switch off' label in red.</w:t>
+            </w:r>
+          </w:p>
+        </w:tc>
+        <w:tc>
+          <w:tcPr>
+            <w:tcW w:type="dxa" w:w="567"/>
+          </w:tcPr>
+          <w:p>
+            <w:pPr>
+              <w:jc w:val="center"/>
+            </w:pPr>
+            <w:r>
+              <w:rPr>
+                <w:rFonts w:ascii="Calibri" w:hAnsi="Calibri"/>
                 <w:sz w:val="22"/>
               </w:rPr>
               <w:t>☐</w:t>
@@ -1882,6 +3039,24 @@
             </w:pPr>
             <w:r>
               <w:rPr>
+                <w:rFonts w:ascii="Calibri" w:hAnsi="Calibri"/>
+                <w:sz w:val="22"/>
+              </w:rPr>
+              <w:t>☐</w:t>
+            </w:r>
+          </w:p>
+        </w:tc>
+        <w:tc>
+          <w:tcPr>
+            <w:tcW w:type="dxa" w:w="680"/>
+          </w:tcPr>
+          <w:p>
+            <w:pPr>
+              <w:jc w:val="center"/>
+            </w:pPr>
+            <w:r>
+              <w:rPr>
+                <w:rFonts w:ascii="Calibri" w:hAnsi="Calibri"/>
                 <w:sz w:val="22"/>
               </w:rPr>
               <w:t>☐</w:t>
@@ -1892,7 +3067,7 @@
       <w:tr>
         <w:tc>
           <w:tcPr>
-            <w:tcW w:type="dxa" w:w="454"/>
+            <w:tcW w:type="dxa" w:w="510"/>
           </w:tcPr>
           <w:p>
             <w:pPr>
@@ -1900,22 +3075,25 @@
             </w:pPr>
             <w:r>
               <w:rPr>
+                <w:rFonts w:ascii="Calibri" w:hAnsi="Calibri"/>
                 <w:sz w:val="18"/>
               </w:rPr>
-              <w:t>7</w:t>
+              <w:t>13</w:t>
             </w:r>
           </w:p>
         </w:tc>
         <w:tc>
           <w:tcPr>
-            <w:tcW w:type="dxa" w:w="7257"/>
+            <w:tcW w:type="dxa" w:w="7483"/>
           </w:tcPr>
           <w:p>
             <w:r>
               <w:rPr>
+                <w:rFonts w:ascii="Calibri" w:hAnsi="Calibri"/>
+                <w:color w:val="1A1F2C"/>
                 <w:sz w:val="18"/>
               </w:rPr>
-              <w:t>Cables are mechanically protected as required where necessary (§26.2).</w:t>
+              <w:t>230V suppliers' installation covered by a certificate (request the EICR). If not seen, log variation as '230VAC supply test records not seen during commissioning BS 5839-1 §38.2c.'</w:t>
             </w:r>
           </w:p>
         </w:tc>
@@ -1929,6 +3107,7 @@
             </w:pPr>
             <w:r>
               <w:rPr>
+                <w:rFonts w:ascii="Calibri" w:hAnsi="Calibri"/>
                 <w:sz w:val="22"/>
               </w:rPr>
               <w:t>☐</w:t>
@@ -1945,6 +3124,75 @@
             </w:pPr>
             <w:r>
               <w:rPr>
+                <w:rFonts w:ascii="Calibri" w:hAnsi="Calibri"/>
+                <w:sz w:val="22"/>
+              </w:rPr>
+              <w:t>☐</w:t>
+            </w:r>
+          </w:p>
+        </w:tc>
+        <w:tc>
+          <w:tcPr>
+            <w:tcW w:type="dxa" w:w="680"/>
+          </w:tcPr>
+          <w:p>
+            <w:pPr>
+              <w:jc w:val="center"/>
+            </w:pPr>
+            <w:r>
+              <w:rPr>
+                <w:rFonts w:ascii="Calibri" w:hAnsi="Calibri"/>
+                <w:sz w:val="22"/>
+              </w:rPr>
+              <w:t>☐</w:t>
+            </w:r>
+          </w:p>
+        </w:tc>
+      </w:tr>
+      <w:tr>
+        <w:tc>
+          <w:tcPr>
+            <w:tcW w:type="dxa" w:w="510"/>
+          </w:tcPr>
+          <w:p>
+            <w:pPr>
+              <w:jc w:val="center"/>
+            </w:pPr>
+            <w:r>
+              <w:rPr>
+                <w:rFonts w:ascii="Calibri" w:hAnsi="Calibri"/>
+                <w:sz w:val="18"/>
+              </w:rPr>
+              <w:t>14</w:t>
+            </w:r>
+          </w:p>
+        </w:tc>
+        <w:tc>
+          <w:tcPr>
+            <w:tcW w:type="dxa" w:w="7483"/>
+          </w:tcPr>
+          <w:p>
+            <w:r>
+              <w:rPr>
+                <w:rFonts w:ascii="Calibri" w:hAnsi="Calibri"/>
+                <w:color w:val="1A1F2C"/>
+                <w:sz w:val="18"/>
+              </w:rPr>
+              <w:t>Standby battery verification calculation has been carried out for ALL panels / power supplies. If calculation requires larger batteries than provided, contact PM or line manager.</w:t>
+            </w:r>
+          </w:p>
+        </w:tc>
+        <w:tc>
+          <w:tcPr>
+            <w:tcW w:type="dxa" w:w="567"/>
+          </w:tcPr>
+          <w:p>
+            <w:pPr>
+              <w:jc w:val="center"/>
+            </w:pPr>
+            <w:r>
+              <w:rPr>
+                <w:rFonts w:ascii="Calibri" w:hAnsi="Calibri"/>
                 <w:sz w:val="22"/>
               </w:rPr>
               <w:t>☐</w:t>
@@ -1961,6 +3209,24 @@
             </w:pPr>
             <w:r>
               <w:rPr>
+                <w:rFonts w:ascii="Calibri" w:hAnsi="Calibri"/>
+                <w:sz w:val="22"/>
+              </w:rPr>
+              <w:t>☐</w:t>
+            </w:r>
+          </w:p>
+        </w:tc>
+        <w:tc>
+          <w:tcPr>
+            <w:tcW w:type="dxa" w:w="680"/>
+          </w:tcPr>
+          <w:p>
+            <w:pPr>
+              <w:jc w:val="center"/>
+            </w:pPr>
+            <w:r>
+              <w:rPr>
+                <w:rFonts w:ascii="Calibri" w:hAnsi="Calibri"/>
                 <w:sz w:val="22"/>
               </w:rPr>
               <w:t>☐</w:t>
@@ -1971,7 +3237,7 @@
       <w:tr>
         <w:tc>
           <w:tcPr>
-            <w:tcW w:type="dxa" w:w="454"/>
+            <w:tcW w:type="dxa" w:w="510"/>
           </w:tcPr>
           <w:p>
             <w:pPr>
@@ -1979,22 +3245,25 @@
             </w:pPr>
             <w:r>
               <w:rPr>
+                <w:rFonts w:ascii="Calibri" w:hAnsi="Calibri"/>
                 <w:sz w:val="18"/>
               </w:rPr>
-              <w:t>8</w:t>
+              <w:t>15</w:t>
             </w:r>
           </w:p>
         </w:tc>
         <w:tc>
           <w:tcPr>
-            <w:tcW w:type="dxa" w:w="7257"/>
+            <w:tcW w:type="dxa" w:w="7483"/>
           </w:tcPr>
           <w:p>
             <w:r>
               <w:rPr>
+                <w:rFonts w:ascii="Calibri" w:hAnsi="Calibri"/>
+                <w:color w:val="1A1F2C"/>
                 <w:sz w:val="18"/>
               </w:rPr>
-              <w:t>Junction boxes correctly labelled and identified on drawings (where visibly checked).</w:t>
+              <w:t>All batteries are clearly marked and labelled with date of installation (§25.4).</w:t>
             </w:r>
           </w:p>
         </w:tc>
@@ -2008,6 +3277,7 @@
             </w:pPr>
             <w:r>
               <w:rPr>
+                <w:rFonts w:ascii="Calibri" w:hAnsi="Calibri"/>
                 <w:sz w:val="22"/>
               </w:rPr>
               <w:t>☐</w:t>
@@ -2024,6 +3294,75 @@
             </w:pPr>
             <w:r>
               <w:rPr>
+                <w:rFonts w:ascii="Calibri" w:hAnsi="Calibri"/>
+                <w:sz w:val="22"/>
+              </w:rPr>
+              <w:t>☐</w:t>
+            </w:r>
+          </w:p>
+        </w:tc>
+        <w:tc>
+          <w:tcPr>
+            <w:tcW w:type="dxa" w:w="680"/>
+          </w:tcPr>
+          <w:p>
+            <w:pPr>
+              <w:jc w:val="center"/>
+            </w:pPr>
+            <w:r>
+              <w:rPr>
+                <w:rFonts w:ascii="Calibri" w:hAnsi="Calibri"/>
+                <w:sz w:val="22"/>
+              </w:rPr>
+              <w:t>☐</w:t>
+            </w:r>
+          </w:p>
+        </w:tc>
+      </w:tr>
+      <w:tr>
+        <w:tc>
+          <w:tcPr>
+            <w:tcW w:type="dxa" w:w="510"/>
+          </w:tcPr>
+          <w:p>
+            <w:pPr>
+              <w:jc w:val="center"/>
+            </w:pPr>
+            <w:r>
+              <w:rPr>
+                <w:rFonts w:ascii="Calibri" w:hAnsi="Calibri"/>
+                <w:sz w:val="18"/>
+              </w:rPr>
+              <w:t>16</w:t>
+            </w:r>
+          </w:p>
+        </w:tc>
+        <w:tc>
+          <w:tcPr>
+            <w:tcW w:type="dxa" w:w="7483"/>
+          </w:tcPr>
+          <w:p>
+            <w:r>
+              <w:rPr>
+                <w:rFonts w:ascii="Calibri" w:hAnsi="Calibri"/>
+                <w:color w:val="1A1F2C"/>
+                <w:sz w:val="18"/>
+              </w:rPr>
+              <w:t>Field wiring is labelled and correctly terminated in all control and ancillary equipment.</w:t>
+            </w:r>
+          </w:p>
+        </w:tc>
+        <w:tc>
+          <w:tcPr>
+            <w:tcW w:type="dxa" w:w="567"/>
+          </w:tcPr>
+          <w:p>
+            <w:pPr>
+              <w:jc w:val="center"/>
+            </w:pPr>
+            <w:r>
+              <w:rPr>
+                <w:rFonts w:ascii="Calibri" w:hAnsi="Calibri"/>
                 <w:sz w:val="22"/>
               </w:rPr>
               <w:t>☐</w:t>
@@ -2040,6 +3379,24 @@
             </w:pPr>
             <w:r>
               <w:rPr>
+                <w:rFonts w:ascii="Calibri" w:hAnsi="Calibri"/>
+                <w:sz w:val="22"/>
+              </w:rPr>
+              <w:t>☐</w:t>
+            </w:r>
+          </w:p>
+        </w:tc>
+        <w:tc>
+          <w:tcPr>
+            <w:tcW w:type="dxa" w:w="680"/>
+          </w:tcPr>
+          <w:p>
+            <w:pPr>
+              <w:jc w:val="center"/>
+            </w:pPr>
+            <w:r>
+              <w:rPr>
+                <w:rFonts w:ascii="Calibri" w:hAnsi="Calibri"/>
                 <w:sz w:val="22"/>
               </w:rPr>
               <w:t>☐</w:t>
@@ -2050,7 +3407,7 @@
       <w:tr>
         <w:tc>
           <w:tcPr>
-            <w:tcW w:type="dxa" w:w="454"/>
+            <w:tcW w:type="dxa" w:w="510"/>
           </w:tcPr>
           <w:p>
             <w:pPr>
@@ -2058,22 +3415,25 @@
             </w:pPr>
             <w:r>
               <w:rPr>
+                <w:rFonts w:ascii="Calibri" w:hAnsi="Calibri"/>
                 <w:sz w:val="18"/>
               </w:rPr>
-              <w:t>9</w:t>
+              <w:t>17</w:t>
             </w:r>
           </w:p>
         </w:tc>
         <w:tc>
           <w:tcPr>
-            <w:tcW w:type="dxa" w:w="7257"/>
+            <w:tcW w:type="dxa" w:w="7483"/>
           </w:tcPr>
           <w:p>
             <w:r>
               <w:rPr>
+                <w:rFonts w:ascii="Calibri" w:hAnsi="Calibri"/>
+                <w:color w:val="1A1F2C"/>
                 <w:sz w:val="18"/>
               </w:rPr>
-              <w:t>All cable insulation and continuity resistance measurements are logged.</w:t>
+              <w:t>Detector removal fault indication has been checked and tested (§12.2.1).</w:t>
             </w:r>
           </w:p>
         </w:tc>
@@ -2087,6 +3447,7 @@
             </w:pPr>
             <w:r>
               <w:rPr>
+                <w:rFonts w:ascii="Calibri" w:hAnsi="Calibri"/>
                 <w:sz w:val="22"/>
               </w:rPr>
               <w:t>☐</w:t>
@@ -2103,6 +3464,75 @@
             </w:pPr>
             <w:r>
               <w:rPr>
+                <w:rFonts w:ascii="Calibri" w:hAnsi="Calibri"/>
+                <w:sz w:val="22"/>
+              </w:rPr>
+              <w:t>☐</w:t>
+            </w:r>
+          </w:p>
+        </w:tc>
+        <w:tc>
+          <w:tcPr>
+            <w:tcW w:type="dxa" w:w="680"/>
+          </w:tcPr>
+          <w:p>
+            <w:pPr>
+              <w:jc w:val="center"/>
+            </w:pPr>
+            <w:r>
+              <w:rPr>
+                <w:rFonts w:ascii="Calibri" w:hAnsi="Calibri"/>
+                <w:sz w:val="22"/>
+              </w:rPr>
+              <w:t>☐</w:t>
+            </w:r>
+          </w:p>
+        </w:tc>
+      </w:tr>
+      <w:tr>
+        <w:tc>
+          <w:tcPr>
+            <w:tcW w:type="dxa" w:w="510"/>
+          </w:tcPr>
+          <w:p>
+            <w:pPr>
+              <w:jc w:val="center"/>
+            </w:pPr>
+            <w:r>
+              <w:rPr>
+                <w:rFonts w:ascii="Calibri" w:hAnsi="Calibri"/>
+                <w:sz w:val="18"/>
+              </w:rPr>
+              <w:t>18</w:t>
+            </w:r>
+          </w:p>
+        </w:tc>
+        <w:tc>
+          <w:tcPr>
+            <w:tcW w:type="dxa" w:w="7483"/>
+          </w:tcPr>
+          <w:p>
+            <w:r>
+              <w:rPr>
+                <w:rFonts w:ascii="Calibri" w:hAnsi="Calibri"/>
+                <w:color w:val="1A1F2C"/>
+                <w:sz w:val="18"/>
+              </w:rPr>
+              <w:t>Short circuit fault indication has been checked and tested.</w:t>
+            </w:r>
+          </w:p>
+        </w:tc>
+        <w:tc>
+          <w:tcPr>
+            <w:tcW w:type="dxa" w:w="567"/>
+          </w:tcPr>
+          <w:p>
+            <w:pPr>
+              <w:jc w:val="center"/>
+            </w:pPr>
+            <w:r>
+              <w:rPr>
+                <w:rFonts w:ascii="Calibri" w:hAnsi="Calibri"/>
                 <w:sz w:val="22"/>
               </w:rPr>
               <w:t>☐</w:t>
@@ -2119,6 +3549,24 @@
             </w:pPr>
             <w:r>
               <w:rPr>
+                <w:rFonts w:ascii="Calibri" w:hAnsi="Calibri"/>
+                <w:sz w:val="22"/>
+              </w:rPr>
+              <w:t>☐</w:t>
+            </w:r>
+          </w:p>
+        </w:tc>
+        <w:tc>
+          <w:tcPr>
+            <w:tcW w:type="dxa" w:w="680"/>
+          </w:tcPr>
+          <w:p>
+            <w:pPr>
+              <w:jc w:val="center"/>
+            </w:pPr>
+            <w:r>
+              <w:rPr>
+                <w:rFonts w:ascii="Calibri" w:hAnsi="Calibri"/>
                 <w:sz w:val="22"/>
               </w:rPr>
               <w:t>☐</w:t>
@@ -2129,7 +3577,7 @@
       <w:tr>
         <w:tc>
           <w:tcPr>
-            <w:tcW w:type="dxa" w:w="454"/>
+            <w:tcW w:type="dxa" w:w="510"/>
           </w:tcPr>
           <w:p>
             <w:pPr>
@@ -2137,22 +3585,25 @@
             </w:pPr>
             <w:r>
               <w:rPr>
+                <w:rFonts w:ascii="Calibri" w:hAnsi="Calibri"/>
                 <w:sz w:val="18"/>
               </w:rPr>
-              <w:t>10</w:t>
+              <w:t>19</w:t>
             </w:r>
           </w:p>
         </w:tc>
         <w:tc>
           <w:tcPr>
-            <w:tcW w:type="dxa" w:w="7257"/>
+            <w:tcW w:type="dxa" w:w="7483"/>
           </w:tcPr>
           <w:p>
             <w:r>
               <w:rPr>
+                <w:rFonts w:ascii="Calibri" w:hAnsi="Calibri"/>
+                <w:color w:val="1A1F2C"/>
                 <w:sz w:val="18"/>
               </w:rPr>
-              <w:t>All cable penetrations are sleeved and fire-stopped (where visibly checked).</w:t>
+              <w:t>ALL detection, MCPs, warning and ancillary devices have been tested for control operation and results recorded.</w:t>
             </w:r>
           </w:p>
         </w:tc>
@@ -2166,6 +3617,7 @@
             </w:pPr>
             <w:r>
               <w:rPr>
+                <w:rFonts w:ascii="Calibri" w:hAnsi="Calibri"/>
                 <w:sz w:val="22"/>
               </w:rPr>
               <w:t>☐</w:t>
@@ -2182,6 +3634,75 @@
             </w:pPr>
             <w:r>
               <w:rPr>
+                <w:rFonts w:ascii="Calibri" w:hAnsi="Calibri"/>
+                <w:sz w:val="22"/>
+              </w:rPr>
+              <w:t>☐</w:t>
+            </w:r>
+          </w:p>
+        </w:tc>
+        <w:tc>
+          <w:tcPr>
+            <w:tcW w:type="dxa" w:w="680"/>
+          </w:tcPr>
+          <w:p>
+            <w:pPr>
+              <w:jc w:val="center"/>
+            </w:pPr>
+            <w:r>
+              <w:rPr>
+                <w:rFonts w:ascii="Calibri" w:hAnsi="Calibri"/>
+                <w:sz w:val="22"/>
+              </w:rPr>
+              <w:t>☐</w:t>
+            </w:r>
+          </w:p>
+        </w:tc>
+      </w:tr>
+      <w:tr>
+        <w:tc>
+          <w:tcPr>
+            <w:tcW w:type="dxa" w:w="510"/>
+          </w:tcPr>
+          <w:p>
+            <w:pPr>
+              <w:jc w:val="center"/>
+            </w:pPr>
+            <w:r>
+              <w:rPr>
+                <w:rFonts w:ascii="Calibri" w:hAnsi="Calibri"/>
+                <w:sz w:val="18"/>
+              </w:rPr>
+              <w:t>20</w:t>
+            </w:r>
+          </w:p>
+        </w:tc>
+        <w:tc>
+          <w:tcPr>
+            <w:tcW w:type="dxa" w:w="7483"/>
+          </w:tcPr>
+          <w:p>
+            <w:r>
+              <w:rPr>
+                <w:rFonts w:ascii="Calibri" w:hAnsi="Calibri"/>
+                <w:color w:val="1A1F2C"/>
+                <w:sz w:val="18"/>
+              </w:rPr>
+              <w:t>Cause and effect on the system has been tested and results recorded.</w:t>
+            </w:r>
+          </w:p>
+        </w:tc>
+        <w:tc>
+          <w:tcPr>
+            <w:tcW w:type="dxa" w:w="567"/>
+          </w:tcPr>
+          <w:p>
+            <w:pPr>
+              <w:jc w:val="center"/>
+            </w:pPr>
+            <w:r>
+              <w:rPr>
+                <w:rFonts w:ascii="Calibri" w:hAnsi="Calibri"/>
                 <w:sz w:val="22"/>
               </w:rPr>
               <w:t>☐</w:t>
@@ -2198,6 +3719,24 @@
             </w:pPr>
             <w:r>
               <w:rPr>
+                <w:rFonts w:ascii="Calibri" w:hAnsi="Calibri"/>
+                <w:sz w:val="22"/>
+              </w:rPr>
+              <w:t>☐</w:t>
+            </w:r>
+          </w:p>
+        </w:tc>
+        <w:tc>
+          <w:tcPr>
+            <w:tcW w:type="dxa" w:w="680"/>
+          </w:tcPr>
+          <w:p>
+            <w:pPr>
+              <w:jc w:val="center"/>
+            </w:pPr>
+            <w:r>
+              <w:rPr>
+                <w:rFonts w:ascii="Calibri" w:hAnsi="Calibri"/>
                 <w:sz w:val="22"/>
               </w:rPr>
               <w:t>☐</w:t>
@@ -2208,7 +3747,7 @@
       <w:tr>
         <w:tc>
           <w:tcPr>
-            <w:tcW w:type="dxa" w:w="454"/>
+            <w:tcW w:type="dxa" w:w="510"/>
           </w:tcPr>
           <w:p>
             <w:pPr>
@@ -2216,22 +3755,25 @@
             </w:pPr>
             <w:r>
               <w:rPr>
+                <w:rFonts w:ascii="Calibri" w:hAnsi="Calibri"/>
                 <w:sz w:val="18"/>
               </w:rPr>
-              <w:t>11</w:t>
+              <w:t>21</w:t>
             </w:r>
           </w:p>
         </w:tc>
         <w:tc>
           <w:tcPr>
-            <w:tcW w:type="dxa" w:w="7257"/>
+            <w:tcW w:type="dxa" w:w="7483"/>
           </w:tcPr>
           <w:p>
             <w:r>
               <w:rPr>
+                <w:rFonts w:ascii="Calibri" w:hAnsi="Calibri"/>
+                <w:color w:val="1A1F2C"/>
                 <w:sz w:val="18"/>
               </w:rPr>
-              <w:t>Mains supply is dedicated, key-switched, correctly fused and labelled 'fire alarm — do not switch off' (red, accessible with a special tool only).</w:t>
+              <w:t>Provision of sounder circuits is appropriate (§16.2).</w:t>
             </w:r>
           </w:p>
         </w:tc>
@@ -2245,6 +3787,7 @@
             </w:pPr>
             <w:r>
               <w:rPr>
+                <w:rFonts w:ascii="Calibri" w:hAnsi="Calibri"/>
                 <w:sz w:val="22"/>
               </w:rPr>
               <w:t>☐</w:t>
@@ -2261,6 +3804,75 @@
             </w:pPr>
             <w:r>
               <w:rPr>
+                <w:rFonts w:ascii="Calibri" w:hAnsi="Calibri"/>
+                <w:sz w:val="22"/>
+              </w:rPr>
+              <w:t>☐</w:t>
+            </w:r>
+          </w:p>
+        </w:tc>
+        <w:tc>
+          <w:tcPr>
+            <w:tcW w:type="dxa" w:w="680"/>
+          </w:tcPr>
+          <w:p>
+            <w:pPr>
+              <w:jc w:val="center"/>
+            </w:pPr>
+            <w:r>
+              <w:rPr>
+                <w:rFonts w:ascii="Calibri" w:hAnsi="Calibri"/>
+                <w:sz w:val="22"/>
+              </w:rPr>
+              <w:t>☐</w:t>
+            </w:r>
+          </w:p>
+        </w:tc>
+      </w:tr>
+      <w:tr>
+        <w:tc>
+          <w:tcPr>
+            <w:tcW w:type="dxa" w:w="510"/>
+          </w:tcPr>
+          <w:p>
+            <w:pPr>
+              <w:jc w:val="center"/>
+            </w:pPr>
+            <w:r>
+              <w:rPr>
+                <w:rFonts w:ascii="Calibri" w:hAnsi="Calibri"/>
+                <w:sz w:val="18"/>
+              </w:rPr>
+              <w:t>22</w:t>
+            </w:r>
+          </w:p>
+        </w:tc>
+        <w:tc>
+          <w:tcPr>
+            <w:tcW w:type="dxa" w:w="7483"/>
+          </w:tcPr>
+          <w:p>
+            <w:r>
+              <w:rPr>
+                <w:rFonts w:ascii="Calibri" w:hAnsi="Calibri"/>
+                <w:color w:val="1A1F2C"/>
+                <w:sz w:val="18"/>
+              </w:rPr>
+              <w:t>Sound pressure levels have been checked and recorded (§16.2).</w:t>
+            </w:r>
+          </w:p>
+        </w:tc>
+        <w:tc>
+          <w:tcPr>
+            <w:tcW w:type="dxa" w:w="567"/>
+          </w:tcPr>
+          <w:p>
+            <w:pPr>
+              <w:jc w:val="center"/>
+            </w:pPr>
+            <w:r>
+              <w:rPr>
+                <w:rFonts w:ascii="Calibri" w:hAnsi="Calibri"/>
                 <w:sz w:val="22"/>
               </w:rPr>
               <w:t>☐</w:t>
@@ -2277,6 +3889,24 @@
             </w:pPr>
             <w:r>
               <w:rPr>
+                <w:rFonts w:ascii="Calibri" w:hAnsi="Calibri"/>
+                <w:sz w:val="22"/>
+              </w:rPr>
+              <w:t>☐</w:t>
+            </w:r>
+          </w:p>
+        </w:tc>
+        <w:tc>
+          <w:tcPr>
+            <w:tcW w:type="dxa" w:w="680"/>
+          </w:tcPr>
+          <w:p>
+            <w:pPr>
+              <w:jc w:val="center"/>
+            </w:pPr>
+            <w:r>
+              <w:rPr>
+                <w:rFonts w:ascii="Calibri" w:hAnsi="Calibri"/>
                 <w:sz w:val="22"/>
               </w:rPr>
               <w:t>☐</w:t>
@@ -2287,7 +3917,7 @@
       <w:tr>
         <w:tc>
           <w:tcPr>
-            <w:tcW w:type="dxa" w:w="454"/>
+            <w:tcW w:type="dxa" w:w="510"/>
           </w:tcPr>
           <w:p>
             <w:pPr>
@@ -2295,22 +3925,25 @@
             </w:pPr>
             <w:r>
               <w:rPr>
+                <w:rFonts w:ascii="Calibri" w:hAnsi="Calibri"/>
                 <w:sz w:val="18"/>
               </w:rPr>
-              <w:t>12</w:t>
+              <w:t>23</w:t>
             </w:r>
           </w:p>
         </w:tc>
         <w:tc>
           <w:tcPr>
-            <w:tcW w:type="dxa" w:w="7257"/>
+            <w:tcW w:type="dxa" w:w="7483"/>
           </w:tcPr>
           <w:p>
             <w:r>
               <w:rPr>
+                <w:rFonts w:ascii="Calibri" w:hAnsi="Calibri"/>
+                <w:color w:val="1A1F2C"/>
                 <w:sz w:val="18"/>
               </w:rPr>
-              <w:t>Mains supply identified at ALL distribution boards with a 'fire alarm — do not switch off' label in red.</w:t>
+              <w:t>Detector type and spacing is appropriate to the system category (§22.2).</w:t>
             </w:r>
           </w:p>
         </w:tc>
@@ -2324,6 +3957,7 @@
             </w:pPr>
             <w:r>
               <w:rPr>
+                <w:rFonts w:ascii="Calibri" w:hAnsi="Calibri"/>
                 <w:sz w:val="22"/>
               </w:rPr>
               <w:t>☐</w:t>
@@ -2340,6 +3974,75 @@
             </w:pPr>
             <w:r>
               <w:rPr>
+                <w:rFonts w:ascii="Calibri" w:hAnsi="Calibri"/>
+                <w:sz w:val="22"/>
+              </w:rPr>
+              <w:t>☐</w:t>
+            </w:r>
+          </w:p>
+        </w:tc>
+        <w:tc>
+          <w:tcPr>
+            <w:tcW w:type="dxa" w:w="680"/>
+          </w:tcPr>
+          <w:p>
+            <w:pPr>
+              <w:jc w:val="center"/>
+            </w:pPr>
+            <w:r>
+              <w:rPr>
+                <w:rFonts w:ascii="Calibri" w:hAnsi="Calibri"/>
+                <w:sz w:val="22"/>
+              </w:rPr>
+              <w:t>☐</w:t>
+            </w:r>
+          </w:p>
+        </w:tc>
+      </w:tr>
+      <w:tr>
+        <w:tc>
+          <w:tcPr>
+            <w:tcW w:type="dxa" w:w="510"/>
+          </w:tcPr>
+          <w:p>
+            <w:pPr>
+              <w:jc w:val="center"/>
+            </w:pPr>
+            <w:r>
+              <w:rPr>
+                <w:rFonts w:ascii="Calibri" w:hAnsi="Calibri"/>
+                <w:sz w:val="18"/>
+              </w:rPr>
+              <w:t>24</w:t>
+            </w:r>
+          </w:p>
+        </w:tc>
+        <w:tc>
+          <w:tcPr>
+            <w:tcW w:type="dxa" w:w="7483"/>
+          </w:tcPr>
+          <w:p>
+            <w:r>
+              <w:rPr>
+                <w:rFonts w:ascii="Calibri" w:hAnsi="Calibri"/>
+                <w:color w:val="1A1F2C"/>
+                <w:sz w:val="18"/>
+              </w:rPr>
+              <w:t>MCPs are located correctly and travel distances do not exceed 45 m (§22.2).</w:t>
+            </w:r>
+          </w:p>
+        </w:tc>
+        <w:tc>
+          <w:tcPr>
+            <w:tcW w:type="dxa" w:w="567"/>
+          </w:tcPr>
+          <w:p>
+            <w:pPr>
+              <w:jc w:val="center"/>
+            </w:pPr>
+            <w:r>
+              <w:rPr>
+                <w:rFonts w:ascii="Calibri" w:hAnsi="Calibri"/>
                 <w:sz w:val="22"/>
               </w:rPr>
               <w:t>☐</w:t>
@@ -2356,6 +4059,24 @@
             </w:pPr>
             <w:r>
               <w:rPr>
+                <w:rFonts w:ascii="Calibri" w:hAnsi="Calibri"/>
+                <w:sz w:val="22"/>
+              </w:rPr>
+              <w:t>☐</w:t>
+            </w:r>
+          </w:p>
+        </w:tc>
+        <w:tc>
+          <w:tcPr>
+            <w:tcW w:type="dxa" w:w="680"/>
+          </w:tcPr>
+          <w:p>
+            <w:pPr>
+              <w:jc w:val="center"/>
+            </w:pPr>
+            <w:r>
+              <w:rPr>
+                <w:rFonts w:ascii="Calibri" w:hAnsi="Calibri"/>
                 <w:sz w:val="22"/>
               </w:rPr>
               <w:t>☐</w:t>
@@ -2366,7 +4087,7 @@
       <w:tr>
         <w:tc>
           <w:tcPr>
-            <w:tcW w:type="dxa" w:w="454"/>
+            <w:tcW w:type="dxa" w:w="510"/>
           </w:tcPr>
           <w:p>
             <w:pPr>
@@ -2374,22 +4095,25 @@
             </w:pPr>
             <w:r>
               <w:rPr>
+                <w:rFonts w:ascii="Calibri" w:hAnsi="Calibri"/>
                 <w:sz w:val="18"/>
               </w:rPr>
-              <w:t>13</w:t>
+              <w:t>25</w:t>
             </w:r>
           </w:p>
         </w:tc>
         <w:tc>
           <w:tcPr>
-            <w:tcW w:type="dxa" w:w="7257"/>
+            <w:tcW w:type="dxa" w:w="7483"/>
           </w:tcPr>
           <w:p>
             <w:r>
               <w:rPr>
+                <w:rFonts w:ascii="Calibri" w:hAnsi="Calibri"/>
+                <w:color w:val="1A1F2C"/>
                 <w:sz w:val="18"/>
               </w:rPr>
-              <w:t>230V suppliers' installation covered by a certificate (request the EICR). If not seen, log variation as '230VAC supply test records not seen during commissioning BS 5839-1 §38.2c.'</w:t>
+              <w:t>Remote signalling has been checked and tested for correct operation to ARC (fire and fault).</w:t>
             </w:r>
           </w:p>
         </w:tc>
@@ -2403,6 +4127,7 @@
             </w:pPr>
             <w:r>
               <w:rPr>
+                <w:rFonts w:ascii="Calibri" w:hAnsi="Calibri"/>
                 <w:sz w:val="22"/>
               </w:rPr>
               <w:t>☐</w:t>
@@ -2419,6 +4144,75 @@
             </w:pPr>
             <w:r>
               <w:rPr>
+                <w:rFonts w:ascii="Calibri" w:hAnsi="Calibri"/>
+                <w:sz w:val="22"/>
+              </w:rPr>
+              <w:t>☐</w:t>
+            </w:r>
+          </w:p>
+        </w:tc>
+        <w:tc>
+          <w:tcPr>
+            <w:tcW w:type="dxa" w:w="680"/>
+          </w:tcPr>
+          <w:p>
+            <w:pPr>
+              <w:jc w:val="center"/>
+            </w:pPr>
+            <w:r>
+              <w:rPr>
+                <w:rFonts w:ascii="Calibri" w:hAnsi="Calibri"/>
+                <w:sz w:val="22"/>
+              </w:rPr>
+              <w:t>☐</w:t>
+            </w:r>
+          </w:p>
+        </w:tc>
+      </w:tr>
+      <w:tr>
+        <w:tc>
+          <w:tcPr>
+            <w:tcW w:type="dxa" w:w="510"/>
+          </w:tcPr>
+          <w:p>
+            <w:pPr>
+              <w:jc w:val="center"/>
+            </w:pPr>
+            <w:r>
+              <w:rPr>
+                <w:rFonts w:ascii="Calibri" w:hAnsi="Calibri"/>
+                <w:sz w:val="18"/>
+              </w:rPr>
+              <w:t>26</w:t>
+            </w:r>
+          </w:p>
+        </w:tc>
+        <w:tc>
+          <w:tcPr>
+            <w:tcW w:type="dxa" w:w="7483"/>
+          </w:tcPr>
+          <w:p>
+            <w:r>
+              <w:rPr>
+                <w:rFonts w:ascii="Calibri" w:hAnsi="Calibri"/>
+                <w:color w:val="1A1F2C"/>
+                <w:sz w:val="18"/>
+              </w:rPr>
+              <w:t>Radio signal strength (where applicable) exceeds manufacturer's minimum requirements.</w:t>
+            </w:r>
+          </w:p>
+        </w:tc>
+        <w:tc>
+          <w:tcPr>
+            <w:tcW w:type="dxa" w:w="567"/>
+          </w:tcPr>
+          <w:p>
+            <w:pPr>
+              <w:jc w:val="center"/>
+            </w:pPr>
+            <w:r>
+              <w:rPr>
+                <w:rFonts w:ascii="Calibri" w:hAnsi="Calibri"/>
                 <w:sz w:val="22"/>
               </w:rPr>
               <w:t>☐</w:t>
@@ -2435,6 +4229,24 @@
             </w:pPr>
             <w:r>
               <w:rPr>
+                <w:rFonts w:ascii="Calibri" w:hAnsi="Calibri"/>
+                <w:sz w:val="22"/>
+              </w:rPr>
+              <w:t>☐</w:t>
+            </w:r>
+          </w:p>
+        </w:tc>
+        <w:tc>
+          <w:tcPr>
+            <w:tcW w:type="dxa" w:w="680"/>
+          </w:tcPr>
+          <w:p>
+            <w:pPr>
+              <w:jc w:val="center"/>
+            </w:pPr>
+            <w:r>
+              <w:rPr>
+                <w:rFonts w:ascii="Calibri" w:hAnsi="Calibri"/>
                 <w:sz w:val="22"/>
               </w:rPr>
               <w:t>☐</w:t>
@@ -2445,7 +4257,7 @@
       <w:tr>
         <w:tc>
           <w:tcPr>
-            <w:tcW w:type="dxa" w:w="454"/>
+            <w:tcW w:type="dxa" w:w="510"/>
           </w:tcPr>
           <w:p>
             <w:pPr>
@@ -2453,22 +4265,25 @@
             </w:pPr>
             <w:r>
               <w:rPr>
+                <w:rFonts w:ascii="Calibri" w:hAnsi="Calibri"/>
                 <w:sz w:val="18"/>
               </w:rPr>
-              <w:t>14</w:t>
+              <w:t>27</w:t>
             </w:r>
           </w:p>
         </w:tc>
         <w:tc>
           <w:tcPr>
-            <w:tcW w:type="dxa" w:w="7257"/>
+            <w:tcW w:type="dxa" w:w="7483"/>
           </w:tcPr>
           <w:p>
             <w:r>
               <w:rPr>
+                <w:rFonts w:ascii="Calibri" w:hAnsi="Calibri"/>
+                <w:color w:val="1A1F2C"/>
                 <w:sz w:val="18"/>
               </w:rPr>
-              <w:t>Standby battery verification calculation has been carried out for ALL panels / power supplies. If calculation requires larger batteries than provided, contact PM or line manager.</w:t>
+              <w:t>Cause and effects have been checked and verified.</w:t>
             </w:r>
           </w:p>
         </w:tc>
@@ -2482,6 +4297,7 @@
             </w:pPr>
             <w:r>
               <w:rPr>
+                <w:rFonts w:ascii="Calibri" w:hAnsi="Calibri"/>
                 <w:sz w:val="22"/>
               </w:rPr>
               <w:t>☐</w:t>
@@ -2498,6 +4314,75 @@
             </w:pPr>
             <w:r>
               <w:rPr>
+                <w:rFonts w:ascii="Calibri" w:hAnsi="Calibri"/>
+                <w:sz w:val="22"/>
+              </w:rPr>
+              <w:t>☐</w:t>
+            </w:r>
+          </w:p>
+        </w:tc>
+        <w:tc>
+          <w:tcPr>
+            <w:tcW w:type="dxa" w:w="680"/>
+          </w:tcPr>
+          <w:p>
+            <w:pPr>
+              <w:jc w:val="center"/>
+            </w:pPr>
+            <w:r>
+              <w:rPr>
+                <w:rFonts w:ascii="Calibri" w:hAnsi="Calibri"/>
+                <w:sz w:val="22"/>
+              </w:rPr>
+              <w:t>☐</w:t>
+            </w:r>
+          </w:p>
+        </w:tc>
+      </w:tr>
+      <w:tr>
+        <w:tc>
+          <w:tcPr>
+            <w:tcW w:type="dxa" w:w="510"/>
+          </w:tcPr>
+          <w:p>
+            <w:pPr>
+              <w:jc w:val="center"/>
+            </w:pPr>
+            <w:r>
+              <w:rPr>
+                <w:rFonts w:ascii="Calibri" w:hAnsi="Calibri"/>
+                <w:sz w:val="18"/>
+              </w:rPr>
+              <w:t>28</w:t>
+            </w:r>
+          </w:p>
+        </w:tc>
+        <w:tc>
+          <w:tcPr>
+            <w:tcW w:type="dxa" w:w="7483"/>
+          </w:tcPr>
+          <w:p>
+            <w:r>
+              <w:rPr>
+                <w:rFonts w:ascii="Calibri" w:hAnsi="Calibri"/>
+                <w:color w:val="1A1F2C"/>
+                <w:sz w:val="18"/>
+              </w:rPr>
+              <w:t>Zone charts have been fitted in appropriate locations and with the correct orientation (e.g. adjacent to control equipment and repeaters); search distances do not exceed limits; emergency lighting above.</w:t>
+            </w:r>
+          </w:p>
+        </w:tc>
+        <w:tc>
+          <w:tcPr>
+            <w:tcW w:type="dxa" w:w="567"/>
+          </w:tcPr>
+          <w:p>
+            <w:pPr>
+              <w:jc w:val="center"/>
+            </w:pPr>
+            <w:r>
+              <w:rPr>
+                <w:rFonts w:ascii="Calibri" w:hAnsi="Calibri"/>
                 <w:sz w:val="22"/>
               </w:rPr>
               <w:t>☐</w:t>
@@ -2514,6 +4399,24 @@
             </w:pPr>
             <w:r>
               <w:rPr>
+                <w:rFonts w:ascii="Calibri" w:hAnsi="Calibri"/>
+                <w:sz w:val="22"/>
+              </w:rPr>
+              <w:t>☐</w:t>
+            </w:r>
+          </w:p>
+        </w:tc>
+        <w:tc>
+          <w:tcPr>
+            <w:tcW w:type="dxa" w:w="680"/>
+          </w:tcPr>
+          <w:p>
+            <w:pPr>
+              <w:jc w:val="center"/>
+            </w:pPr>
+            <w:r>
+              <w:rPr>
+                <w:rFonts w:ascii="Calibri" w:hAnsi="Calibri"/>
                 <w:sz w:val="22"/>
               </w:rPr>
               <w:t>☐</w:t>
@@ -2524,7 +4427,7 @@
       <w:tr>
         <w:tc>
           <w:tcPr>
-            <w:tcW w:type="dxa" w:w="454"/>
+            <w:tcW w:type="dxa" w:w="510"/>
           </w:tcPr>
           <w:p>
             <w:pPr>
@@ -2532,22 +4435,25 @@
             </w:pPr>
             <w:r>
               <w:rPr>
+                <w:rFonts w:ascii="Calibri" w:hAnsi="Calibri"/>
                 <w:sz w:val="18"/>
               </w:rPr>
-              <w:t>15</w:t>
+              <w:t>29</w:t>
             </w:r>
           </w:p>
         </w:tc>
         <w:tc>
           <w:tcPr>
-            <w:tcW w:type="dxa" w:w="7257"/>
+            <w:tcW w:type="dxa" w:w="7483"/>
           </w:tcPr>
           <w:p>
             <w:r>
               <w:rPr>
+                <w:rFonts w:ascii="Calibri" w:hAnsi="Calibri"/>
+                <w:color w:val="1A1F2C"/>
                 <w:sz w:val="18"/>
               </w:rPr>
-              <w:t>All batteries are clearly marked and labelled with date of installation (§25.4).</w:t>
+              <w:t>'As fitted' drawings are complete and updated where required including cable type and sizes, cable routing, 230V supply, location of all MCPs / detectors / sounders / isolators.</w:t>
             </w:r>
           </w:p>
         </w:tc>
@@ -2561,6 +4467,7 @@
             </w:pPr>
             <w:r>
               <w:rPr>
+                <w:rFonts w:ascii="Calibri" w:hAnsi="Calibri"/>
                 <w:sz w:val="22"/>
               </w:rPr>
               <w:t>☐</w:t>
@@ -2577,6 +4484,75 @@
             </w:pPr>
             <w:r>
               <w:rPr>
+                <w:rFonts w:ascii="Calibri" w:hAnsi="Calibri"/>
+                <w:sz w:val="22"/>
+              </w:rPr>
+              <w:t>☐</w:t>
+            </w:r>
+          </w:p>
+        </w:tc>
+        <w:tc>
+          <w:tcPr>
+            <w:tcW w:type="dxa" w:w="680"/>
+          </w:tcPr>
+          <w:p>
+            <w:pPr>
+              <w:jc w:val="center"/>
+            </w:pPr>
+            <w:r>
+              <w:rPr>
+                <w:rFonts w:ascii="Calibri" w:hAnsi="Calibri"/>
+                <w:sz w:val="22"/>
+              </w:rPr>
+              <w:t>☐</w:t>
+            </w:r>
+          </w:p>
+        </w:tc>
+      </w:tr>
+      <w:tr>
+        <w:tc>
+          <w:tcPr>
+            <w:tcW w:type="dxa" w:w="510"/>
+          </w:tcPr>
+          <w:p>
+            <w:pPr>
+              <w:jc w:val="center"/>
+            </w:pPr>
+            <w:r>
+              <w:rPr>
+                <w:rFonts w:ascii="Calibri" w:hAnsi="Calibri"/>
+                <w:sz w:val="18"/>
+              </w:rPr>
+              <w:t>30</w:t>
+            </w:r>
+          </w:p>
+        </w:tc>
+        <w:tc>
+          <w:tcPr>
+            <w:tcW w:type="dxa" w:w="7483"/>
+          </w:tcPr>
+          <w:p>
+            <w:r>
+              <w:rPr>
+                <w:rFonts w:ascii="Calibri" w:hAnsi="Calibri"/>
+                <w:color w:val="1A1F2C"/>
+                <w:sz w:val="18"/>
+              </w:rPr>
+              <w:t>User handbook and operating instructions have been issued to the 'responsible person'.</w:t>
+            </w:r>
+          </w:p>
+        </w:tc>
+        <w:tc>
+          <w:tcPr>
+            <w:tcW w:type="dxa" w:w="567"/>
+          </w:tcPr>
+          <w:p>
+            <w:pPr>
+              <w:jc w:val="center"/>
+            </w:pPr>
+            <w:r>
+              <w:rPr>
+                <w:rFonts w:ascii="Calibri" w:hAnsi="Calibri"/>
                 <w:sz w:val="22"/>
               </w:rPr>
               <w:t>☐</w:t>
@@ -2593,6 +4569,24 @@
             </w:pPr>
             <w:r>
               <w:rPr>
+                <w:rFonts w:ascii="Calibri" w:hAnsi="Calibri"/>
+                <w:sz w:val="22"/>
+              </w:rPr>
+              <w:t>☐</w:t>
+            </w:r>
+          </w:p>
+        </w:tc>
+        <w:tc>
+          <w:tcPr>
+            <w:tcW w:type="dxa" w:w="680"/>
+          </w:tcPr>
+          <w:p>
+            <w:pPr>
+              <w:jc w:val="center"/>
+            </w:pPr>
+            <w:r>
+              <w:rPr>
+                <w:rFonts w:ascii="Calibri" w:hAnsi="Calibri"/>
                 <w:sz w:val="22"/>
               </w:rPr>
               <w:t>☐</w:t>
@@ -2603,7 +4597,7 @@
       <w:tr>
         <w:tc>
           <w:tcPr>
-            <w:tcW w:type="dxa" w:w="454"/>
+            <w:tcW w:type="dxa" w:w="510"/>
           </w:tcPr>
           <w:p>
             <w:pPr>
@@ -2611,22 +4605,25 @@
             </w:pPr>
             <w:r>
               <w:rPr>
+                <w:rFonts w:ascii="Calibri" w:hAnsi="Calibri"/>
                 <w:sz w:val="18"/>
               </w:rPr>
-              <w:t>16</w:t>
+              <w:t>31</w:t>
             </w:r>
           </w:p>
         </w:tc>
         <w:tc>
           <w:tcPr>
-            <w:tcW w:type="dxa" w:w="7257"/>
+            <w:tcW w:type="dxa" w:w="7483"/>
           </w:tcPr>
           <w:p>
             <w:r>
               <w:rPr>
+                <w:rFonts w:ascii="Calibri" w:hAnsi="Calibri"/>
+                <w:color w:val="1A1F2C"/>
                 <w:sz w:val="18"/>
               </w:rPr>
-              <w:t>Field wiring is labelled and correctly terminated in all control and ancillary equipment.</w:t>
+              <w:t>The 'responsible person' has been adequately trained in the use of the fire alarm system; details recorded.</w:t>
             </w:r>
           </w:p>
         </w:tc>
@@ -2640,6 +4637,7 @@
             </w:pPr>
             <w:r>
               <w:rPr>
+                <w:rFonts w:ascii="Calibri" w:hAnsi="Calibri"/>
                 <w:sz w:val="22"/>
               </w:rPr>
               <w:t>☐</w:t>
@@ -2656,6 +4654,75 @@
             </w:pPr>
             <w:r>
               <w:rPr>
+                <w:rFonts w:ascii="Calibri" w:hAnsi="Calibri"/>
+                <w:sz w:val="22"/>
+              </w:rPr>
+              <w:t>☐</w:t>
+            </w:r>
+          </w:p>
+        </w:tc>
+        <w:tc>
+          <w:tcPr>
+            <w:tcW w:type="dxa" w:w="680"/>
+          </w:tcPr>
+          <w:p>
+            <w:pPr>
+              <w:jc w:val="center"/>
+            </w:pPr>
+            <w:r>
+              <w:rPr>
+                <w:rFonts w:ascii="Calibri" w:hAnsi="Calibri"/>
+                <w:sz w:val="22"/>
+              </w:rPr>
+              <w:t>☐</w:t>
+            </w:r>
+          </w:p>
+        </w:tc>
+      </w:tr>
+      <w:tr>
+        <w:tc>
+          <w:tcPr>
+            <w:tcW w:type="dxa" w:w="510"/>
+          </w:tcPr>
+          <w:p>
+            <w:pPr>
+              <w:jc w:val="center"/>
+            </w:pPr>
+            <w:r>
+              <w:rPr>
+                <w:rFonts w:ascii="Calibri" w:hAnsi="Calibri"/>
+                <w:sz w:val="18"/>
+              </w:rPr>
+              <w:t>32</w:t>
+            </w:r>
+          </w:p>
+        </w:tc>
+        <w:tc>
+          <w:tcPr>
+            <w:tcW w:type="dxa" w:w="7483"/>
+          </w:tcPr>
+          <w:p>
+            <w:r>
+              <w:rPr>
+                <w:rFonts w:ascii="Calibri" w:hAnsi="Calibri"/>
+                <w:color w:val="1A1F2C"/>
+                <w:sz w:val="18"/>
+              </w:rPr>
+              <w:t>Premises have been left in a tidy condition and all surplus materials and equipment removed from site.</w:t>
+            </w:r>
+          </w:p>
+        </w:tc>
+        <w:tc>
+          <w:tcPr>
+            <w:tcW w:type="dxa" w:w="567"/>
+          </w:tcPr>
+          <w:p>
+            <w:pPr>
+              <w:jc w:val="center"/>
+            </w:pPr>
+            <w:r>
+              <w:rPr>
+                <w:rFonts w:ascii="Calibri" w:hAnsi="Calibri"/>
                 <w:sz w:val="22"/>
               </w:rPr>
               <w:t>☐</w:t>
@@ -2672,6 +4739,24 @@
             </w:pPr>
             <w:r>
               <w:rPr>
+                <w:rFonts w:ascii="Calibri" w:hAnsi="Calibri"/>
+                <w:sz w:val="22"/>
+              </w:rPr>
+              <w:t>☐</w:t>
+            </w:r>
+          </w:p>
+        </w:tc>
+        <w:tc>
+          <w:tcPr>
+            <w:tcW w:type="dxa" w:w="680"/>
+          </w:tcPr>
+          <w:p>
+            <w:pPr>
+              <w:jc w:val="center"/>
+            </w:pPr>
+            <w:r>
+              <w:rPr>
+                <w:rFonts w:ascii="Calibri" w:hAnsi="Calibri"/>
                 <w:sz w:val="22"/>
               </w:rPr>
               <w:t>☐</w:t>
@@ -2682,7 +4767,7 @@
       <w:tr>
         <w:tc>
           <w:tcPr>
-            <w:tcW w:type="dxa" w:w="454"/>
+            <w:tcW w:type="dxa" w:w="510"/>
           </w:tcPr>
           <w:p>
             <w:pPr>
@@ -2690,22 +4775,25 @@
             </w:pPr>
             <w:r>
               <w:rPr>
+                <w:rFonts w:ascii="Calibri" w:hAnsi="Calibri"/>
                 <w:sz w:val="18"/>
               </w:rPr>
-              <w:t>17</w:t>
+              <w:t>33</w:t>
             </w:r>
           </w:p>
         </w:tc>
         <w:tc>
           <w:tcPr>
-            <w:tcW w:type="dxa" w:w="7257"/>
+            <w:tcW w:type="dxa" w:w="7483"/>
           </w:tcPr>
           <w:p>
             <w:r>
               <w:rPr>
+                <w:rFonts w:ascii="Calibri" w:hAnsi="Calibri"/>
+                <w:color w:val="1A1F2C"/>
                 <w:sz w:val="18"/>
               </w:rPr>
-              <w:t>Detector removal fault indication has been checked and tested (§12.2.1).</w:t>
+              <w:t>Signage — correct signage has been installed (call points and fire action signs).</w:t>
             </w:r>
           </w:p>
         </w:tc>
@@ -2719,6 +4807,7 @@
             </w:pPr>
             <w:r>
               <w:rPr>
+                <w:rFonts w:ascii="Calibri" w:hAnsi="Calibri"/>
                 <w:sz w:val="22"/>
               </w:rPr>
               <w:t>☐</w:t>
@@ -2735,6 +4824,7 @@
             </w:pPr>
             <w:r>
               <w:rPr>
+                <w:rFonts w:ascii="Calibri" w:hAnsi="Calibri"/>
                 <w:sz w:val="22"/>
               </w:rPr>
               <w:t>☐</w:t>
@@ -2743,7 +4833,7 @@
         </w:tc>
         <w:tc>
           <w:tcPr>
-            <w:tcW w:type="dxa" w:w="567"/>
+            <w:tcW w:type="dxa" w:w="680"/>
           </w:tcPr>
           <w:p>
             <w:pPr>
@@ -2751,1270 +4841,7 @@
             </w:pPr>
             <w:r>
               <w:rPr>
-                <w:sz w:val="22"/>
-              </w:rPr>
-              <w:t>☐</w:t>
-            </w:r>
-          </w:p>
-        </w:tc>
-      </w:tr>
-      <w:tr>
-        <w:tc>
-          <w:tcPr>
-            <w:tcW w:type="dxa" w:w="454"/>
-          </w:tcPr>
-          <w:p>
-            <w:pPr>
-              <w:jc w:val="center"/>
-            </w:pPr>
-            <w:r>
-              <w:rPr>
-                <w:sz w:val="18"/>
-              </w:rPr>
-              <w:t>18</w:t>
-            </w:r>
-          </w:p>
-        </w:tc>
-        <w:tc>
-          <w:tcPr>
-            <w:tcW w:type="dxa" w:w="7257"/>
-          </w:tcPr>
-          <w:p>
-            <w:r>
-              <w:rPr>
-                <w:sz w:val="18"/>
-              </w:rPr>
-              <w:t>Short circuit fault indication has been checked and tested.</w:t>
-            </w:r>
-          </w:p>
-        </w:tc>
-        <w:tc>
-          <w:tcPr>
-            <w:tcW w:type="dxa" w:w="567"/>
-          </w:tcPr>
-          <w:p>
-            <w:pPr>
-              <w:jc w:val="center"/>
-            </w:pPr>
-            <w:r>
-              <w:rPr>
-                <w:sz w:val="22"/>
-              </w:rPr>
-              <w:t>☐</w:t>
-            </w:r>
-          </w:p>
-        </w:tc>
-        <w:tc>
-          <w:tcPr>
-            <w:tcW w:type="dxa" w:w="567"/>
-          </w:tcPr>
-          <w:p>
-            <w:pPr>
-              <w:jc w:val="center"/>
-            </w:pPr>
-            <w:r>
-              <w:rPr>
-                <w:sz w:val="22"/>
-              </w:rPr>
-              <w:t>☐</w:t>
-            </w:r>
-          </w:p>
-        </w:tc>
-        <w:tc>
-          <w:tcPr>
-            <w:tcW w:type="dxa" w:w="567"/>
-          </w:tcPr>
-          <w:p>
-            <w:pPr>
-              <w:jc w:val="center"/>
-            </w:pPr>
-            <w:r>
-              <w:rPr>
-                <w:sz w:val="22"/>
-              </w:rPr>
-              <w:t>☐</w:t>
-            </w:r>
-          </w:p>
-        </w:tc>
-      </w:tr>
-      <w:tr>
-        <w:tc>
-          <w:tcPr>
-            <w:tcW w:type="dxa" w:w="454"/>
-          </w:tcPr>
-          <w:p>
-            <w:pPr>
-              <w:jc w:val="center"/>
-            </w:pPr>
-            <w:r>
-              <w:rPr>
-                <w:sz w:val="18"/>
-              </w:rPr>
-              <w:t>19</w:t>
-            </w:r>
-          </w:p>
-        </w:tc>
-        <w:tc>
-          <w:tcPr>
-            <w:tcW w:type="dxa" w:w="7257"/>
-          </w:tcPr>
-          <w:p>
-            <w:r>
-              <w:rPr>
-                <w:sz w:val="18"/>
-              </w:rPr>
-              <w:t>ALL detection, MCPs, warning and ancillary devices have been tested for control operation and results recorded.</w:t>
-            </w:r>
-          </w:p>
-        </w:tc>
-        <w:tc>
-          <w:tcPr>
-            <w:tcW w:type="dxa" w:w="567"/>
-          </w:tcPr>
-          <w:p>
-            <w:pPr>
-              <w:jc w:val="center"/>
-            </w:pPr>
-            <w:r>
-              <w:rPr>
-                <w:sz w:val="22"/>
-              </w:rPr>
-              <w:t>☐</w:t>
-            </w:r>
-          </w:p>
-        </w:tc>
-        <w:tc>
-          <w:tcPr>
-            <w:tcW w:type="dxa" w:w="567"/>
-          </w:tcPr>
-          <w:p>
-            <w:pPr>
-              <w:jc w:val="center"/>
-            </w:pPr>
-            <w:r>
-              <w:rPr>
-                <w:sz w:val="22"/>
-              </w:rPr>
-              <w:t>☐</w:t>
-            </w:r>
-          </w:p>
-        </w:tc>
-        <w:tc>
-          <w:tcPr>
-            <w:tcW w:type="dxa" w:w="567"/>
-          </w:tcPr>
-          <w:p>
-            <w:pPr>
-              <w:jc w:val="center"/>
-            </w:pPr>
-            <w:r>
-              <w:rPr>
-                <w:sz w:val="22"/>
-              </w:rPr>
-              <w:t>☐</w:t>
-            </w:r>
-          </w:p>
-        </w:tc>
-      </w:tr>
-      <w:tr>
-        <w:tc>
-          <w:tcPr>
-            <w:tcW w:type="dxa" w:w="454"/>
-          </w:tcPr>
-          <w:p>
-            <w:pPr>
-              <w:jc w:val="center"/>
-            </w:pPr>
-            <w:r>
-              <w:rPr>
-                <w:sz w:val="18"/>
-              </w:rPr>
-              <w:t>20</w:t>
-            </w:r>
-          </w:p>
-        </w:tc>
-        <w:tc>
-          <w:tcPr>
-            <w:tcW w:type="dxa" w:w="7257"/>
-          </w:tcPr>
-          <w:p>
-            <w:r>
-              <w:rPr>
-                <w:sz w:val="18"/>
-              </w:rPr>
-              <w:t>Cause and effect on the system has been tested and results recorded.</w:t>
-            </w:r>
-          </w:p>
-        </w:tc>
-        <w:tc>
-          <w:tcPr>
-            <w:tcW w:type="dxa" w:w="567"/>
-          </w:tcPr>
-          <w:p>
-            <w:pPr>
-              <w:jc w:val="center"/>
-            </w:pPr>
-            <w:r>
-              <w:rPr>
-                <w:sz w:val="22"/>
-              </w:rPr>
-              <w:t>☐</w:t>
-            </w:r>
-          </w:p>
-        </w:tc>
-        <w:tc>
-          <w:tcPr>
-            <w:tcW w:type="dxa" w:w="567"/>
-          </w:tcPr>
-          <w:p>
-            <w:pPr>
-              <w:jc w:val="center"/>
-            </w:pPr>
-            <w:r>
-              <w:rPr>
-                <w:sz w:val="22"/>
-              </w:rPr>
-              <w:t>☐</w:t>
-            </w:r>
-          </w:p>
-        </w:tc>
-        <w:tc>
-          <w:tcPr>
-            <w:tcW w:type="dxa" w:w="567"/>
-          </w:tcPr>
-          <w:p>
-            <w:pPr>
-              <w:jc w:val="center"/>
-            </w:pPr>
-            <w:r>
-              <w:rPr>
-                <w:sz w:val="22"/>
-              </w:rPr>
-              <w:t>☐</w:t>
-            </w:r>
-          </w:p>
-        </w:tc>
-      </w:tr>
-      <w:tr>
-        <w:tc>
-          <w:tcPr>
-            <w:tcW w:type="dxa" w:w="454"/>
-          </w:tcPr>
-          <w:p>
-            <w:pPr>
-              <w:jc w:val="center"/>
-            </w:pPr>
-            <w:r>
-              <w:rPr>
-                <w:sz w:val="18"/>
-              </w:rPr>
-              <w:t>21</w:t>
-            </w:r>
-          </w:p>
-        </w:tc>
-        <w:tc>
-          <w:tcPr>
-            <w:tcW w:type="dxa" w:w="7257"/>
-          </w:tcPr>
-          <w:p>
-            <w:r>
-              <w:rPr>
-                <w:sz w:val="18"/>
-              </w:rPr>
-              <w:t>Provision of sounder circuits is appropriate (§16.2).</w:t>
-            </w:r>
-          </w:p>
-        </w:tc>
-        <w:tc>
-          <w:tcPr>
-            <w:tcW w:type="dxa" w:w="567"/>
-          </w:tcPr>
-          <w:p>
-            <w:pPr>
-              <w:jc w:val="center"/>
-            </w:pPr>
-            <w:r>
-              <w:rPr>
-                <w:sz w:val="22"/>
-              </w:rPr>
-              <w:t>☐</w:t>
-            </w:r>
-          </w:p>
-        </w:tc>
-        <w:tc>
-          <w:tcPr>
-            <w:tcW w:type="dxa" w:w="567"/>
-          </w:tcPr>
-          <w:p>
-            <w:pPr>
-              <w:jc w:val="center"/>
-            </w:pPr>
-            <w:r>
-              <w:rPr>
-                <w:sz w:val="22"/>
-              </w:rPr>
-              <w:t>☐</w:t>
-            </w:r>
-          </w:p>
-        </w:tc>
-        <w:tc>
-          <w:tcPr>
-            <w:tcW w:type="dxa" w:w="567"/>
-          </w:tcPr>
-          <w:p>
-            <w:pPr>
-              <w:jc w:val="center"/>
-            </w:pPr>
-            <w:r>
-              <w:rPr>
-                <w:sz w:val="22"/>
-              </w:rPr>
-              <w:t>☐</w:t>
-            </w:r>
-          </w:p>
-        </w:tc>
-      </w:tr>
-      <w:tr>
-        <w:tc>
-          <w:tcPr>
-            <w:tcW w:type="dxa" w:w="454"/>
-          </w:tcPr>
-          <w:p>
-            <w:pPr>
-              <w:jc w:val="center"/>
-            </w:pPr>
-            <w:r>
-              <w:rPr>
-                <w:sz w:val="18"/>
-              </w:rPr>
-              <w:t>22</w:t>
-            </w:r>
-          </w:p>
-        </w:tc>
-        <w:tc>
-          <w:tcPr>
-            <w:tcW w:type="dxa" w:w="7257"/>
-          </w:tcPr>
-          <w:p>
-            <w:r>
-              <w:rPr>
-                <w:sz w:val="18"/>
-              </w:rPr>
-              <w:t>Sound pressure levels have been checked and recorded (§16.2).</w:t>
-            </w:r>
-          </w:p>
-        </w:tc>
-        <w:tc>
-          <w:tcPr>
-            <w:tcW w:type="dxa" w:w="567"/>
-          </w:tcPr>
-          <w:p>
-            <w:pPr>
-              <w:jc w:val="center"/>
-            </w:pPr>
-            <w:r>
-              <w:rPr>
-                <w:sz w:val="22"/>
-              </w:rPr>
-              <w:t>☐</w:t>
-            </w:r>
-          </w:p>
-        </w:tc>
-        <w:tc>
-          <w:tcPr>
-            <w:tcW w:type="dxa" w:w="567"/>
-          </w:tcPr>
-          <w:p>
-            <w:pPr>
-              <w:jc w:val="center"/>
-            </w:pPr>
-            <w:r>
-              <w:rPr>
-                <w:sz w:val="22"/>
-              </w:rPr>
-              <w:t>☐</w:t>
-            </w:r>
-          </w:p>
-        </w:tc>
-        <w:tc>
-          <w:tcPr>
-            <w:tcW w:type="dxa" w:w="567"/>
-          </w:tcPr>
-          <w:p>
-            <w:pPr>
-              <w:jc w:val="center"/>
-            </w:pPr>
-            <w:r>
-              <w:rPr>
-                <w:sz w:val="22"/>
-              </w:rPr>
-              <w:t>☐</w:t>
-            </w:r>
-          </w:p>
-        </w:tc>
-      </w:tr>
-      <w:tr>
-        <w:tc>
-          <w:tcPr>
-            <w:tcW w:type="dxa" w:w="454"/>
-          </w:tcPr>
-          <w:p>
-            <w:pPr>
-              <w:jc w:val="center"/>
-            </w:pPr>
-            <w:r>
-              <w:rPr>
-                <w:sz w:val="18"/>
-              </w:rPr>
-              <w:t>23</w:t>
-            </w:r>
-          </w:p>
-        </w:tc>
-        <w:tc>
-          <w:tcPr>
-            <w:tcW w:type="dxa" w:w="7257"/>
-          </w:tcPr>
-          <w:p>
-            <w:r>
-              <w:rPr>
-                <w:sz w:val="18"/>
-              </w:rPr>
-              <w:t>Detector type and spacing is appropriate to the system category (§22.2).</w:t>
-            </w:r>
-          </w:p>
-        </w:tc>
-        <w:tc>
-          <w:tcPr>
-            <w:tcW w:type="dxa" w:w="567"/>
-          </w:tcPr>
-          <w:p>
-            <w:pPr>
-              <w:jc w:val="center"/>
-            </w:pPr>
-            <w:r>
-              <w:rPr>
-                <w:sz w:val="22"/>
-              </w:rPr>
-              <w:t>☐</w:t>
-            </w:r>
-          </w:p>
-        </w:tc>
-        <w:tc>
-          <w:tcPr>
-            <w:tcW w:type="dxa" w:w="567"/>
-          </w:tcPr>
-          <w:p>
-            <w:pPr>
-              <w:jc w:val="center"/>
-            </w:pPr>
-            <w:r>
-              <w:rPr>
-                <w:sz w:val="22"/>
-              </w:rPr>
-              <w:t>☐</w:t>
-            </w:r>
-          </w:p>
-        </w:tc>
-        <w:tc>
-          <w:tcPr>
-            <w:tcW w:type="dxa" w:w="567"/>
-          </w:tcPr>
-          <w:p>
-            <w:pPr>
-              <w:jc w:val="center"/>
-            </w:pPr>
-            <w:r>
-              <w:rPr>
-                <w:sz w:val="22"/>
-              </w:rPr>
-              <w:t>☐</w:t>
-            </w:r>
-          </w:p>
-        </w:tc>
-      </w:tr>
-      <w:tr>
-        <w:tc>
-          <w:tcPr>
-            <w:tcW w:type="dxa" w:w="454"/>
-          </w:tcPr>
-          <w:p>
-            <w:pPr>
-              <w:jc w:val="center"/>
-            </w:pPr>
-            <w:r>
-              <w:rPr>
-                <w:sz w:val="18"/>
-              </w:rPr>
-              <w:t>24</w:t>
-            </w:r>
-          </w:p>
-        </w:tc>
-        <w:tc>
-          <w:tcPr>
-            <w:tcW w:type="dxa" w:w="7257"/>
-          </w:tcPr>
-          <w:p>
-            <w:r>
-              <w:rPr>
-                <w:sz w:val="18"/>
-              </w:rPr>
-              <w:t>MCPs are located correctly and travel distances do not exceed 45 m (§22.2).</w:t>
-            </w:r>
-          </w:p>
-        </w:tc>
-        <w:tc>
-          <w:tcPr>
-            <w:tcW w:type="dxa" w:w="567"/>
-          </w:tcPr>
-          <w:p>
-            <w:pPr>
-              <w:jc w:val="center"/>
-            </w:pPr>
-            <w:r>
-              <w:rPr>
-                <w:sz w:val="22"/>
-              </w:rPr>
-              <w:t>☐</w:t>
-            </w:r>
-          </w:p>
-        </w:tc>
-        <w:tc>
-          <w:tcPr>
-            <w:tcW w:type="dxa" w:w="567"/>
-          </w:tcPr>
-          <w:p>
-            <w:pPr>
-              <w:jc w:val="center"/>
-            </w:pPr>
-            <w:r>
-              <w:rPr>
-                <w:sz w:val="22"/>
-              </w:rPr>
-              <w:t>☐</w:t>
-            </w:r>
-          </w:p>
-        </w:tc>
-        <w:tc>
-          <w:tcPr>
-            <w:tcW w:type="dxa" w:w="567"/>
-          </w:tcPr>
-          <w:p>
-            <w:pPr>
-              <w:jc w:val="center"/>
-            </w:pPr>
-            <w:r>
-              <w:rPr>
-                <w:sz w:val="22"/>
-              </w:rPr>
-              <w:t>☐</w:t>
-            </w:r>
-          </w:p>
-        </w:tc>
-      </w:tr>
-      <w:tr>
-        <w:tc>
-          <w:tcPr>
-            <w:tcW w:type="dxa" w:w="454"/>
-          </w:tcPr>
-          <w:p>
-            <w:pPr>
-              <w:jc w:val="center"/>
-            </w:pPr>
-            <w:r>
-              <w:rPr>
-                <w:sz w:val="18"/>
-              </w:rPr>
-              <w:t>25</w:t>
-            </w:r>
-          </w:p>
-        </w:tc>
-        <w:tc>
-          <w:tcPr>
-            <w:tcW w:type="dxa" w:w="7257"/>
-          </w:tcPr>
-          <w:p>
-            <w:r>
-              <w:rPr>
-                <w:sz w:val="18"/>
-              </w:rPr>
-              <w:t>Remote signalling has been checked and tested for correct operation to ARC (fire and fault).</w:t>
-            </w:r>
-          </w:p>
-        </w:tc>
-        <w:tc>
-          <w:tcPr>
-            <w:tcW w:type="dxa" w:w="567"/>
-          </w:tcPr>
-          <w:p>
-            <w:pPr>
-              <w:jc w:val="center"/>
-            </w:pPr>
-            <w:r>
-              <w:rPr>
-                <w:sz w:val="22"/>
-              </w:rPr>
-              <w:t>☐</w:t>
-            </w:r>
-          </w:p>
-        </w:tc>
-        <w:tc>
-          <w:tcPr>
-            <w:tcW w:type="dxa" w:w="567"/>
-          </w:tcPr>
-          <w:p>
-            <w:pPr>
-              <w:jc w:val="center"/>
-            </w:pPr>
-            <w:r>
-              <w:rPr>
-                <w:sz w:val="22"/>
-              </w:rPr>
-              <w:t>☐</w:t>
-            </w:r>
-          </w:p>
-        </w:tc>
-        <w:tc>
-          <w:tcPr>
-            <w:tcW w:type="dxa" w:w="567"/>
-          </w:tcPr>
-          <w:p>
-            <w:pPr>
-              <w:jc w:val="center"/>
-            </w:pPr>
-            <w:r>
-              <w:rPr>
-                <w:sz w:val="22"/>
-              </w:rPr>
-              <w:t>☐</w:t>
-            </w:r>
-          </w:p>
-        </w:tc>
-      </w:tr>
-      <w:tr>
-        <w:tc>
-          <w:tcPr>
-            <w:tcW w:type="dxa" w:w="454"/>
-          </w:tcPr>
-          <w:p>
-            <w:pPr>
-              <w:jc w:val="center"/>
-            </w:pPr>
-            <w:r>
-              <w:rPr>
-                <w:sz w:val="18"/>
-              </w:rPr>
-              <w:t>26</w:t>
-            </w:r>
-          </w:p>
-        </w:tc>
-        <w:tc>
-          <w:tcPr>
-            <w:tcW w:type="dxa" w:w="7257"/>
-          </w:tcPr>
-          <w:p>
-            <w:r>
-              <w:rPr>
-                <w:sz w:val="18"/>
-              </w:rPr>
-              <w:t>Radio signal strength (where applicable) exceeds manufacturer's minimum requirements.</w:t>
-            </w:r>
-          </w:p>
-        </w:tc>
-        <w:tc>
-          <w:tcPr>
-            <w:tcW w:type="dxa" w:w="567"/>
-          </w:tcPr>
-          <w:p>
-            <w:pPr>
-              <w:jc w:val="center"/>
-            </w:pPr>
-            <w:r>
-              <w:rPr>
-                <w:sz w:val="22"/>
-              </w:rPr>
-              <w:t>☐</w:t>
-            </w:r>
-          </w:p>
-        </w:tc>
-        <w:tc>
-          <w:tcPr>
-            <w:tcW w:type="dxa" w:w="567"/>
-          </w:tcPr>
-          <w:p>
-            <w:pPr>
-              <w:jc w:val="center"/>
-            </w:pPr>
-            <w:r>
-              <w:rPr>
-                <w:sz w:val="22"/>
-              </w:rPr>
-              <w:t>☐</w:t>
-            </w:r>
-          </w:p>
-        </w:tc>
-        <w:tc>
-          <w:tcPr>
-            <w:tcW w:type="dxa" w:w="567"/>
-          </w:tcPr>
-          <w:p>
-            <w:pPr>
-              <w:jc w:val="center"/>
-            </w:pPr>
-            <w:r>
-              <w:rPr>
-                <w:sz w:val="22"/>
-              </w:rPr>
-              <w:t>☐</w:t>
-            </w:r>
-          </w:p>
-        </w:tc>
-      </w:tr>
-      <w:tr>
-        <w:tc>
-          <w:tcPr>
-            <w:tcW w:type="dxa" w:w="454"/>
-          </w:tcPr>
-          <w:p>
-            <w:pPr>
-              <w:jc w:val="center"/>
-            </w:pPr>
-            <w:r>
-              <w:rPr>
-                <w:sz w:val="18"/>
-              </w:rPr>
-              <w:t>27</w:t>
-            </w:r>
-          </w:p>
-        </w:tc>
-        <w:tc>
-          <w:tcPr>
-            <w:tcW w:type="dxa" w:w="7257"/>
-          </w:tcPr>
-          <w:p>
-            <w:r>
-              <w:rPr>
-                <w:sz w:val="18"/>
-              </w:rPr>
-              <w:t>Cause and effects have been checked and verified.</w:t>
-            </w:r>
-          </w:p>
-        </w:tc>
-        <w:tc>
-          <w:tcPr>
-            <w:tcW w:type="dxa" w:w="567"/>
-          </w:tcPr>
-          <w:p>
-            <w:pPr>
-              <w:jc w:val="center"/>
-            </w:pPr>
-            <w:r>
-              <w:rPr>
-                <w:sz w:val="22"/>
-              </w:rPr>
-              <w:t>☐</w:t>
-            </w:r>
-          </w:p>
-        </w:tc>
-        <w:tc>
-          <w:tcPr>
-            <w:tcW w:type="dxa" w:w="567"/>
-          </w:tcPr>
-          <w:p>
-            <w:pPr>
-              <w:jc w:val="center"/>
-            </w:pPr>
-            <w:r>
-              <w:rPr>
-                <w:sz w:val="22"/>
-              </w:rPr>
-              <w:t>☐</w:t>
-            </w:r>
-          </w:p>
-        </w:tc>
-        <w:tc>
-          <w:tcPr>
-            <w:tcW w:type="dxa" w:w="567"/>
-          </w:tcPr>
-          <w:p>
-            <w:pPr>
-              <w:jc w:val="center"/>
-            </w:pPr>
-            <w:r>
-              <w:rPr>
-                <w:sz w:val="22"/>
-              </w:rPr>
-              <w:t>☐</w:t>
-            </w:r>
-          </w:p>
-        </w:tc>
-      </w:tr>
-      <w:tr>
-        <w:tc>
-          <w:tcPr>
-            <w:tcW w:type="dxa" w:w="454"/>
-          </w:tcPr>
-          <w:p>
-            <w:pPr>
-              <w:jc w:val="center"/>
-            </w:pPr>
-            <w:r>
-              <w:rPr>
-                <w:sz w:val="18"/>
-              </w:rPr>
-              <w:t>28</w:t>
-            </w:r>
-          </w:p>
-        </w:tc>
-        <w:tc>
-          <w:tcPr>
-            <w:tcW w:type="dxa" w:w="7257"/>
-          </w:tcPr>
-          <w:p>
-            <w:r>
-              <w:rPr>
-                <w:sz w:val="18"/>
-              </w:rPr>
-              <w:t>Zone charts have been fitted in appropriate locations and with the correct orientation (e.g. adjacent to control equipment and repeaters); search distances do not exceed limits; emergency lighting above.</w:t>
-            </w:r>
-          </w:p>
-        </w:tc>
-        <w:tc>
-          <w:tcPr>
-            <w:tcW w:type="dxa" w:w="567"/>
-          </w:tcPr>
-          <w:p>
-            <w:pPr>
-              <w:jc w:val="center"/>
-            </w:pPr>
-            <w:r>
-              <w:rPr>
-                <w:sz w:val="22"/>
-              </w:rPr>
-              <w:t>☐</w:t>
-            </w:r>
-          </w:p>
-        </w:tc>
-        <w:tc>
-          <w:tcPr>
-            <w:tcW w:type="dxa" w:w="567"/>
-          </w:tcPr>
-          <w:p>
-            <w:pPr>
-              <w:jc w:val="center"/>
-            </w:pPr>
-            <w:r>
-              <w:rPr>
-                <w:sz w:val="22"/>
-              </w:rPr>
-              <w:t>☐</w:t>
-            </w:r>
-          </w:p>
-        </w:tc>
-        <w:tc>
-          <w:tcPr>
-            <w:tcW w:type="dxa" w:w="567"/>
-          </w:tcPr>
-          <w:p>
-            <w:pPr>
-              <w:jc w:val="center"/>
-            </w:pPr>
-            <w:r>
-              <w:rPr>
-                <w:sz w:val="22"/>
-              </w:rPr>
-              <w:t>☐</w:t>
-            </w:r>
-          </w:p>
-        </w:tc>
-      </w:tr>
-      <w:tr>
-        <w:tc>
-          <w:tcPr>
-            <w:tcW w:type="dxa" w:w="454"/>
-          </w:tcPr>
-          <w:p>
-            <w:pPr>
-              <w:jc w:val="center"/>
-            </w:pPr>
-            <w:r>
-              <w:rPr>
-                <w:sz w:val="18"/>
-              </w:rPr>
-              <w:t>29</w:t>
-            </w:r>
-          </w:p>
-        </w:tc>
-        <w:tc>
-          <w:tcPr>
-            <w:tcW w:type="dxa" w:w="7257"/>
-          </w:tcPr>
-          <w:p>
-            <w:r>
-              <w:rPr>
-                <w:sz w:val="18"/>
-              </w:rPr>
-              <w:t>'As fitted' drawings are complete and updated where required including cable type and sizes, cable routing, 230V supply, location of all MCPs / detectors / sounders / isolators.</w:t>
-            </w:r>
-          </w:p>
-        </w:tc>
-        <w:tc>
-          <w:tcPr>
-            <w:tcW w:type="dxa" w:w="567"/>
-          </w:tcPr>
-          <w:p>
-            <w:pPr>
-              <w:jc w:val="center"/>
-            </w:pPr>
-            <w:r>
-              <w:rPr>
-                <w:sz w:val="22"/>
-              </w:rPr>
-              <w:t>☐</w:t>
-            </w:r>
-          </w:p>
-        </w:tc>
-        <w:tc>
-          <w:tcPr>
-            <w:tcW w:type="dxa" w:w="567"/>
-          </w:tcPr>
-          <w:p>
-            <w:pPr>
-              <w:jc w:val="center"/>
-            </w:pPr>
-            <w:r>
-              <w:rPr>
-                <w:sz w:val="22"/>
-              </w:rPr>
-              <w:t>☐</w:t>
-            </w:r>
-          </w:p>
-        </w:tc>
-        <w:tc>
-          <w:tcPr>
-            <w:tcW w:type="dxa" w:w="567"/>
-          </w:tcPr>
-          <w:p>
-            <w:pPr>
-              <w:jc w:val="center"/>
-            </w:pPr>
-            <w:r>
-              <w:rPr>
-                <w:sz w:val="22"/>
-              </w:rPr>
-              <w:t>☐</w:t>
-            </w:r>
-          </w:p>
-        </w:tc>
-      </w:tr>
-      <w:tr>
-        <w:tc>
-          <w:tcPr>
-            <w:tcW w:type="dxa" w:w="454"/>
-          </w:tcPr>
-          <w:p>
-            <w:pPr>
-              <w:jc w:val="center"/>
-            </w:pPr>
-            <w:r>
-              <w:rPr>
-                <w:sz w:val="18"/>
-              </w:rPr>
-              <w:t>30</w:t>
-            </w:r>
-          </w:p>
-        </w:tc>
-        <w:tc>
-          <w:tcPr>
-            <w:tcW w:type="dxa" w:w="7257"/>
-          </w:tcPr>
-          <w:p>
-            <w:r>
-              <w:rPr>
-                <w:sz w:val="18"/>
-              </w:rPr>
-              <w:t>User handbook and operating instructions have been issued to the 'responsible person'.</w:t>
-            </w:r>
-          </w:p>
-        </w:tc>
-        <w:tc>
-          <w:tcPr>
-            <w:tcW w:type="dxa" w:w="567"/>
-          </w:tcPr>
-          <w:p>
-            <w:pPr>
-              <w:jc w:val="center"/>
-            </w:pPr>
-            <w:r>
-              <w:rPr>
-                <w:sz w:val="22"/>
-              </w:rPr>
-              <w:t>☐</w:t>
-            </w:r>
-          </w:p>
-        </w:tc>
-        <w:tc>
-          <w:tcPr>
-            <w:tcW w:type="dxa" w:w="567"/>
-          </w:tcPr>
-          <w:p>
-            <w:pPr>
-              <w:jc w:val="center"/>
-            </w:pPr>
-            <w:r>
-              <w:rPr>
-                <w:sz w:val="22"/>
-              </w:rPr>
-              <w:t>☐</w:t>
-            </w:r>
-          </w:p>
-        </w:tc>
-        <w:tc>
-          <w:tcPr>
-            <w:tcW w:type="dxa" w:w="567"/>
-          </w:tcPr>
-          <w:p>
-            <w:pPr>
-              <w:jc w:val="center"/>
-            </w:pPr>
-            <w:r>
-              <w:rPr>
-                <w:sz w:val="22"/>
-              </w:rPr>
-              <w:t>☐</w:t>
-            </w:r>
-          </w:p>
-        </w:tc>
-      </w:tr>
-      <w:tr>
-        <w:tc>
-          <w:tcPr>
-            <w:tcW w:type="dxa" w:w="454"/>
-          </w:tcPr>
-          <w:p>
-            <w:pPr>
-              <w:jc w:val="center"/>
-            </w:pPr>
-            <w:r>
-              <w:rPr>
-                <w:sz w:val="18"/>
-              </w:rPr>
-              <w:t>31</w:t>
-            </w:r>
-          </w:p>
-        </w:tc>
-        <w:tc>
-          <w:tcPr>
-            <w:tcW w:type="dxa" w:w="7257"/>
-          </w:tcPr>
-          <w:p>
-            <w:r>
-              <w:rPr>
-                <w:sz w:val="18"/>
-              </w:rPr>
-              <w:t>The 'responsible person' has been adequately trained in the use of the fire alarm system; details recorded.</w:t>
-            </w:r>
-          </w:p>
-        </w:tc>
-        <w:tc>
-          <w:tcPr>
-            <w:tcW w:type="dxa" w:w="567"/>
-          </w:tcPr>
-          <w:p>
-            <w:pPr>
-              <w:jc w:val="center"/>
-            </w:pPr>
-            <w:r>
-              <w:rPr>
-                <w:sz w:val="22"/>
-              </w:rPr>
-              <w:t>☐</w:t>
-            </w:r>
-          </w:p>
-        </w:tc>
-        <w:tc>
-          <w:tcPr>
-            <w:tcW w:type="dxa" w:w="567"/>
-          </w:tcPr>
-          <w:p>
-            <w:pPr>
-              <w:jc w:val="center"/>
-            </w:pPr>
-            <w:r>
-              <w:rPr>
-                <w:sz w:val="22"/>
-              </w:rPr>
-              <w:t>☐</w:t>
-            </w:r>
-          </w:p>
-        </w:tc>
-        <w:tc>
-          <w:tcPr>
-            <w:tcW w:type="dxa" w:w="567"/>
-          </w:tcPr>
-          <w:p>
-            <w:pPr>
-              <w:jc w:val="center"/>
-            </w:pPr>
-            <w:r>
-              <w:rPr>
-                <w:sz w:val="22"/>
-              </w:rPr>
-              <w:t>☐</w:t>
-            </w:r>
-          </w:p>
-        </w:tc>
-      </w:tr>
-      <w:tr>
-        <w:tc>
-          <w:tcPr>
-            <w:tcW w:type="dxa" w:w="454"/>
-          </w:tcPr>
-          <w:p>
-            <w:pPr>
-              <w:jc w:val="center"/>
-            </w:pPr>
-            <w:r>
-              <w:rPr>
-                <w:sz w:val="18"/>
-              </w:rPr>
-              <w:t>32</w:t>
-            </w:r>
-          </w:p>
-        </w:tc>
-        <w:tc>
-          <w:tcPr>
-            <w:tcW w:type="dxa" w:w="7257"/>
-          </w:tcPr>
-          <w:p>
-            <w:r>
-              <w:rPr>
-                <w:sz w:val="18"/>
-              </w:rPr>
-              <w:t>Premises have been left in a tidy condition and all surplus materials and equipment removed from site.</w:t>
-            </w:r>
-          </w:p>
-        </w:tc>
-        <w:tc>
-          <w:tcPr>
-            <w:tcW w:type="dxa" w:w="567"/>
-          </w:tcPr>
-          <w:p>
-            <w:pPr>
-              <w:jc w:val="center"/>
-            </w:pPr>
-            <w:r>
-              <w:rPr>
-                <w:sz w:val="22"/>
-              </w:rPr>
-              <w:t>☐</w:t>
-            </w:r>
-          </w:p>
-        </w:tc>
-        <w:tc>
-          <w:tcPr>
-            <w:tcW w:type="dxa" w:w="567"/>
-          </w:tcPr>
-          <w:p>
-            <w:pPr>
-              <w:jc w:val="center"/>
-            </w:pPr>
-            <w:r>
-              <w:rPr>
-                <w:sz w:val="22"/>
-              </w:rPr>
-              <w:t>☐</w:t>
-            </w:r>
-          </w:p>
-        </w:tc>
-        <w:tc>
-          <w:tcPr>
-            <w:tcW w:type="dxa" w:w="567"/>
-          </w:tcPr>
-          <w:p>
-            <w:pPr>
-              <w:jc w:val="center"/>
-            </w:pPr>
-            <w:r>
-              <w:rPr>
-                <w:sz w:val="22"/>
-              </w:rPr>
-              <w:t>☐</w:t>
-            </w:r>
-          </w:p>
-        </w:tc>
-      </w:tr>
-      <w:tr>
-        <w:tc>
-          <w:tcPr>
-            <w:tcW w:type="dxa" w:w="454"/>
-          </w:tcPr>
-          <w:p>
-            <w:pPr>
-              <w:jc w:val="center"/>
-            </w:pPr>
-            <w:r>
-              <w:rPr>
-                <w:sz w:val="18"/>
-              </w:rPr>
-              <w:t>33</w:t>
-            </w:r>
-          </w:p>
-        </w:tc>
-        <w:tc>
-          <w:tcPr>
-            <w:tcW w:type="dxa" w:w="7257"/>
-          </w:tcPr>
-          <w:p>
-            <w:r>
-              <w:rPr>
-                <w:sz w:val="18"/>
-              </w:rPr>
-              <w:t>Signage — correct signage has been installed (call points and fire action signs).</w:t>
-            </w:r>
-          </w:p>
-        </w:tc>
-        <w:tc>
-          <w:tcPr>
-            <w:tcW w:type="dxa" w:w="567"/>
-          </w:tcPr>
-          <w:p>
-            <w:pPr>
-              <w:jc w:val="center"/>
-            </w:pPr>
-            <w:r>
-              <w:rPr>
-                <w:sz w:val="22"/>
-              </w:rPr>
-              <w:t>☐</w:t>
-            </w:r>
-          </w:p>
-        </w:tc>
-        <w:tc>
-          <w:tcPr>
-            <w:tcW w:type="dxa" w:w="567"/>
-          </w:tcPr>
-          <w:p>
-            <w:pPr>
-              <w:jc w:val="center"/>
-            </w:pPr>
-            <w:r>
-              <w:rPr>
-                <w:sz w:val="22"/>
-              </w:rPr>
-              <w:t>☐</w:t>
-            </w:r>
-          </w:p>
-        </w:tc>
-        <w:tc>
-          <w:tcPr>
-            <w:tcW w:type="dxa" w:w="567"/>
-          </w:tcPr>
-          <w:p>
-            <w:pPr>
-              <w:jc w:val="center"/>
-            </w:pPr>
-            <w:r>
-              <w:rPr>
+                <w:rFonts w:ascii="Calibri" w:hAnsi="Calibri"/>
                 <w:sz w:val="22"/>
               </w:rPr>
               <w:t>☐</w:t>
@@ -4030,12 +4857,13 @@
     </w:p>
     <w:p>
       <w:pPr>
+        <w:spacing w:after="40"/>
         <w:jc w:val="center"/>
       </w:pPr>
       <w:r>
         <w:drawing>
           <wp:inline xmlns:a="http://schemas.openxmlformats.org/drawingml/2006/main" xmlns:pic="http://schemas.openxmlformats.org/drawingml/2006/picture">
-            <wp:extent cx="1620000" cy="1278947"/>
+            <wp:extent cx="1368000" cy="1080000"/>
             <wp:docPr id="3" name="Picture 3"/>
             <wp:cNvGraphicFramePr>
               <a:graphicFrameLocks noChangeAspect="1"/>
@@ -4056,7 +4884,7 @@
                   <pic:spPr>
                     <a:xfrm>
                       <a:off x="0" y="0"/>
-                      <a:ext cx="1620000" cy="1278947"/>
+                      <a:ext cx="1368000" cy="1080000"/>
                     </a:xfrm>
                     <a:prstGeom prst="rect"/>
                   </pic:spPr>
@@ -4069,40 +4897,23 @@
     </w:p>
     <w:p>
       <w:pPr>
+        <w:spacing w:before="80" w:after="160"/>
         <w:jc w:val="center"/>
       </w:pPr>
       <w:r>
         <w:rPr>
+          <w:rFonts w:ascii="Calibri" w:hAnsi="Calibri"/>
           <w:b/>
-          <w:color w:val="C53030"/>
+          <w:color w:val="1A1F2C"/>
           <w:sz w:val="28"/>
         </w:rPr>
-        <w:t>BHO A051   Fire Alarm Commissioning Certificate</w:t>
-      </w:r>
-    </w:p>
-    <w:p>
-      <w:r>
-        <w:rPr>
-          <w:sz w:val="4"/>
-        </w:rPr>
-      </w:r>
-    </w:p>
-    <w:p>
-      <w:pPr>
-        <w:spacing w:after="40"/>
-      </w:pPr>
-      <w:r>
-        <w:rPr>
-          <w:b/>
-          <w:color w:val="C53030"/>
-          <w:sz w:val="20"/>
-        </w:rPr>
-        <w:t>The following work could not be completed for reasons beyond the control of the company:</w:t>
+        <w:t>A051  Fire Alarm Commissioning Certificate</w:t>
       </w:r>
     </w:p>
     <w:tbl>
       <w:tblPr>
         <w:tblW w:type="auto" w:w="0"/>
+        <w:tblLayout w:type="fixed"/>
         <w:tblLook w:firstColumn="1" w:firstRow="1" w:lastColumn="0" w:lastRow="0" w:noHBand="0" w:noVBand="1" w:val="04A0"/>
         <w:tblBorders>
           <w:top w:val="nil"/>
@@ -4119,38 +4930,180 @@
       <w:tr>
         <w:tc>
           <w:tcPr>
-            <w:tcW w:type="dxa" w:w="10540"/>
+            <w:tcW w:type="dxa" w:w="9921"/>
             <w:shd w:val="clear" w:color="auto" w:fill="EFF1F4"/>
+            <w:tcMar>
+              <w:top w:w="160" w:type="dxa"/>
+              <w:bottom w:w="160" w:type="dxa"/>
+              <w:left w:w="200" w:type="dxa"/>
+              <w:right w:w="200" w:type="dxa"/>
+            </w:tcMar>
           </w:tcPr>
           <w:p>
+            <w:pPr>
+              <w:spacing w:after="120"/>
+            </w:pPr>
             <w:r>
               <w:rPr>
+                <w:rFonts w:ascii="Calibri" w:hAnsi="Calibri"/>
+                <w:b/>
+                <w:color w:val="E03E3E"/>
                 <w:sz w:val="20"/>
               </w:rPr>
-              <w:t>Details: [Incomplete Work Details]</w:t>
+              <w:t>The following work could not be completed for reasons beyond the control of the company:</w:t>
             </w:r>
           </w:p>
+          <w:tbl>
+            <w:tblPr>
+              <w:tblW w:type="auto" w:w="0"/>
+              <w:tblLayout w:type="fixed"/>
+              <w:tblLook w:firstColumn="1" w:firstRow="1" w:lastColumn="0" w:lastRow="0" w:noHBand="0" w:noVBand="1" w:val="04A0"/>
+              <w:tblBorders>
+                <w:top w:val="nil"/>
+                <w:left w:val="nil"/>
+                <w:bottom w:val="nil"/>
+                <w:right w:val="nil"/>
+                <w:insideH w:val="nil"/>
+                <w:insideV w:val="nil"/>
+              </w:tblBorders>
+            </w:tblPr>
+            <w:tblGrid>
+              <w:gridCol w:w="4960"/>
+              <w:gridCol w:w="4960"/>
+            </w:tblGrid>
+            <w:tr>
+              <w:tc>
+                <w:tcPr>
+                  <w:tcW w:type="dxa" w:w="1134"/>
+                  <w:vAlign w:val="center"/>
+                </w:tcPr>
+                <w:p>
+                  <w:r>
+                    <w:rPr>
+                      <w:rFonts w:ascii="Calibri" w:hAnsi="Calibri"/>
+                      <w:color w:val="E03E3E"/>
+                      <w:sz w:val="18"/>
+                    </w:rPr>
+                    <w:t>Details</w:t>
+                  </w:r>
+                </w:p>
+              </w:tc>
+              <w:tc>
+                <w:tcPr>
+                  <w:tcW w:type="dxa" w:w="8504"/>
+                  <w:vAlign w:val="center"/>
+                  <w:shd w:val="clear" w:color="auto" w:fill="FFFFFF"/>
+                  <w:tcBorders>
+                    <w:top w:val="single" w:sz="4" w:space="0" w:color="C7CCD3"/>
+                    <w:left w:val="single" w:sz="4" w:space="0" w:color="C7CCD3"/>
+                    <w:bottom w:val="single" w:sz="4" w:space="0" w:color="C7CCD3"/>
+                    <w:right w:val="single" w:sz="4" w:space="0" w:color="C7CCD3"/>
+                  </w:tcBorders>
+                  <w:tcMar>
+                    <w:top w:w="60" w:type="dxa"/>
+                    <w:bottom w:w="60" w:type="dxa"/>
+                    <w:left w:w="100" w:type="dxa"/>
+                    <w:right w:w="100" w:type="dxa"/>
+                  </w:tcMar>
+                </w:tcPr>
+                <w:p>
+                  <w:r>
+                    <w:rPr>
+                      <w:rFonts w:ascii="Calibri" w:hAnsi="Calibri"/>
+                      <w:color w:val="1A1F2C"/>
+                      <w:sz w:val="20"/>
+                    </w:rPr>
+                    <w:t>[Incomplete Work Details]</w:t>
+                  </w:r>
+                </w:p>
+              </w:tc>
+            </w:tr>
+          </w:tbl>
           <w:p/>
+          <w:tbl>
+            <w:tblPr>
+              <w:tblW w:type="auto" w:w="0"/>
+              <w:tblLayout w:type="fixed"/>
+              <w:tblLook w:firstColumn="1" w:firstRow="1" w:lastColumn="0" w:lastRow="0" w:noHBand="0" w:noVBand="1" w:val="04A0"/>
+              <w:tblBorders>
+                <w:top w:val="nil"/>
+                <w:left w:val="nil"/>
+                <w:bottom w:val="nil"/>
+                <w:right w:val="nil"/>
+                <w:insideH w:val="nil"/>
+                <w:insideV w:val="nil"/>
+              </w:tblBorders>
+            </w:tblPr>
+            <w:tblGrid>
+              <w:gridCol w:w="4960"/>
+              <w:gridCol w:w="4960"/>
+            </w:tblGrid>
+            <w:tr>
+              <w:tc>
+                <w:tcPr>
+                  <w:tcW w:type="dxa" w:w="1134"/>
+                  <w:vAlign w:val="center"/>
+                </w:tcPr>
+                <w:p>
+                  <w:r>
+                    <w:rPr>
+                      <w:rFonts w:ascii="Calibri" w:hAnsi="Calibri"/>
+                      <w:color w:val="E03E3E"/>
+                      <w:sz w:val="18"/>
+                    </w:rPr>
+                    <w:t>Reasons</w:t>
+                  </w:r>
+                </w:p>
+              </w:tc>
+              <w:tc>
+                <w:tcPr>
+                  <w:tcW w:type="dxa" w:w="8504"/>
+                  <w:vAlign w:val="center"/>
+                  <w:shd w:val="clear" w:color="auto" w:fill="FFFFFF"/>
+                  <w:tcBorders>
+                    <w:top w:val="single" w:sz="4" w:space="0" w:color="C7CCD3"/>
+                    <w:left w:val="single" w:sz="4" w:space="0" w:color="C7CCD3"/>
+                    <w:bottom w:val="single" w:sz="4" w:space="0" w:color="C7CCD3"/>
+                    <w:right w:val="single" w:sz="4" w:space="0" w:color="C7CCD3"/>
+                  </w:tcBorders>
+                  <w:tcMar>
+                    <w:top w:w="60" w:type="dxa"/>
+                    <w:bottom w:w="60" w:type="dxa"/>
+                    <w:left w:w="100" w:type="dxa"/>
+                    <w:right w:w="100" w:type="dxa"/>
+                  </w:tcMar>
+                </w:tcPr>
+                <w:p>
+                  <w:r>
+                    <w:rPr>
+                      <w:rFonts w:ascii="Calibri" w:hAnsi="Calibri"/>
+                      <w:color w:val="1A1F2C"/>
+                      <w:sz w:val="20"/>
+                    </w:rPr>
+                    <w:t>[Incomplete Work Reasons]</w:t>
+                  </w:r>
+                </w:p>
+              </w:tc>
+            </w:tr>
+          </w:tbl>
           <w:p/>
         </w:tc>
       </w:tr>
     </w:tbl>
     <w:p>
       <w:pPr>
-        <w:spacing w:after="40"/>
+        <w:spacing w:after="0"/>
       </w:pPr>
       <w:r>
         <w:rPr>
-          <w:b/>
-          <w:color w:val="C53030"/>
-          <w:sz w:val="20"/>
+          <w:sz w:val="4"/>
         </w:rPr>
-        <w:t>Reasons:</w:t>
       </w:r>
     </w:p>
     <w:tbl>
       <w:tblPr>
         <w:tblW w:type="auto" w:w="0"/>
+        <w:tblLayout w:type="fixed"/>
         <w:tblLook w:firstColumn="1" w:firstRow="1" w:lastColumn="0" w:lastRow="0" w:noHBand="0" w:noVBand="1" w:val="04A0"/>
         <w:tblBorders>
           <w:top w:val="nil"/>
@@ -4167,38 +5120,96 @@
       <w:tr>
         <w:tc>
           <w:tcPr>
-            <w:tcW w:type="dxa" w:w="10540"/>
+            <w:tcW w:type="dxa" w:w="9921"/>
             <w:shd w:val="clear" w:color="auto" w:fill="EFF1F4"/>
+            <w:tcMar>
+              <w:top w:w="160" w:type="dxa"/>
+              <w:bottom w:w="160" w:type="dxa"/>
+              <w:left w:w="200" w:type="dxa"/>
+              <w:right w:w="200" w:type="dxa"/>
+            </w:tcMar>
           </w:tcPr>
           <w:p>
+            <w:pPr>
+              <w:spacing w:after="120"/>
+            </w:pPr>
             <w:r>
               <w:rPr>
+                <w:rFonts w:ascii="Calibri" w:hAnsi="Calibri"/>
+                <w:b/>
+                <w:color w:val="E03E3E"/>
                 <w:sz w:val="20"/>
               </w:rPr>
-              <w:t>[Incomplete Work Reasons]</w:t>
+              <w:t>A further visit is required by an engineer to complete the installation (type N/A if not needed):</w:t>
             </w:r>
           </w:p>
-          <w:p/>
+          <w:tbl>
+            <w:tblPr>
+              <w:tblW w:type="auto" w:w="0"/>
+              <w:tblLayout w:type="fixed"/>
+              <w:tblLook w:firstColumn="1" w:firstRow="1" w:lastColumn="0" w:lastRow="0" w:noHBand="0" w:noVBand="1" w:val="04A0"/>
+              <w:tblBorders>
+                <w:top w:val="nil"/>
+                <w:left w:val="nil"/>
+                <w:bottom w:val="nil"/>
+                <w:right w:val="nil"/>
+                <w:insideH w:val="nil"/>
+                <w:insideV w:val="nil"/>
+              </w:tblBorders>
+            </w:tblPr>
+            <w:tblGrid>
+              <w:gridCol w:w="9921"/>
+            </w:tblGrid>
+            <w:tr>
+              <w:tc>
+                <w:tcPr>
+                  <w:tcW w:type="dxa" w:w="9638"/>
+                  <w:shd w:val="clear" w:color="auto" w:fill="FFFFFF"/>
+                  <w:tcBorders>
+                    <w:top w:val="single" w:sz="4" w:space="0" w:color="C7CCD3"/>
+                    <w:left w:val="single" w:sz="4" w:space="0" w:color="C7CCD3"/>
+                    <w:bottom w:val="single" w:sz="4" w:space="0" w:color="C7CCD3"/>
+                    <w:right w:val="single" w:sz="4" w:space="0" w:color="C7CCD3"/>
+                  </w:tcBorders>
+                  <w:tcMar>
+                    <w:top w:w="80" w:type="dxa"/>
+                    <w:bottom w:w="80" w:type="dxa"/>
+                    <w:left w:w="120" w:type="dxa"/>
+                    <w:right w:w="120" w:type="dxa"/>
+                  </w:tcMar>
+                </w:tcPr>
+                <w:p>
+                  <w:r>
+                    <w:rPr>
+                      <w:sz w:val="20"/>
+                    </w:rPr>
+                    <w:t>[Further Visit Required]</w:t>
+                  </w:r>
+                </w:p>
+                <w:p/>
+                <w:p/>
+                <w:p/>
+              </w:tc>
+            </w:tr>
+          </w:tbl>
           <w:p/>
         </w:tc>
       </w:tr>
     </w:tbl>
     <w:p>
       <w:pPr>
-        <w:spacing w:after="40"/>
+        <w:spacing w:after="0"/>
       </w:pPr>
       <w:r>
         <w:rPr>
-          <w:b/>
-          <w:color w:val="C53030"/>
-          <w:sz w:val="20"/>
+          <w:sz w:val="4"/>
         </w:rPr>
-        <w:t>A further visit is required by an engineer to complete the installation (insert N/A if not needed):</w:t>
       </w:r>
     </w:p>
     <w:tbl>
       <w:tblPr>
         <w:tblW w:type="auto" w:w="0"/>
+        <w:tblLayout w:type="fixed"/>
         <w:tblLook w:firstColumn="1" w:firstRow="1" w:lastColumn="0" w:lastRow="0" w:noHBand="0" w:noVBand="1" w:val="04A0"/>
         <w:tblBorders>
           <w:top w:val="nil"/>
@@ -4215,38 +5226,167 @@
       <w:tr>
         <w:tc>
           <w:tcPr>
-            <w:tcW w:type="dxa" w:w="10540"/>
+            <w:tcW w:type="dxa" w:w="9921"/>
             <w:shd w:val="clear" w:color="auto" w:fill="EFF1F4"/>
+            <w:tcMar>
+              <w:top w:w="160" w:type="dxa"/>
+              <w:bottom w:w="160" w:type="dxa"/>
+              <w:left w:w="200" w:type="dxa"/>
+              <w:right w:w="200" w:type="dxa"/>
+            </w:tcMar>
           </w:tcPr>
           <w:p>
             <w:r>
               <w:rPr>
-                <w:sz w:val="20"/>
+                <w:sz w:val="4"/>
               </w:rPr>
-              <w:t>[Further Visit Required]</w:t>
             </w:r>
           </w:p>
-          <w:p/>
-          <w:p/>
+          <w:p>
+            <w:pPr>
+              <w:spacing w:after="80"/>
+            </w:pPr>
+            <w:r>
+              <w:rPr>
+                <w:rFonts w:ascii="Calibri" w:hAnsi="Calibri"/>
+                <w:i w:val="0"/>
+                <w:color w:val="1A1F2C"/>
+                <w:sz w:val="18"/>
+              </w:rPr>
+              <w:t>I certify that the above checks and functional tests have been completed in accordance with the equipment manufacturer's recommendations and/or applicable codes of practice.</w:t>
+            </w:r>
+          </w:p>
+          <w:tbl>
+            <w:tblPr>
+              <w:tblW w:type="auto" w:w="0"/>
+              <w:tblLayout w:type="fixed"/>
+              <w:tblLook w:firstColumn="1" w:firstRow="1" w:lastColumn="0" w:lastRow="0" w:noHBand="0" w:noVBand="1" w:val="04A0"/>
+              <w:tblBorders>
+                <w:top w:val="nil"/>
+                <w:left w:val="nil"/>
+                <w:bottom w:val="nil"/>
+                <w:right w:val="nil"/>
+                <w:insideH w:val="nil"/>
+                <w:insideV w:val="nil"/>
+              </w:tblBorders>
+            </w:tblPr>
+            <w:tblGrid>
+              <w:gridCol w:w="2480"/>
+              <w:gridCol w:w="2480"/>
+              <w:gridCol w:w="2480"/>
+              <w:gridCol w:w="2480"/>
+            </w:tblGrid>
+            <w:tr>
+              <w:tc>
+                <w:tcPr>
+                  <w:tcW w:type="dxa" w:w="1474"/>
+                  <w:vAlign w:val="center"/>
+                </w:tcPr>
+                <w:p>
+                  <w:r>
+                    <w:rPr>
+                      <w:rFonts w:ascii="Calibri" w:hAnsi="Calibri"/>
+                      <w:color w:val="E03E3E"/>
+                      <w:sz w:val="18"/>
+                    </w:rPr>
+                    <w:t>Signature</w:t>
+                  </w:r>
+                </w:p>
+              </w:tc>
+              <w:tc>
+                <w:tcPr>
+                  <w:tcW w:type="dxa" w:w="3628"/>
+                  <w:vAlign w:val="center"/>
+                  <w:shd w:val="clear" w:color="auto" w:fill="FFFFFF"/>
+                  <w:tcBorders>
+                    <w:top w:val="single" w:sz="4" w:space="0" w:color="C7CCD3"/>
+                    <w:left w:val="single" w:sz="4" w:space="0" w:color="C7CCD3"/>
+                    <w:bottom w:val="single" w:sz="4" w:space="0" w:color="C7CCD3"/>
+                    <w:right w:val="single" w:sz="4" w:space="0" w:color="C7CCD3"/>
+                  </w:tcBorders>
+                  <w:tcMar>
+                    <w:top w:w="60" w:type="dxa"/>
+                    <w:bottom w:w="60" w:type="dxa"/>
+                    <w:left w:w="100" w:type="dxa"/>
+                    <w:right w:w="100" w:type="dxa"/>
+                  </w:tcMar>
+                </w:tcPr>
+                <w:p>
+                  <w:r>
+                    <w:rPr>
+                      <w:rFonts w:ascii="Calibri" w:hAnsi="Calibri"/>
+                      <w:color w:val="1A1F2C"/>
+                      <w:sz w:val="20"/>
+                    </w:rPr>
+                    <w:t>[Engineer Signature]</w:t>
+                  </w:r>
+                </w:p>
+              </w:tc>
+              <w:tc>
+                <w:tcPr>
+                  <w:tcW w:type="dxa" w:w="1361"/>
+                  <w:vAlign w:val="center"/>
+                </w:tcPr>
+                <w:p>
+                  <w:r>
+                    <w:rPr>
+                      <w:rFonts w:ascii="Calibri" w:hAnsi="Calibri"/>
+                      <w:color w:val="E03E3E"/>
+                      <w:sz w:val="18"/>
+                    </w:rPr>
+                    <w:t>Print</w:t>
+                  </w:r>
+                </w:p>
+              </w:tc>
+              <w:tc>
+                <w:tcPr>
+                  <w:tcW w:type="dxa" w:w="3458"/>
+                  <w:vAlign w:val="center"/>
+                  <w:shd w:val="clear" w:color="auto" w:fill="FFFFFF"/>
+                  <w:tcBorders>
+                    <w:top w:val="single" w:sz="4" w:space="0" w:color="C7CCD3"/>
+                    <w:left w:val="single" w:sz="4" w:space="0" w:color="C7CCD3"/>
+                    <w:bottom w:val="single" w:sz="4" w:space="0" w:color="C7CCD3"/>
+                    <w:right w:val="single" w:sz="4" w:space="0" w:color="C7CCD3"/>
+                  </w:tcBorders>
+                  <w:tcMar>
+                    <w:top w:w="60" w:type="dxa"/>
+                    <w:bottom w:w="60" w:type="dxa"/>
+                    <w:left w:w="100" w:type="dxa"/>
+                    <w:right w:w="100" w:type="dxa"/>
+                  </w:tcMar>
+                </w:tcPr>
+                <w:p>
+                  <w:r>
+                    <w:rPr>
+                      <w:rFonts w:ascii="Calibri" w:hAnsi="Calibri"/>
+                      <w:color w:val="1A1F2C"/>
+                      <w:sz w:val="20"/>
+                    </w:rPr>
+                    <w:t>[Engineer Name]</w:t>
+                  </w:r>
+                </w:p>
+              </w:tc>
+            </w:tr>
+          </w:tbl>
           <w:p/>
         </w:tc>
       </w:tr>
     </w:tbl>
     <w:p>
       <w:pPr>
-        <w:spacing w:after="160"/>
+        <w:spacing w:after="0"/>
       </w:pPr>
       <w:r>
         <w:rPr>
-          <w:sz w:val="18"/>
+          <w:sz w:val="8"/>
         </w:rPr>
-        <w:t>I certify that the above checks &amp; functional tests have been completed in accordance with the equipment manufacturer's recommendations and/or applicable codes of practice.</w:t>
       </w:r>
     </w:p>
     <w:tbl>
       <w:tblPr>
         <w:tblW w:type="auto" w:w="0"/>
-        <w:jc w:val="left"/>
+        <w:jc w:val="right"/>
         <w:tblLayout w:type="fixed"/>
         <w:tblLook w:firstColumn="1" w:firstRow="1" w:lastColumn="0" w:lastRow="0" w:noHBand="0" w:noVBand="1" w:val="04A0"/>
         <w:tblBorders>
@@ -4259,65 +5399,32 @@
         </w:tblBorders>
       </w:tblPr>
       <w:tblGrid>
-        <w:gridCol w:w="2635"/>
-        <w:gridCol w:w="2635"/>
-        <w:gridCol w:w="2635"/>
-        <w:gridCol w:w="2635"/>
+        <w:gridCol w:w="10540"/>
       </w:tblGrid>
       <w:tr>
         <w:tc>
           <w:tcPr>
             <w:tcW w:type="dxa" w:w="1984"/>
+            <w:shd w:val="clear" w:color="auto" w:fill="3D5AFE"/>
+            <w:tcMar>
+              <w:top w:w="120" w:type="dxa"/>
+              <w:bottom w:w="120" w:type="dxa"/>
+              <w:left w:w="240" w:type="dxa"/>
+              <w:right w:w="240" w:type="dxa"/>
+            </w:tcMar>
           </w:tcPr>
           <w:p>
+            <w:pPr>
+              <w:jc w:val="center"/>
+            </w:pPr>
             <w:r>
               <w:rPr>
-                <w:color w:val="6B7280"/>
-                <w:sz w:val="18"/>
+                <w:rFonts w:ascii="Calibri" w:hAnsi="Calibri"/>
+                <w:b/>
+                <w:color w:val="FFFFFF"/>
+                <w:sz w:val="22"/>
               </w:rPr>
-              <w:t>Signature</w:t>
-            </w:r>
-          </w:p>
-        </w:tc>
-        <w:tc>
-          <w:tcPr>
-            <w:tcW w:type="dxa" w:w="2551"/>
-            <w:shd w:val="clear" w:color="auto" w:fill="EFF1F4"/>
-          </w:tcPr>
-          <w:p>
-            <w:r>
-              <w:rPr>
-                <w:sz w:val="20"/>
-              </w:rPr>
-              <w:t>[Engineer Signature]</w:t>
-            </w:r>
-          </w:p>
-        </w:tc>
-        <w:tc>
-          <w:tcPr>
-            <w:tcW w:type="dxa" w:w="1984"/>
-          </w:tcPr>
-          <w:p>
-            <w:r>
-              <w:rPr>
-                <w:color w:val="6B7280"/>
-                <w:sz w:val="18"/>
-              </w:rPr>
-              <w:t>Print</w:t>
-            </w:r>
-          </w:p>
-        </w:tc>
-        <w:tc>
-          <w:tcPr>
-            <w:tcW w:type="dxa" w:w="2551"/>
-            <w:shd w:val="clear" w:color="auto" w:fill="EFF1F4"/>
-          </w:tcPr>
-          <w:p>
-            <w:r>
-              <w:rPr>
-                <w:sz w:val="20"/>
-              </w:rPr>
-              <w:t>[Engineer Name]</w:t>
+              <w:t>SUBMIT</w:t>
             </w:r>
           </w:p>
         </w:tc>
@@ -4696,6 +5803,10 @@
     <w:name w:val="Normal"/>
     <w:qFormat/>
     <w:rsid w:val="00FC693F"/>
+    <w:rPr>
+      <w:rFonts w:ascii="Calibri" w:hAnsi="Calibri"/>
+      <w:sz w:val="20"/>
+    </w:rPr>
   </w:style>
   <w:style w:type="paragraph" w:styleId="Header">
     <w:name w:val="header"/>

--- a/assets/bs5839-commissioning-cert-template.docx
+++ b/assets/bs5839-commissioning-cert-template.docx
@@ -1918,10 +1918,10 @@
             <w:tcW w:type="dxa" w:w="510"/>
             <w:shd w:val="clear" w:color="auto" w:fill="1F2937"/>
             <w:tcMar>
-              <w:top w:w="80" w:type="dxa"/>
-              <w:bottom w:w="80" w:type="dxa"/>
-              <w:left w:w="80" w:type="dxa"/>
-              <w:right w:w="80" w:type="dxa"/>
+              <w:top w:w="100" w:type="dxa"/>
+              <w:bottom w:w="100" w:type="dxa"/>
+              <w:left w:w="120" w:type="dxa"/>
+              <w:right w:w="120" w:type="dxa"/>
             </w:tcMar>
           </w:tcPr>
           <w:p>
@@ -1933,7 +1933,7 @@
                 <w:rFonts w:ascii="Calibri" w:hAnsi="Calibri"/>
                 <w:b/>
                 <w:color w:val="FFFFFF"/>
-                <w:sz w:val="18"/>
+                <w:sz w:val="20"/>
               </w:rPr>
               <w:t>Item</w:t>
             </w:r>
@@ -1944,10 +1944,10 @@
             <w:tcW w:type="dxa" w:w="7483"/>
             <w:shd w:val="clear" w:color="auto" w:fill="1F2937"/>
             <w:tcMar>
-              <w:top w:w="80" w:type="dxa"/>
-              <w:bottom w:w="80" w:type="dxa"/>
-              <w:left w:w="80" w:type="dxa"/>
-              <w:right w:w="80" w:type="dxa"/>
+              <w:top w:w="100" w:type="dxa"/>
+              <w:bottom w:w="100" w:type="dxa"/>
+              <w:left w:w="120" w:type="dxa"/>
+              <w:right w:w="120" w:type="dxa"/>
             </w:tcMar>
           </w:tcPr>
           <w:p>
@@ -1959,7 +1959,7 @@
                 <w:rFonts w:ascii="Calibri" w:hAnsi="Calibri"/>
                 <w:b/>
                 <w:color w:val="FFFFFF"/>
-                <w:sz w:val="18"/>
+                <w:sz w:val="20"/>
               </w:rPr>
               <w:t>Description</w:t>
             </w:r>
@@ -1970,10 +1970,10 @@
             <w:tcW w:type="dxa" w:w="567"/>
             <w:shd w:val="clear" w:color="auto" w:fill="1F2937"/>
             <w:tcMar>
-              <w:top w:w="80" w:type="dxa"/>
-              <w:bottom w:w="80" w:type="dxa"/>
-              <w:left w:w="80" w:type="dxa"/>
-              <w:right w:w="80" w:type="dxa"/>
+              <w:top w:w="100" w:type="dxa"/>
+              <w:bottom w:w="100" w:type="dxa"/>
+              <w:left w:w="120" w:type="dxa"/>
+              <w:right w:w="120" w:type="dxa"/>
             </w:tcMar>
           </w:tcPr>
           <w:p>
@@ -1985,7 +1985,7 @@
                 <w:rFonts w:ascii="Calibri" w:hAnsi="Calibri"/>
                 <w:b/>
                 <w:color w:val="FFFFFF"/>
-                <w:sz w:val="18"/>
+                <w:sz w:val="20"/>
               </w:rPr>
               <w:t>Y</w:t>
             </w:r>
@@ -1996,10 +1996,10 @@
             <w:tcW w:type="dxa" w:w="567"/>
             <w:shd w:val="clear" w:color="auto" w:fill="1F2937"/>
             <w:tcMar>
-              <w:top w:w="80" w:type="dxa"/>
-              <w:bottom w:w="80" w:type="dxa"/>
-              <w:left w:w="80" w:type="dxa"/>
-              <w:right w:w="80" w:type="dxa"/>
+              <w:top w:w="100" w:type="dxa"/>
+              <w:bottom w:w="100" w:type="dxa"/>
+              <w:left w:w="120" w:type="dxa"/>
+              <w:right w:w="120" w:type="dxa"/>
             </w:tcMar>
           </w:tcPr>
           <w:p>
@@ -2011,7 +2011,7 @@
                 <w:rFonts w:ascii="Calibri" w:hAnsi="Calibri"/>
                 <w:b/>
                 <w:color w:val="FFFFFF"/>
-                <w:sz w:val="18"/>
+                <w:sz w:val="20"/>
               </w:rPr>
               <w:t>N</w:t>
             </w:r>
@@ -2022,10 +2022,10 @@
             <w:tcW w:type="dxa" w:w="680"/>
             <w:shd w:val="clear" w:color="auto" w:fill="1F2937"/>
             <w:tcMar>
-              <w:top w:w="80" w:type="dxa"/>
-              <w:bottom w:w="80" w:type="dxa"/>
-              <w:left w:w="80" w:type="dxa"/>
-              <w:right w:w="80" w:type="dxa"/>
+              <w:top w:w="100" w:type="dxa"/>
+              <w:bottom w:w="100" w:type="dxa"/>
+              <w:left w:w="120" w:type="dxa"/>
+              <w:right w:w="120" w:type="dxa"/>
             </w:tcMar>
           </w:tcPr>
           <w:p>
@@ -2037,7 +2037,7 @@
                 <w:rFonts w:ascii="Calibri" w:hAnsi="Calibri"/>
                 <w:b/>
                 <w:color w:val="FFFFFF"/>
-                <w:sz w:val="18"/>
+                <w:sz w:val="20"/>
               </w:rPr>
               <w:t>N/A</w:t>
             </w:r>
@@ -2048,6 +2048,12 @@
         <w:tc>
           <w:tcPr>
             <w:tcW w:type="dxa" w:w="510"/>
+            <w:tcMar>
+              <w:top w:w="100" w:type="dxa"/>
+              <w:bottom w:w="100" w:type="dxa"/>
+              <w:left w:w="120" w:type="dxa"/>
+              <w:right w:w="120" w:type="dxa"/>
+            </w:tcMar>
           </w:tcPr>
           <w:p>
             <w:pPr>
@@ -2056,7 +2062,8 @@
             <w:r>
               <w:rPr>
                 <w:rFonts w:ascii="Calibri" w:hAnsi="Calibri"/>
-                <w:sz w:val="18"/>
+                <w:b/>
+                <w:sz w:val="20"/>
               </w:rPr>
               <w:t>1</w:t>
             </w:r>
@@ -2065,13 +2072,19 @@
         <w:tc>
           <w:tcPr>
             <w:tcW w:type="dxa" w:w="7483"/>
+            <w:tcMar>
+              <w:top w:w="100" w:type="dxa"/>
+              <w:bottom w:w="100" w:type="dxa"/>
+              <w:left w:w="120" w:type="dxa"/>
+              <w:right w:w="120" w:type="dxa"/>
+            </w:tcMar>
           </w:tcPr>
           <w:p>
             <w:r>
               <w:rPr>
                 <w:rFonts w:ascii="Calibri" w:hAnsi="Calibri"/>
                 <w:color w:val="1A1F2C"/>
-                <w:sz w:val="18"/>
+                <w:sz w:val="20"/>
               </w:rPr>
               <w:t>The system complies with the original specification / design and the use of the building has not changed.</w:t>
             </w:r>
@@ -2080,6 +2093,12 @@
         <w:tc>
           <w:tcPr>
             <w:tcW w:type="dxa" w:w="567"/>
+            <w:tcMar>
+              <w:top w:w="100" w:type="dxa"/>
+              <w:bottom w:w="100" w:type="dxa"/>
+              <w:left w:w="120" w:type="dxa"/>
+              <w:right w:w="120" w:type="dxa"/>
+            </w:tcMar>
           </w:tcPr>
           <w:p>
             <w:pPr>
@@ -2088,7 +2107,7 @@
             <w:r>
               <w:rPr>
                 <w:rFonts w:ascii="Calibri" w:hAnsi="Calibri"/>
-                <w:sz w:val="22"/>
+                <w:sz w:val="28"/>
               </w:rPr>
               <w:t>☐</w:t>
             </w:r>
@@ -2097,6 +2116,12 @@
         <w:tc>
           <w:tcPr>
             <w:tcW w:type="dxa" w:w="567"/>
+            <w:tcMar>
+              <w:top w:w="100" w:type="dxa"/>
+              <w:bottom w:w="100" w:type="dxa"/>
+              <w:left w:w="120" w:type="dxa"/>
+              <w:right w:w="120" w:type="dxa"/>
+            </w:tcMar>
           </w:tcPr>
           <w:p>
             <w:pPr>
@@ -2105,7 +2130,7 @@
             <w:r>
               <w:rPr>
                 <w:rFonts w:ascii="Calibri" w:hAnsi="Calibri"/>
-                <w:sz w:val="22"/>
+                <w:sz w:val="28"/>
               </w:rPr>
               <w:t>☐</w:t>
             </w:r>
@@ -2114,6 +2139,12 @@
         <w:tc>
           <w:tcPr>
             <w:tcW w:type="dxa" w:w="680"/>
+            <w:tcMar>
+              <w:top w:w="100" w:type="dxa"/>
+              <w:bottom w:w="100" w:type="dxa"/>
+              <w:left w:w="120" w:type="dxa"/>
+              <w:right w:w="120" w:type="dxa"/>
+            </w:tcMar>
           </w:tcPr>
           <w:p>
             <w:pPr>
@@ -2122,7 +2153,7 @@
             <w:r>
               <w:rPr>
                 <w:rFonts w:ascii="Calibri" w:hAnsi="Calibri"/>
-                <w:sz w:val="22"/>
+                <w:sz w:val="28"/>
               </w:rPr>
               <w:t>☐</w:t>
             </w:r>
@@ -2133,6 +2164,12 @@
         <w:tc>
           <w:tcPr>
             <w:tcW w:type="dxa" w:w="510"/>
+            <w:tcMar>
+              <w:top w:w="100" w:type="dxa"/>
+              <w:bottom w:w="100" w:type="dxa"/>
+              <w:left w:w="120" w:type="dxa"/>
+              <w:right w:w="120" w:type="dxa"/>
+            </w:tcMar>
           </w:tcPr>
           <w:p>
             <w:pPr>
@@ -2141,7 +2178,8 @@
             <w:r>
               <w:rPr>
                 <w:rFonts w:ascii="Calibri" w:hAnsi="Calibri"/>
-                <w:sz w:val="18"/>
+                <w:b/>
+                <w:sz w:val="20"/>
               </w:rPr>
               <w:t>2</w:t>
             </w:r>
@@ -2150,13 +2188,19 @@
         <w:tc>
           <w:tcPr>
             <w:tcW w:type="dxa" w:w="7483"/>
+            <w:tcMar>
+              <w:top w:w="100" w:type="dxa"/>
+              <w:bottom w:w="100" w:type="dxa"/>
+              <w:left w:w="120" w:type="dxa"/>
+              <w:right w:w="120" w:type="dxa"/>
+            </w:tcMar>
           </w:tcPr>
           <w:p>
             <w:r>
               <w:rPr>
                 <w:rFonts w:ascii="Calibri" w:hAnsi="Calibri"/>
                 <w:color w:val="1A1F2C"/>
-                <w:sz w:val="18"/>
+                <w:sz w:val="20"/>
               </w:rPr>
               <w:t>The 'as fitted' drawing accurately reflects the building structure (any changes recorded and passed to PM).</w:t>
             </w:r>
@@ -2165,6 +2209,12 @@
         <w:tc>
           <w:tcPr>
             <w:tcW w:type="dxa" w:w="567"/>
+            <w:tcMar>
+              <w:top w:w="100" w:type="dxa"/>
+              <w:bottom w:w="100" w:type="dxa"/>
+              <w:left w:w="120" w:type="dxa"/>
+              <w:right w:w="120" w:type="dxa"/>
+            </w:tcMar>
           </w:tcPr>
           <w:p>
             <w:pPr>
@@ -2173,7 +2223,7 @@
             <w:r>
               <w:rPr>
                 <w:rFonts w:ascii="Calibri" w:hAnsi="Calibri"/>
-                <w:sz w:val="22"/>
+                <w:sz w:val="28"/>
               </w:rPr>
               <w:t>☐</w:t>
             </w:r>
@@ -2182,6 +2232,12 @@
         <w:tc>
           <w:tcPr>
             <w:tcW w:type="dxa" w:w="567"/>
+            <w:tcMar>
+              <w:top w:w="100" w:type="dxa"/>
+              <w:bottom w:w="100" w:type="dxa"/>
+              <w:left w:w="120" w:type="dxa"/>
+              <w:right w:w="120" w:type="dxa"/>
+            </w:tcMar>
           </w:tcPr>
           <w:p>
             <w:pPr>
@@ -2190,7 +2246,7 @@
             <w:r>
               <w:rPr>
                 <w:rFonts w:ascii="Calibri" w:hAnsi="Calibri"/>
-                <w:sz w:val="22"/>
+                <w:sz w:val="28"/>
               </w:rPr>
               <w:t>☐</w:t>
             </w:r>
@@ -2199,6 +2255,12 @@
         <w:tc>
           <w:tcPr>
             <w:tcW w:type="dxa" w:w="680"/>
+            <w:tcMar>
+              <w:top w:w="100" w:type="dxa"/>
+              <w:bottom w:w="100" w:type="dxa"/>
+              <w:left w:w="120" w:type="dxa"/>
+              <w:right w:w="120" w:type="dxa"/>
+            </w:tcMar>
           </w:tcPr>
           <w:p>
             <w:pPr>
@@ -2207,7 +2269,7 @@
             <w:r>
               <w:rPr>
                 <w:rFonts w:ascii="Calibri" w:hAnsi="Calibri"/>
-                <w:sz w:val="22"/>
+                <w:sz w:val="28"/>
               </w:rPr>
               <w:t>☐</w:t>
             </w:r>
@@ -2218,6 +2280,12 @@
         <w:tc>
           <w:tcPr>
             <w:tcW w:type="dxa" w:w="510"/>
+            <w:tcMar>
+              <w:top w:w="100" w:type="dxa"/>
+              <w:bottom w:w="100" w:type="dxa"/>
+              <w:left w:w="120" w:type="dxa"/>
+              <w:right w:w="120" w:type="dxa"/>
+            </w:tcMar>
           </w:tcPr>
           <w:p>
             <w:pPr>
@@ -2226,7 +2294,8 @@
             <w:r>
               <w:rPr>
                 <w:rFonts w:ascii="Calibri" w:hAnsi="Calibri"/>
-                <w:sz w:val="18"/>
+                <w:b/>
+                <w:sz w:val="20"/>
               </w:rPr>
               <w:t>3</w:t>
             </w:r>
@@ -2235,13 +2304,19 @@
         <w:tc>
           <w:tcPr>
             <w:tcW w:type="dxa" w:w="7483"/>
+            <w:tcMar>
+              <w:top w:w="100" w:type="dxa"/>
+              <w:bottom w:w="100" w:type="dxa"/>
+              <w:left w:w="120" w:type="dxa"/>
+              <w:right w:w="120" w:type="dxa"/>
+            </w:tcMar>
           </w:tcPr>
           <w:p>
             <w:r>
               <w:rPr>
                 <w:rFonts w:ascii="Calibri" w:hAnsi="Calibri"/>
                 <w:color w:val="1A1F2C"/>
-                <w:sz w:val="18"/>
+                <w:sz w:val="20"/>
               </w:rPr>
               <w:t>System has been installed to meet the requirements of category L1 / L2 / L3 / L4 / L5 / P1 / P2 / M (state).</w:t>
             </w:r>
@@ -2250,6 +2325,12 @@
         <w:tc>
           <w:tcPr>
             <w:tcW w:type="dxa" w:w="567"/>
+            <w:tcMar>
+              <w:top w:w="100" w:type="dxa"/>
+              <w:bottom w:w="100" w:type="dxa"/>
+              <w:left w:w="120" w:type="dxa"/>
+              <w:right w:w="120" w:type="dxa"/>
+            </w:tcMar>
           </w:tcPr>
           <w:p>
             <w:pPr>
@@ -2258,7 +2339,7 @@
             <w:r>
               <w:rPr>
                 <w:rFonts w:ascii="Calibri" w:hAnsi="Calibri"/>
-                <w:sz w:val="22"/>
+                <w:sz w:val="28"/>
               </w:rPr>
               <w:t>☐</w:t>
             </w:r>
@@ -2267,6 +2348,12 @@
         <w:tc>
           <w:tcPr>
             <w:tcW w:type="dxa" w:w="567"/>
+            <w:tcMar>
+              <w:top w:w="100" w:type="dxa"/>
+              <w:bottom w:w="100" w:type="dxa"/>
+              <w:left w:w="120" w:type="dxa"/>
+              <w:right w:w="120" w:type="dxa"/>
+            </w:tcMar>
           </w:tcPr>
           <w:p>
             <w:pPr>
@@ -2275,7 +2362,7 @@
             <w:r>
               <w:rPr>
                 <w:rFonts w:ascii="Calibri" w:hAnsi="Calibri"/>
-                <w:sz w:val="22"/>
+                <w:sz w:val="28"/>
               </w:rPr>
               <w:t>☐</w:t>
             </w:r>
@@ -2284,6 +2371,12 @@
         <w:tc>
           <w:tcPr>
             <w:tcW w:type="dxa" w:w="680"/>
+            <w:tcMar>
+              <w:top w:w="100" w:type="dxa"/>
+              <w:bottom w:w="100" w:type="dxa"/>
+              <w:left w:w="120" w:type="dxa"/>
+              <w:right w:w="120" w:type="dxa"/>
+            </w:tcMar>
           </w:tcPr>
           <w:p>
             <w:pPr>
@@ -2292,7 +2385,7 @@
             <w:r>
               <w:rPr>
                 <w:rFonts w:ascii="Calibri" w:hAnsi="Calibri"/>
-                <w:sz w:val="22"/>
+                <w:sz w:val="28"/>
               </w:rPr>
               <w:t>☐</w:t>
             </w:r>
@@ -2303,6 +2396,12 @@
         <w:tc>
           <w:tcPr>
             <w:tcW w:type="dxa" w:w="510"/>
+            <w:tcMar>
+              <w:top w:w="100" w:type="dxa"/>
+              <w:bottom w:w="100" w:type="dxa"/>
+              <w:left w:w="120" w:type="dxa"/>
+              <w:right w:w="120" w:type="dxa"/>
+            </w:tcMar>
           </w:tcPr>
           <w:p>
             <w:pPr>
@@ -2311,7 +2410,8 @@
             <w:r>
               <w:rPr>
                 <w:rFonts w:ascii="Calibri" w:hAnsi="Calibri"/>
-                <w:sz w:val="18"/>
+                <w:b/>
+                <w:sz w:val="20"/>
               </w:rPr>
               <w:t>4</w:t>
             </w:r>
@@ -2320,13 +2420,19 @@
         <w:tc>
           <w:tcPr>
             <w:tcW w:type="dxa" w:w="7483"/>
+            <w:tcMar>
+              <w:top w:w="100" w:type="dxa"/>
+              <w:bottom w:w="100" w:type="dxa"/>
+              <w:left w:w="120" w:type="dxa"/>
+              <w:right w:w="120" w:type="dxa"/>
+            </w:tcMar>
           </w:tcPr>
           <w:p>
             <w:r>
               <w:rPr>
                 <w:rFonts w:ascii="Calibri" w:hAnsi="Calibri"/>
                 <w:color w:val="1A1F2C"/>
-                <w:sz w:val="18"/>
+                <w:sz w:val="20"/>
               </w:rPr>
               <w:t>Variations to the defined category have been identified and the schedule of variations agreed by the client and a nominated designer.</w:t>
             </w:r>
@@ -2335,6 +2441,12 @@
         <w:tc>
           <w:tcPr>
             <w:tcW w:type="dxa" w:w="567"/>
+            <w:tcMar>
+              <w:top w:w="100" w:type="dxa"/>
+              <w:bottom w:w="100" w:type="dxa"/>
+              <w:left w:w="120" w:type="dxa"/>
+              <w:right w:w="120" w:type="dxa"/>
+            </w:tcMar>
           </w:tcPr>
           <w:p>
             <w:pPr>
@@ -2343,7 +2455,7 @@
             <w:r>
               <w:rPr>
                 <w:rFonts w:ascii="Calibri" w:hAnsi="Calibri"/>
-                <w:sz w:val="22"/>
+                <w:sz w:val="28"/>
               </w:rPr>
               <w:t>☐</w:t>
             </w:r>
@@ -2352,6 +2464,12 @@
         <w:tc>
           <w:tcPr>
             <w:tcW w:type="dxa" w:w="567"/>
+            <w:tcMar>
+              <w:top w:w="100" w:type="dxa"/>
+              <w:bottom w:w="100" w:type="dxa"/>
+              <w:left w:w="120" w:type="dxa"/>
+              <w:right w:w="120" w:type="dxa"/>
+            </w:tcMar>
           </w:tcPr>
           <w:p>
             <w:pPr>
@@ -2360,7 +2478,7 @@
             <w:r>
               <w:rPr>
                 <w:rFonts w:ascii="Calibri" w:hAnsi="Calibri"/>
-                <w:sz w:val="22"/>
+                <w:sz w:val="28"/>
               </w:rPr>
               <w:t>☐</w:t>
             </w:r>
@@ -2369,6 +2487,12 @@
         <w:tc>
           <w:tcPr>
             <w:tcW w:type="dxa" w:w="680"/>
+            <w:tcMar>
+              <w:top w:w="100" w:type="dxa"/>
+              <w:bottom w:w="100" w:type="dxa"/>
+              <w:left w:w="120" w:type="dxa"/>
+              <w:right w:w="120" w:type="dxa"/>
+            </w:tcMar>
           </w:tcPr>
           <w:p>
             <w:pPr>
@@ -2377,7 +2501,7 @@
             <w:r>
               <w:rPr>
                 <w:rFonts w:ascii="Calibri" w:hAnsi="Calibri"/>
-                <w:sz w:val="22"/>
+                <w:sz w:val="28"/>
               </w:rPr>
               <w:t>☐</w:t>
             </w:r>
@@ -2388,6 +2512,12 @@
         <w:tc>
           <w:tcPr>
             <w:tcW w:type="dxa" w:w="510"/>
+            <w:tcMar>
+              <w:top w:w="100" w:type="dxa"/>
+              <w:bottom w:w="100" w:type="dxa"/>
+              <w:left w:w="120" w:type="dxa"/>
+              <w:right w:w="120" w:type="dxa"/>
+            </w:tcMar>
           </w:tcPr>
           <w:p>
             <w:pPr>
@@ -2396,7 +2526,8 @@
             <w:r>
               <w:rPr>
                 <w:rFonts w:ascii="Calibri" w:hAnsi="Calibri"/>
-                <w:sz w:val="18"/>
+                <w:b/>
+                <w:sz w:val="20"/>
               </w:rPr>
               <w:t>5</w:t>
             </w:r>
@@ -2405,13 +2536,19 @@
         <w:tc>
           <w:tcPr>
             <w:tcW w:type="dxa" w:w="7483"/>
+            <w:tcMar>
+              <w:top w:w="100" w:type="dxa"/>
+              <w:bottom w:w="100" w:type="dxa"/>
+              <w:left w:w="120" w:type="dxa"/>
+              <w:right w:w="120" w:type="dxa"/>
+            </w:tcMar>
           </w:tcPr>
           <w:p>
             <w:r>
               <w:rPr>
                 <w:rFonts w:ascii="Calibri" w:hAnsi="Calibri"/>
                 <w:color w:val="1A1F2C"/>
-                <w:sz w:val="18"/>
+                <w:sz w:val="20"/>
               </w:rPr>
               <w:t>Cables meet requirements for standard / enhanced / mixed (BS 5839-1 §26.2).</w:t>
             </w:r>
@@ -2420,6 +2557,12 @@
         <w:tc>
           <w:tcPr>
             <w:tcW w:type="dxa" w:w="567"/>
+            <w:tcMar>
+              <w:top w:w="100" w:type="dxa"/>
+              <w:bottom w:w="100" w:type="dxa"/>
+              <w:left w:w="120" w:type="dxa"/>
+              <w:right w:w="120" w:type="dxa"/>
+            </w:tcMar>
           </w:tcPr>
           <w:p>
             <w:pPr>
@@ -2428,7 +2571,7 @@
             <w:r>
               <w:rPr>
                 <w:rFonts w:ascii="Calibri" w:hAnsi="Calibri"/>
-                <w:sz w:val="22"/>
+                <w:sz w:val="28"/>
               </w:rPr>
               <w:t>☐</w:t>
             </w:r>
@@ -2437,6 +2580,12 @@
         <w:tc>
           <w:tcPr>
             <w:tcW w:type="dxa" w:w="567"/>
+            <w:tcMar>
+              <w:top w:w="100" w:type="dxa"/>
+              <w:bottom w:w="100" w:type="dxa"/>
+              <w:left w:w="120" w:type="dxa"/>
+              <w:right w:w="120" w:type="dxa"/>
+            </w:tcMar>
           </w:tcPr>
           <w:p>
             <w:pPr>
@@ -2445,7 +2594,7 @@
             <w:r>
               <w:rPr>
                 <w:rFonts w:ascii="Calibri" w:hAnsi="Calibri"/>
-                <w:sz w:val="22"/>
+                <w:sz w:val="28"/>
               </w:rPr>
               <w:t>☐</w:t>
             </w:r>
@@ -2454,6 +2603,12 @@
         <w:tc>
           <w:tcPr>
             <w:tcW w:type="dxa" w:w="680"/>
+            <w:tcMar>
+              <w:top w:w="100" w:type="dxa"/>
+              <w:bottom w:w="100" w:type="dxa"/>
+              <w:left w:w="120" w:type="dxa"/>
+              <w:right w:w="120" w:type="dxa"/>
+            </w:tcMar>
           </w:tcPr>
           <w:p>
             <w:pPr>
@@ -2462,7 +2617,7 @@
             <w:r>
               <w:rPr>
                 <w:rFonts w:ascii="Calibri" w:hAnsi="Calibri"/>
-                <w:sz w:val="22"/>
+                <w:sz w:val="28"/>
               </w:rPr>
               <w:t>☐</w:t>
             </w:r>
@@ -2473,6 +2628,12 @@
         <w:tc>
           <w:tcPr>
             <w:tcW w:type="dxa" w:w="510"/>
+            <w:tcMar>
+              <w:top w:w="100" w:type="dxa"/>
+              <w:bottom w:w="100" w:type="dxa"/>
+              <w:left w:w="120" w:type="dxa"/>
+              <w:right w:w="120" w:type="dxa"/>
+            </w:tcMar>
           </w:tcPr>
           <w:p>
             <w:pPr>
@@ -2481,7 +2642,8 @@
             <w:r>
               <w:rPr>
                 <w:rFonts w:ascii="Calibri" w:hAnsi="Calibri"/>
-                <w:sz w:val="18"/>
+                <w:b/>
+                <w:sz w:val="20"/>
               </w:rPr>
               <w:t>6</w:t>
             </w:r>
@@ -2490,13 +2652,19 @@
         <w:tc>
           <w:tcPr>
             <w:tcW w:type="dxa" w:w="7483"/>
+            <w:tcMar>
+              <w:top w:w="100" w:type="dxa"/>
+              <w:bottom w:w="100" w:type="dxa"/>
+              <w:left w:w="120" w:type="dxa"/>
+              <w:right w:w="120" w:type="dxa"/>
+            </w:tcMar>
           </w:tcPr>
           <w:p>
             <w:r>
               <w:rPr>
                 <w:rFonts w:ascii="Calibri" w:hAnsi="Calibri"/>
                 <w:color w:val="1A1F2C"/>
-                <w:sz w:val="18"/>
+                <w:sz w:val="20"/>
               </w:rPr>
               <w:t>Cables are segregated as required and suitably supported (where visibly checked, §26.2).</w:t>
             </w:r>
@@ -2505,6 +2673,12 @@
         <w:tc>
           <w:tcPr>
             <w:tcW w:type="dxa" w:w="567"/>
+            <w:tcMar>
+              <w:top w:w="100" w:type="dxa"/>
+              <w:bottom w:w="100" w:type="dxa"/>
+              <w:left w:w="120" w:type="dxa"/>
+              <w:right w:w="120" w:type="dxa"/>
+            </w:tcMar>
           </w:tcPr>
           <w:p>
             <w:pPr>
@@ -2513,7 +2687,7 @@
             <w:r>
               <w:rPr>
                 <w:rFonts w:ascii="Calibri" w:hAnsi="Calibri"/>
-                <w:sz w:val="22"/>
+                <w:sz w:val="28"/>
               </w:rPr>
               <w:t>☐</w:t>
             </w:r>
@@ -2522,6 +2696,12 @@
         <w:tc>
           <w:tcPr>
             <w:tcW w:type="dxa" w:w="567"/>
+            <w:tcMar>
+              <w:top w:w="100" w:type="dxa"/>
+              <w:bottom w:w="100" w:type="dxa"/>
+              <w:left w:w="120" w:type="dxa"/>
+              <w:right w:w="120" w:type="dxa"/>
+            </w:tcMar>
           </w:tcPr>
           <w:p>
             <w:pPr>
@@ -2530,7 +2710,7 @@
             <w:r>
               <w:rPr>
                 <w:rFonts w:ascii="Calibri" w:hAnsi="Calibri"/>
-                <w:sz w:val="22"/>
+                <w:sz w:val="28"/>
               </w:rPr>
               <w:t>☐</w:t>
             </w:r>
@@ -2539,6 +2719,12 @@
         <w:tc>
           <w:tcPr>
             <w:tcW w:type="dxa" w:w="680"/>
+            <w:tcMar>
+              <w:top w:w="100" w:type="dxa"/>
+              <w:bottom w:w="100" w:type="dxa"/>
+              <w:left w:w="120" w:type="dxa"/>
+              <w:right w:w="120" w:type="dxa"/>
+            </w:tcMar>
           </w:tcPr>
           <w:p>
             <w:pPr>
@@ -2547,7 +2733,7 @@
             <w:r>
               <w:rPr>
                 <w:rFonts w:ascii="Calibri" w:hAnsi="Calibri"/>
-                <w:sz w:val="22"/>
+                <w:sz w:val="28"/>
               </w:rPr>
               <w:t>☐</w:t>
             </w:r>
@@ -2558,6 +2744,12 @@
         <w:tc>
           <w:tcPr>
             <w:tcW w:type="dxa" w:w="510"/>
+            <w:tcMar>
+              <w:top w:w="100" w:type="dxa"/>
+              <w:bottom w:w="100" w:type="dxa"/>
+              <w:left w:w="120" w:type="dxa"/>
+              <w:right w:w="120" w:type="dxa"/>
+            </w:tcMar>
           </w:tcPr>
           <w:p>
             <w:pPr>
@@ -2566,7 +2758,8 @@
             <w:r>
               <w:rPr>
                 <w:rFonts w:ascii="Calibri" w:hAnsi="Calibri"/>
-                <w:sz w:val="18"/>
+                <w:b/>
+                <w:sz w:val="20"/>
               </w:rPr>
               <w:t>7</w:t>
             </w:r>
@@ -2575,13 +2768,19 @@
         <w:tc>
           <w:tcPr>
             <w:tcW w:type="dxa" w:w="7483"/>
+            <w:tcMar>
+              <w:top w:w="100" w:type="dxa"/>
+              <w:bottom w:w="100" w:type="dxa"/>
+              <w:left w:w="120" w:type="dxa"/>
+              <w:right w:w="120" w:type="dxa"/>
+            </w:tcMar>
           </w:tcPr>
           <w:p>
             <w:r>
               <w:rPr>
                 <w:rFonts w:ascii="Calibri" w:hAnsi="Calibri"/>
                 <w:color w:val="1A1F2C"/>
-                <w:sz w:val="18"/>
+                <w:sz w:val="20"/>
               </w:rPr>
               <w:t>Cables are mechanically protected as required where necessary (§26.2).</w:t>
             </w:r>
@@ -2590,6 +2789,12 @@
         <w:tc>
           <w:tcPr>
             <w:tcW w:type="dxa" w:w="567"/>
+            <w:tcMar>
+              <w:top w:w="100" w:type="dxa"/>
+              <w:bottom w:w="100" w:type="dxa"/>
+              <w:left w:w="120" w:type="dxa"/>
+              <w:right w:w="120" w:type="dxa"/>
+            </w:tcMar>
           </w:tcPr>
           <w:p>
             <w:pPr>
@@ -2598,7 +2803,7 @@
             <w:r>
               <w:rPr>
                 <w:rFonts w:ascii="Calibri" w:hAnsi="Calibri"/>
-                <w:sz w:val="22"/>
+                <w:sz w:val="28"/>
               </w:rPr>
               <w:t>☐</w:t>
             </w:r>
@@ -2607,6 +2812,12 @@
         <w:tc>
           <w:tcPr>
             <w:tcW w:type="dxa" w:w="567"/>
+            <w:tcMar>
+              <w:top w:w="100" w:type="dxa"/>
+              <w:bottom w:w="100" w:type="dxa"/>
+              <w:left w:w="120" w:type="dxa"/>
+              <w:right w:w="120" w:type="dxa"/>
+            </w:tcMar>
           </w:tcPr>
           <w:p>
             <w:pPr>
@@ -2615,7 +2826,7 @@
             <w:r>
               <w:rPr>
                 <w:rFonts w:ascii="Calibri" w:hAnsi="Calibri"/>
-                <w:sz w:val="22"/>
+                <w:sz w:val="28"/>
               </w:rPr>
               <w:t>☐</w:t>
             </w:r>
@@ -2624,6 +2835,12 @@
         <w:tc>
           <w:tcPr>
             <w:tcW w:type="dxa" w:w="680"/>
+            <w:tcMar>
+              <w:top w:w="100" w:type="dxa"/>
+              <w:bottom w:w="100" w:type="dxa"/>
+              <w:left w:w="120" w:type="dxa"/>
+              <w:right w:w="120" w:type="dxa"/>
+            </w:tcMar>
           </w:tcPr>
           <w:p>
             <w:pPr>
@@ -2632,7 +2849,7 @@
             <w:r>
               <w:rPr>
                 <w:rFonts w:ascii="Calibri" w:hAnsi="Calibri"/>
-                <w:sz w:val="22"/>
+                <w:sz w:val="28"/>
               </w:rPr>
               <w:t>☐</w:t>
             </w:r>
@@ -2643,6 +2860,12 @@
         <w:tc>
           <w:tcPr>
             <w:tcW w:type="dxa" w:w="510"/>
+            <w:tcMar>
+              <w:top w:w="100" w:type="dxa"/>
+              <w:bottom w:w="100" w:type="dxa"/>
+              <w:left w:w="120" w:type="dxa"/>
+              <w:right w:w="120" w:type="dxa"/>
+            </w:tcMar>
           </w:tcPr>
           <w:p>
             <w:pPr>
@@ -2651,7 +2874,8 @@
             <w:r>
               <w:rPr>
                 <w:rFonts w:ascii="Calibri" w:hAnsi="Calibri"/>
-                <w:sz w:val="18"/>
+                <w:b/>
+                <w:sz w:val="20"/>
               </w:rPr>
               <w:t>8</w:t>
             </w:r>
@@ -2660,13 +2884,19 @@
         <w:tc>
           <w:tcPr>
             <w:tcW w:type="dxa" w:w="7483"/>
+            <w:tcMar>
+              <w:top w:w="100" w:type="dxa"/>
+              <w:bottom w:w="100" w:type="dxa"/>
+              <w:left w:w="120" w:type="dxa"/>
+              <w:right w:w="120" w:type="dxa"/>
+            </w:tcMar>
           </w:tcPr>
           <w:p>
             <w:r>
               <w:rPr>
                 <w:rFonts w:ascii="Calibri" w:hAnsi="Calibri"/>
                 <w:color w:val="1A1F2C"/>
-                <w:sz w:val="18"/>
+                <w:sz w:val="20"/>
               </w:rPr>
               <w:t>Junction boxes correctly labelled and identified on drawings (where visibly checked).</w:t>
             </w:r>
@@ -2675,6 +2905,12 @@
         <w:tc>
           <w:tcPr>
             <w:tcW w:type="dxa" w:w="567"/>
+            <w:tcMar>
+              <w:top w:w="100" w:type="dxa"/>
+              <w:bottom w:w="100" w:type="dxa"/>
+              <w:left w:w="120" w:type="dxa"/>
+              <w:right w:w="120" w:type="dxa"/>
+            </w:tcMar>
           </w:tcPr>
           <w:p>
             <w:pPr>
@@ -2683,7 +2919,7 @@
             <w:r>
               <w:rPr>
                 <w:rFonts w:ascii="Calibri" w:hAnsi="Calibri"/>
-                <w:sz w:val="22"/>
+                <w:sz w:val="28"/>
               </w:rPr>
               <w:t>☐</w:t>
             </w:r>
@@ -2692,6 +2928,12 @@
         <w:tc>
           <w:tcPr>
             <w:tcW w:type="dxa" w:w="567"/>
+            <w:tcMar>
+              <w:top w:w="100" w:type="dxa"/>
+              <w:bottom w:w="100" w:type="dxa"/>
+              <w:left w:w="120" w:type="dxa"/>
+              <w:right w:w="120" w:type="dxa"/>
+            </w:tcMar>
           </w:tcPr>
           <w:p>
             <w:pPr>
@@ -2700,7 +2942,7 @@
             <w:r>
               <w:rPr>
                 <w:rFonts w:ascii="Calibri" w:hAnsi="Calibri"/>
-                <w:sz w:val="22"/>
+                <w:sz w:val="28"/>
               </w:rPr>
               <w:t>☐</w:t>
             </w:r>
@@ -2709,6 +2951,12 @@
         <w:tc>
           <w:tcPr>
             <w:tcW w:type="dxa" w:w="680"/>
+            <w:tcMar>
+              <w:top w:w="100" w:type="dxa"/>
+              <w:bottom w:w="100" w:type="dxa"/>
+              <w:left w:w="120" w:type="dxa"/>
+              <w:right w:w="120" w:type="dxa"/>
+            </w:tcMar>
           </w:tcPr>
           <w:p>
             <w:pPr>
@@ -2717,7 +2965,7 @@
             <w:r>
               <w:rPr>
                 <w:rFonts w:ascii="Calibri" w:hAnsi="Calibri"/>
-                <w:sz w:val="22"/>
+                <w:sz w:val="28"/>
               </w:rPr>
               <w:t>☐</w:t>
             </w:r>
@@ -2728,6 +2976,12 @@
         <w:tc>
           <w:tcPr>
             <w:tcW w:type="dxa" w:w="510"/>
+            <w:tcMar>
+              <w:top w:w="100" w:type="dxa"/>
+              <w:bottom w:w="100" w:type="dxa"/>
+              <w:left w:w="120" w:type="dxa"/>
+              <w:right w:w="120" w:type="dxa"/>
+            </w:tcMar>
           </w:tcPr>
           <w:p>
             <w:pPr>
@@ -2736,7 +2990,8 @@
             <w:r>
               <w:rPr>
                 <w:rFonts w:ascii="Calibri" w:hAnsi="Calibri"/>
-                <w:sz w:val="18"/>
+                <w:b/>
+                <w:sz w:val="20"/>
               </w:rPr>
               <w:t>9</w:t>
             </w:r>
@@ -2745,13 +3000,19 @@
         <w:tc>
           <w:tcPr>
             <w:tcW w:type="dxa" w:w="7483"/>
+            <w:tcMar>
+              <w:top w:w="100" w:type="dxa"/>
+              <w:bottom w:w="100" w:type="dxa"/>
+              <w:left w:w="120" w:type="dxa"/>
+              <w:right w:w="120" w:type="dxa"/>
+            </w:tcMar>
           </w:tcPr>
           <w:p>
             <w:r>
               <w:rPr>
                 <w:rFonts w:ascii="Calibri" w:hAnsi="Calibri"/>
                 <w:color w:val="1A1F2C"/>
-                <w:sz w:val="18"/>
+                <w:sz w:val="20"/>
               </w:rPr>
               <w:t>All cable insulation and continuity resistance measurements are logged.</w:t>
             </w:r>
@@ -2760,6 +3021,12 @@
         <w:tc>
           <w:tcPr>
             <w:tcW w:type="dxa" w:w="567"/>
+            <w:tcMar>
+              <w:top w:w="100" w:type="dxa"/>
+              <w:bottom w:w="100" w:type="dxa"/>
+              <w:left w:w="120" w:type="dxa"/>
+              <w:right w:w="120" w:type="dxa"/>
+            </w:tcMar>
           </w:tcPr>
           <w:p>
             <w:pPr>
@@ -2768,7 +3035,7 @@
             <w:r>
               <w:rPr>
                 <w:rFonts w:ascii="Calibri" w:hAnsi="Calibri"/>
-                <w:sz w:val="22"/>
+                <w:sz w:val="28"/>
               </w:rPr>
               <w:t>☐</w:t>
             </w:r>
@@ -2777,6 +3044,12 @@
         <w:tc>
           <w:tcPr>
             <w:tcW w:type="dxa" w:w="567"/>
+            <w:tcMar>
+              <w:top w:w="100" w:type="dxa"/>
+              <w:bottom w:w="100" w:type="dxa"/>
+              <w:left w:w="120" w:type="dxa"/>
+              <w:right w:w="120" w:type="dxa"/>
+            </w:tcMar>
           </w:tcPr>
           <w:p>
             <w:pPr>
@@ -2785,7 +3058,7 @@
             <w:r>
               <w:rPr>
                 <w:rFonts w:ascii="Calibri" w:hAnsi="Calibri"/>
-                <w:sz w:val="22"/>
+                <w:sz w:val="28"/>
               </w:rPr>
               <w:t>☐</w:t>
             </w:r>
@@ -2794,6 +3067,12 @@
         <w:tc>
           <w:tcPr>
             <w:tcW w:type="dxa" w:w="680"/>
+            <w:tcMar>
+              <w:top w:w="100" w:type="dxa"/>
+              <w:bottom w:w="100" w:type="dxa"/>
+              <w:left w:w="120" w:type="dxa"/>
+              <w:right w:w="120" w:type="dxa"/>
+            </w:tcMar>
           </w:tcPr>
           <w:p>
             <w:pPr>
@@ -2802,7 +3081,7 @@
             <w:r>
               <w:rPr>
                 <w:rFonts w:ascii="Calibri" w:hAnsi="Calibri"/>
-                <w:sz w:val="22"/>
+                <w:sz w:val="28"/>
               </w:rPr>
               <w:t>☐</w:t>
             </w:r>
@@ -2813,6 +3092,12 @@
         <w:tc>
           <w:tcPr>
             <w:tcW w:type="dxa" w:w="510"/>
+            <w:tcMar>
+              <w:top w:w="100" w:type="dxa"/>
+              <w:bottom w:w="100" w:type="dxa"/>
+              <w:left w:w="120" w:type="dxa"/>
+              <w:right w:w="120" w:type="dxa"/>
+            </w:tcMar>
           </w:tcPr>
           <w:p>
             <w:pPr>
@@ -2821,7 +3106,8 @@
             <w:r>
               <w:rPr>
                 <w:rFonts w:ascii="Calibri" w:hAnsi="Calibri"/>
-                <w:sz w:val="18"/>
+                <w:b/>
+                <w:sz w:val="20"/>
               </w:rPr>
               <w:t>10</w:t>
             </w:r>
@@ -2830,13 +3116,19 @@
         <w:tc>
           <w:tcPr>
             <w:tcW w:type="dxa" w:w="7483"/>
+            <w:tcMar>
+              <w:top w:w="100" w:type="dxa"/>
+              <w:bottom w:w="100" w:type="dxa"/>
+              <w:left w:w="120" w:type="dxa"/>
+              <w:right w:w="120" w:type="dxa"/>
+            </w:tcMar>
           </w:tcPr>
           <w:p>
             <w:r>
               <w:rPr>
                 <w:rFonts w:ascii="Calibri" w:hAnsi="Calibri"/>
                 <w:color w:val="1A1F2C"/>
-                <w:sz w:val="18"/>
+                <w:sz w:val="20"/>
               </w:rPr>
               <w:t>All cable penetrations are sleeved and fire-stopped (where visibly checked).</w:t>
             </w:r>
@@ -2845,6 +3137,12 @@
         <w:tc>
           <w:tcPr>
             <w:tcW w:type="dxa" w:w="567"/>
+            <w:tcMar>
+              <w:top w:w="100" w:type="dxa"/>
+              <w:bottom w:w="100" w:type="dxa"/>
+              <w:left w:w="120" w:type="dxa"/>
+              <w:right w:w="120" w:type="dxa"/>
+            </w:tcMar>
           </w:tcPr>
           <w:p>
             <w:pPr>
@@ -2853,7 +3151,7 @@
             <w:r>
               <w:rPr>
                 <w:rFonts w:ascii="Calibri" w:hAnsi="Calibri"/>
-                <w:sz w:val="22"/>
+                <w:sz w:val="28"/>
               </w:rPr>
               <w:t>☐</w:t>
             </w:r>
@@ -2862,6 +3160,12 @@
         <w:tc>
           <w:tcPr>
             <w:tcW w:type="dxa" w:w="567"/>
+            <w:tcMar>
+              <w:top w:w="100" w:type="dxa"/>
+              <w:bottom w:w="100" w:type="dxa"/>
+              <w:left w:w="120" w:type="dxa"/>
+              <w:right w:w="120" w:type="dxa"/>
+            </w:tcMar>
           </w:tcPr>
           <w:p>
             <w:pPr>
@@ -2870,7 +3174,7 @@
             <w:r>
               <w:rPr>
                 <w:rFonts w:ascii="Calibri" w:hAnsi="Calibri"/>
-                <w:sz w:val="22"/>
+                <w:sz w:val="28"/>
               </w:rPr>
               <w:t>☐</w:t>
             </w:r>
@@ -2879,6 +3183,12 @@
         <w:tc>
           <w:tcPr>
             <w:tcW w:type="dxa" w:w="680"/>
+            <w:tcMar>
+              <w:top w:w="100" w:type="dxa"/>
+              <w:bottom w:w="100" w:type="dxa"/>
+              <w:left w:w="120" w:type="dxa"/>
+              <w:right w:w="120" w:type="dxa"/>
+            </w:tcMar>
           </w:tcPr>
           <w:p>
             <w:pPr>
@@ -2887,7 +3197,7 @@
             <w:r>
               <w:rPr>
                 <w:rFonts w:ascii="Calibri" w:hAnsi="Calibri"/>
-                <w:sz w:val="22"/>
+                <w:sz w:val="28"/>
               </w:rPr>
               <w:t>☐</w:t>
             </w:r>
@@ -2898,6 +3208,12 @@
         <w:tc>
           <w:tcPr>
             <w:tcW w:type="dxa" w:w="510"/>
+            <w:tcMar>
+              <w:top w:w="100" w:type="dxa"/>
+              <w:bottom w:w="100" w:type="dxa"/>
+              <w:left w:w="120" w:type="dxa"/>
+              <w:right w:w="120" w:type="dxa"/>
+            </w:tcMar>
           </w:tcPr>
           <w:p>
             <w:pPr>
@@ -2906,7 +3222,8 @@
             <w:r>
               <w:rPr>
                 <w:rFonts w:ascii="Calibri" w:hAnsi="Calibri"/>
-                <w:sz w:val="18"/>
+                <w:b/>
+                <w:sz w:val="20"/>
               </w:rPr>
               <w:t>11</w:t>
             </w:r>
@@ -2915,13 +3232,19 @@
         <w:tc>
           <w:tcPr>
             <w:tcW w:type="dxa" w:w="7483"/>
+            <w:tcMar>
+              <w:top w:w="100" w:type="dxa"/>
+              <w:bottom w:w="100" w:type="dxa"/>
+              <w:left w:w="120" w:type="dxa"/>
+              <w:right w:w="120" w:type="dxa"/>
+            </w:tcMar>
           </w:tcPr>
           <w:p>
             <w:r>
               <w:rPr>
                 <w:rFonts w:ascii="Calibri" w:hAnsi="Calibri"/>
                 <w:color w:val="1A1F2C"/>
-                <w:sz w:val="18"/>
+                <w:sz w:val="20"/>
               </w:rPr>
               <w:t>Mains supply is dedicated, key-switched, correctly fused and labelled 'fire alarm — do not switch off' (red, accessible with a special tool only).</w:t>
             </w:r>
@@ -2930,6 +3253,12 @@
         <w:tc>
           <w:tcPr>
             <w:tcW w:type="dxa" w:w="567"/>
+            <w:tcMar>
+              <w:top w:w="100" w:type="dxa"/>
+              <w:bottom w:w="100" w:type="dxa"/>
+              <w:left w:w="120" w:type="dxa"/>
+              <w:right w:w="120" w:type="dxa"/>
+            </w:tcMar>
           </w:tcPr>
           <w:p>
             <w:pPr>
@@ -2938,7 +3267,7 @@
             <w:r>
               <w:rPr>
                 <w:rFonts w:ascii="Calibri" w:hAnsi="Calibri"/>
-                <w:sz w:val="22"/>
+                <w:sz w:val="28"/>
               </w:rPr>
               <w:t>☐</w:t>
             </w:r>
@@ -2947,6 +3276,12 @@
         <w:tc>
           <w:tcPr>
             <w:tcW w:type="dxa" w:w="567"/>
+            <w:tcMar>
+              <w:top w:w="100" w:type="dxa"/>
+              <w:bottom w:w="100" w:type="dxa"/>
+              <w:left w:w="120" w:type="dxa"/>
+              <w:right w:w="120" w:type="dxa"/>
+            </w:tcMar>
           </w:tcPr>
           <w:p>
             <w:pPr>
@@ -2955,7 +3290,7 @@
             <w:r>
               <w:rPr>
                 <w:rFonts w:ascii="Calibri" w:hAnsi="Calibri"/>
-                <w:sz w:val="22"/>
+                <w:sz w:val="28"/>
               </w:rPr>
               <w:t>☐</w:t>
             </w:r>
@@ -2964,6 +3299,12 @@
         <w:tc>
           <w:tcPr>
             <w:tcW w:type="dxa" w:w="680"/>
+            <w:tcMar>
+              <w:top w:w="100" w:type="dxa"/>
+              <w:bottom w:w="100" w:type="dxa"/>
+              <w:left w:w="120" w:type="dxa"/>
+              <w:right w:w="120" w:type="dxa"/>
+            </w:tcMar>
           </w:tcPr>
           <w:p>
             <w:pPr>
@@ -2972,7 +3313,7 @@
             <w:r>
               <w:rPr>
                 <w:rFonts w:ascii="Calibri" w:hAnsi="Calibri"/>
-                <w:sz w:val="22"/>
+                <w:sz w:val="28"/>
               </w:rPr>
               <w:t>☐</w:t>
             </w:r>
@@ -2983,6 +3324,12 @@
         <w:tc>
           <w:tcPr>
             <w:tcW w:type="dxa" w:w="510"/>
+            <w:tcMar>
+              <w:top w:w="100" w:type="dxa"/>
+              <w:bottom w:w="100" w:type="dxa"/>
+              <w:left w:w="120" w:type="dxa"/>
+              <w:right w:w="120" w:type="dxa"/>
+            </w:tcMar>
           </w:tcPr>
           <w:p>
             <w:pPr>
@@ -2991,7 +3338,8 @@
             <w:r>
               <w:rPr>
                 <w:rFonts w:ascii="Calibri" w:hAnsi="Calibri"/>
-                <w:sz w:val="18"/>
+                <w:b/>
+                <w:sz w:val="20"/>
               </w:rPr>
               <w:t>12</w:t>
             </w:r>
@@ -3000,13 +3348,19 @@
         <w:tc>
           <w:tcPr>
             <w:tcW w:type="dxa" w:w="7483"/>
+            <w:tcMar>
+              <w:top w:w="100" w:type="dxa"/>
+              <w:bottom w:w="100" w:type="dxa"/>
+              <w:left w:w="120" w:type="dxa"/>
+              <w:right w:w="120" w:type="dxa"/>
+            </w:tcMar>
           </w:tcPr>
           <w:p>
             <w:r>
               <w:rPr>
                 <w:rFonts w:ascii="Calibri" w:hAnsi="Calibri"/>
                 <w:color w:val="1A1F2C"/>
-                <w:sz w:val="18"/>
+                <w:sz w:val="20"/>
               </w:rPr>
               <w:t>Mains supply identified at ALL distribution boards with a 'fire alarm — do not switch off' label in red.</w:t>
             </w:r>
@@ -3015,6 +3369,12 @@
         <w:tc>
           <w:tcPr>
             <w:tcW w:type="dxa" w:w="567"/>
+            <w:tcMar>
+              <w:top w:w="100" w:type="dxa"/>
+              <w:bottom w:w="100" w:type="dxa"/>
+              <w:left w:w="120" w:type="dxa"/>
+              <w:right w:w="120" w:type="dxa"/>
+            </w:tcMar>
           </w:tcPr>
           <w:p>
             <w:pPr>
@@ -3023,7 +3383,7 @@
             <w:r>
               <w:rPr>
                 <w:rFonts w:ascii="Calibri" w:hAnsi="Calibri"/>
-                <w:sz w:val="22"/>
+                <w:sz w:val="28"/>
               </w:rPr>
               <w:t>☐</w:t>
             </w:r>
@@ -3032,6 +3392,12 @@
         <w:tc>
           <w:tcPr>
             <w:tcW w:type="dxa" w:w="567"/>
+            <w:tcMar>
+              <w:top w:w="100" w:type="dxa"/>
+              <w:bottom w:w="100" w:type="dxa"/>
+              <w:left w:w="120" w:type="dxa"/>
+              <w:right w:w="120" w:type="dxa"/>
+            </w:tcMar>
           </w:tcPr>
           <w:p>
             <w:pPr>
@@ -3040,7 +3406,7 @@
             <w:r>
               <w:rPr>
                 <w:rFonts w:ascii="Calibri" w:hAnsi="Calibri"/>
-                <w:sz w:val="22"/>
+                <w:sz w:val="28"/>
               </w:rPr>
               <w:t>☐</w:t>
             </w:r>
@@ -3049,6 +3415,12 @@
         <w:tc>
           <w:tcPr>
             <w:tcW w:type="dxa" w:w="680"/>
+            <w:tcMar>
+              <w:top w:w="100" w:type="dxa"/>
+              <w:bottom w:w="100" w:type="dxa"/>
+              <w:left w:w="120" w:type="dxa"/>
+              <w:right w:w="120" w:type="dxa"/>
+            </w:tcMar>
           </w:tcPr>
           <w:p>
             <w:pPr>
@@ -3057,7 +3429,7 @@
             <w:r>
               <w:rPr>
                 <w:rFonts w:ascii="Calibri" w:hAnsi="Calibri"/>
-                <w:sz w:val="22"/>
+                <w:sz w:val="28"/>
               </w:rPr>
               <w:t>☐</w:t>
             </w:r>
@@ -3068,6 +3440,12 @@
         <w:tc>
           <w:tcPr>
             <w:tcW w:type="dxa" w:w="510"/>
+            <w:tcMar>
+              <w:top w:w="100" w:type="dxa"/>
+              <w:bottom w:w="100" w:type="dxa"/>
+              <w:left w:w="120" w:type="dxa"/>
+              <w:right w:w="120" w:type="dxa"/>
+            </w:tcMar>
           </w:tcPr>
           <w:p>
             <w:pPr>
@@ -3076,7 +3454,8 @@
             <w:r>
               <w:rPr>
                 <w:rFonts w:ascii="Calibri" w:hAnsi="Calibri"/>
-                <w:sz w:val="18"/>
+                <w:b/>
+                <w:sz w:val="20"/>
               </w:rPr>
               <w:t>13</w:t>
             </w:r>
@@ -3085,13 +3464,19 @@
         <w:tc>
           <w:tcPr>
             <w:tcW w:type="dxa" w:w="7483"/>
+            <w:tcMar>
+              <w:top w:w="100" w:type="dxa"/>
+              <w:bottom w:w="100" w:type="dxa"/>
+              <w:left w:w="120" w:type="dxa"/>
+              <w:right w:w="120" w:type="dxa"/>
+            </w:tcMar>
           </w:tcPr>
           <w:p>
             <w:r>
               <w:rPr>
                 <w:rFonts w:ascii="Calibri" w:hAnsi="Calibri"/>
                 <w:color w:val="1A1F2C"/>
-                <w:sz w:val="18"/>
+                <w:sz w:val="20"/>
               </w:rPr>
               <w:t>230V suppliers' installation covered by a certificate (request the EICR). If not seen, log variation as '230VAC supply test records not seen during commissioning BS 5839-1 §38.2c.'</w:t>
             </w:r>
@@ -3100,6 +3485,12 @@
         <w:tc>
           <w:tcPr>
             <w:tcW w:type="dxa" w:w="567"/>
+            <w:tcMar>
+              <w:top w:w="100" w:type="dxa"/>
+              <w:bottom w:w="100" w:type="dxa"/>
+              <w:left w:w="120" w:type="dxa"/>
+              <w:right w:w="120" w:type="dxa"/>
+            </w:tcMar>
           </w:tcPr>
           <w:p>
             <w:pPr>
@@ -3108,7 +3499,7 @@
             <w:r>
               <w:rPr>
                 <w:rFonts w:ascii="Calibri" w:hAnsi="Calibri"/>
-                <w:sz w:val="22"/>
+                <w:sz w:val="28"/>
               </w:rPr>
               <w:t>☐</w:t>
             </w:r>
@@ -3117,6 +3508,12 @@
         <w:tc>
           <w:tcPr>
             <w:tcW w:type="dxa" w:w="567"/>
+            <w:tcMar>
+              <w:top w:w="100" w:type="dxa"/>
+              <w:bottom w:w="100" w:type="dxa"/>
+              <w:left w:w="120" w:type="dxa"/>
+              <w:right w:w="120" w:type="dxa"/>
+            </w:tcMar>
           </w:tcPr>
           <w:p>
             <w:pPr>
@@ -3125,7 +3522,7 @@
             <w:r>
               <w:rPr>
                 <w:rFonts w:ascii="Calibri" w:hAnsi="Calibri"/>
-                <w:sz w:val="22"/>
+                <w:sz w:val="28"/>
               </w:rPr>
               <w:t>☐</w:t>
             </w:r>
@@ -3134,6 +3531,12 @@
         <w:tc>
           <w:tcPr>
             <w:tcW w:type="dxa" w:w="680"/>
+            <w:tcMar>
+              <w:top w:w="100" w:type="dxa"/>
+              <w:bottom w:w="100" w:type="dxa"/>
+              <w:left w:w="120" w:type="dxa"/>
+              <w:right w:w="120" w:type="dxa"/>
+            </w:tcMar>
           </w:tcPr>
           <w:p>
             <w:pPr>
@@ -3142,7 +3545,7 @@
             <w:r>
               <w:rPr>
                 <w:rFonts w:ascii="Calibri" w:hAnsi="Calibri"/>
-                <w:sz w:val="22"/>
+                <w:sz w:val="28"/>
               </w:rPr>
               <w:t>☐</w:t>
             </w:r>
@@ -3153,6 +3556,12 @@
         <w:tc>
           <w:tcPr>
             <w:tcW w:type="dxa" w:w="510"/>
+            <w:tcMar>
+              <w:top w:w="100" w:type="dxa"/>
+              <w:bottom w:w="100" w:type="dxa"/>
+              <w:left w:w="120" w:type="dxa"/>
+              <w:right w:w="120" w:type="dxa"/>
+            </w:tcMar>
           </w:tcPr>
           <w:p>
             <w:pPr>
@@ -3161,7 +3570,8 @@
             <w:r>
               <w:rPr>
                 <w:rFonts w:ascii="Calibri" w:hAnsi="Calibri"/>
-                <w:sz w:val="18"/>
+                <w:b/>
+                <w:sz w:val="20"/>
               </w:rPr>
               <w:t>14</w:t>
             </w:r>
@@ -3170,13 +3580,19 @@
         <w:tc>
           <w:tcPr>
             <w:tcW w:type="dxa" w:w="7483"/>
+            <w:tcMar>
+              <w:top w:w="100" w:type="dxa"/>
+              <w:bottom w:w="100" w:type="dxa"/>
+              <w:left w:w="120" w:type="dxa"/>
+              <w:right w:w="120" w:type="dxa"/>
+            </w:tcMar>
           </w:tcPr>
           <w:p>
             <w:r>
               <w:rPr>
                 <w:rFonts w:ascii="Calibri" w:hAnsi="Calibri"/>
                 <w:color w:val="1A1F2C"/>
-                <w:sz w:val="18"/>
+                <w:sz w:val="20"/>
               </w:rPr>
               <w:t>Standby battery verification calculation has been carried out for ALL panels / power supplies. If calculation requires larger batteries than provided, contact PM or line manager.</w:t>
             </w:r>
@@ -3185,6 +3601,12 @@
         <w:tc>
           <w:tcPr>
             <w:tcW w:type="dxa" w:w="567"/>
+            <w:tcMar>
+              <w:top w:w="100" w:type="dxa"/>
+              <w:bottom w:w="100" w:type="dxa"/>
+              <w:left w:w="120" w:type="dxa"/>
+              <w:right w:w="120" w:type="dxa"/>
+            </w:tcMar>
           </w:tcPr>
           <w:p>
             <w:pPr>
@@ -3193,7 +3615,7 @@
             <w:r>
               <w:rPr>
                 <w:rFonts w:ascii="Calibri" w:hAnsi="Calibri"/>
-                <w:sz w:val="22"/>
+                <w:sz w:val="28"/>
               </w:rPr>
               <w:t>☐</w:t>
             </w:r>
@@ -3202,6 +3624,12 @@
         <w:tc>
           <w:tcPr>
             <w:tcW w:type="dxa" w:w="567"/>
+            <w:tcMar>
+              <w:top w:w="100" w:type="dxa"/>
+              <w:bottom w:w="100" w:type="dxa"/>
+              <w:left w:w="120" w:type="dxa"/>
+              <w:right w:w="120" w:type="dxa"/>
+            </w:tcMar>
           </w:tcPr>
           <w:p>
             <w:pPr>
@@ -3210,7 +3638,7 @@
             <w:r>
               <w:rPr>
                 <w:rFonts w:ascii="Calibri" w:hAnsi="Calibri"/>
-                <w:sz w:val="22"/>
+                <w:sz w:val="28"/>
               </w:rPr>
               <w:t>☐</w:t>
             </w:r>
@@ -3219,6 +3647,12 @@
         <w:tc>
           <w:tcPr>
             <w:tcW w:type="dxa" w:w="680"/>
+            <w:tcMar>
+              <w:top w:w="100" w:type="dxa"/>
+              <w:bottom w:w="100" w:type="dxa"/>
+              <w:left w:w="120" w:type="dxa"/>
+              <w:right w:w="120" w:type="dxa"/>
+            </w:tcMar>
           </w:tcPr>
           <w:p>
             <w:pPr>
@@ -3227,7 +3661,7 @@
             <w:r>
               <w:rPr>
                 <w:rFonts w:ascii="Calibri" w:hAnsi="Calibri"/>
-                <w:sz w:val="22"/>
+                <w:sz w:val="28"/>
               </w:rPr>
               <w:t>☐</w:t>
             </w:r>
@@ -3238,6 +3672,12 @@
         <w:tc>
           <w:tcPr>
             <w:tcW w:type="dxa" w:w="510"/>
+            <w:tcMar>
+              <w:top w:w="100" w:type="dxa"/>
+              <w:bottom w:w="100" w:type="dxa"/>
+              <w:left w:w="120" w:type="dxa"/>
+              <w:right w:w="120" w:type="dxa"/>
+            </w:tcMar>
           </w:tcPr>
           <w:p>
             <w:pPr>
@@ -3246,7 +3686,8 @@
             <w:r>
               <w:rPr>
                 <w:rFonts w:ascii="Calibri" w:hAnsi="Calibri"/>
-                <w:sz w:val="18"/>
+                <w:b/>
+                <w:sz w:val="20"/>
               </w:rPr>
               <w:t>15</w:t>
             </w:r>
@@ -3255,13 +3696,19 @@
         <w:tc>
           <w:tcPr>
             <w:tcW w:type="dxa" w:w="7483"/>
+            <w:tcMar>
+              <w:top w:w="100" w:type="dxa"/>
+              <w:bottom w:w="100" w:type="dxa"/>
+              <w:left w:w="120" w:type="dxa"/>
+              <w:right w:w="120" w:type="dxa"/>
+            </w:tcMar>
           </w:tcPr>
           <w:p>
             <w:r>
               <w:rPr>
                 <w:rFonts w:ascii="Calibri" w:hAnsi="Calibri"/>
                 <w:color w:val="1A1F2C"/>
-                <w:sz w:val="18"/>
+                <w:sz w:val="20"/>
               </w:rPr>
               <w:t>All batteries are clearly marked and labelled with date of installation (§25.4).</w:t>
             </w:r>
@@ -3270,6 +3717,12 @@
         <w:tc>
           <w:tcPr>
             <w:tcW w:type="dxa" w:w="567"/>
+            <w:tcMar>
+              <w:top w:w="100" w:type="dxa"/>
+              <w:bottom w:w="100" w:type="dxa"/>
+              <w:left w:w="120" w:type="dxa"/>
+              <w:right w:w="120" w:type="dxa"/>
+            </w:tcMar>
           </w:tcPr>
           <w:p>
             <w:pPr>
@@ -3278,7 +3731,7 @@
             <w:r>
               <w:rPr>
                 <w:rFonts w:ascii="Calibri" w:hAnsi="Calibri"/>
-                <w:sz w:val="22"/>
+                <w:sz w:val="28"/>
               </w:rPr>
               <w:t>☐</w:t>
             </w:r>
@@ -3287,6 +3740,12 @@
         <w:tc>
           <w:tcPr>
             <w:tcW w:type="dxa" w:w="567"/>
+            <w:tcMar>
+              <w:top w:w="100" w:type="dxa"/>
+              <w:bottom w:w="100" w:type="dxa"/>
+              <w:left w:w="120" w:type="dxa"/>
+              <w:right w:w="120" w:type="dxa"/>
+            </w:tcMar>
           </w:tcPr>
           <w:p>
             <w:pPr>
@@ -3295,7 +3754,7 @@
             <w:r>
               <w:rPr>
                 <w:rFonts w:ascii="Calibri" w:hAnsi="Calibri"/>
-                <w:sz w:val="22"/>
+                <w:sz w:val="28"/>
               </w:rPr>
               <w:t>☐</w:t>
             </w:r>
@@ -3304,6 +3763,12 @@
         <w:tc>
           <w:tcPr>
             <w:tcW w:type="dxa" w:w="680"/>
+            <w:tcMar>
+              <w:top w:w="100" w:type="dxa"/>
+              <w:bottom w:w="100" w:type="dxa"/>
+              <w:left w:w="120" w:type="dxa"/>
+              <w:right w:w="120" w:type="dxa"/>
+            </w:tcMar>
           </w:tcPr>
           <w:p>
             <w:pPr>
@@ -3312,7 +3777,7 @@
             <w:r>
               <w:rPr>
                 <w:rFonts w:ascii="Calibri" w:hAnsi="Calibri"/>
-                <w:sz w:val="22"/>
+                <w:sz w:val="28"/>
               </w:rPr>
               <w:t>☐</w:t>
             </w:r>
@@ -3323,6 +3788,12 @@
         <w:tc>
           <w:tcPr>
             <w:tcW w:type="dxa" w:w="510"/>
+            <w:tcMar>
+              <w:top w:w="100" w:type="dxa"/>
+              <w:bottom w:w="100" w:type="dxa"/>
+              <w:left w:w="120" w:type="dxa"/>
+              <w:right w:w="120" w:type="dxa"/>
+            </w:tcMar>
           </w:tcPr>
           <w:p>
             <w:pPr>
@@ -3331,7 +3802,8 @@
             <w:r>
               <w:rPr>
                 <w:rFonts w:ascii="Calibri" w:hAnsi="Calibri"/>
-                <w:sz w:val="18"/>
+                <w:b/>
+                <w:sz w:val="20"/>
               </w:rPr>
               <w:t>16</w:t>
             </w:r>
@@ -3340,13 +3812,19 @@
         <w:tc>
           <w:tcPr>
             <w:tcW w:type="dxa" w:w="7483"/>
+            <w:tcMar>
+              <w:top w:w="100" w:type="dxa"/>
+              <w:bottom w:w="100" w:type="dxa"/>
+              <w:left w:w="120" w:type="dxa"/>
+              <w:right w:w="120" w:type="dxa"/>
+            </w:tcMar>
           </w:tcPr>
           <w:p>
             <w:r>
               <w:rPr>
                 <w:rFonts w:ascii="Calibri" w:hAnsi="Calibri"/>
                 <w:color w:val="1A1F2C"/>
-                <w:sz w:val="18"/>
+                <w:sz w:val="20"/>
               </w:rPr>
               <w:t>Field wiring is labelled and correctly terminated in all control and ancillary equipment.</w:t>
             </w:r>
@@ -3355,6 +3833,12 @@
         <w:tc>
           <w:tcPr>
             <w:tcW w:type="dxa" w:w="567"/>
+            <w:tcMar>
+              <w:top w:w="100" w:type="dxa"/>
+              <w:bottom w:w="100" w:type="dxa"/>
+              <w:left w:w="120" w:type="dxa"/>
+              <w:right w:w="120" w:type="dxa"/>
+            </w:tcMar>
           </w:tcPr>
           <w:p>
             <w:pPr>
@@ -3363,7 +3847,7 @@
             <w:r>
               <w:rPr>
                 <w:rFonts w:ascii="Calibri" w:hAnsi="Calibri"/>
-                <w:sz w:val="22"/>
+                <w:sz w:val="28"/>
               </w:rPr>
               <w:t>☐</w:t>
             </w:r>
@@ -3372,6 +3856,12 @@
         <w:tc>
           <w:tcPr>
             <w:tcW w:type="dxa" w:w="567"/>
+            <w:tcMar>
+              <w:top w:w="100" w:type="dxa"/>
+              <w:bottom w:w="100" w:type="dxa"/>
+              <w:left w:w="120" w:type="dxa"/>
+              <w:right w:w="120" w:type="dxa"/>
+            </w:tcMar>
           </w:tcPr>
           <w:p>
             <w:pPr>
@@ -3380,7 +3870,7 @@
             <w:r>
               <w:rPr>
                 <w:rFonts w:ascii="Calibri" w:hAnsi="Calibri"/>
-                <w:sz w:val="22"/>
+                <w:sz w:val="28"/>
               </w:rPr>
               <w:t>☐</w:t>
             </w:r>
@@ -3389,6 +3879,12 @@
         <w:tc>
           <w:tcPr>
             <w:tcW w:type="dxa" w:w="680"/>
+            <w:tcMar>
+              <w:top w:w="100" w:type="dxa"/>
+              <w:bottom w:w="100" w:type="dxa"/>
+              <w:left w:w="120" w:type="dxa"/>
+              <w:right w:w="120" w:type="dxa"/>
+            </w:tcMar>
           </w:tcPr>
           <w:p>
             <w:pPr>
@@ -3397,7 +3893,7 @@
             <w:r>
               <w:rPr>
                 <w:rFonts w:ascii="Calibri" w:hAnsi="Calibri"/>
-                <w:sz w:val="22"/>
+                <w:sz w:val="28"/>
               </w:rPr>
               <w:t>☐</w:t>
             </w:r>
@@ -3408,6 +3904,12 @@
         <w:tc>
           <w:tcPr>
             <w:tcW w:type="dxa" w:w="510"/>
+            <w:tcMar>
+              <w:top w:w="100" w:type="dxa"/>
+              <w:bottom w:w="100" w:type="dxa"/>
+              <w:left w:w="120" w:type="dxa"/>
+              <w:right w:w="120" w:type="dxa"/>
+            </w:tcMar>
           </w:tcPr>
           <w:p>
             <w:pPr>
@@ -3416,7 +3918,8 @@
             <w:r>
               <w:rPr>
                 <w:rFonts w:ascii="Calibri" w:hAnsi="Calibri"/>
-                <w:sz w:val="18"/>
+                <w:b/>
+                <w:sz w:val="20"/>
               </w:rPr>
               <w:t>17</w:t>
             </w:r>
@@ -3425,13 +3928,19 @@
         <w:tc>
           <w:tcPr>
             <w:tcW w:type="dxa" w:w="7483"/>
+            <w:tcMar>
+              <w:top w:w="100" w:type="dxa"/>
+              <w:bottom w:w="100" w:type="dxa"/>
+              <w:left w:w="120" w:type="dxa"/>
+              <w:right w:w="120" w:type="dxa"/>
+            </w:tcMar>
           </w:tcPr>
           <w:p>
             <w:r>
               <w:rPr>
                 <w:rFonts w:ascii="Calibri" w:hAnsi="Calibri"/>
                 <w:color w:val="1A1F2C"/>
-                <w:sz w:val="18"/>
+                <w:sz w:val="20"/>
               </w:rPr>
               <w:t>Detector removal fault indication has been checked and tested (§12.2.1).</w:t>
             </w:r>
@@ -3440,6 +3949,12 @@
         <w:tc>
           <w:tcPr>
             <w:tcW w:type="dxa" w:w="567"/>
+            <w:tcMar>
+              <w:top w:w="100" w:type="dxa"/>
+              <w:bottom w:w="100" w:type="dxa"/>
+              <w:left w:w="120" w:type="dxa"/>
+              <w:right w:w="120" w:type="dxa"/>
+            </w:tcMar>
           </w:tcPr>
           <w:p>
             <w:pPr>
@@ -3448,7 +3963,7 @@
             <w:r>
               <w:rPr>
                 <w:rFonts w:ascii="Calibri" w:hAnsi="Calibri"/>
-                <w:sz w:val="22"/>
+                <w:sz w:val="28"/>
               </w:rPr>
               <w:t>☐</w:t>
             </w:r>
@@ -3457,6 +3972,12 @@
         <w:tc>
           <w:tcPr>
             <w:tcW w:type="dxa" w:w="567"/>
+            <w:tcMar>
+              <w:top w:w="100" w:type="dxa"/>
+              <w:bottom w:w="100" w:type="dxa"/>
+              <w:left w:w="120" w:type="dxa"/>
+              <w:right w:w="120" w:type="dxa"/>
+            </w:tcMar>
           </w:tcPr>
           <w:p>
             <w:pPr>
@@ -3465,7 +3986,7 @@
             <w:r>
               <w:rPr>
                 <w:rFonts w:ascii="Calibri" w:hAnsi="Calibri"/>
-                <w:sz w:val="22"/>
+                <w:sz w:val="28"/>
               </w:rPr>
               <w:t>☐</w:t>
             </w:r>
@@ -3474,6 +3995,12 @@
         <w:tc>
           <w:tcPr>
             <w:tcW w:type="dxa" w:w="680"/>
+            <w:tcMar>
+              <w:top w:w="100" w:type="dxa"/>
+              <w:bottom w:w="100" w:type="dxa"/>
+              <w:left w:w="120" w:type="dxa"/>
+              <w:right w:w="120" w:type="dxa"/>
+            </w:tcMar>
           </w:tcPr>
           <w:p>
             <w:pPr>
@@ -3482,7 +4009,7 @@
             <w:r>
               <w:rPr>
                 <w:rFonts w:ascii="Calibri" w:hAnsi="Calibri"/>
-                <w:sz w:val="22"/>
+                <w:sz w:val="28"/>
               </w:rPr>
               <w:t>☐</w:t>
             </w:r>
@@ -3493,6 +4020,12 @@
         <w:tc>
           <w:tcPr>
             <w:tcW w:type="dxa" w:w="510"/>
+            <w:tcMar>
+              <w:top w:w="100" w:type="dxa"/>
+              <w:bottom w:w="100" w:type="dxa"/>
+              <w:left w:w="120" w:type="dxa"/>
+              <w:right w:w="120" w:type="dxa"/>
+            </w:tcMar>
           </w:tcPr>
           <w:p>
             <w:pPr>
@@ -3501,7 +4034,8 @@
             <w:r>
               <w:rPr>
                 <w:rFonts w:ascii="Calibri" w:hAnsi="Calibri"/>
-                <w:sz w:val="18"/>
+                <w:b/>
+                <w:sz w:val="20"/>
               </w:rPr>
               <w:t>18</w:t>
             </w:r>
@@ -3510,13 +4044,19 @@
         <w:tc>
           <w:tcPr>
             <w:tcW w:type="dxa" w:w="7483"/>
+            <w:tcMar>
+              <w:top w:w="100" w:type="dxa"/>
+              <w:bottom w:w="100" w:type="dxa"/>
+              <w:left w:w="120" w:type="dxa"/>
+              <w:right w:w="120" w:type="dxa"/>
+            </w:tcMar>
           </w:tcPr>
           <w:p>
             <w:r>
               <w:rPr>
                 <w:rFonts w:ascii="Calibri" w:hAnsi="Calibri"/>
                 <w:color w:val="1A1F2C"/>
-                <w:sz w:val="18"/>
+                <w:sz w:val="20"/>
               </w:rPr>
               <w:t>Short circuit fault indication has been checked and tested.</w:t>
             </w:r>
@@ -3525,6 +4065,12 @@
         <w:tc>
           <w:tcPr>
             <w:tcW w:type="dxa" w:w="567"/>
+            <w:tcMar>
+              <w:top w:w="100" w:type="dxa"/>
+              <w:bottom w:w="100" w:type="dxa"/>
+              <w:left w:w="120" w:type="dxa"/>
+              <w:right w:w="120" w:type="dxa"/>
+            </w:tcMar>
           </w:tcPr>
           <w:p>
             <w:pPr>
@@ -3533,7 +4079,7 @@
             <w:r>
               <w:rPr>
                 <w:rFonts w:ascii="Calibri" w:hAnsi="Calibri"/>
-                <w:sz w:val="22"/>
+                <w:sz w:val="28"/>
               </w:rPr>
               <w:t>☐</w:t>
             </w:r>
@@ -3542,6 +4088,12 @@
         <w:tc>
           <w:tcPr>
             <w:tcW w:type="dxa" w:w="567"/>
+            <w:tcMar>
+              <w:top w:w="100" w:type="dxa"/>
+              <w:bottom w:w="100" w:type="dxa"/>
+              <w:left w:w="120" w:type="dxa"/>
+              <w:right w:w="120" w:type="dxa"/>
+            </w:tcMar>
           </w:tcPr>
           <w:p>
             <w:pPr>
@@ -3550,7 +4102,7 @@
             <w:r>
               <w:rPr>
                 <w:rFonts w:ascii="Calibri" w:hAnsi="Calibri"/>
-                <w:sz w:val="22"/>
+                <w:sz w:val="28"/>
               </w:rPr>
               <w:t>☐</w:t>
             </w:r>
@@ -3559,6 +4111,12 @@
         <w:tc>
           <w:tcPr>
             <w:tcW w:type="dxa" w:w="680"/>
+            <w:tcMar>
+              <w:top w:w="100" w:type="dxa"/>
+              <w:bottom w:w="100" w:type="dxa"/>
+              <w:left w:w="120" w:type="dxa"/>
+              <w:right w:w="120" w:type="dxa"/>
+            </w:tcMar>
           </w:tcPr>
           <w:p>
             <w:pPr>
@@ -3567,7 +4125,7 @@
             <w:r>
               <w:rPr>
                 <w:rFonts w:ascii="Calibri" w:hAnsi="Calibri"/>
-                <w:sz w:val="22"/>
+                <w:sz w:val="28"/>
               </w:rPr>
               <w:t>☐</w:t>
             </w:r>
@@ -3578,6 +4136,12 @@
         <w:tc>
           <w:tcPr>
             <w:tcW w:type="dxa" w:w="510"/>
+            <w:tcMar>
+              <w:top w:w="100" w:type="dxa"/>
+              <w:bottom w:w="100" w:type="dxa"/>
+              <w:left w:w="120" w:type="dxa"/>
+              <w:right w:w="120" w:type="dxa"/>
+            </w:tcMar>
           </w:tcPr>
           <w:p>
             <w:pPr>
@@ -3586,7 +4150,8 @@
             <w:r>
               <w:rPr>
                 <w:rFonts w:ascii="Calibri" w:hAnsi="Calibri"/>
-                <w:sz w:val="18"/>
+                <w:b/>
+                <w:sz w:val="20"/>
               </w:rPr>
               <w:t>19</w:t>
             </w:r>
@@ -3595,13 +4160,19 @@
         <w:tc>
           <w:tcPr>
             <w:tcW w:type="dxa" w:w="7483"/>
+            <w:tcMar>
+              <w:top w:w="100" w:type="dxa"/>
+              <w:bottom w:w="100" w:type="dxa"/>
+              <w:left w:w="120" w:type="dxa"/>
+              <w:right w:w="120" w:type="dxa"/>
+            </w:tcMar>
           </w:tcPr>
           <w:p>
             <w:r>
               <w:rPr>
                 <w:rFonts w:ascii="Calibri" w:hAnsi="Calibri"/>
                 <w:color w:val="1A1F2C"/>
-                <w:sz w:val="18"/>
+                <w:sz w:val="20"/>
               </w:rPr>
               <w:t>ALL detection, MCPs, warning and ancillary devices have been tested for control operation and results recorded.</w:t>
             </w:r>
@@ -3610,6 +4181,12 @@
         <w:tc>
           <w:tcPr>
             <w:tcW w:type="dxa" w:w="567"/>
+            <w:tcMar>
+              <w:top w:w="100" w:type="dxa"/>
+              <w:bottom w:w="100" w:type="dxa"/>
+              <w:left w:w="120" w:type="dxa"/>
+              <w:right w:w="120" w:type="dxa"/>
+            </w:tcMar>
           </w:tcPr>
           <w:p>
             <w:pPr>
@@ -3618,7 +4195,7 @@
             <w:r>
               <w:rPr>
                 <w:rFonts w:ascii="Calibri" w:hAnsi="Calibri"/>
-                <w:sz w:val="22"/>
+                <w:sz w:val="28"/>
               </w:rPr>
               <w:t>☐</w:t>
             </w:r>
@@ -3627,6 +4204,12 @@
         <w:tc>
           <w:tcPr>
             <w:tcW w:type="dxa" w:w="567"/>
+            <w:tcMar>
+              <w:top w:w="100" w:type="dxa"/>
+              <w:bottom w:w="100" w:type="dxa"/>
+              <w:left w:w="120" w:type="dxa"/>
+              <w:right w:w="120" w:type="dxa"/>
+            </w:tcMar>
           </w:tcPr>
           <w:p>
             <w:pPr>
@@ -3635,7 +4218,7 @@
             <w:r>
               <w:rPr>
                 <w:rFonts w:ascii="Calibri" w:hAnsi="Calibri"/>
-                <w:sz w:val="22"/>
+                <w:sz w:val="28"/>
               </w:rPr>
               <w:t>☐</w:t>
             </w:r>
@@ -3644,6 +4227,12 @@
         <w:tc>
           <w:tcPr>
             <w:tcW w:type="dxa" w:w="680"/>
+            <w:tcMar>
+              <w:top w:w="100" w:type="dxa"/>
+              <w:bottom w:w="100" w:type="dxa"/>
+              <w:left w:w="120" w:type="dxa"/>
+              <w:right w:w="120" w:type="dxa"/>
+            </w:tcMar>
           </w:tcPr>
           <w:p>
             <w:pPr>
@@ -3652,7 +4241,7 @@
             <w:r>
               <w:rPr>
                 <w:rFonts w:ascii="Calibri" w:hAnsi="Calibri"/>
-                <w:sz w:val="22"/>
+                <w:sz w:val="28"/>
               </w:rPr>
               <w:t>☐</w:t>
             </w:r>
@@ -3663,6 +4252,12 @@
         <w:tc>
           <w:tcPr>
             <w:tcW w:type="dxa" w:w="510"/>
+            <w:tcMar>
+              <w:top w:w="100" w:type="dxa"/>
+              <w:bottom w:w="100" w:type="dxa"/>
+              <w:left w:w="120" w:type="dxa"/>
+              <w:right w:w="120" w:type="dxa"/>
+            </w:tcMar>
           </w:tcPr>
           <w:p>
             <w:pPr>
@@ -3671,7 +4266,8 @@
             <w:r>
               <w:rPr>
                 <w:rFonts w:ascii="Calibri" w:hAnsi="Calibri"/>
-                <w:sz w:val="18"/>
+                <w:b/>
+                <w:sz w:val="20"/>
               </w:rPr>
               <w:t>20</w:t>
             </w:r>
@@ -3680,13 +4276,19 @@
         <w:tc>
           <w:tcPr>
             <w:tcW w:type="dxa" w:w="7483"/>
+            <w:tcMar>
+              <w:top w:w="100" w:type="dxa"/>
+              <w:bottom w:w="100" w:type="dxa"/>
+              <w:left w:w="120" w:type="dxa"/>
+              <w:right w:w="120" w:type="dxa"/>
+            </w:tcMar>
           </w:tcPr>
           <w:p>
             <w:r>
               <w:rPr>
                 <w:rFonts w:ascii="Calibri" w:hAnsi="Calibri"/>
                 <w:color w:val="1A1F2C"/>
-                <w:sz w:val="18"/>
+                <w:sz w:val="20"/>
               </w:rPr>
               <w:t>Cause and effect on the system has been tested and results recorded.</w:t>
             </w:r>
@@ -3695,6 +4297,12 @@
         <w:tc>
           <w:tcPr>
             <w:tcW w:type="dxa" w:w="567"/>
+            <w:tcMar>
+              <w:top w:w="100" w:type="dxa"/>
+              <w:bottom w:w="100" w:type="dxa"/>
+              <w:left w:w="120" w:type="dxa"/>
+              <w:right w:w="120" w:type="dxa"/>
+            </w:tcMar>
           </w:tcPr>
           <w:p>
             <w:pPr>
@@ -3703,7 +4311,7 @@
             <w:r>
               <w:rPr>
                 <w:rFonts w:ascii="Calibri" w:hAnsi="Calibri"/>
-                <w:sz w:val="22"/>
+                <w:sz w:val="28"/>
               </w:rPr>
               <w:t>☐</w:t>
             </w:r>
@@ -3712,6 +4320,12 @@
         <w:tc>
           <w:tcPr>
             <w:tcW w:type="dxa" w:w="567"/>
+            <w:tcMar>
+              <w:top w:w="100" w:type="dxa"/>
+              <w:bottom w:w="100" w:type="dxa"/>
+              <w:left w:w="120" w:type="dxa"/>
+              <w:right w:w="120" w:type="dxa"/>
+            </w:tcMar>
           </w:tcPr>
           <w:p>
             <w:pPr>
@@ -3720,7 +4334,7 @@
             <w:r>
               <w:rPr>
                 <w:rFonts w:ascii="Calibri" w:hAnsi="Calibri"/>
-                <w:sz w:val="22"/>
+                <w:sz w:val="28"/>
               </w:rPr>
               <w:t>☐</w:t>
             </w:r>
@@ -3729,6 +4343,12 @@
         <w:tc>
           <w:tcPr>
             <w:tcW w:type="dxa" w:w="680"/>
+            <w:tcMar>
+              <w:top w:w="100" w:type="dxa"/>
+              <w:bottom w:w="100" w:type="dxa"/>
+              <w:left w:w="120" w:type="dxa"/>
+              <w:right w:w="120" w:type="dxa"/>
+            </w:tcMar>
           </w:tcPr>
           <w:p>
             <w:pPr>
@@ -3737,7 +4357,7 @@
             <w:r>
               <w:rPr>
                 <w:rFonts w:ascii="Calibri" w:hAnsi="Calibri"/>
-                <w:sz w:val="22"/>
+                <w:sz w:val="28"/>
               </w:rPr>
               <w:t>☐</w:t>
             </w:r>
@@ -3748,6 +4368,12 @@
         <w:tc>
           <w:tcPr>
             <w:tcW w:type="dxa" w:w="510"/>
+            <w:tcMar>
+              <w:top w:w="100" w:type="dxa"/>
+              <w:bottom w:w="100" w:type="dxa"/>
+              <w:left w:w="120" w:type="dxa"/>
+              <w:right w:w="120" w:type="dxa"/>
+            </w:tcMar>
           </w:tcPr>
           <w:p>
             <w:pPr>
@@ -3756,7 +4382,8 @@
             <w:r>
               <w:rPr>
                 <w:rFonts w:ascii="Calibri" w:hAnsi="Calibri"/>
-                <w:sz w:val="18"/>
+                <w:b/>
+                <w:sz w:val="20"/>
               </w:rPr>
               <w:t>21</w:t>
             </w:r>
@@ -3765,13 +4392,19 @@
         <w:tc>
           <w:tcPr>
             <w:tcW w:type="dxa" w:w="7483"/>
+            <w:tcMar>
+              <w:top w:w="100" w:type="dxa"/>
+              <w:bottom w:w="100" w:type="dxa"/>
+              <w:left w:w="120" w:type="dxa"/>
+              <w:right w:w="120" w:type="dxa"/>
+            </w:tcMar>
           </w:tcPr>
           <w:p>
             <w:r>
               <w:rPr>
                 <w:rFonts w:ascii="Calibri" w:hAnsi="Calibri"/>
                 <w:color w:val="1A1F2C"/>
-                <w:sz w:val="18"/>
+                <w:sz w:val="20"/>
               </w:rPr>
               <w:t>Provision of sounder circuits is appropriate (§16.2).</w:t>
             </w:r>
@@ -3780,6 +4413,12 @@
         <w:tc>
           <w:tcPr>
             <w:tcW w:type="dxa" w:w="567"/>
+            <w:tcMar>
+              <w:top w:w="100" w:type="dxa"/>
+              <w:bottom w:w="100" w:type="dxa"/>
+              <w:left w:w="120" w:type="dxa"/>
+              <w:right w:w="120" w:type="dxa"/>
+            </w:tcMar>
           </w:tcPr>
           <w:p>
             <w:pPr>
@@ -3788,7 +4427,7 @@
             <w:r>
               <w:rPr>
                 <w:rFonts w:ascii="Calibri" w:hAnsi="Calibri"/>
-                <w:sz w:val="22"/>
+                <w:sz w:val="28"/>
               </w:rPr>
               <w:t>☐</w:t>
             </w:r>
@@ -3797,6 +4436,12 @@
         <w:tc>
           <w:tcPr>
             <w:tcW w:type="dxa" w:w="567"/>
+            <w:tcMar>
+              <w:top w:w="100" w:type="dxa"/>
+              <w:bottom w:w="100" w:type="dxa"/>
+              <w:left w:w="120" w:type="dxa"/>
+              <w:right w:w="120" w:type="dxa"/>
+            </w:tcMar>
           </w:tcPr>
           <w:p>
             <w:pPr>
@@ -3805,7 +4450,7 @@
             <w:r>
               <w:rPr>
                 <w:rFonts w:ascii="Calibri" w:hAnsi="Calibri"/>
-                <w:sz w:val="22"/>
+                <w:sz w:val="28"/>
               </w:rPr>
               <w:t>☐</w:t>
             </w:r>
@@ -3814,6 +4459,12 @@
         <w:tc>
           <w:tcPr>
             <w:tcW w:type="dxa" w:w="680"/>
+            <w:tcMar>
+              <w:top w:w="100" w:type="dxa"/>
+              <w:bottom w:w="100" w:type="dxa"/>
+              <w:left w:w="120" w:type="dxa"/>
+              <w:right w:w="120" w:type="dxa"/>
+            </w:tcMar>
           </w:tcPr>
           <w:p>
             <w:pPr>
@@ -3822,7 +4473,7 @@
             <w:r>
               <w:rPr>
                 <w:rFonts w:ascii="Calibri" w:hAnsi="Calibri"/>
-                <w:sz w:val="22"/>
+                <w:sz w:val="28"/>
               </w:rPr>
               <w:t>☐</w:t>
             </w:r>
@@ -3833,6 +4484,12 @@
         <w:tc>
           <w:tcPr>
             <w:tcW w:type="dxa" w:w="510"/>
+            <w:tcMar>
+              <w:top w:w="100" w:type="dxa"/>
+              <w:bottom w:w="100" w:type="dxa"/>
+              <w:left w:w="120" w:type="dxa"/>
+              <w:right w:w="120" w:type="dxa"/>
+            </w:tcMar>
           </w:tcPr>
           <w:p>
             <w:pPr>
@@ -3841,7 +4498,8 @@
             <w:r>
               <w:rPr>
                 <w:rFonts w:ascii="Calibri" w:hAnsi="Calibri"/>
-                <w:sz w:val="18"/>
+                <w:b/>
+                <w:sz w:val="20"/>
               </w:rPr>
               <w:t>22</w:t>
             </w:r>
@@ -3850,13 +4508,19 @@
         <w:tc>
           <w:tcPr>
             <w:tcW w:type="dxa" w:w="7483"/>
+            <w:tcMar>
+              <w:top w:w="100" w:type="dxa"/>
+              <w:bottom w:w="100" w:type="dxa"/>
+              <w:left w:w="120" w:type="dxa"/>
+              <w:right w:w="120" w:type="dxa"/>
+            </w:tcMar>
           </w:tcPr>
           <w:p>
             <w:r>
               <w:rPr>
                 <w:rFonts w:ascii="Calibri" w:hAnsi="Calibri"/>
                 <w:color w:val="1A1F2C"/>
-                <w:sz w:val="18"/>
+                <w:sz w:val="20"/>
               </w:rPr>
               <w:t>Sound pressure levels have been checked and recorded (§16.2).</w:t>
             </w:r>
@@ -3865,6 +4529,12 @@
         <w:tc>
           <w:tcPr>
             <w:tcW w:type="dxa" w:w="567"/>
+            <w:tcMar>
+              <w:top w:w="100" w:type="dxa"/>
+              <w:bottom w:w="100" w:type="dxa"/>
+              <w:left w:w="120" w:type="dxa"/>
+              <w:right w:w="120" w:type="dxa"/>
+            </w:tcMar>
           </w:tcPr>
           <w:p>
             <w:pPr>
@@ -3873,7 +4543,7 @@
             <w:r>
               <w:rPr>
                 <w:rFonts w:ascii="Calibri" w:hAnsi="Calibri"/>
-                <w:sz w:val="22"/>
+                <w:sz w:val="28"/>
               </w:rPr>
               <w:t>☐</w:t>
             </w:r>
@@ -3882,6 +4552,12 @@
         <w:tc>
           <w:tcPr>
             <w:tcW w:type="dxa" w:w="567"/>
+            <w:tcMar>
+              <w:top w:w="100" w:type="dxa"/>
+              <w:bottom w:w="100" w:type="dxa"/>
+              <w:left w:w="120" w:type="dxa"/>
+              <w:right w:w="120" w:type="dxa"/>
+            </w:tcMar>
           </w:tcPr>
           <w:p>
             <w:pPr>
@@ -3890,7 +4566,7 @@
             <w:r>
               <w:rPr>
                 <w:rFonts w:ascii="Calibri" w:hAnsi="Calibri"/>
-                <w:sz w:val="22"/>
+                <w:sz w:val="28"/>
               </w:rPr>
               <w:t>☐</w:t>
             </w:r>
@@ -3899,6 +4575,12 @@
         <w:tc>
           <w:tcPr>
             <w:tcW w:type="dxa" w:w="680"/>
+            <w:tcMar>
+              <w:top w:w="100" w:type="dxa"/>
+              <w:bottom w:w="100" w:type="dxa"/>
+              <w:left w:w="120" w:type="dxa"/>
+              <w:right w:w="120" w:type="dxa"/>
+            </w:tcMar>
           </w:tcPr>
           <w:p>
             <w:pPr>
@@ -3907,7 +4589,7 @@
             <w:r>
               <w:rPr>
                 <w:rFonts w:ascii="Calibri" w:hAnsi="Calibri"/>
-                <w:sz w:val="22"/>
+                <w:sz w:val="28"/>
               </w:rPr>
               <w:t>☐</w:t>
             </w:r>
@@ -3918,6 +4600,12 @@
         <w:tc>
           <w:tcPr>
             <w:tcW w:type="dxa" w:w="510"/>
+            <w:tcMar>
+              <w:top w:w="100" w:type="dxa"/>
+              <w:bottom w:w="100" w:type="dxa"/>
+              <w:left w:w="120" w:type="dxa"/>
+              <w:right w:w="120" w:type="dxa"/>
+            </w:tcMar>
           </w:tcPr>
           <w:p>
             <w:pPr>
@@ -3926,7 +4614,8 @@
             <w:r>
               <w:rPr>
                 <w:rFonts w:ascii="Calibri" w:hAnsi="Calibri"/>
-                <w:sz w:val="18"/>
+                <w:b/>
+                <w:sz w:val="20"/>
               </w:rPr>
               <w:t>23</w:t>
             </w:r>
@@ -3935,13 +4624,19 @@
         <w:tc>
           <w:tcPr>
             <w:tcW w:type="dxa" w:w="7483"/>
+            <w:tcMar>
+              <w:top w:w="100" w:type="dxa"/>
+              <w:bottom w:w="100" w:type="dxa"/>
+              <w:left w:w="120" w:type="dxa"/>
+              <w:right w:w="120" w:type="dxa"/>
+            </w:tcMar>
           </w:tcPr>
           <w:p>
             <w:r>
               <w:rPr>
                 <w:rFonts w:ascii="Calibri" w:hAnsi="Calibri"/>
                 <w:color w:val="1A1F2C"/>
-                <w:sz w:val="18"/>
+                <w:sz w:val="20"/>
               </w:rPr>
               <w:t>Detector type and spacing is appropriate to the system category (§22.2).</w:t>
             </w:r>
@@ -3950,6 +4645,12 @@
         <w:tc>
           <w:tcPr>
             <w:tcW w:type="dxa" w:w="567"/>
+            <w:tcMar>
+              <w:top w:w="100" w:type="dxa"/>
+              <w:bottom w:w="100" w:type="dxa"/>
+              <w:left w:w="120" w:type="dxa"/>
+              <w:right w:w="120" w:type="dxa"/>
+            </w:tcMar>
           </w:tcPr>
           <w:p>
             <w:pPr>
@@ -3958,7 +4659,7 @@
             <w:r>
               <w:rPr>
                 <w:rFonts w:ascii="Calibri" w:hAnsi="Calibri"/>
-                <w:sz w:val="22"/>
+                <w:sz w:val="28"/>
               </w:rPr>
               <w:t>☐</w:t>
             </w:r>
@@ -3967,6 +4668,12 @@
         <w:tc>
           <w:tcPr>
             <w:tcW w:type="dxa" w:w="567"/>
+            <w:tcMar>
+              <w:top w:w="100" w:type="dxa"/>
+              <w:bottom w:w="100" w:type="dxa"/>
+              <w:left w:w="120" w:type="dxa"/>
+              <w:right w:w="120" w:type="dxa"/>
+            </w:tcMar>
           </w:tcPr>
           <w:p>
             <w:pPr>
@@ -3975,7 +4682,7 @@
             <w:r>
               <w:rPr>
                 <w:rFonts w:ascii="Calibri" w:hAnsi="Calibri"/>
-                <w:sz w:val="22"/>
+                <w:sz w:val="28"/>
               </w:rPr>
               <w:t>☐</w:t>
             </w:r>
@@ -3984,6 +4691,12 @@
         <w:tc>
           <w:tcPr>
             <w:tcW w:type="dxa" w:w="680"/>
+            <w:tcMar>
+              <w:top w:w="100" w:type="dxa"/>
+              <w:bottom w:w="100" w:type="dxa"/>
+              <w:left w:w="120" w:type="dxa"/>
+              <w:right w:w="120" w:type="dxa"/>
+            </w:tcMar>
           </w:tcPr>
           <w:p>
             <w:pPr>
@@ -3992,7 +4705,7 @@
             <w:r>
               <w:rPr>
                 <w:rFonts w:ascii="Calibri" w:hAnsi="Calibri"/>
-                <w:sz w:val="22"/>
+                <w:sz w:val="28"/>
               </w:rPr>
               <w:t>☐</w:t>
             </w:r>
@@ -4003,6 +4716,12 @@
         <w:tc>
           <w:tcPr>
             <w:tcW w:type="dxa" w:w="510"/>
+            <w:tcMar>
+              <w:top w:w="100" w:type="dxa"/>
+              <w:bottom w:w="100" w:type="dxa"/>
+              <w:left w:w="120" w:type="dxa"/>
+              <w:right w:w="120" w:type="dxa"/>
+            </w:tcMar>
           </w:tcPr>
           <w:p>
             <w:pPr>
@@ -4011,7 +4730,8 @@
             <w:r>
               <w:rPr>
                 <w:rFonts w:ascii="Calibri" w:hAnsi="Calibri"/>
-                <w:sz w:val="18"/>
+                <w:b/>
+                <w:sz w:val="20"/>
               </w:rPr>
               <w:t>24</w:t>
             </w:r>
@@ -4020,13 +4740,19 @@
         <w:tc>
           <w:tcPr>
             <w:tcW w:type="dxa" w:w="7483"/>
+            <w:tcMar>
+              <w:top w:w="100" w:type="dxa"/>
+              <w:bottom w:w="100" w:type="dxa"/>
+              <w:left w:w="120" w:type="dxa"/>
+              <w:right w:w="120" w:type="dxa"/>
+            </w:tcMar>
           </w:tcPr>
           <w:p>
             <w:r>
               <w:rPr>
                 <w:rFonts w:ascii="Calibri" w:hAnsi="Calibri"/>
                 <w:color w:val="1A1F2C"/>
-                <w:sz w:val="18"/>
+                <w:sz w:val="20"/>
               </w:rPr>
               <w:t>MCPs are located correctly and travel distances do not exceed 45 m (§22.2).</w:t>
             </w:r>
@@ -4035,6 +4761,12 @@
         <w:tc>
           <w:tcPr>
             <w:tcW w:type="dxa" w:w="567"/>
+            <w:tcMar>
+              <w:top w:w="100" w:type="dxa"/>
+              <w:bottom w:w="100" w:type="dxa"/>
+              <w:left w:w="120" w:type="dxa"/>
+              <w:right w:w="120" w:type="dxa"/>
+            </w:tcMar>
           </w:tcPr>
           <w:p>
             <w:pPr>
@@ -4043,7 +4775,7 @@
             <w:r>
               <w:rPr>
                 <w:rFonts w:ascii="Calibri" w:hAnsi="Calibri"/>
-                <w:sz w:val="22"/>
+                <w:sz w:val="28"/>
               </w:rPr>
               <w:t>☐</w:t>
             </w:r>
@@ -4052,6 +4784,12 @@
         <w:tc>
           <w:tcPr>
             <w:tcW w:type="dxa" w:w="567"/>
+            <w:tcMar>
+              <w:top w:w="100" w:type="dxa"/>
+              <w:bottom w:w="100" w:type="dxa"/>
+              <w:left w:w="120" w:type="dxa"/>
+              <w:right w:w="120" w:type="dxa"/>
+            </w:tcMar>
           </w:tcPr>
           <w:p>
             <w:pPr>
@@ -4060,7 +4798,7 @@
             <w:r>
               <w:rPr>
                 <w:rFonts w:ascii="Calibri" w:hAnsi="Calibri"/>
-                <w:sz w:val="22"/>
+                <w:sz w:val="28"/>
               </w:rPr>
               <w:t>☐</w:t>
             </w:r>
@@ -4069,6 +4807,12 @@
         <w:tc>
           <w:tcPr>
             <w:tcW w:type="dxa" w:w="680"/>
+            <w:tcMar>
+              <w:top w:w="100" w:type="dxa"/>
+              <w:bottom w:w="100" w:type="dxa"/>
+              <w:left w:w="120" w:type="dxa"/>
+              <w:right w:w="120" w:type="dxa"/>
+            </w:tcMar>
           </w:tcPr>
           <w:p>
             <w:pPr>
@@ -4077,7 +4821,7 @@
             <w:r>
               <w:rPr>
                 <w:rFonts w:ascii="Calibri" w:hAnsi="Calibri"/>
-                <w:sz w:val="22"/>
+                <w:sz w:val="28"/>
               </w:rPr>
               <w:t>☐</w:t>
             </w:r>
@@ -4088,6 +4832,12 @@
         <w:tc>
           <w:tcPr>
             <w:tcW w:type="dxa" w:w="510"/>
+            <w:tcMar>
+              <w:top w:w="100" w:type="dxa"/>
+              <w:bottom w:w="100" w:type="dxa"/>
+              <w:left w:w="120" w:type="dxa"/>
+              <w:right w:w="120" w:type="dxa"/>
+            </w:tcMar>
           </w:tcPr>
           <w:p>
             <w:pPr>
@@ -4096,7 +4846,8 @@
             <w:r>
               <w:rPr>
                 <w:rFonts w:ascii="Calibri" w:hAnsi="Calibri"/>
-                <w:sz w:val="18"/>
+                <w:b/>
+                <w:sz w:val="20"/>
               </w:rPr>
               <w:t>25</w:t>
             </w:r>
@@ -4105,13 +4856,19 @@
         <w:tc>
           <w:tcPr>
             <w:tcW w:type="dxa" w:w="7483"/>
+            <w:tcMar>
+              <w:top w:w="100" w:type="dxa"/>
+              <w:bottom w:w="100" w:type="dxa"/>
+              <w:left w:w="120" w:type="dxa"/>
+              <w:right w:w="120" w:type="dxa"/>
+            </w:tcMar>
           </w:tcPr>
           <w:p>
             <w:r>
               <w:rPr>
                 <w:rFonts w:ascii="Calibri" w:hAnsi="Calibri"/>
                 <w:color w:val="1A1F2C"/>
-                <w:sz w:val="18"/>
+                <w:sz w:val="20"/>
               </w:rPr>
               <w:t>Remote signalling has been checked and tested for correct operation to ARC (fire and fault).</w:t>
             </w:r>
@@ -4120,6 +4877,12 @@
         <w:tc>
           <w:tcPr>
             <w:tcW w:type="dxa" w:w="567"/>
+            <w:tcMar>
+              <w:top w:w="100" w:type="dxa"/>
+              <w:bottom w:w="100" w:type="dxa"/>
+              <w:left w:w="120" w:type="dxa"/>
+              <w:right w:w="120" w:type="dxa"/>
+            </w:tcMar>
           </w:tcPr>
           <w:p>
             <w:pPr>
@@ -4128,7 +4891,7 @@
             <w:r>
               <w:rPr>
                 <w:rFonts w:ascii="Calibri" w:hAnsi="Calibri"/>
-                <w:sz w:val="22"/>
+                <w:sz w:val="28"/>
               </w:rPr>
               <w:t>☐</w:t>
             </w:r>
@@ -4137,6 +4900,12 @@
         <w:tc>
           <w:tcPr>
             <w:tcW w:type="dxa" w:w="567"/>
+            <w:tcMar>
+              <w:top w:w="100" w:type="dxa"/>
+              <w:bottom w:w="100" w:type="dxa"/>
+              <w:left w:w="120" w:type="dxa"/>
+              <w:right w:w="120" w:type="dxa"/>
+            </w:tcMar>
           </w:tcPr>
           <w:p>
             <w:pPr>
@@ -4145,7 +4914,7 @@
             <w:r>
               <w:rPr>
                 <w:rFonts w:ascii="Calibri" w:hAnsi="Calibri"/>
-                <w:sz w:val="22"/>
+                <w:sz w:val="28"/>
               </w:rPr>
               <w:t>☐</w:t>
             </w:r>
@@ -4154,6 +4923,12 @@
         <w:tc>
           <w:tcPr>
             <w:tcW w:type="dxa" w:w="680"/>
+            <w:tcMar>
+              <w:top w:w="100" w:type="dxa"/>
+              <w:bottom w:w="100" w:type="dxa"/>
+              <w:left w:w="120" w:type="dxa"/>
+              <w:right w:w="120" w:type="dxa"/>
+            </w:tcMar>
           </w:tcPr>
           <w:p>
             <w:pPr>
@@ -4162,7 +4937,7 @@
             <w:r>
               <w:rPr>
                 <w:rFonts w:ascii="Calibri" w:hAnsi="Calibri"/>
-                <w:sz w:val="22"/>
+                <w:sz w:val="28"/>
               </w:rPr>
               <w:t>☐</w:t>
             </w:r>
@@ -4173,6 +4948,12 @@
         <w:tc>
           <w:tcPr>
             <w:tcW w:type="dxa" w:w="510"/>
+            <w:tcMar>
+              <w:top w:w="100" w:type="dxa"/>
+              <w:bottom w:w="100" w:type="dxa"/>
+              <w:left w:w="120" w:type="dxa"/>
+              <w:right w:w="120" w:type="dxa"/>
+            </w:tcMar>
           </w:tcPr>
           <w:p>
             <w:pPr>
@@ -4181,7 +4962,8 @@
             <w:r>
               <w:rPr>
                 <w:rFonts w:ascii="Calibri" w:hAnsi="Calibri"/>
-                <w:sz w:val="18"/>
+                <w:b/>
+                <w:sz w:val="20"/>
               </w:rPr>
               <w:t>26</w:t>
             </w:r>
@@ -4190,13 +4972,19 @@
         <w:tc>
           <w:tcPr>
             <w:tcW w:type="dxa" w:w="7483"/>
+            <w:tcMar>
+              <w:top w:w="100" w:type="dxa"/>
+              <w:bottom w:w="100" w:type="dxa"/>
+              <w:left w:w="120" w:type="dxa"/>
+              <w:right w:w="120" w:type="dxa"/>
+            </w:tcMar>
           </w:tcPr>
           <w:p>
             <w:r>
               <w:rPr>
                 <w:rFonts w:ascii="Calibri" w:hAnsi="Calibri"/>
                 <w:color w:val="1A1F2C"/>
-                <w:sz w:val="18"/>
+                <w:sz w:val="20"/>
               </w:rPr>
               <w:t>Radio signal strength (where applicable) exceeds manufacturer's minimum requirements.</w:t>
             </w:r>
@@ -4205,6 +4993,12 @@
         <w:tc>
           <w:tcPr>
             <w:tcW w:type="dxa" w:w="567"/>
+            <w:tcMar>
+              <w:top w:w="100" w:type="dxa"/>
+              <w:bottom w:w="100" w:type="dxa"/>
+              <w:left w:w="120" w:type="dxa"/>
+              <w:right w:w="120" w:type="dxa"/>
+            </w:tcMar>
           </w:tcPr>
           <w:p>
             <w:pPr>
@@ -4213,7 +5007,7 @@
             <w:r>
               <w:rPr>
                 <w:rFonts w:ascii="Calibri" w:hAnsi="Calibri"/>
-                <w:sz w:val="22"/>
+                <w:sz w:val="28"/>
               </w:rPr>
               <w:t>☐</w:t>
             </w:r>
@@ -4222,6 +5016,12 @@
         <w:tc>
           <w:tcPr>
             <w:tcW w:type="dxa" w:w="567"/>
+            <w:tcMar>
+              <w:top w:w="100" w:type="dxa"/>
+              <w:bottom w:w="100" w:type="dxa"/>
+              <w:left w:w="120" w:type="dxa"/>
+              <w:right w:w="120" w:type="dxa"/>
+            </w:tcMar>
           </w:tcPr>
           <w:p>
             <w:pPr>
@@ -4230,7 +5030,7 @@
             <w:r>
               <w:rPr>
                 <w:rFonts w:ascii="Calibri" w:hAnsi="Calibri"/>
-                <w:sz w:val="22"/>
+                <w:sz w:val="28"/>
               </w:rPr>
               <w:t>☐</w:t>
             </w:r>
@@ -4239,6 +5039,12 @@
         <w:tc>
           <w:tcPr>
             <w:tcW w:type="dxa" w:w="680"/>
+            <w:tcMar>
+              <w:top w:w="100" w:type="dxa"/>
+              <w:bottom w:w="100" w:type="dxa"/>
+              <w:left w:w="120" w:type="dxa"/>
+              <w:right w:w="120" w:type="dxa"/>
+            </w:tcMar>
           </w:tcPr>
           <w:p>
             <w:pPr>
@@ -4247,7 +5053,7 @@
             <w:r>
               <w:rPr>
                 <w:rFonts w:ascii="Calibri" w:hAnsi="Calibri"/>
-                <w:sz w:val="22"/>
+                <w:sz w:val="28"/>
               </w:rPr>
               <w:t>☐</w:t>
             </w:r>
@@ -4258,6 +5064,12 @@
         <w:tc>
           <w:tcPr>
             <w:tcW w:type="dxa" w:w="510"/>
+            <w:tcMar>
+              <w:top w:w="100" w:type="dxa"/>
+              <w:bottom w:w="100" w:type="dxa"/>
+              <w:left w:w="120" w:type="dxa"/>
+              <w:right w:w="120" w:type="dxa"/>
+            </w:tcMar>
           </w:tcPr>
           <w:p>
             <w:pPr>
@@ -4266,7 +5078,8 @@
             <w:r>
               <w:rPr>
                 <w:rFonts w:ascii="Calibri" w:hAnsi="Calibri"/>
-                <w:sz w:val="18"/>
+                <w:b/>
+                <w:sz w:val="20"/>
               </w:rPr>
               <w:t>27</w:t>
             </w:r>
@@ -4275,13 +5088,19 @@
         <w:tc>
           <w:tcPr>
             <w:tcW w:type="dxa" w:w="7483"/>
+            <w:tcMar>
+              <w:top w:w="100" w:type="dxa"/>
+              <w:bottom w:w="100" w:type="dxa"/>
+              <w:left w:w="120" w:type="dxa"/>
+              <w:right w:w="120" w:type="dxa"/>
+            </w:tcMar>
           </w:tcPr>
           <w:p>
             <w:r>
               <w:rPr>
                 <w:rFonts w:ascii="Calibri" w:hAnsi="Calibri"/>
                 <w:color w:val="1A1F2C"/>
-                <w:sz w:val="18"/>
+                <w:sz w:val="20"/>
               </w:rPr>
               <w:t>Cause and effects have been checked and verified.</w:t>
             </w:r>
@@ -4290,6 +5109,12 @@
         <w:tc>
           <w:tcPr>
             <w:tcW w:type="dxa" w:w="567"/>
+            <w:tcMar>
+              <w:top w:w="100" w:type="dxa"/>
+              <w:bottom w:w="100" w:type="dxa"/>
+              <w:left w:w="120" w:type="dxa"/>
+              <w:right w:w="120" w:type="dxa"/>
+            </w:tcMar>
           </w:tcPr>
           <w:p>
             <w:pPr>
@@ -4298,7 +5123,7 @@
             <w:r>
               <w:rPr>
                 <w:rFonts w:ascii="Calibri" w:hAnsi="Calibri"/>
-                <w:sz w:val="22"/>
+                <w:sz w:val="28"/>
               </w:rPr>
               <w:t>☐</w:t>
             </w:r>
@@ -4307,6 +5132,12 @@
         <w:tc>
           <w:tcPr>
             <w:tcW w:type="dxa" w:w="567"/>
+            <w:tcMar>
+              <w:top w:w="100" w:type="dxa"/>
+              <w:bottom w:w="100" w:type="dxa"/>
+              <w:left w:w="120" w:type="dxa"/>
+              <w:right w:w="120" w:type="dxa"/>
+            </w:tcMar>
           </w:tcPr>
           <w:p>
             <w:pPr>
@@ -4315,7 +5146,7 @@
             <w:r>
               <w:rPr>
                 <w:rFonts w:ascii="Calibri" w:hAnsi="Calibri"/>
-                <w:sz w:val="22"/>
+                <w:sz w:val="28"/>
               </w:rPr>
               <w:t>☐</w:t>
             </w:r>
@@ -4324,6 +5155,12 @@
         <w:tc>
           <w:tcPr>
             <w:tcW w:type="dxa" w:w="680"/>
+            <w:tcMar>
+              <w:top w:w="100" w:type="dxa"/>
+              <w:bottom w:w="100" w:type="dxa"/>
+              <w:left w:w="120" w:type="dxa"/>
+              <w:right w:w="120" w:type="dxa"/>
+            </w:tcMar>
           </w:tcPr>
           <w:p>
             <w:pPr>
@@ -4332,7 +5169,7 @@
             <w:r>
               <w:rPr>
                 <w:rFonts w:ascii="Calibri" w:hAnsi="Calibri"/>
-                <w:sz w:val="22"/>
+                <w:sz w:val="28"/>
               </w:rPr>
               <w:t>☐</w:t>
             </w:r>
@@ -4343,6 +5180,12 @@
         <w:tc>
           <w:tcPr>
             <w:tcW w:type="dxa" w:w="510"/>
+            <w:tcMar>
+              <w:top w:w="100" w:type="dxa"/>
+              <w:bottom w:w="100" w:type="dxa"/>
+              <w:left w:w="120" w:type="dxa"/>
+              <w:right w:w="120" w:type="dxa"/>
+            </w:tcMar>
           </w:tcPr>
           <w:p>
             <w:pPr>
@@ -4351,7 +5194,8 @@
             <w:r>
               <w:rPr>
                 <w:rFonts w:ascii="Calibri" w:hAnsi="Calibri"/>
-                <w:sz w:val="18"/>
+                <w:b/>
+                <w:sz w:val="20"/>
               </w:rPr>
               <w:t>28</w:t>
             </w:r>
@@ -4360,13 +5204,19 @@
         <w:tc>
           <w:tcPr>
             <w:tcW w:type="dxa" w:w="7483"/>
+            <w:tcMar>
+              <w:top w:w="100" w:type="dxa"/>
+              <w:bottom w:w="100" w:type="dxa"/>
+              <w:left w:w="120" w:type="dxa"/>
+              <w:right w:w="120" w:type="dxa"/>
+            </w:tcMar>
           </w:tcPr>
           <w:p>
             <w:r>
               <w:rPr>
                 <w:rFonts w:ascii="Calibri" w:hAnsi="Calibri"/>
                 <w:color w:val="1A1F2C"/>
-                <w:sz w:val="18"/>
+                <w:sz w:val="20"/>
               </w:rPr>
               <w:t>Zone charts have been fitted in appropriate locations and with the correct orientation (e.g. adjacent to control equipment and repeaters); search distances do not exceed limits; emergency lighting above.</w:t>
             </w:r>
@@ -4375,6 +5225,12 @@
         <w:tc>
           <w:tcPr>
             <w:tcW w:type="dxa" w:w="567"/>
+            <w:tcMar>
+              <w:top w:w="100" w:type="dxa"/>
+              <w:bottom w:w="100" w:type="dxa"/>
+              <w:left w:w="120" w:type="dxa"/>
+              <w:right w:w="120" w:type="dxa"/>
+            </w:tcMar>
           </w:tcPr>
           <w:p>
             <w:pPr>
@@ -4383,7 +5239,7 @@
             <w:r>
               <w:rPr>
                 <w:rFonts w:ascii="Calibri" w:hAnsi="Calibri"/>
-                <w:sz w:val="22"/>
+                <w:sz w:val="28"/>
               </w:rPr>
               <w:t>☐</w:t>
             </w:r>
@@ -4392,6 +5248,12 @@
         <w:tc>
           <w:tcPr>
             <w:tcW w:type="dxa" w:w="567"/>
+            <w:tcMar>
+              <w:top w:w="100" w:type="dxa"/>
+              <w:bottom w:w="100" w:type="dxa"/>
+              <w:left w:w="120" w:type="dxa"/>
+              <w:right w:w="120" w:type="dxa"/>
+            </w:tcMar>
           </w:tcPr>
           <w:p>
             <w:pPr>
@@ -4400,7 +5262,7 @@
             <w:r>
               <w:rPr>
                 <w:rFonts w:ascii="Calibri" w:hAnsi="Calibri"/>
-                <w:sz w:val="22"/>
+                <w:sz w:val="28"/>
               </w:rPr>
               <w:t>☐</w:t>
             </w:r>
@@ -4409,6 +5271,12 @@
         <w:tc>
           <w:tcPr>
             <w:tcW w:type="dxa" w:w="680"/>
+            <w:tcMar>
+              <w:top w:w="100" w:type="dxa"/>
+              <w:bottom w:w="100" w:type="dxa"/>
+              <w:left w:w="120" w:type="dxa"/>
+              <w:right w:w="120" w:type="dxa"/>
+            </w:tcMar>
           </w:tcPr>
           <w:p>
             <w:pPr>
@@ -4417,7 +5285,7 @@
             <w:r>
               <w:rPr>
                 <w:rFonts w:ascii="Calibri" w:hAnsi="Calibri"/>
-                <w:sz w:val="22"/>
+                <w:sz w:val="28"/>
               </w:rPr>
               <w:t>☐</w:t>
             </w:r>
@@ -4428,6 +5296,12 @@
         <w:tc>
           <w:tcPr>
             <w:tcW w:type="dxa" w:w="510"/>
+            <w:tcMar>
+              <w:top w:w="100" w:type="dxa"/>
+              <w:bottom w:w="100" w:type="dxa"/>
+              <w:left w:w="120" w:type="dxa"/>
+              <w:right w:w="120" w:type="dxa"/>
+            </w:tcMar>
           </w:tcPr>
           <w:p>
             <w:pPr>
@@ -4436,7 +5310,8 @@
             <w:r>
               <w:rPr>
                 <w:rFonts w:ascii="Calibri" w:hAnsi="Calibri"/>
-                <w:sz w:val="18"/>
+                <w:b/>
+                <w:sz w:val="20"/>
               </w:rPr>
               <w:t>29</w:t>
             </w:r>
@@ -4445,13 +5320,19 @@
         <w:tc>
           <w:tcPr>
             <w:tcW w:type="dxa" w:w="7483"/>
+            <w:tcMar>
+              <w:top w:w="100" w:type="dxa"/>
+              <w:bottom w:w="100" w:type="dxa"/>
+              <w:left w:w="120" w:type="dxa"/>
+              <w:right w:w="120" w:type="dxa"/>
+            </w:tcMar>
           </w:tcPr>
           <w:p>
             <w:r>
               <w:rPr>
                 <w:rFonts w:ascii="Calibri" w:hAnsi="Calibri"/>
                 <w:color w:val="1A1F2C"/>
-                <w:sz w:val="18"/>
+                <w:sz w:val="20"/>
               </w:rPr>
               <w:t>'As fitted' drawings are complete and updated where required including cable type and sizes, cable routing, 230V supply, location of all MCPs / detectors / sounders / isolators.</w:t>
             </w:r>
@@ -4460,6 +5341,12 @@
         <w:tc>
           <w:tcPr>
             <w:tcW w:type="dxa" w:w="567"/>
+            <w:tcMar>
+              <w:top w:w="100" w:type="dxa"/>
+              <w:bottom w:w="100" w:type="dxa"/>
+              <w:left w:w="120" w:type="dxa"/>
+              <w:right w:w="120" w:type="dxa"/>
+            </w:tcMar>
           </w:tcPr>
           <w:p>
             <w:pPr>
@@ -4468,7 +5355,7 @@
             <w:r>
               <w:rPr>
                 <w:rFonts w:ascii="Calibri" w:hAnsi="Calibri"/>
-                <w:sz w:val="22"/>
+                <w:sz w:val="28"/>
               </w:rPr>
               <w:t>☐</w:t>
             </w:r>
@@ -4477,6 +5364,12 @@
         <w:tc>
           <w:tcPr>
             <w:tcW w:type="dxa" w:w="567"/>
+            <w:tcMar>
+              <w:top w:w="100" w:type="dxa"/>
+              <w:bottom w:w="100" w:type="dxa"/>
+              <w:left w:w="120" w:type="dxa"/>
+              <w:right w:w="120" w:type="dxa"/>
+            </w:tcMar>
           </w:tcPr>
           <w:p>
             <w:pPr>
@@ -4485,7 +5378,7 @@
             <w:r>
               <w:rPr>
                 <w:rFonts w:ascii="Calibri" w:hAnsi="Calibri"/>
-                <w:sz w:val="22"/>
+                <w:sz w:val="28"/>
               </w:rPr>
               <w:t>☐</w:t>
             </w:r>
@@ -4494,6 +5387,12 @@
         <w:tc>
           <w:tcPr>
             <w:tcW w:type="dxa" w:w="680"/>
+            <w:tcMar>
+              <w:top w:w="100" w:type="dxa"/>
+              <w:bottom w:w="100" w:type="dxa"/>
+              <w:left w:w="120" w:type="dxa"/>
+              <w:right w:w="120" w:type="dxa"/>
+            </w:tcMar>
           </w:tcPr>
           <w:p>
             <w:pPr>
@@ -4502,7 +5401,7 @@
             <w:r>
               <w:rPr>
                 <w:rFonts w:ascii="Calibri" w:hAnsi="Calibri"/>
-                <w:sz w:val="22"/>
+                <w:sz w:val="28"/>
               </w:rPr>
               <w:t>☐</w:t>
             </w:r>
@@ -4513,6 +5412,12 @@
         <w:tc>
           <w:tcPr>
             <w:tcW w:type="dxa" w:w="510"/>
+            <w:tcMar>
+              <w:top w:w="100" w:type="dxa"/>
+              <w:bottom w:w="100" w:type="dxa"/>
+              <w:left w:w="120" w:type="dxa"/>
+              <w:right w:w="120" w:type="dxa"/>
+            </w:tcMar>
           </w:tcPr>
           <w:p>
             <w:pPr>
@@ -4521,7 +5426,8 @@
             <w:r>
               <w:rPr>
                 <w:rFonts w:ascii="Calibri" w:hAnsi="Calibri"/>
-                <w:sz w:val="18"/>
+                <w:b/>
+                <w:sz w:val="20"/>
               </w:rPr>
               <w:t>30</w:t>
             </w:r>
@@ -4530,13 +5436,19 @@
         <w:tc>
           <w:tcPr>
             <w:tcW w:type="dxa" w:w="7483"/>
+            <w:tcMar>
+              <w:top w:w="100" w:type="dxa"/>
+              <w:bottom w:w="100" w:type="dxa"/>
+              <w:left w:w="120" w:type="dxa"/>
+              <w:right w:w="120" w:type="dxa"/>
+            </w:tcMar>
           </w:tcPr>
           <w:p>
             <w:r>
               <w:rPr>
                 <w:rFonts w:ascii="Calibri" w:hAnsi="Calibri"/>
                 <w:color w:val="1A1F2C"/>
-                <w:sz w:val="18"/>
+                <w:sz w:val="20"/>
               </w:rPr>
               <w:t>User handbook and operating instructions have been issued to the 'responsible person'.</w:t>
             </w:r>
@@ -4545,6 +5457,12 @@
         <w:tc>
           <w:tcPr>
             <w:tcW w:type="dxa" w:w="567"/>
+            <w:tcMar>
+              <w:top w:w="100" w:type="dxa"/>
+              <w:bottom w:w="100" w:type="dxa"/>
+              <w:left w:w="120" w:type="dxa"/>
+              <w:right w:w="120" w:type="dxa"/>
+            </w:tcMar>
           </w:tcPr>
           <w:p>
             <w:pPr>
@@ -4553,7 +5471,7 @@
             <w:r>
               <w:rPr>
                 <w:rFonts w:ascii="Calibri" w:hAnsi="Calibri"/>
-                <w:sz w:val="22"/>
+                <w:sz w:val="28"/>
               </w:rPr>
               <w:t>☐</w:t>
             </w:r>
@@ -4562,6 +5480,12 @@
         <w:tc>
           <w:tcPr>
             <w:tcW w:type="dxa" w:w="567"/>
+            <w:tcMar>
+              <w:top w:w="100" w:type="dxa"/>
+              <w:bottom w:w="100" w:type="dxa"/>
+              <w:left w:w="120" w:type="dxa"/>
+              <w:right w:w="120" w:type="dxa"/>
+            </w:tcMar>
           </w:tcPr>
           <w:p>
             <w:pPr>
@@ -4570,7 +5494,7 @@
             <w:r>
               <w:rPr>
                 <w:rFonts w:ascii="Calibri" w:hAnsi="Calibri"/>
-                <w:sz w:val="22"/>
+                <w:sz w:val="28"/>
               </w:rPr>
               <w:t>☐</w:t>
             </w:r>
@@ -4579,6 +5503,12 @@
         <w:tc>
           <w:tcPr>
             <w:tcW w:type="dxa" w:w="680"/>
+            <w:tcMar>
+              <w:top w:w="100" w:type="dxa"/>
+              <w:bottom w:w="100" w:type="dxa"/>
+              <w:left w:w="120" w:type="dxa"/>
+              <w:right w:w="120" w:type="dxa"/>
+            </w:tcMar>
           </w:tcPr>
           <w:p>
             <w:pPr>
@@ -4587,7 +5517,7 @@
             <w:r>
               <w:rPr>
                 <w:rFonts w:ascii="Calibri" w:hAnsi="Calibri"/>
-                <w:sz w:val="22"/>
+                <w:sz w:val="28"/>
               </w:rPr>
               <w:t>☐</w:t>
             </w:r>
@@ -4598,6 +5528,12 @@
         <w:tc>
           <w:tcPr>
             <w:tcW w:type="dxa" w:w="510"/>
+            <w:tcMar>
+              <w:top w:w="100" w:type="dxa"/>
+              <w:bottom w:w="100" w:type="dxa"/>
+              <w:left w:w="120" w:type="dxa"/>
+              <w:right w:w="120" w:type="dxa"/>
+            </w:tcMar>
           </w:tcPr>
           <w:p>
             <w:pPr>
@@ -4606,7 +5542,8 @@
             <w:r>
               <w:rPr>
                 <w:rFonts w:ascii="Calibri" w:hAnsi="Calibri"/>
-                <w:sz w:val="18"/>
+                <w:b/>
+                <w:sz w:val="20"/>
               </w:rPr>
               <w:t>31</w:t>
             </w:r>
@@ -4615,13 +5552,19 @@
         <w:tc>
           <w:tcPr>
             <w:tcW w:type="dxa" w:w="7483"/>
+            <w:tcMar>
+              <w:top w:w="100" w:type="dxa"/>
+              <w:bottom w:w="100" w:type="dxa"/>
+              <w:left w:w="120" w:type="dxa"/>
+              <w:right w:w="120" w:type="dxa"/>
+            </w:tcMar>
           </w:tcPr>
           <w:p>
             <w:r>
               <w:rPr>
                 <w:rFonts w:ascii="Calibri" w:hAnsi="Calibri"/>
                 <w:color w:val="1A1F2C"/>
-                <w:sz w:val="18"/>
+                <w:sz w:val="20"/>
               </w:rPr>
               <w:t>The 'responsible person' has been adequately trained in the use of the fire alarm system; details recorded.</w:t>
             </w:r>
@@ -4630,6 +5573,12 @@
         <w:tc>
           <w:tcPr>
             <w:tcW w:type="dxa" w:w="567"/>
+            <w:tcMar>
+              <w:top w:w="100" w:type="dxa"/>
+              <w:bottom w:w="100" w:type="dxa"/>
+              <w:left w:w="120" w:type="dxa"/>
+              <w:right w:w="120" w:type="dxa"/>
+            </w:tcMar>
           </w:tcPr>
           <w:p>
             <w:pPr>
@@ -4638,7 +5587,7 @@
             <w:r>
               <w:rPr>
                 <w:rFonts w:ascii="Calibri" w:hAnsi="Calibri"/>
-                <w:sz w:val="22"/>
+                <w:sz w:val="28"/>
               </w:rPr>
               <w:t>☐</w:t>
             </w:r>
@@ -4647,6 +5596,12 @@
         <w:tc>
           <w:tcPr>
             <w:tcW w:type="dxa" w:w="567"/>
+            <w:tcMar>
+              <w:top w:w="100" w:type="dxa"/>
+              <w:bottom w:w="100" w:type="dxa"/>
+              <w:left w:w="120" w:type="dxa"/>
+              <w:right w:w="120" w:type="dxa"/>
+            </w:tcMar>
           </w:tcPr>
           <w:p>
             <w:pPr>
@@ -4655,7 +5610,7 @@
             <w:r>
               <w:rPr>
                 <w:rFonts w:ascii="Calibri" w:hAnsi="Calibri"/>
-                <w:sz w:val="22"/>
+                <w:sz w:val="28"/>
               </w:rPr>
               <w:t>☐</w:t>
             </w:r>
@@ -4664,6 +5619,12 @@
         <w:tc>
           <w:tcPr>
             <w:tcW w:type="dxa" w:w="680"/>
+            <w:tcMar>
+              <w:top w:w="100" w:type="dxa"/>
+              <w:bottom w:w="100" w:type="dxa"/>
+              <w:left w:w="120" w:type="dxa"/>
+              <w:right w:w="120" w:type="dxa"/>
+            </w:tcMar>
           </w:tcPr>
           <w:p>
             <w:pPr>
@@ -4672,7 +5633,7 @@
             <w:r>
               <w:rPr>
                 <w:rFonts w:ascii="Calibri" w:hAnsi="Calibri"/>
-                <w:sz w:val="22"/>
+                <w:sz w:val="28"/>
               </w:rPr>
               <w:t>☐</w:t>
             </w:r>
@@ -4683,6 +5644,12 @@
         <w:tc>
           <w:tcPr>
             <w:tcW w:type="dxa" w:w="510"/>
+            <w:tcMar>
+              <w:top w:w="100" w:type="dxa"/>
+              <w:bottom w:w="100" w:type="dxa"/>
+              <w:left w:w="120" w:type="dxa"/>
+              <w:right w:w="120" w:type="dxa"/>
+            </w:tcMar>
           </w:tcPr>
           <w:p>
             <w:pPr>
@@ -4691,7 +5658,8 @@
             <w:r>
               <w:rPr>
                 <w:rFonts w:ascii="Calibri" w:hAnsi="Calibri"/>
-                <w:sz w:val="18"/>
+                <w:b/>
+                <w:sz w:val="20"/>
               </w:rPr>
               <w:t>32</w:t>
             </w:r>
@@ -4700,13 +5668,19 @@
         <w:tc>
           <w:tcPr>
             <w:tcW w:type="dxa" w:w="7483"/>
+            <w:tcMar>
+              <w:top w:w="100" w:type="dxa"/>
+              <w:bottom w:w="100" w:type="dxa"/>
+              <w:left w:w="120" w:type="dxa"/>
+              <w:right w:w="120" w:type="dxa"/>
+            </w:tcMar>
           </w:tcPr>
           <w:p>
             <w:r>
               <w:rPr>
                 <w:rFonts w:ascii="Calibri" w:hAnsi="Calibri"/>
                 <w:color w:val="1A1F2C"/>
-                <w:sz w:val="18"/>
+                <w:sz w:val="20"/>
               </w:rPr>
               <w:t>Premises have been left in a tidy condition and all surplus materials and equipment removed from site.</w:t>
             </w:r>
@@ -4715,6 +5689,12 @@
         <w:tc>
           <w:tcPr>
             <w:tcW w:type="dxa" w:w="567"/>
+            <w:tcMar>
+              <w:top w:w="100" w:type="dxa"/>
+              <w:bottom w:w="100" w:type="dxa"/>
+              <w:left w:w="120" w:type="dxa"/>
+              <w:right w:w="120" w:type="dxa"/>
+            </w:tcMar>
           </w:tcPr>
           <w:p>
             <w:pPr>
@@ -4723,7 +5703,7 @@
             <w:r>
               <w:rPr>
                 <w:rFonts w:ascii="Calibri" w:hAnsi="Calibri"/>
-                <w:sz w:val="22"/>
+                <w:sz w:val="28"/>
               </w:rPr>
               <w:t>☐</w:t>
             </w:r>
@@ -4732,6 +5712,12 @@
         <w:tc>
           <w:tcPr>
             <w:tcW w:type="dxa" w:w="567"/>
+            <w:tcMar>
+              <w:top w:w="100" w:type="dxa"/>
+              <w:bottom w:w="100" w:type="dxa"/>
+              <w:left w:w="120" w:type="dxa"/>
+              <w:right w:w="120" w:type="dxa"/>
+            </w:tcMar>
           </w:tcPr>
           <w:p>
             <w:pPr>
@@ -4740,7 +5726,7 @@
             <w:r>
               <w:rPr>
                 <w:rFonts w:ascii="Calibri" w:hAnsi="Calibri"/>
-                <w:sz w:val="22"/>
+                <w:sz w:val="28"/>
               </w:rPr>
               <w:t>☐</w:t>
             </w:r>
@@ -4749,6 +5735,12 @@
         <w:tc>
           <w:tcPr>
             <w:tcW w:type="dxa" w:w="680"/>
+            <w:tcMar>
+              <w:top w:w="100" w:type="dxa"/>
+              <w:bottom w:w="100" w:type="dxa"/>
+              <w:left w:w="120" w:type="dxa"/>
+              <w:right w:w="120" w:type="dxa"/>
+            </w:tcMar>
           </w:tcPr>
           <w:p>
             <w:pPr>
@@ -4757,7 +5749,7 @@
             <w:r>
               <w:rPr>
                 <w:rFonts w:ascii="Calibri" w:hAnsi="Calibri"/>
-                <w:sz w:val="22"/>
+                <w:sz w:val="28"/>
               </w:rPr>
               <w:t>☐</w:t>
             </w:r>
@@ -4768,6 +5760,12 @@
         <w:tc>
           <w:tcPr>
             <w:tcW w:type="dxa" w:w="510"/>
+            <w:tcMar>
+              <w:top w:w="100" w:type="dxa"/>
+              <w:bottom w:w="100" w:type="dxa"/>
+              <w:left w:w="120" w:type="dxa"/>
+              <w:right w:w="120" w:type="dxa"/>
+            </w:tcMar>
           </w:tcPr>
           <w:p>
             <w:pPr>
@@ -4776,7 +5774,8 @@
             <w:r>
               <w:rPr>
                 <w:rFonts w:ascii="Calibri" w:hAnsi="Calibri"/>
-                <w:sz w:val="18"/>
+                <w:b/>
+                <w:sz w:val="20"/>
               </w:rPr>
               <w:t>33</w:t>
             </w:r>
@@ -4785,13 +5784,19 @@
         <w:tc>
           <w:tcPr>
             <w:tcW w:type="dxa" w:w="7483"/>
+            <w:tcMar>
+              <w:top w:w="100" w:type="dxa"/>
+              <w:bottom w:w="100" w:type="dxa"/>
+              <w:left w:w="120" w:type="dxa"/>
+              <w:right w:w="120" w:type="dxa"/>
+            </w:tcMar>
           </w:tcPr>
           <w:p>
             <w:r>
               <w:rPr>
                 <w:rFonts w:ascii="Calibri" w:hAnsi="Calibri"/>
                 <w:color w:val="1A1F2C"/>
-                <w:sz w:val="18"/>
+                <w:sz w:val="20"/>
               </w:rPr>
               <w:t>Signage — correct signage has been installed (call points and fire action signs).</w:t>
             </w:r>
@@ -4800,6 +5805,12 @@
         <w:tc>
           <w:tcPr>
             <w:tcW w:type="dxa" w:w="567"/>
+            <w:tcMar>
+              <w:top w:w="100" w:type="dxa"/>
+              <w:bottom w:w="100" w:type="dxa"/>
+              <w:left w:w="120" w:type="dxa"/>
+              <w:right w:w="120" w:type="dxa"/>
+            </w:tcMar>
           </w:tcPr>
           <w:p>
             <w:pPr>
@@ -4808,7 +5819,7 @@
             <w:r>
               <w:rPr>
                 <w:rFonts w:ascii="Calibri" w:hAnsi="Calibri"/>
-                <w:sz w:val="22"/>
+                <w:sz w:val="28"/>
               </w:rPr>
               <w:t>☐</w:t>
             </w:r>
@@ -4817,6 +5828,12 @@
         <w:tc>
           <w:tcPr>
             <w:tcW w:type="dxa" w:w="567"/>
+            <w:tcMar>
+              <w:top w:w="100" w:type="dxa"/>
+              <w:bottom w:w="100" w:type="dxa"/>
+              <w:left w:w="120" w:type="dxa"/>
+              <w:right w:w="120" w:type="dxa"/>
+            </w:tcMar>
           </w:tcPr>
           <w:p>
             <w:pPr>
@@ -4825,7 +5842,7 @@
             <w:r>
               <w:rPr>
                 <w:rFonts w:ascii="Calibri" w:hAnsi="Calibri"/>
-                <w:sz w:val="22"/>
+                <w:sz w:val="28"/>
               </w:rPr>
               <w:t>☐</w:t>
             </w:r>
@@ -4834,6 +5851,12 @@
         <w:tc>
           <w:tcPr>
             <w:tcW w:type="dxa" w:w="680"/>
+            <w:tcMar>
+              <w:top w:w="100" w:type="dxa"/>
+              <w:bottom w:w="100" w:type="dxa"/>
+              <w:left w:w="120" w:type="dxa"/>
+              <w:right w:w="120" w:type="dxa"/>
+            </w:tcMar>
           </w:tcPr>
           <w:p>
             <w:pPr>
@@ -4842,7 +5865,7 @@
             <w:r>
               <w:rPr>
                 <w:rFonts w:ascii="Calibri" w:hAnsi="Calibri"/>
-                <w:sz w:val="22"/>
+                <w:sz w:val="28"/>
               </w:rPr>
               <w:t>☐</w:t>
             </w:r>

--- a/assets/bs5839-commissioning-cert-template.docx
+++ b/assets/bs5839-commissioning-cert-template.docx
@@ -49,7 +49,7 @@
       </w:pPr>
       <w:r>
         <w:rPr>
-          <w:rFonts w:ascii="Calibri" w:hAnsi="Calibri"/>
+          <w:rFonts w:ascii="Verdana" w:hAnsi="Verdana"/>
           <w:b/>
           <w:color w:val="1A1F2C"/>
           <w:sz w:val="28"/>
@@ -92,7 +92,7 @@
             </w:pPr>
             <w:r>
               <w:rPr>
-                <w:rFonts w:ascii="Calibri" w:hAnsi="Calibri"/>
+                <w:rFonts w:ascii="Verdana" w:hAnsi="Verdana"/>
                 <w:b/>
                 <w:color w:val="E03E3E"/>
                 <w:sz w:val="20"/>
@@ -127,7 +127,7 @@
                 <w:p>
                   <w:r>
                     <w:rPr>
-                      <w:rFonts w:ascii="Calibri" w:hAnsi="Calibri"/>
+                      <w:rFonts w:ascii="Verdana" w:hAnsi="Verdana"/>
                       <w:color w:val="E03E3E"/>
                       <w:sz w:val="18"/>
                     </w:rPr>
@@ -156,7 +156,7 @@
                 <w:p>
                   <w:r>
                     <w:rPr>
-                      <w:rFonts w:ascii="Calibri" w:hAnsi="Calibri"/>
+                      <w:rFonts w:ascii="Verdana" w:hAnsi="Verdana"/>
                       <w:color w:val="1A1F2C"/>
                       <w:sz w:val="20"/>
                     </w:rPr>
@@ -194,7 +194,7 @@
                 <w:p>
                   <w:r>
                     <w:rPr>
-                      <w:rFonts w:ascii="Calibri" w:hAnsi="Calibri"/>
+                      <w:rFonts w:ascii="Verdana" w:hAnsi="Verdana"/>
                       <w:color w:val="E03E3E"/>
                       <w:sz w:val="18"/>
                     </w:rPr>
@@ -223,7 +223,7 @@
                 <w:p>
                   <w:r>
                     <w:rPr>
-                      <w:rFonts w:ascii="Calibri" w:hAnsi="Calibri"/>
+                      <w:rFonts w:ascii="Verdana" w:hAnsi="Verdana"/>
                       <w:color w:val="1A1F2C"/>
                       <w:sz w:val="20"/>
                     </w:rPr>
@@ -261,7 +261,7 @@
                 <w:p>
                   <w:r>
                     <w:rPr>
-                      <w:rFonts w:ascii="Calibri" w:hAnsi="Calibri"/>
+                      <w:rFonts w:ascii="Verdana" w:hAnsi="Verdana"/>
                       <w:color w:val="E03E3E"/>
                       <w:sz w:val="18"/>
                     </w:rPr>
@@ -290,7 +290,7 @@
                 <w:p>
                   <w:r>
                     <w:rPr>
-                      <w:rFonts w:ascii="Calibri" w:hAnsi="Calibri"/>
+                      <w:rFonts w:ascii="Verdana" w:hAnsi="Verdana"/>
                       <w:color w:val="1A1F2C"/>
                       <w:sz w:val="20"/>
                     </w:rPr>
@@ -349,7 +349,7 @@
             </w:pPr>
             <w:r>
               <w:rPr>
-                <w:rFonts w:ascii="Calibri" w:hAnsi="Calibri"/>
+                <w:rFonts w:ascii="Verdana" w:hAnsi="Verdana"/>
                 <w:b/>
                 <w:color w:val="E03E3E"/>
                 <w:sz w:val="20"/>
@@ -384,7 +384,7 @@
                 <w:p>
                   <w:r>
                     <w:rPr>
-                      <w:rFonts w:ascii="Calibri" w:hAnsi="Calibri"/>
+                      <w:rFonts w:ascii="Verdana" w:hAnsi="Verdana"/>
                       <w:color w:val="E03E3E"/>
                       <w:sz w:val="18"/>
                     </w:rPr>
@@ -413,7 +413,7 @@
                 <w:p>
                   <w:r>
                     <w:rPr>
-                      <w:rFonts w:ascii="Calibri" w:hAnsi="Calibri"/>
+                      <w:rFonts w:ascii="Verdana" w:hAnsi="Verdana"/>
                       <w:color w:val="1A1F2C"/>
                       <w:sz w:val="20"/>
                     </w:rPr>
@@ -451,7 +451,7 @@
                 <w:p>
                   <w:r>
                     <w:rPr>
-                      <w:rFonts w:ascii="Calibri" w:hAnsi="Calibri"/>
+                      <w:rFonts w:ascii="Verdana" w:hAnsi="Verdana"/>
                       <w:color w:val="E03E3E"/>
                       <w:sz w:val="18"/>
                     </w:rPr>
@@ -480,7 +480,7 @@
                 <w:p>
                   <w:r>
                     <w:rPr>
-                      <w:rFonts w:ascii="Calibri" w:hAnsi="Calibri"/>
+                      <w:rFonts w:ascii="Verdana" w:hAnsi="Verdana"/>
                       <w:color w:val="1A1F2C"/>
                       <w:sz w:val="20"/>
                     </w:rPr>
@@ -520,7 +520,7 @@
                 <w:p>
                   <w:r>
                     <w:rPr>
-                      <w:rFonts w:ascii="Calibri" w:hAnsi="Calibri"/>
+                      <w:rFonts w:ascii="Verdana" w:hAnsi="Verdana"/>
                       <w:color w:val="E03E3E"/>
                       <w:sz w:val="18"/>
                     </w:rPr>
@@ -549,7 +549,7 @@
                 <w:p>
                   <w:r>
                     <w:rPr>
-                      <w:rFonts w:ascii="Calibri" w:hAnsi="Calibri"/>
+                      <w:rFonts w:ascii="Verdana" w:hAnsi="Verdana"/>
                       <w:color w:val="1A1F2C"/>
                       <w:sz w:val="20"/>
                     </w:rPr>
@@ -565,7 +565,7 @@
                 <w:p>
                   <w:r>
                     <w:rPr>
-                      <w:rFonts w:ascii="Calibri" w:hAnsi="Calibri"/>
+                      <w:rFonts w:ascii="Verdana" w:hAnsi="Verdana"/>
                       <w:color w:val="E03E3E"/>
                       <w:sz w:val="18"/>
                     </w:rPr>
@@ -594,7 +594,7 @@
                 <w:p>
                   <w:r>
                     <w:rPr>
-                      <w:rFonts w:ascii="Calibri" w:hAnsi="Calibri"/>
+                      <w:rFonts w:ascii="Verdana" w:hAnsi="Verdana"/>
                       <w:color w:val="1A1F2C"/>
                       <w:sz w:val="20"/>
                     </w:rPr>
@@ -653,7 +653,7 @@
             </w:pPr>
             <w:r>
               <w:rPr>
-                <w:rFonts w:ascii="Calibri" w:hAnsi="Calibri"/>
+                <w:rFonts w:ascii="Verdana" w:hAnsi="Verdana"/>
                 <w:b/>
                 <w:color w:val="E03E3E"/>
                 <w:sz w:val="20"/>
@@ -667,7 +667,7 @@
             </w:pPr>
             <w:r>
               <w:rPr>
-                <w:rFonts w:ascii="Calibri" w:hAnsi="Calibri"/>
+                <w:rFonts w:ascii="Verdana" w:hAnsi="Verdana"/>
                 <w:i/>
                 <w:color w:val="1A1F2C"/>
                 <w:sz w:val="16"/>
@@ -681,14 +681,14 @@
             </w:pPr>
             <w:r>
               <w:rPr>
-                <w:rFonts w:ascii="Calibri" w:hAnsi="Calibri"/>
+                <w:rFonts w:ascii="Verdana" w:hAnsi="Verdana"/>
                 <w:sz w:val="22"/>
               </w:rPr>
               <w:t xml:space="preserve">☐  </w:t>
             </w:r>
             <w:r>
               <w:rPr>
-                <w:rFonts w:ascii="Calibri" w:hAnsi="Calibri"/>
+                <w:rFonts w:ascii="Verdana" w:hAnsi="Verdana"/>
                 <w:color w:val="1A1F2C"/>
                 <w:sz w:val="18"/>
               </w:rPr>
@@ -701,14 +701,14 @@
             </w:pPr>
             <w:r>
               <w:rPr>
-                <w:rFonts w:ascii="Calibri" w:hAnsi="Calibri"/>
+                <w:rFonts w:ascii="Verdana" w:hAnsi="Verdana"/>
                 <w:sz w:val="22"/>
               </w:rPr>
               <w:t xml:space="preserve">☐  </w:t>
             </w:r>
             <w:r>
               <w:rPr>
-                <w:rFonts w:ascii="Calibri" w:hAnsi="Calibri"/>
+                <w:rFonts w:ascii="Verdana" w:hAnsi="Verdana"/>
                 <w:color w:val="1A1F2C"/>
                 <w:sz w:val="18"/>
               </w:rPr>
@@ -721,14 +721,14 @@
             </w:pPr>
             <w:r>
               <w:rPr>
-                <w:rFonts w:ascii="Calibri" w:hAnsi="Calibri"/>
+                <w:rFonts w:ascii="Verdana" w:hAnsi="Verdana"/>
                 <w:sz w:val="22"/>
               </w:rPr>
               <w:t xml:space="preserve">☐  </w:t>
             </w:r>
             <w:r>
               <w:rPr>
-                <w:rFonts w:ascii="Calibri" w:hAnsi="Calibri"/>
+                <w:rFonts w:ascii="Verdana" w:hAnsi="Verdana"/>
                 <w:color w:val="1A1F2C"/>
                 <w:sz w:val="18"/>
               </w:rPr>
@@ -741,14 +741,14 @@
             </w:pPr>
             <w:r>
               <w:rPr>
-                <w:rFonts w:ascii="Calibri" w:hAnsi="Calibri"/>
+                <w:rFonts w:ascii="Verdana" w:hAnsi="Verdana"/>
                 <w:sz w:val="22"/>
               </w:rPr>
               <w:t xml:space="preserve">☐  </w:t>
             </w:r>
             <w:r>
               <w:rPr>
-                <w:rFonts w:ascii="Calibri" w:hAnsi="Calibri"/>
+                <w:rFonts w:ascii="Verdana" w:hAnsi="Verdana"/>
                 <w:color w:val="1A1F2C"/>
                 <w:sz w:val="18"/>
               </w:rPr>
@@ -761,14 +761,14 @@
             </w:pPr>
             <w:r>
               <w:rPr>
-                <w:rFonts w:ascii="Calibri" w:hAnsi="Calibri"/>
+                <w:rFonts w:ascii="Verdana" w:hAnsi="Verdana"/>
                 <w:sz w:val="22"/>
               </w:rPr>
               <w:t xml:space="preserve">☐  </w:t>
             </w:r>
             <w:r>
               <w:rPr>
-                <w:rFonts w:ascii="Calibri" w:hAnsi="Calibri"/>
+                <w:rFonts w:ascii="Verdana" w:hAnsi="Verdana"/>
                 <w:color w:val="1A1F2C"/>
                 <w:sz w:val="18"/>
               </w:rPr>
@@ -781,14 +781,14 @@
             </w:pPr>
             <w:r>
               <w:rPr>
-                <w:rFonts w:ascii="Calibri" w:hAnsi="Calibri"/>
+                <w:rFonts w:ascii="Verdana" w:hAnsi="Verdana"/>
                 <w:sz w:val="22"/>
               </w:rPr>
               <w:t xml:space="preserve">☐  </w:t>
             </w:r>
             <w:r>
               <w:rPr>
-                <w:rFonts w:ascii="Calibri" w:hAnsi="Calibri"/>
+                <w:rFonts w:ascii="Verdana" w:hAnsi="Verdana"/>
                 <w:color w:val="1A1F2C"/>
                 <w:sz w:val="18"/>
               </w:rPr>
@@ -822,7 +822,7 @@
                 <w:p>
                   <w:r>
                     <w:rPr>
-                      <w:rFonts w:ascii="Calibri" w:hAnsi="Calibri"/>
+                      <w:rFonts w:ascii="Verdana" w:hAnsi="Verdana"/>
                       <w:color w:val="E03E3E"/>
                       <w:sz w:val="18"/>
                     </w:rPr>
@@ -851,7 +851,7 @@
                 <w:p>
                   <w:r>
                     <w:rPr>
-                      <w:rFonts w:ascii="Calibri" w:hAnsi="Calibri"/>
+                      <w:rFonts w:ascii="Verdana" w:hAnsi="Verdana"/>
                       <w:color w:val="1A1F2C"/>
                       <w:sz w:val="20"/>
                     </w:rPr>
@@ -891,7 +891,7 @@
                 <w:p>
                   <w:r>
                     <w:rPr>
-                      <w:rFonts w:ascii="Calibri" w:hAnsi="Calibri"/>
+                      <w:rFonts w:ascii="Verdana" w:hAnsi="Verdana"/>
                       <w:color w:val="E03E3E"/>
                       <w:sz w:val="18"/>
                     </w:rPr>
@@ -920,7 +920,7 @@
                 <w:p>
                   <w:r>
                     <w:rPr>
-                      <w:rFonts w:ascii="Calibri" w:hAnsi="Calibri"/>
+                      <w:rFonts w:ascii="Verdana" w:hAnsi="Verdana"/>
                       <w:color w:val="1A1F2C"/>
                       <w:sz w:val="20"/>
                     </w:rPr>
@@ -936,7 +936,7 @@
                 <w:p>
                   <w:r>
                     <w:rPr>
-                      <w:rFonts w:ascii="Calibri" w:hAnsi="Calibri"/>
+                      <w:rFonts w:ascii="Verdana" w:hAnsi="Verdana"/>
                       <w:color w:val="E03E3E"/>
                       <w:sz w:val="18"/>
                     </w:rPr>
@@ -965,7 +965,7 @@
                 <w:p>
                   <w:r>
                     <w:rPr>
-                      <w:rFonts w:ascii="Calibri" w:hAnsi="Calibri"/>
+                      <w:rFonts w:ascii="Verdana" w:hAnsi="Verdana"/>
                       <w:color w:val="1A1F2C"/>
                       <w:sz w:val="20"/>
                     </w:rPr>
@@ -1003,7 +1003,7 @@
                 <w:p>
                   <w:r>
                     <w:rPr>
-                      <w:rFonts w:ascii="Calibri" w:hAnsi="Calibri"/>
+                      <w:rFonts w:ascii="Verdana" w:hAnsi="Verdana"/>
                       <w:color w:val="E03E3E"/>
                       <w:sz w:val="18"/>
                     </w:rPr>
@@ -1032,7 +1032,7 @@
                 <w:p>
                   <w:r>
                     <w:rPr>
-                      <w:rFonts w:ascii="Calibri" w:hAnsi="Calibri"/>
+                      <w:rFonts w:ascii="Verdana" w:hAnsi="Verdana"/>
                       <w:color w:val="1A1F2C"/>
                       <w:sz w:val="20"/>
                     </w:rPr>
@@ -1070,7 +1070,7 @@
                 <w:p>
                   <w:r>
                     <w:rPr>
-                      <w:rFonts w:ascii="Calibri" w:hAnsi="Calibri"/>
+                      <w:rFonts w:ascii="Verdana" w:hAnsi="Verdana"/>
                       <w:color w:val="E03E3E"/>
                       <w:sz w:val="18"/>
                     </w:rPr>
@@ -1099,7 +1099,7 @@
                 <w:p>
                   <w:r>
                     <w:rPr>
-                      <w:rFonts w:ascii="Calibri" w:hAnsi="Calibri"/>
+                      <w:rFonts w:ascii="Verdana" w:hAnsi="Verdana"/>
                       <w:color w:val="1A1F2C"/>
                       <w:sz w:val="20"/>
                     </w:rPr>
@@ -1158,7 +1158,7 @@
             </w:pPr>
             <w:r>
               <w:rPr>
-                <w:rFonts w:ascii="Calibri" w:hAnsi="Calibri"/>
+                <w:rFonts w:ascii="Verdana" w:hAnsi="Verdana"/>
                 <w:b/>
                 <w:color w:val="E03E3E"/>
                 <w:sz w:val="20"/>
@@ -1172,7 +1172,7 @@
             </w:pPr>
             <w:r>
               <w:rPr>
-                <w:rFonts w:ascii="Calibri" w:hAnsi="Calibri"/>
+                <w:rFonts w:ascii="Verdana" w:hAnsi="Verdana"/>
                 <w:i w:val="0"/>
                 <w:color w:val="1A1F2C"/>
                 <w:sz w:val="18"/>
@@ -1207,7 +1207,7 @@
                 <w:p>
                   <w:r>
                     <w:rPr>
-                      <w:rFonts w:ascii="Calibri" w:hAnsi="Calibri"/>
+                      <w:rFonts w:ascii="Verdana" w:hAnsi="Verdana"/>
                       <w:color w:val="E03E3E"/>
                       <w:sz w:val="18"/>
                     </w:rPr>
@@ -1236,7 +1236,7 @@
                 <w:p>
                   <w:r>
                     <w:rPr>
-                      <w:rFonts w:ascii="Calibri" w:hAnsi="Calibri"/>
+                      <w:rFonts w:ascii="Verdana" w:hAnsi="Verdana"/>
                       <w:color w:val="1A1F2C"/>
                       <w:sz w:val="20"/>
                     </w:rPr>
@@ -1276,7 +1276,7 @@
                 <w:p>
                   <w:r>
                     <w:rPr>
-                      <w:rFonts w:ascii="Calibri" w:hAnsi="Calibri"/>
+                      <w:rFonts w:ascii="Verdana" w:hAnsi="Verdana"/>
                       <w:color w:val="E03E3E"/>
                       <w:sz w:val="18"/>
                     </w:rPr>
@@ -1305,7 +1305,7 @@
                 <w:p>
                   <w:r>
                     <w:rPr>
-                      <w:rFonts w:ascii="Calibri" w:hAnsi="Calibri"/>
+                      <w:rFonts w:ascii="Verdana" w:hAnsi="Verdana"/>
                       <w:color w:val="1A1F2C"/>
                       <w:sz w:val="20"/>
                     </w:rPr>
@@ -1321,7 +1321,7 @@
                 <w:p>
                   <w:r>
                     <w:rPr>
-                      <w:rFonts w:ascii="Calibri" w:hAnsi="Calibri"/>
+                      <w:rFonts w:ascii="Verdana" w:hAnsi="Verdana"/>
                       <w:color w:val="E03E3E"/>
                       <w:sz w:val="18"/>
                     </w:rPr>
@@ -1350,7 +1350,7 @@
                 <w:p>
                   <w:r>
                     <w:rPr>
-                      <w:rFonts w:ascii="Calibri" w:hAnsi="Calibri"/>
+                      <w:rFonts w:ascii="Verdana" w:hAnsi="Verdana"/>
                       <w:color w:val="1A1F2C"/>
                       <w:sz w:val="20"/>
                     </w:rPr>
@@ -1390,7 +1390,7 @@
                 <w:p>
                   <w:r>
                     <w:rPr>
-                      <w:rFonts w:ascii="Calibri" w:hAnsi="Calibri"/>
+                      <w:rFonts w:ascii="Verdana" w:hAnsi="Verdana"/>
                       <w:color w:val="E03E3E"/>
                       <w:sz w:val="18"/>
                     </w:rPr>
@@ -1419,7 +1419,7 @@
                 <w:p>
                   <w:r>
                     <w:rPr>
-                      <w:rFonts w:ascii="Calibri" w:hAnsi="Calibri"/>
+                      <w:rFonts w:ascii="Verdana" w:hAnsi="Verdana"/>
                       <w:color w:val="1A1F2C"/>
                       <w:sz w:val="20"/>
                     </w:rPr>
@@ -1435,7 +1435,7 @@
                 <w:p>
                   <w:r>
                     <w:rPr>
-                      <w:rFonts w:ascii="Calibri" w:hAnsi="Calibri"/>
+                      <w:rFonts w:ascii="Verdana" w:hAnsi="Verdana"/>
                       <w:color w:val="E03E3E"/>
                       <w:sz w:val="18"/>
                     </w:rPr>
@@ -1464,7 +1464,7 @@
                 <w:p>
                   <w:r>
                     <w:rPr>
-                      <w:rFonts w:ascii="Calibri" w:hAnsi="Calibri"/>
+                      <w:rFonts w:ascii="Verdana" w:hAnsi="Verdana"/>
                       <w:color w:val="1A1F2C"/>
                       <w:sz w:val="20"/>
                     </w:rPr>
@@ -1523,7 +1523,7 @@
             </w:pPr>
             <w:r>
               <w:rPr>
-                <w:rFonts w:ascii="Calibri" w:hAnsi="Calibri"/>
+                <w:rFonts w:ascii="Verdana" w:hAnsi="Verdana"/>
                 <w:b/>
                 <w:color w:val="E03E3E"/>
                 <w:sz w:val="20"/>
@@ -1558,7 +1558,7 @@
                 <w:p>
                   <w:r>
                     <w:rPr>
-                      <w:rFonts w:ascii="Calibri" w:hAnsi="Calibri"/>
+                      <w:rFonts w:ascii="Verdana" w:hAnsi="Verdana"/>
                       <w:color w:val="E03E3E"/>
                       <w:sz w:val="18"/>
                     </w:rPr>
@@ -1587,7 +1587,7 @@
                 <w:p>
                   <w:r>
                     <w:rPr>
-                      <w:rFonts w:ascii="Calibri" w:hAnsi="Calibri"/>
+                      <w:rFonts w:ascii="Verdana" w:hAnsi="Verdana"/>
                       <w:color w:val="1A1F2C"/>
                       <w:sz w:val="20"/>
                     </w:rPr>
@@ -1627,7 +1627,7 @@
                 <w:p>
                   <w:r>
                     <w:rPr>
-                      <w:rFonts w:ascii="Calibri" w:hAnsi="Calibri"/>
+                      <w:rFonts w:ascii="Verdana" w:hAnsi="Verdana"/>
                       <w:color w:val="E03E3E"/>
                       <w:sz w:val="18"/>
                     </w:rPr>
@@ -1656,7 +1656,7 @@
                 <w:p>
                   <w:r>
                     <w:rPr>
-                      <w:rFonts w:ascii="Calibri" w:hAnsi="Calibri"/>
+                      <w:rFonts w:ascii="Verdana" w:hAnsi="Verdana"/>
                       <w:color w:val="1A1F2C"/>
                       <w:sz w:val="20"/>
                     </w:rPr>
@@ -1672,7 +1672,7 @@
                 <w:p>
                   <w:r>
                     <w:rPr>
-                      <w:rFonts w:ascii="Calibri" w:hAnsi="Calibri"/>
+                      <w:rFonts w:ascii="Verdana" w:hAnsi="Verdana"/>
                       <w:color w:val="E03E3E"/>
                       <w:sz w:val="18"/>
                     </w:rPr>
@@ -1701,7 +1701,7 @@
                 <w:p>
                   <w:r>
                     <w:rPr>
-                      <w:rFonts w:ascii="Calibri" w:hAnsi="Calibri"/>
+                      <w:rFonts w:ascii="Verdana" w:hAnsi="Verdana"/>
                       <w:color w:val="1A1F2C"/>
                       <w:sz w:val="20"/>
                     </w:rPr>
@@ -1741,7 +1741,7 @@
                 <w:p>
                   <w:r>
                     <w:rPr>
-                      <w:rFonts w:ascii="Calibri" w:hAnsi="Calibri"/>
+                      <w:rFonts w:ascii="Verdana" w:hAnsi="Verdana"/>
                       <w:color w:val="E03E3E"/>
                       <w:sz w:val="18"/>
                     </w:rPr>
@@ -1770,7 +1770,7 @@
                 <w:p>
                   <w:r>
                     <w:rPr>
-                      <w:rFonts w:ascii="Calibri" w:hAnsi="Calibri"/>
+                      <w:rFonts w:ascii="Verdana" w:hAnsi="Verdana"/>
                       <w:color w:val="1A1F2C"/>
                       <w:sz w:val="20"/>
                     </w:rPr>
@@ -1786,7 +1786,7 @@
                 <w:p>
                   <w:r>
                     <w:rPr>
-                      <w:rFonts w:ascii="Calibri" w:hAnsi="Calibri"/>
+                      <w:rFonts w:ascii="Verdana" w:hAnsi="Verdana"/>
                       <w:color w:val="E03E3E"/>
                       <w:sz w:val="18"/>
                     </w:rPr>
@@ -1815,7 +1815,7 @@
                 <w:p>
                   <w:r>
                     <w:rPr>
-                      <w:rFonts w:ascii="Calibri" w:hAnsi="Calibri"/>
+                      <w:rFonts w:ascii="Verdana" w:hAnsi="Verdana"/>
                       <w:color w:val="1A1F2C"/>
                       <w:sz w:val="20"/>
                     </w:rPr>
@@ -1881,7 +1881,7 @@
       </w:pPr>
       <w:r>
         <w:rPr>
-          <w:rFonts w:ascii="Calibri" w:hAnsi="Calibri"/>
+          <w:rFonts w:ascii="Verdana" w:hAnsi="Verdana"/>
           <w:b/>
           <w:color w:val="1A1F2C"/>
           <w:sz w:val="28"/>
@@ -1930,7 +1930,7 @@
             </w:pPr>
             <w:r>
               <w:rPr>
-                <w:rFonts w:ascii="Calibri" w:hAnsi="Calibri"/>
+                <w:rFonts w:ascii="Verdana" w:hAnsi="Verdana"/>
                 <w:b/>
                 <w:color w:val="FFFFFF"/>
                 <w:sz w:val="20"/>
@@ -1956,7 +1956,7 @@
             </w:pPr>
             <w:r>
               <w:rPr>
-                <w:rFonts w:ascii="Calibri" w:hAnsi="Calibri"/>
+                <w:rFonts w:ascii="Verdana" w:hAnsi="Verdana"/>
                 <w:b/>
                 <w:color w:val="FFFFFF"/>
                 <w:sz w:val="20"/>
@@ -1982,7 +1982,7 @@
             </w:pPr>
             <w:r>
               <w:rPr>
-                <w:rFonts w:ascii="Calibri" w:hAnsi="Calibri"/>
+                <w:rFonts w:ascii="Verdana" w:hAnsi="Verdana"/>
                 <w:b/>
                 <w:color w:val="FFFFFF"/>
                 <w:sz w:val="20"/>
@@ -2008,7 +2008,7 @@
             </w:pPr>
             <w:r>
               <w:rPr>
-                <w:rFonts w:ascii="Calibri" w:hAnsi="Calibri"/>
+                <w:rFonts w:ascii="Verdana" w:hAnsi="Verdana"/>
                 <w:b/>
                 <w:color w:val="FFFFFF"/>
                 <w:sz w:val="20"/>
@@ -2034,7 +2034,7 @@
             </w:pPr>
             <w:r>
               <w:rPr>
-                <w:rFonts w:ascii="Calibri" w:hAnsi="Calibri"/>
+                <w:rFonts w:ascii="Verdana" w:hAnsi="Verdana"/>
                 <w:b/>
                 <w:color w:val="FFFFFF"/>
                 <w:sz w:val="20"/>
@@ -2061,7 +2061,7 @@
             </w:pPr>
             <w:r>
               <w:rPr>
-                <w:rFonts w:ascii="Calibri" w:hAnsi="Calibri"/>
+                <w:rFonts w:ascii="Verdana" w:hAnsi="Verdana"/>
                 <w:b/>
                 <w:sz w:val="20"/>
               </w:rPr>
@@ -2082,7 +2082,7 @@
           <w:p>
             <w:r>
               <w:rPr>
-                <w:rFonts w:ascii="Calibri" w:hAnsi="Calibri"/>
+                <w:rFonts w:ascii="Verdana" w:hAnsi="Verdana"/>
                 <w:color w:val="1A1F2C"/>
                 <w:sz w:val="20"/>
               </w:rPr>
@@ -2106,7 +2106,7 @@
             </w:pPr>
             <w:r>
               <w:rPr>
-                <w:rFonts w:ascii="Calibri" w:hAnsi="Calibri"/>
+                <w:rFonts w:ascii="Verdana" w:hAnsi="Verdana"/>
                 <w:sz w:val="28"/>
               </w:rPr>
               <w:t>☐</w:t>
@@ -2129,7 +2129,7 @@
             </w:pPr>
             <w:r>
               <w:rPr>
-                <w:rFonts w:ascii="Calibri" w:hAnsi="Calibri"/>
+                <w:rFonts w:ascii="Verdana" w:hAnsi="Verdana"/>
                 <w:sz w:val="28"/>
               </w:rPr>
               <w:t>☐</w:t>
@@ -2152,7 +2152,7 @@
             </w:pPr>
             <w:r>
               <w:rPr>
-                <w:rFonts w:ascii="Calibri" w:hAnsi="Calibri"/>
+                <w:rFonts w:ascii="Verdana" w:hAnsi="Verdana"/>
                 <w:sz w:val="28"/>
               </w:rPr>
               <w:t>☐</w:t>
@@ -2177,7 +2177,7 @@
             </w:pPr>
             <w:r>
               <w:rPr>
-                <w:rFonts w:ascii="Calibri" w:hAnsi="Calibri"/>
+                <w:rFonts w:ascii="Verdana" w:hAnsi="Verdana"/>
                 <w:b/>
                 <w:sz w:val="20"/>
               </w:rPr>
@@ -2198,7 +2198,7 @@
           <w:p>
             <w:r>
               <w:rPr>
-                <w:rFonts w:ascii="Calibri" w:hAnsi="Calibri"/>
+                <w:rFonts w:ascii="Verdana" w:hAnsi="Verdana"/>
                 <w:color w:val="1A1F2C"/>
                 <w:sz w:val="20"/>
               </w:rPr>
@@ -2222,7 +2222,7 @@
             </w:pPr>
             <w:r>
               <w:rPr>
-                <w:rFonts w:ascii="Calibri" w:hAnsi="Calibri"/>
+                <w:rFonts w:ascii="Verdana" w:hAnsi="Verdana"/>
                 <w:sz w:val="28"/>
               </w:rPr>
               <w:t>☐</w:t>
@@ -2245,7 +2245,7 @@
             </w:pPr>
             <w:r>
               <w:rPr>
-                <w:rFonts w:ascii="Calibri" w:hAnsi="Calibri"/>
+                <w:rFonts w:ascii="Verdana" w:hAnsi="Verdana"/>
                 <w:sz w:val="28"/>
               </w:rPr>
               <w:t>☐</w:t>
@@ -2268,7 +2268,7 @@
             </w:pPr>
             <w:r>
               <w:rPr>
-                <w:rFonts w:ascii="Calibri" w:hAnsi="Calibri"/>
+                <w:rFonts w:ascii="Verdana" w:hAnsi="Verdana"/>
                 <w:sz w:val="28"/>
               </w:rPr>
               <w:t>☐</w:t>
@@ -2293,7 +2293,7 @@
             </w:pPr>
             <w:r>
               <w:rPr>
-                <w:rFonts w:ascii="Calibri" w:hAnsi="Calibri"/>
+                <w:rFonts w:ascii="Verdana" w:hAnsi="Verdana"/>
                 <w:b/>
                 <w:sz w:val="20"/>
               </w:rPr>
@@ -2314,7 +2314,7 @@
           <w:p>
             <w:r>
               <w:rPr>
-                <w:rFonts w:ascii="Calibri" w:hAnsi="Calibri"/>
+                <w:rFonts w:ascii="Verdana" w:hAnsi="Verdana"/>
                 <w:color w:val="1A1F2C"/>
                 <w:sz w:val="20"/>
               </w:rPr>
@@ -2338,7 +2338,7 @@
             </w:pPr>
             <w:r>
               <w:rPr>
-                <w:rFonts w:ascii="Calibri" w:hAnsi="Calibri"/>
+                <w:rFonts w:ascii="Verdana" w:hAnsi="Verdana"/>
                 <w:sz w:val="28"/>
               </w:rPr>
               <w:t>☐</w:t>
@@ -2361,7 +2361,7 @@
             </w:pPr>
             <w:r>
               <w:rPr>
-                <w:rFonts w:ascii="Calibri" w:hAnsi="Calibri"/>
+                <w:rFonts w:ascii="Verdana" w:hAnsi="Verdana"/>
                 <w:sz w:val="28"/>
               </w:rPr>
               <w:t>☐</w:t>
@@ -2384,7 +2384,7 @@
             </w:pPr>
             <w:r>
               <w:rPr>
-                <w:rFonts w:ascii="Calibri" w:hAnsi="Calibri"/>
+                <w:rFonts w:ascii="Verdana" w:hAnsi="Verdana"/>
                 <w:sz w:val="28"/>
               </w:rPr>
               <w:t>☐</w:t>
@@ -2409,7 +2409,7 @@
             </w:pPr>
             <w:r>
               <w:rPr>
-                <w:rFonts w:ascii="Calibri" w:hAnsi="Calibri"/>
+                <w:rFonts w:ascii="Verdana" w:hAnsi="Verdana"/>
                 <w:b/>
                 <w:sz w:val="20"/>
               </w:rPr>
@@ -2430,7 +2430,7 @@
           <w:p>
             <w:r>
               <w:rPr>
-                <w:rFonts w:ascii="Calibri" w:hAnsi="Calibri"/>
+                <w:rFonts w:ascii="Verdana" w:hAnsi="Verdana"/>
                 <w:color w:val="1A1F2C"/>
                 <w:sz w:val="20"/>
               </w:rPr>
@@ -2454,7 +2454,7 @@
             </w:pPr>
             <w:r>
               <w:rPr>
-                <w:rFonts w:ascii="Calibri" w:hAnsi="Calibri"/>
+                <w:rFonts w:ascii="Verdana" w:hAnsi="Verdana"/>
                 <w:sz w:val="28"/>
               </w:rPr>
               <w:t>☐</w:t>
@@ -2477,7 +2477,7 @@
             </w:pPr>
             <w:r>
               <w:rPr>
-                <w:rFonts w:ascii="Calibri" w:hAnsi="Calibri"/>
+                <w:rFonts w:ascii="Verdana" w:hAnsi="Verdana"/>
                 <w:sz w:val="28"/>
               </w:rPr>
               <w:t>☐</w:t>
@@ -2500,7 +2500,7 @@
             </w:pPr>
             <w:r>
               <w:rPr>
-                <w:rFonts w:ascii="Calibri" w:hAnsi="Calibri"/>
+                <w:rFonts w:ascii="Verdana" w:hAnsi="Verdana"/>
                 <w:sz w:val="28"/>
               </w:rPr>
               <w:t>☐</w:t>
@@ -2525,7 +2525,7 @@
             </w:pPr>
             <w:r>
               <w:rPr>
-                <w:rFonts w:ascii="Calibri" w:hAnsi="Calibri"/>
+                <w:rFonts w:ascii="Verdana" w:hAnsi="Verdana"/>
                 <w:b/>
                 <w:sz w:val="20"/>
               </w:rPr>
@@ -2546,7 +2546,7 @@
           <w:p>
             <w:r>
               <w:rPr>
-                <w:rFonts w:ascii="Calibri" w:hAnsi="Calibri"/>
+                <w:rFonts w:ascii="Verdana" w:hAnsi="Verdana"/>
                 <w:color w:val="1A1F2C"/>
                 <w:sz w:val="20"/>
               </w:rPr>
@@ -2570,7 +2570,7 @@
             </w:pPr>
             <w:r>
               <w:rPr>
-                <w:rFonts w:ascii="Calibri" w:hAnsi="Calibri"/>
+                <w:rFonts w:ascii="Verdana" w:hAnsi="Verdana"/>
                 <w:sz w:val="28"/>
               </w:rPr>
               <w:t>☐</w:t>
@@ -2593,7 +2593,7 @@
             </w:pPr>
             <w:r>
               <w:rPr>
-                <w:rFonts w:ascii="Calibri" w:hAnsi="Calibri"/>
+                <w:rFonts w:ascii="Verdana" w:hAnsi="Verdana"/>
                 <w:sz w:val="28"/>
               </w:rPr>
               <w:t>☐</w:t>
@@ -2616,7 +2616,7 @@
             </w:pPr>
             <w:r>
               <w:rPr>
-                <w:rFonts w:ascii="Calibri" w:hAnsi="Calibri"/>
+                <w:rFonts w:ascii="Verdana" w:hAnsi="Verdana"/>
                 <w:sz w:val="28"/>
               </w:rPr>
               <w:t>☐</w:t>
@@ -2641,7 +2641,7 @@
             </w:pPr>
             <w:r>
               <w:rPr>
-                <w:rFonts w:ascii="Calibri" w:hAnsi="Calibri"/>
+                <w:rFonts w:ascii="Verdana" w:hAnsi="Verdana"/>
                 <w:b/>
                 <w:sz w:val="20"/>
               </w:rPr>
@@ -2662,7 +2662,7 @@
           <w:p>
             <w:r>
               <w:rPr>
-                <w:rFonts w:ascii="Calibri" w:hAnsi="Calibri"/>
+                <w:rFonts w:ascii="Verdana" w:hAnsi="Verdana"/>
                 <w:color w:val="1A1F2C"/>
                 <w:sz w:val="20"/>
               </w:rPr>
@@ -2686,7 +2686,7 @@
             </w:pPr>
             <w:r>
               <w:rPr>
-                <w:rFonts w:ascii="Calibri" w:hAnsi="Calibri"/>
+                <w:rFonts w:ascii="Verdana" w:hAnsi="Verdana"/>
                 <w:sz w:val="28"/>
               </w:rPr>
               <w:t>☐</w:t>
@@ -2709,7 +2709,7 @@
             </w:pPr>
             <w:r>
               <w:rPr>
-                <w:rFonts w:ascii="Calibri" w:hAnsi="Calibri"/>
+                <w:rFonts w:ascii="Verdana" w:hAnsi="Verdana"/>
                 <w:sz w:val="28"/>
               </w:rPr>
               <w:t>☐</w:t>
@@ -2732,7 +2732,7 @@
             </w:pPr>
             <w:r>
               <w:rPr>
-                <w:rFonts w:ascii="Calibri" w:hAnsi="Calibri"/>
+                <w:rFonts w:ascii="Verdana" w:hAnsi="Verdana"/>
                 <w:sz w:val="28"/>
               </w:rPr>
               <w:t>☐</w:t>
@@ -2757,7 +2757,7 @@
             </w:pPr>
             <w:r>
               <w:rPr>
-                <w:rFonts w:ascii="Calibri" w:hAnsi="Calibri"/>
+                <w:rFonts w:ascii="Verdana" w:hAnsi="Verdana"/>
                 <w:b/>
                 <w:sz w:val="20"/>
               </w:rPr>
@@ -2778,7 +2778,7 @@
           <w:p>
             <w:r>
               <w:rPr>
-                <w:rFonts w:ascii="Calibri" w:hAnsi="Calibri"/>
+                <w:rFonts w:ascii="Verdana" w:hAnsi="Verdana"/>
                 <w:color w:val="1A1F2C"/>
                 <w:sz w:val="20"/>
               </w:rPr>
@@ -2802,7 +2802,7 @@
             </w:pPr>
             <w:r>
               <w:rPr>
-                <w:rFonts w:ascii="Calibri" w:hAnsi="Calibri"/>
+                <w:rFonts w:ascii="Verdana" w:hAnsi="Verdana"/>
                 <w:sz w:val="28"/>
               </w:rPr>
               <w:t>☐</w:t>
@@ -2825,7 +2825,7 @@
             </w:pPr>
             <w:r>
               <w:rPr>
-                <w:rFonts w:ascii="Calibri" w:hAnsi="Calibri"/>
+                <w:rFonts w:ascii="Verdana" w:hAnsi="Verdana"/>
                 <w:sz w:val="28"/>
               </w:rPr>
               <w:t>☐</w:t>
@@ -2848,7 +2848,7 @@
             </w:pPr>
             <w:r>
               <w:rPr>
-                <w:rFonts w:ascii="Calibri" w:hAnsi="Calibri"/>
+                <w:rFonts w:ascii="Verdana" w:hAnsi="Verdana"/>
                 <w:sz w:val="28"/>
               </w:rPr>
               <w:t>☐</w:t>
@@ -2873,7 +2873,7 @@
             </w:pPr>
             <w:r>
               <w:rPr>
-                <w:rFonts w:ascii="Calibri" w:hAnsi="Calibri"/>
+                <w:rFonts w:ascii="Verdana" w:hAnsi="Verdana"/>
                 <w:b/>
                 <w:sz w:val="20"/>
               </w:rPr>
@@ -2894,7 +2894,7 @@
           <w:p>
             <w:r>
               <w:rPr>
-                <w:rFonts w:ascii="Calibri" w:hAnsi="Calibri"/>
+                <w:rFonts w:ascii="Verdana" w:hAnsi="Verdana"/>
                 <w:color w:val="1A1F2C"/>
                 <w:sz w:val="20"/>
               </w:rPr>
@@ -2918,7 +2918,7 @@
             </w:pPr>
             <w:r>
               <w:rPr>
-                <w:rFonts w:ascii="Calibri" w:hAnsi="Calibri"/>
+                <w:rFonts w:ascii="Verdana" w:hAnsi="Verdana"/>
                 <w:sz w:val="28"/>
               </w:rPr>
               <w:t>☐</w:t>
@@ -2941,7 +2941,7 @@
             </w:pPr>
             <w:r>
               <w:rPr>
-                <w:rFonts w:ascii="Calibri" w:hAnsi="Calibri"/>
+                <w:rFonts w:ascii="Verdana" w:hAnsi="Verdana"/>
                 <w:sz w:val="28"/>
               </w:rPr>
               <w:t>☐</w:t>
@@ -2964,7 +2964,7 @@
             </w:pPr>
             <w:r>
               <w:rPr>
-                <w:rFonts w:ascii="Calibri" w:hAnsi="Calibri"/>
+                <w:rFonts w:ascii="Verdana" w:hAnsi="Verdana"/>
                 <w:sz w:val="28"/>
               </w:rPr>
               <w:t>☐</w:t>
@@ -2989,7 +2989,7 @@
             </w:pPr>
             <w:r>
               <w:rPr>
-                <w:rFonts w:ascii="Calibri" w:hAnsi="Calibri"/>
+                <w:rFonts w:ascii="Verdana" w:hAnsi="Verdana"/>
                 <w:b/>
                 <w:sz w:val="20"/>
               </w:rPr>
@@ -3010,7 +3010,7 @@
           <w:p>
             <w:r>
               <w:rPr>
-                <w:rFonts w:ascii="Calibri" w:hAnsi="Calibri"/>
+                <w:rFonts w:ascii="Verdana" w:hAnsi="Verdana"/>
                 <w:color w:val="1A1F2C"/>
                 <w:sz w:val="20"/>
               </w:rPr>
@@ -3034,7 +3034,7 @@
             </w:pPr>
             <w:r>
               <w:rPr>
-                <w:rFonts w:ascii="Calibri" w:hAnsi="Calibri"/>
+                <w:rFonts w:ascii="Verdana" w:hAnsi="Verdana"/>
                 <w:sz w:val="28"/>
               </w:rPr>
               <w:t>☐</w:t>
@@ -3057,7 +3057,7 @@
             </w:pPr>
             <w:r>
               <w:rPr>
-                <w:rFonts w:ascii="Calibri" w:hAnsi="Calibri"/>
+                <w:rFonts w:ascii="Verdana" w:hAnsi="Verdana"/>
                 <w:sz w:val="28"/>
               </w:rPr>
               <w:t>☐</w:t>
@@ -3080,7 +3080,7 @@
             </w:pPr>
             <w:r>
               <w:rPr>
-                <w:rFonts w:ascii="Calibri" w:hAnsi="Calibri"/>
+                <w:rFonts w:ascii="Verdana" w:hAnsi="Verdana"/>
                 <w:sz w:val="28"/>
               </w:rPr>
               <w:t>☐</w:t>
@@ -3105,7 +3105,7 @@
             </w:pPr>
             <w:r>
               <w:rPr>
-                <w:rFonts w:ascii="Calibri" w:hAnsi="Calibri"/>
+                <w:rFonts w:ascii="Verdana" w:hAnsi="Verdana"/>
                 <w:b/>
                 <w:sz w:val="20"/>
               </w:rPr>
@@ -3126,7 +3126,7 @@
           <w:p>
             <w:r>
               <w:rPr>
-                <w:rFonts w:ascii="Calibri" w:hAnsi="Calibri"/>
+                <w:rFonts w:ascii="Verdana" w:hAnsi="Verdana"/>
                 <w:color w:val="1A1F2C"/>
                 <w:sz w:val="20"/>
               </w:rPr>
@@ -3150,7 +3150,7 @@
             </w:pPr>
             <w:r>
               <w:rPr>
-                <w:rFonts w:ascii="Calibri" w:hAnsi="Calibri"/>
+                <w:rFonts w:ascii="Verdana" w:hAnsi="Verdana"/>
                 <w:sz w:val="28"/>
               </w:rPr>
               <w:t>☐</w:t>
@@ -3173,7 +3173,7 @@
             </w:pPr>
             <w:r>
               <w:rPr>
-                <w:rFonts w:ascii="Calibri" w:hAnsi="Calibri"/>
+                <w:rFonts w:ascii="Verdana" w:hAnsi="Verdana"/>
                 <w:sz w:val="28"/>
               </w:rPr>
               <w:t>☐</w:t>
@@ -3196,7 +3196,7 @@
             </w:pPr>
             <w:r>
               <w:rPr>
-                <w:rFonts w:ascii="Calibri" w:hAnsi="Calibri"/>
+                <w:rFonts w:ascii="Verdana" w:hAnsi="Verdana"/>
                 <w:sz w:val="28"/>
               </w:rPr>
               <w:t>☐</w:t>
@@ -3221,7 +3221,7 @@
             </w:pPr>
             <w:r>
               <w:rPr>
-                <w:rFonts w:ascii="Calibri" w:hAnsi="Calibri"/>
+                <w:rFonts w:ascii="Verdana" w:hAnsi="Verdana"/>
                 <w:b/>
                 <w:sz w:val="20"/>
               </w:rPr>
@@ -3242,7 +3242,7 @@
           <w:p>
             <w:r>
               <w:rPr>
-                <w:rFonts w:ascii="Calibri" w:hAnsi="Calibri"/>
+                <w:rFonts w:ascii="Verdana" w:hAnsi="Verdana"/>
                 <w:color w:val="1A1F2C"/>
                 <w:sz w:val="20"/>
               </w:rPr>
@@ -3266,7 +3266,7 @@
             </w:pPr>
             <w:r>
               <w:rPr>
-                <w:rFonts w:ascii="Calibri" w:hAnsi="Calibri"/>
+                <w:rFonts w:ascii="Verdana" w:hAnsi="Verdana"/>
                 <w:sz w:val="28"/>
               </w:rPr>
               <w:t>☐</w:t>
@@ -3289,7 +3289,7 @@
             </w:pPr>
             <w:r>
               <w:rPr>
-                <w:rFonts w:ascii="Calibri" w:hAnsi="Calibri"/>
+                <w:rFonts w:ascii="Verdana" w:hAnsi="Verdana"/>
                 <w:sz w:val="28"/>
               </w:rPr>
               <w:t>☐</w:t>
@@ -3312,7 +3312,7 @@
             </w:pPr>
             <w:r>
               <w:rPr>
-                <w:rFonts w:ascii="Calibri" w:hAnsi="Calibri"/>
+                <w:rFonts w:ascii="Verdana" w:hAnsi="Verdana"/>
                 <w:sz w:val="28"/>
               </w:rPr>
               <w:t>☐</w:t>
@@ -3337,7 +3337,7 @@
             </w:pPr>
             <w:r>
               <w:rPr>
-                <w:rFonts w:ascii="Calibri" w:hAnsi="Calibri"/>
+                <w:rFonts w:ascii="Verdana" w:hAnsi="Verdana"/>
                 <w:b/>
                 <w:sz w:val="20"/>
               </w:rPr>
@@ -3358,7 +3358,7 @@
           <w:p>
             <w:r>
               <w:rPr>
-                <w:rFonts w:ascii="Calibri" w:hAnsi="Calibri"/>
+                <w:rFonts w:ascii="Verdana" w:hAnsi="Verdana"/>
                 <w:color w:val="1A1F2C"/>
                 <w:sz w:val="20"/>
               </w:rPr>
@@ -3382,7 +3382,7 @@
             </w:pPr>
             <w:r>
               <w:rPr>
-                <w:rFonts w:ascii="Calibri" w:hAnsi="Calibri"/>
+                <w:rFonts w:ascii="Verdana" w:hAnsi="Verdana"/>
                 <w:sz w:val="28"/>
               </w:rPr>
               <w:t>☐</w:t>
@@ -3405,7 +3405,7 @@
             </w:pPr>
             <w:r>
               <w:rPr>
-                <w:rFonts w:ascii="Calibri" w:hAnsi="Calibri"/>
+                <w:rFonts w:ascii="Verdana" w:hAnsi="Verdana"/>
                 <w:sz w:val="28"/>
               </w:rPr>
               <w:t>☐</w:t>
@@ -3428,7 +3428,7 @@
             </w:pPr>
             <w:r>
               <w:rPr>
-                <w:rFonts w:ascii="Calibri" w:hAnsi="Calibri"/>
+                <w:rFonts w:ascii="Verdana" w:hAnsi="Verdana"/>
                 <w:sz w:val="28"/>
               </w:rPr>
               <w:t>☐</w:t>
@@ -3453,7 +3453,7 @@
             </w:pPr>
             <w:r>
               <w:rPr>
-                <w:rFonts w:ascii="Calibri" w:hAnsi="Calibri"/>
+                <w:rFonts w:ascii="Verdana" w:hAnsi="Verdana"/>
                 <w:b/>
                 <w:sz w:val="20"/>
               </w:rPr>
@@ -3474,7 +3474,7 @@
           <w:p>
             <w:r>
               <w:rPr>
-                <w:rFonts w:ascii="Calibri" w:hAnsi="Calibri"/>
+                <w:rFonts w:ascii="Verdana" w:hAnsi="Verdana"/>
                 <w:color w:val="1A1F2C"/>
                 <w:sz w:val="20"/>
               </w:rPr>
@@ -3498,7 +3498,7 @@
             </w:pPr>
             <w:r>
               <w:rPr>
-                <w:rFonts w:ascii="Calibri" w:hAnsi="Calibri"/>
+                <w:rFonts w:ascii="Verdana" w:hAnsi="Verdana"/>
                 <w:sz w:val="28"/>
               </w:rPr>
               <w:t>☐</w:t>
@@ -3521,7 +3521,7 @@
             </w:pPr>
             <w:r>
               <w:rPr>
-                <w:rFonts w:ascii="Calibri" w:hAnsi="Calibri"/>
+                <w:rFonts w:ascii="Verdana" w:hAnsi="Verdana"/>
                 <w:sz w:val="28"/>
               </w:rPr>
               <w:t>☐</w:t>
@@ -3544,7 +3544,7 @@
             </w:pPr>
             <w:r>
               <w:rPr>
-                <w:rFonts w:ascii="Calibri" w:hAnsi="Calibri"/>
+                <w:rFonts w:ascii="Verdana" w:hAnsi="Verdana"/>
                 <w:sz w:val="28"/>
               </w:rPr>
               <w:t>☐</w:t>
@@ -3569,7 +3569,7 @@
             </w:pPr>
             <w:r>
               <w:rPr>
-                <w:rFonts w:ascii="Calibri" w:hAnsi="Calibri"/>
+                <w:rFonts w:ascii="Verdana" w:hAnsi="Verdana"/>
                 <w:b/>
                 <w:sz w:val="20"/>
               </w:rPr>
@@ -3590,7 +3590,7 @@
           <w:p>
             <w:r>
               <w:rPr>
-                <w:rFonts w:ascii="Calibri" w:hAnsi="Calibri"/>
+                <w:rFonts w:ascii="Verdana" w:hAnsi="Verdana"/>
                 <w:color w:val="1A1F2C"/>
                 <w:sz w:val="20"/>
               </w:rPr>
@@ -3614,7 +3614,7 @@
             </w:pPr>
             <w:r>
               <w:rPr>
-                <w:rFonts w:ascii="Calibri" w:hAnsi="Calibri"/>
+                <w:rFonts w:ascii="Verdana" w:hAnsi="Verdana"/>
                 <w:sz w:val="28"/>
               </w:rPr>
               <w:t>☐</w:t>
@@ -3637,7 +3637,7 @@
             </w:pPr>
             <w:r>
               <w:rPr>
-                <w:rFonts w:ascii="Calibri" w:hAnsi="Calibri"/>
+                <w:rFonts w:ascii="Verdana" w:hAnsi="Verdana"/>
                 <w:sz w:val="28"/>
               </w:rPr>
               <w:t>☐</w:t>
@@ -3660,7 +3660,7 @@
             </w:pPr>
             <w:r>
               <w:rPr>
-                <w:rFonts w:ascii="Calibri" w:hAnsi="Calibri"/>
+                <w:rFonts w:ascii="Verdana" w:hAnsi="Verdana"/>
                 <w:sz w:val="28"/>
               </w:rPr>
               <w:t>☐</w:t>
@@ -3685,7 +3685,7 @@
             </w:pPr>
             <w:r>
               <w:rPr>
-                <w:rFonts w:ascii="Calibri" w:hAnsi="Calibri"/>
+                <w:rFonts w:ascii="Verdana" w:hAnsi="Verdana"/>
                 <w:b/>
                 <w:sz w:val="20"/>
               </w:rPr>
@@ -3706,7 +3706,7 @@
           <w:p>
             <w:r>
               <w:rPr>
-                <w:rFonts w:ascii="Calibri" w:hAnsi="Calibri"/>
+                <w:rFonts w:ascii="Verdana" w:hAnsi="Verdana"/>
                 <w:color w:val="1A1F2C"/>
                 <w:sz w:val="20"/>
               </w:rPr>
@@ -3730,7 +3730,7 @@
             </w:pPr>
             <w:r>
               <w:rPr>
-                <w:rFonts w:ascii="Calibri" w:hAnsi="Calibri"/>
+                <w:rFonts w:ascii="Verdana" w:hAnsi="Verdana"/>
                 <w:sz w:val="28"/>
               </w:rPr>
               <w:t>☐</w:t>
@@ -3753,7 +3753,7 @@
             </w:pPr>
             <w:r>
               <w:rPr>
-                <w:rFonts w:ascii="Calibri" w:hAnsi="Calibri"/>
+                <w:rFonts w:ascii="Verdana" w:hAnsi="Verdana"/>
                 <w:sz w:val="28"/>
               </w:rPr>
               <w:t>☐</w:t>
@@ -3776,7 +3776,7 @@
             </w:pPr>
             <w:r>
               <w:rPr>
-                <w:rFonts w:ascii="Calibri" w:hAnsi="Calibri"/>
+                <w:rFonts w:ascii="Verdana" w:hAnsi="Verdana"/>
                 <w:sz w:val="28"/>
               </w:rPr>
               <w:t>☐</w:t>
@@ -3801,7 +3801,7 @@
             </w:pPr>
             <w:r>
               <w:rPr>
-                <w:rFonts w:ascii="Calibri" w:hAnsi="Calibri"/>
+                <w:rFonts w:ascii="Verdana" w:hAnsi="Verdana"/>
                 <w:b/>
                 <w:sz w:val="20"/>
               </w:rPr>
@@ -3822,7 +3822,7 @@
           <w:p>
             <w:r>
               <w:rPr>
-                <w:rFonts w:ascii="Calibri" w:hAnsi="Calibri"/>
+                <w:rFonts w:ascii="Verdana" w:hAnsi="Verdana"/>
                 <w:color w:val="1A1F2C"/>
                 <w:sz w:val="20"/>
               </w:rPr>
@@ -3846,7 +3846,7 @@
             </w:pPr>
             <w:r>
               <w:rPr>
-                <w:rFonts w:ascii="Calibri" w:hAnsi="Calibri"/>
+                <w:rFonts w:ascii="Verdana" w:hAnsi="Verdana"/>
                 <w:sz w:val="28"/>
               </w:rPr>
               <w:t>☐</w:t>
@@ -3869,7 +3869,7 @@
             </w:pPr>
             <w:r>
               <w:rPr>
-                <w:rFonts w:ascii="Calibri" w:hAnsi="Calibri"/>
+                <w:rFonts w:ascii="Verdana" w:hAnsi="Verdana"/>
                 <w:sz w:val="28"/>
               </w:rPr>
               <w:t>☐</w:t>
@@ -3892,7 +3892,7 @@
             </w:pPr>
             <w:r>
               <w:rPr>
-                <w:rFonts w:ascii="Calibri" w:hAnsi="Calibri"/>
+                <w:rFonts w:ascii="Verdana" w:hAnsi="Verdana"/>
                 <w:sz w:val="28"/>
               </w:rPr>
               <w:t>☐</w:t>
@@ -3917,7 +3917,7 @@
             </w:pPr>
             <w:r>
               <w:rPr>
-                <w:rFonts w:ascii="Calibri" w:hAnsi="Calibri"/>
+                <w:rFonts w:ascii="Verdana" w:hAnsi="Verdana"/>
                 <w:b/>
                 <w:sz w:val="20"/>
               </w:rPr>
@@ -3938,7 +3938,7 @@
           <w:p>
             <w:r>
               <w:rPr>
-                <w:rFonts w:ascii="Calibri" w:hAnsi="Calibri"/>
+                <w:rFonts w:ascii="Verdana" w:hAnsi="Verdana"/>
                 <w:color w:val="1A1F2C"/>
                 <w:sz w:val="20"/>
               </w:rPr>
@@ -3962,7 +3962,7 @@
             </w:pPr>
             <w:r>
               <w:rPr>
-                <w:rFonts w:ascii="Calibri" w:hAnsi="Calibri"/>
+                <w:rFonts w:ascii="Verdana" w:hAnsi="Verdana"/>
                 <w:sz w:val="28"/>
               </w:rPr>
               <w:t>☐</w:t>
@@ -3985,7 +3985,7 @@
             </w:pPr>
             <w:r>
               <w:rPr>
-                <w:rFonts w:ascii="Calibri" w:hAnsi="Calibri"/>
+                <w:rFonts w:ascii="Verdana" w:hAnsi="Verdana"/>
                 <w:sz w:val="28"/>
               </w:rPr>
               <w:t>☐</w:t>
@@ -4008,7 +4008,7 @@
             </w:pPr>
             <w:r>
               <w:rPr>
-                <w:rFonts w:ascii="Calibri" w:hAnsi="Calibri"/>
+                <w:rFonts w:ascii="Verdana" w:hAnsi="Verdana"/>
                 <w:sz w:val="28"/>
               </w:rPr>
               <w:t>☐</w:t>
@@ -4033,7 +4033,7 @@
             </w:pPr>
             <w:r>
               <w:rPr>
-                <w:rFonts w:ascii="Calibri" w:hAnsi="Calibri"/>
+                <w:rFonts w:ascii="Verdana" w:hAnsi="Verdana"/>
                 <w:b/>
                 <w:sz w:val="20"/>
               </w:rPr>
@@ -4054,7 +4054,7 @@
           <w:p>
             <w:r>
               <w:rPr>
-                <w:rFonts w:ascii="Calibri" w:hAnsi="Calibri"/>
+                <w:rFonts w:ascii="Verdana" w:hAnsi="Verdana"/>
                 <w:color w:val="1A1F2C"/>
                 <w:sz w:val="20"/>
               </w:rPr>
@@ -4078,7 +4078,7 @@
             </w:pPr>
             <w:r>
               <w:rPr>
-                <w:rFonts w:ascii="Calibri" w:hAnsi="Calibri"/>
+                <w:rFonts w:ascii="Verdana" w:hAnsi="Verdana"/>
                 <w:sz w:val="28"/>
               </w:rPr>
               <w:t>☐</w:t>
@@ -4101,7 +4101,7 @@
             </w:pPr>
             <w:r>
               <w:rPr>
-                <w:rFonts w:ascii="Calibri" w:hAnsi="Calibri"/>
+                <w:rFonts w:ascii="Verdana" w:hAnsi="Verdana"/>
                 <w:sz w:val="28"/>
               </w:rPr>
               <w:t>☐</w:t>
@@ -4124,7 +4124,7 @@
             </w:pPr>
             <w:r>
               <w:rPr>
-                <w:rFonts w:ascii="Calibri" w:hAnsi="Calibri"/>
+                <w:rFonts w:ascii="Verdana" w:hAnsi="Verdana"/>
                 <w:sz w:val="28"/>
               </w:rPr>
               <w:t>☐</w:t>
@@ -4149,7 +4149,7 @@
             </w:pPr>
             <w:r>
               <w:rPr>
-                <w:rFonts w:ascii="Calibri" w:hAnsi="Calibri"/>
+                <w:rFonts w:ascii="Verdana" w:hAnsi="Verdana"/>
                 <w:b/>
                 <w:sz w:val="20"/>
               </w:rPr>
@@ -4170,7 +4170,7 @@
           <w:p>
             <w:r>
               <w:rPr>
-                <w:rFonts w:ascii="Calibri" w:hAnsi="Calibri"/>
+                <w:rFonts w:ascii="Verdana" w:hAnsi="Verdana"/>
                 <w:color w:val="1A1F2C"/>
                 <w:sz w:val="20"/>
               </w:rPr>
@@ -4194,7 +4194,7 @@
             </w:pPr>
             <w:r>
               <w:rPr>
-                <w:rFonts w:ascii="Calibri" w:hAnsi="Calibri"/>
+                <w:rFonts w:ascii="Verdana" w:hAnsi="Verdana"/>
                 <w:sz w:val="28"/>
               </w:rPr>
               <w:t>☐</w:t>
@@ -4217,7 +4217,7 @@
             </w:pPr>
             <w:r>
               <w:rPr>
-                <w:rFonts w:ascii="Calibri" w:hAnsi="Calibri"/>
+                <w:rFonts w:ascii="Verdana" w:hAnsi="Verdana"/>
                 <w:sz w:val="28"/>
               </w:rPr>
               <w:t>☐</w:t>
@@ -4240,7 +4240,7 @@
             </w:pPr>
             <w:r>
               <w:rPr>
-                <w:rFonts w:ascii="Calibri" w:hAnsi="Calibri"/>
+                <w:rFonts w:ascii="Verdana" w:hAnsi="Verdana"/>
                 <w:sz w:val="28"/>
               </w:rPr>
               <w:t>☐</w:t>
@@ -4265,7 +4265,7 @@
             </w:pPr>
             <w:r>
               <w:rPr>
-                <w:rFonts w:ascii="Calibri" w:hAnsi="Calibri"/>
+                <w:rFonts w:ascii="Verdana" w:hAnsi="Verdana"/>
                 <w:b/>
                 <w:sz w:val="20"/>
               </w:rPr>
@@ -4286,7 +4286,7 @@
           <w:p>
             <w:r>
               <w:rPr>
-                <w:rFonts w:ascii="Calibri" w:hAnsi="Calibri"/>
+                <w:rFonts w:ascii="Verdana" w:hAnsi="Verdana"/>
                 <w:color w:val="1A1F2C"/>
                 <w:sz w:val="20"/>
               </w:rPr>
@@ -4310,7 +4310,7 @@
             </w:pPr>
             <w:r>
               <w:rPr>
-                <w:rFonts w:ascii="Calibri" w:hAnsi="Calibri"/>
+                <w:rFonts w:ascii="Verdana" w:hAnsi="Verdana"/>
                 <w:sz w:val="28"/>
               </w:rPr>
               <w:t>☐</w:t>
@@ -4333,7 +4333,7 @@
             </w:pPr>
             <w:r>
               <w:rPr>
-                <w:rFonts w:ascii="Calibri" w:hAnsi="Calibri"/>
+                <w:rFonts w:ascii="Verdana" w:hAnsi="Verdana"/>
                 <w:sz w:val="28"/>
               </w:rPr>
               <w:t>☐</w:t>
@@ -4356,7 +4356,7 @@
             </w:pPr>
             <w:r>
               <w:rPr>
-                <w:rFonts w:ascii="Calibri" w:hAnsi="Calibri"/>
+                <w:rFonts w:ascii="Verdana" w:hAnsi="Verdana"/>
                 <w:sz w:val="28"/>
               </w:rPr>
               <w:t>☐</w:t>
@@ -4381,7 +4381,7 @@
             </w:pPr>
             <w:r>
               <w:rPr>
-                <w:rFonts w:ascii="Calibri" w:hAnsi="Calibri"/>
+                <w:rFonts w:ascii="Verdana" w:hAnsi="Verdana"/>
                 <w:b/>
                 <w:sz w:val="20"/>
               </w:rPr>
@@ -4402,7 +4402,7 @@
           <w:p>
             <w:r>
               <w:rPr>
-                <w:rFonts w:ascii="Calibri" w:hAnsi="Calibri"/>
+                <w:rFonts w:ascii="Verdana" w:hAnsi="Verdana"/>
                 <w:color w:val="1A1F2C"/>
                 <w:sz w:val="20"/>
               </w:rPr>
@@ -4426,7 +4426,7 @@
             </w:pPr>
             <w:r>
               <w:rPr>
-                <w:rFonts w:ascii="Calibri" w:hAnsi="Calibri"/>
+                <w:rFonts w:ascii="Verdana" w:hAnsi="Verdana"/>
                 <w:sz w:val="28"/>
               </w:rPr>
               <w:t>☐</w:t>
@@ -4449,7 +4449,7 @@
             </w:pPr>
             <w:r>
               <w:rPr>
-                <w:rFonts w:ascii="Calibri" w:hAnsi="Calibri"/>
+                <w:rFonts w:ascii="Verdana" w:hAnsi="Verdana"/>
                 <w:sz w:val="28"/>
               </w:rPr>
               <w:t>☐</w:t>
@@ -4472,7 +4472,7 @@
             </w:pPr>
             <w:r>
               <w:rPr>
-                <w:rFonts w:ascii="Calibri" w:hAnsi="Calibri"/>
+                <w:rFonts w:ascii="Verdana" w:hAnsi="Verdana"/>
                 <w:sz w:val="28"/>
               </w:rPr>
               <w:t>☐</w:t>
@@ -4497,7 +4497,7 @@
             </w:pPr>
             <w:r>
               <w:rPr>
-                <w:rFonts w:ascii="Calibri" w:hAnsi="Calibri"/>
+                <w:rFonts w:ascii="Verdana" w:hAnsi="Verdana"/>
                 <w:b/>
                 <w:sz w:val="20"/>
               </w:rPr>
@@ -4518,7 +4518,7 @@
           <w:p>
             <w:r>
               <w:rPr>
-                <w:rFonts w:ascii="Calibri" w:hAnsi="Calibri"/>
+                <w:rFonts w:ascii="Verdana" w:hAnsi="Verdana"/>
                 <w:color w:val="1A1F2C"/>
                 <w:sz w:val="20"/>
               </w:rPr>
@@ -4542,7 +4542,7 @@
             </w:pPr>
             <w:r>
               <w:rPr>
-                <w:rFonts w:ascii="Calibri" w:hAnsi="Calibri"/>
+                <w:rFonts w:ascii="Verdana" w:hAnsi="Verdana"/>
                 <w:sz w:val="28"/>
               </w:rPr>
               <w:t>☐</w:t>
@@ -4565,7 +4565,7 @@
             </w:pPr>
             <w:r>
               <w:rPr>
-                <w:rFonts w:ascii="Calibri" w:hAnsi="Calibri"/>
+                <w:rFonts w:ascii="Verdana" w:hAnsi="Verdana"/>
                 <w:sz w:val="28"/>
               </w:rPr>
               <w:t>☐</w:t>
@@ -4588,7 +4588,7 @@
             </w:pPr>
             <w:r>
               <w:rPr>
-                <w:rFonts w:ascii="Calibri" w:hAnsi="Calibri"/>
+                <w:rFonts w:ascii="Verdana" w:hAnsi="Verdana"/>
                 <w:sz w:val="28"/>
               </w:rPr>
               <w:t>☐</w:t>
@@ -4613,7 +4613,7 @@
             </w:pPr>
             <w:r>
               <w:rPr>
-                <w:rFonts w:ascii="Calibri" w:hAnsi="Calibri"/>
+                <w:rFonts w:ascii="Verdana" w:hAnsi="Verdana"/>
                 <w:b/>
                 <w:sz w:val="20"/>
               </w:rPr>
@@ -4634,7 +4634,7 @@
           <w:p>
             <w:r>
               <w:rPr>
-                <w:rFonts w:ascii="Calibri" w:hAnsi="Calibri"/>
+                <w:rFonts w:ascii="Verdana" w:hAnsi="Verdana"/>
                 <w:color w:val="1A1F2C"/>
                 <w:sz w:val="20"/>
               </w:rPr>
@@ -4658,7 +4658,7 @@
             </w:pPr>
             <w:r>
               <w:rPr>
-                <w:rFonts w:ascii="Calibri" w:hAnsi="Calibri"/>
+                <w:rFonts w:ascii="Verdana" w:hAnsi="Verdana"/>
                 <w:sz w:val="28"/>
               </w:rPr>
               <w:t>☐</w:t>
@@ -4681,7 +4681,7 @@
             </w:pPr>
             <w:r>
               <w:rPr>
-                <w:rFonts w:ascii="Calibri" w:hAnsi="Calibri"/>
+                <w:rFonts w:ascii="Verdana" w:hAnsi="Verdana"/>
                 <w:sz w:val="28"/>
               </w:rPr>
               <w:t>☐</w:t>
@@ -4704,7 +4704,7 @@
             </w:pPr>
             <w:r>
               <w:rPr>
-                <w:rFonts w:ascii="Calibri" w:hAnsi="Calibri"/>
+                <w:rFonts w:ascii="Verdana" w:hAnsi="Verdana"/>
                 <w:sz w:val="28"/>
               </w:rPr>
               <w:t>☐</w:t>
@@ -4729,7 +4729,7 @@
             </w:pPr>
             <w:r>
               <w:rPr>
-                <w:rFonts w:ascii="Calibri" w:hAnsi="Calibri"/>
+                <w:rFonts w:ascii="Verdana" w:hAnsi="Verdana"/>
                 <w:b/>
                 <w:sz w:val="20"/>
               </w:rPr>
@@ -4750,7 +4750,7 @@
           <w:p>
             <w:r>
               <w:rPr>
-                <w:rFonts w:ascii="Calibri" w:hAnsi="Calibri"/>
+                <w:rFonts w:ascii="Verdana" w:hAnsi="Verdana"/>
                 <w:color w:val="1A1F2C"/>
                 <w:sz w:val="20"/>
               </w:rPr>
@@ -4774,7 +4774,7 @@
             </w:pPr>
             <w:r>
               <w:rPr>
-                <w:rFonts w:ascii="Calibri" w:hAnsi="Calibri"/>
+                <w:rFonts w:ascii="Verdana" w:hAnsi="Verdana"/>
                 <w:sz w:val="28"/>
               </w:rPr>
               <w:t>☐</w:t>
@@ -4797,7 +4797,7 @@
             </w:pPr>
             <w:r>
               <w:rPr>
-                <w:rFonts w:ascii="Calibri" w:hAnsi="Calibri"/>
+                <w:rFonts w:ascii="Verdana" w:hAnsi="Verdana"/>
                 <w:sz w:val="28"/>
               </w:rPr>
               <w:t>☐</w:t>
@@ -4820,7 +4820,7 @@
             </w:pPr>
             <w:r>
               <w:rPr>
-                <w:rFonts w:ascii="Calibri" w:hAnsi="Calibri"/>
+                <w:rFonts w:ascii="Verdana" w:hAnsi="Verdana"/>
                 <w:sz w:val="28"/>
               </w:rPr>
               <w:t>☐</w:t>
@@ -4845,7 +4845,7 @@
             </w:pPr>
             <w:r>
               <w:rPr>
-                <w:rFonts w:ascii="Calibri" w:hAnsi="Calibri"/>
+                <w:rFonts w:ascii="Verdana" w:hAnsi="Verdana"/>
                 <w:b/>
                 <w:sz w:val="20"/>
               </w:rPr>
@@ -4866,7 +4866,7 @@
           <w:p>
             <w:r>
               <w:rPr>
-                <w:rFonts w:ascii="Calibri" w:hAnsi="Calibri"/>
+                <w:rFonts w:ascii="Verdana" w:hAnsi="Verdana"/>
                 <w:color w:val="1A1F2C"/>
                 <w:sz w:val="20"/>
               </w:rPr>
@@ -4890,7 +4890,7 @@
             </w:pPr>
             <w:r>
               <w:rPr>
-                <w:rFonts w:ascii="Calibri" w:hAnsi="Calibri"/>
+                <w:rFonts w:ascii="Verdana" w:hAnsi="Verdana"/>
                 <w:sz w:val="28"/>
               </w:rPr>
               <w:t>☐</w:t>
@@ -4913,7 +4913,7 @@
             </w:pPr>
             <w:r>
               <w:rPr>
-                <w:rFonts w:ascii="Calibri" w:hAnsi="Calibri"/>
+                <w:rFonts w:ascii="Verdana" w:hAnsi="Verdana"/>
                 <w:sz w:val="28"/>
               </w:rPr>
               <w:t>☐</w:t>
@@ -4936,7 +4936,7 @@
             </w:pPr>
             <w:r>
               <w:rPr>
-                <w:rFonts w:ascii="Calibri" w:hAnsi="Calibri"/>
+                <w:rFonts w:ascii="Verdana" w:hAnsi="Verdana"/>
                 <w:sz w:val="28"/>
               </w:rPr>
               <w:t>☐</w:t>
@@ -4961,7 +4961,7 @@
             </w:pPr>
             <w:r>
               <w:rPr>
-                <w:rFonts w:ascii="Calibri" w:hAnsi="Calibri"/>
+                <w:rFonts w:ascii="Verdana" w:hAnsi="Verdana"/>
                 <w:b/>
                 <w:sz w:val="20"/>
               </w:rPr>
@@ -4982,7 +4982,7 @@
           <w:p>
             <w:r>
               <w:rPr>
-                <w:rFonts w:ascii="Calibri" w:hAnsi="Calibri"/>
+                <w:rFonts w:ascii="Verdana" w:hAnsi="Verdana"/>
                 <w:color w:val="1A1F2C"/>
                 <w:sz w:val="20"/>
               </w:rPr>
@@ -5006,7 +5006,7 @@
             </w:pPr>
             <w:r>
               <w:rPr>
-                <w:rFonts w:ascii="Calibri" w:hAnsi="Calibri"/>
+                <w:rFonts w:ascii="Verdana" w:hAnsi="Verdana"/>
                 <w:sz w:val="28"/>
               </w:rPr>
               <w:t>☐</w:t>
@@ -5029,7 +5029,7 @@
             </w:pPr>
             <w:r>
               <w:rPr>
-                <w:rFonts w:ascii="Calibri" w:hAnsi="Calibri"/>
+                <w:rFonts w:ascii="Verdana" w:hAnsi="Verdana"/>
                 <w:sz w:val="28"/>
               </w:rPr>
               <w:t>☐</w:t>
@@ -5052,7 +5052,7 @@
             </w:pPr>
             <w:r>
               <w:rPr>
-                <w:rFonts w:ascii="Calibri" w:hAnsi="Calibri"/>
+                <w:rFonts w:ascii="Verdana" w:hAnsi="Verdana"/>
                 <w:sz w:val="28"/>
               </w:rPr>
               <w:t>☐</w:t>
@@ -5077,7 +5077,7 @@
             </w:pPr>
             <w:r>
               <w:rPr>
-                <w:rFonts w:ascii="Calibri" w:hAnsi="Calibri"/>
+                <w:rFonts w:ascii="Verdana" w:hAnsi="Verdana"/>
                 <w:b/>
                 <w:sz w:val="20"/>
               </w:rPr>
@@ -5098,7 +5098,7 @@
           <w:p>
             <w:r>
               <w:rPr>
-                <w:rFonts w:ascii="Calibri" w:hAnsi="Calibri"/>
+                <w:rFonts w:ascii="Verdana" w:hAnsi="Verdana"/>
                 <w:color w:val="1A1F2C"/>
                 <w:sz w:val="20"/>
               </w:rPr>
@@ -5122,7 +5122,7 @@
             </w:pPr>
             <w:r>
               <w:rPr>
-                <w:rFonts w:ascii="Calibri" w:hAnsi="Calibri"/>
+                <w:rFonts w:ascii="Verdana" w:hAnsi="Verdana"/>
                 <w:sz w:val="28"/>
               </w:rPr>
               <w:t>☐</w:t>
@@ -5145,7 +5145,7 @@
             </w:pPr>
             <w:r>
               <w:rPr>
-                <w:rFonts w:ascii="Calibri" w:hAnsi="Calibri"/>
+                <w:rFonts w:ascii="Verdana" w:hAnsi="Verdana"/>
                 <w:sz w:val="28"/>
               </w:rPr>
               <w:t>☐</w:t>
@@ -5168,7 +5168,7 @@
             </w:pPr>
             <w:r>
               <w:rPr>
-                <w:rFonts w:ascii="Calibri" w:hAnsi="Calibri"/>
+                <w:rFonts w:ascii="Verdana" w:hAnsi="Verdana"/>
                 <w:sz w:val="28"/>
               </w:rPr>
               <w:t>☐</w:t>
@@ -5193,7 +5193,7 @@
             </w:pPr>
             <w:r>
               <w:rPr>
-                <w:rFonts w:ascii="Calibri" w:hAnsi="Calibri"/>
+                <w:rFonts w:ascii="Verdana" w:hAnsi="Verdana"/>
                 <w:b/>
                 <w:sz w:val="20"/>
               </w:rPr>
@@ -5214,7 +5214,7 @@
           <w:p>
             <w:r>
               <w:rPr>
-                <w:rFonts w:ascii="Calibri" w:hAnsi="Calibri"/>
+                <w:rFonts w:ascii="Verdana" w:hAnsi="Verdana"/>
                 <w:color w:val="1A1F2C"/>
                 <w:sz w:val="20"/>
               </w:rPr>
@@ -5238,7 +5238,7 @@
             </w:pPr>
             <w:r>
               <w:rPr>
-                <w:rFonts w:ascii="Calibri" w:hAnsi="Calibri"/>
+                <w:rFonts w:ascii="Verdana" w:hAnsi="Verdana"/>
                 <w:sz w:val="28"/>
               </w:rPr>
               <w:t>☐</w:t>
@@ -5261,7 +5261,7 @@
             </w:pPr>
             <w:r>
               <w:rPr>
-                <w:rFonts w:ascii="Calibri" w:hAnsi="Calibri"/>
+                <w:rFonts w:ascii="Verdana" w:hAnsi="Verdana"/>
                 <w:sz w:val="28"/>
               </w:rPr>
               <w:t>☐</w:t>
@@ -5284,7 +5284,7 @@
             </w:pPr>
             <w:r>
               <w:rPr>
-                <w:rFonts w:ascii="Calibri" w:hAnsi="Calibri"/>
+                <w:rFonts w:ascii="Verdana" w:hAnsi="Verdana"/>
                 <w:sz w:val="28"/>
               </w:rPr>
               <w:t>☐</w:t>
@@ -5309,7 +5309,7 @@
             </w:pPr>
             <w:r>
               <w:rPr>
-                <w:rFonts w:ascii="Calibri" w:hAnsi="Calibri"/>
+                <w:rFonts w:ascii="Verdana" w:hAnsi="Verdana"/>
                 <w:b/>
                 <w:sz w:val="20"/>
               </w:rPr>
@@ -5330,7 +5330,7 @@
           <w:p>
             <w:r>
               <w:rPr>
-                <w:rFonts w:ascii="Calibri" w:hAnsi="Calibri"/>
+                <w:rFonts w:ascii="Verdana" w:hAnsi="Verdana"/>
                 <w:color w:val="1A1F2C"/>
                 <w:sz w:val="20"/>
               </w:rPr>
@@ -5354,7 +5354,7 @@
             </w:pPr>
             <w:r>
               <w:rPr>
-                <w:rFonts w:ascii="Calibri" w:hAnsi="Calibri"/>
+                <w:rFonts w:ascii="Verdana" w:hAnsi="Verdana"/>
                 <w:sz w:val="28"/>
               </w:rPr>
               <w:t>☐</w:t>
@@ -5377,7 +5377,7 @@
             </w:pPr>
             <w:r>
               <w:rPr>
-                <w:rFonts w:ascii="Calibri" w:hAnsi="Calibri"/>
+                <w:rFonts w:ascii="Verdana" w:hAnsi="Verdana"/>
                 <w:sz w:val="28"/>
               </w:rPr>
               <w:t>☐</w:t>
@@ -5400,7 +5400,7 @@
             </w:pPr>
             <w:r>
               <w:rPr>
-                <w:rFonts w:ascii="Calibri" w:hAnsi="Calibri"/>
+                <w:rFonts w:ascii="Verdana" w:hAnsi="Verdana"/>
                 <w:sz w:val="28"/>
               </w:rPr>
               <w:t>☐</w:t>
@@ -5425,7 +5425,7 @@
             </w:pPr>
             <w:r>
               <w:rPr>
-                <w:rFonts w:ascii="Calibri" w:hAnsi="Calibri"/>
+                <w:rFonts w:ascii="Verdana" w:hAnsi="Verdana"/>
                 <w:b/>
                 <w:sz w:val="20"/>
               </w:rPr>
@@ -5446,7 +5446,7 @@
           <w:p>
             <w:r>
               <w:rPr>
-                <w:rFonts w:ascii="Calibri" w:hAnsi="Calibri"/>
+                <w:rFonts w:ascii="Verdana" w:hAnsi="Verdana"/>
                 <w:color w:val="1A1F2C"/>
                 <w:sz w:val="20"/>
               </w:rPr>
@@ -5470,7 +5470,7 @@
             </w:pPr>
             <w:r>
               <w:rPr>
-                <w:rFonts w:ascii="Calibri" w:hAnsi="Calibri"/>
+                <w:rFonts w:ascii="Verdana" w:hAnsi="Verdana"/>
                 <w:sz w:val="28"/>
               </w:rPr>
               <w:t>☐</w:t>
@@ -5493,7 +5493,7 @@
             </w:pPr>
             <w:r>
               <w:rPr>
-                <w:rFonts w:ascii="Calibri" w:hAnsi="Calibri"/>
+                <w:rFonts w:ascii="Verdana" w:hAnsi="Verdana"/>
                 <w:sz w:val="28"/>
               </w:rPr>
               <w:t>☐</w:t>
@@ -5516,7 +5516,7 @@
             </w:pPr>
             <w:r>
               <w:rPr>
-                <w:rFonts w:ascii="Calibri" w:hAnsi="Calibri"/>
+                <w:rFonts w:ascii="Verdana" w:hAnsi="Verdana"/>
                 <w:sz w:val="28"/>
               </w:rPr>
               <w:t>☐</w:t>
@@ -5541,7 +5541,7 @@
             </w:pPr>
             <w:r>
               <w:rPr>
-                <w:rFonts w:ascii="Calibri" w:hAnsi="Calibri"/>
+                <w:rFonts w:ascii="Verdana" w:hAnsi="Verdana"/>
                 <w:b/>
                 <w:sz w:val="20"/>
               </w:rPr>
@@ -5562,7 +5562,7 @@
           <w:p>
             <w:r>
               <w:rPr>
-                <w:rFonts w:ascii="Calibri" w:hAnsi="Calibri"/>
+                <w:rFonts w:ascii="Verdana" w:hAnsi="Verdana"/>
                 <w:color w:val="1A1F2C"/>
                 <w:sz w:val="20"/>
               </w:rPr>
@@ -5586,7 +5586,7 @@
             </w:pPr>
             <w:r>
               <w:rPr>
-                <w:rFonts w:ascii="Calibri" w:hAnsi="Calibri"/>
+                <w:rFonts w:ascii="Verdana" w:hAnsi="Verdana"/>
                 <w:sz w:val="28"/>
               </w:rPr>
               <w:t>☐</w:t>
@@ -5609,7 +5609,7 @@
             </w:pPr>
             <w:r>
               <w:rPr>
-                <w:rFonts w:ascii="Calibri" w:hAnsi="Calibri"/>
+                <w:rFonts w:ascii="Verdana" w:hAnsi="Verdana"/>
                 <w:sz w:val="28"/>
               </w:rPr>
               <w:t>☐</w:t>
@@ -5632,7 +5632,7 @@
             </w:pPr>
             <w:r>
               <w:rPr>
-                <w:rFonts w:ascii="Calibri" w:hAnsi="Calibri"/>
+                <w:rFonts w:ascii="Verdana" w:hAnsi="Verdana"/>
                 <w:sz w:val="28"/>
               </w:rPr>
               <w:t>☐</w:t>
@@ -5657,7 +5657,7 @@
             </w:pPr>
             <w:r>
               <w:rPr>
-                <w:rFonts w:ascii="Calibri" w:hAnsi="Calibri"/>
+                <w:rFonts w:ascii="Verdana" w:hAnsi="Verdana"/>
                 <w:b/>
                 <w:sz w:val="20"/>
               </w:rPr>
@@ -5678,7 +5678,7 @@
           <w:p>
             <w:r>
               <w:rPr>
-                <w:rFonts w:ascii="Calibri" w:hAnsi="Calibri"/>
+                <w:rFonts w:ascii="Verdana" w:hAnsi="Verdana"/>
                 <w:color w:val="1A1F2C"/>
                 <w:sz w:val="20"/>
               </w:rPr>
@@ -5702,7 +5702,7 @@
             </w:pPr>
             <w:r>
               <w:rPr>
-                <w:rFonts w:ascii="Calibri" w:hAnsi="Calibri"/>
+                <w:rFonts w:ascii="Verdana" w:hAnsi="Verdana"/>
                 <w:sz w:val="28"/>
               </w:rPr>
               <w:t>☐</w:t>
@@ -5725,7 +5725,7 @@
             </w:pPr>
             <w:r>
               <w:rPr>
-                <w:rFonts w:ascii="Calibri" w:hAnsi="Calibri"/>
+                <w:rFonts w:ascii="Verdana" w:hAnsi="Verdana"/>
                 <w:sz w:val="28"/>
               </w:rPr>
               <w:t>☐</w:t>
@@ -5748,7 +5748,7 @@
             </w:pPr>
             <w:r>
               <w:rPr>
-                <w:rFonts w:ascii="Calibri" w:hAnsi="Calibri"/>
+                <w:rFonts w:ascii="Verdana" w:hAnsi="Verdana"/>
                 <w:sz w:val="28"/>
               </w:rPr>
               <w:t>☐</w:t>
@@ -5773,7 +5773,7 @@
             </w:pPr>
             <w:r>
               <w:rPr>
-                <w:rFonts w:ascii="Calibri" w:hAnsi="Calibri"/>
+                <w:rFonts w:ascii="Verdana" w:hAnsi="Verdana"/>
                 <w:b/>
                 <w:sz w:val="20"/>
               </w:rPr>
@@ -5794,7 +5794,7 @@
           <w:p>
             <w:r>
               <w:rPr>
-                <w:rFonts w:ascii="Calibri" w:hAnsi="Calibri"/>
+                <w:rFonts w:ascii="Verdana" w:hAnsi="Verdana"/>
                 <w:color w:val="1A1F2C"/>
                 <w:sz w:val="20"/>
               </w:rPr>
@@ -5818,7 +5818,7 @@
             </w:pPr>
             <w:r>
               <w:rPr>
-                <w:rFonts w:ascii="Calibri" w:hAnsi="Calibri"/>
+                <w:rFonts w:ascii="Verdana" w:hAnsi="Verdana"/>
                 <w:sz w:val="28"/>
               </w:rPr>
               <w:t>☐</w:t>
@@ -5841,7 +5841,7 @@
             </w:pPr>
             <w:r>
               <w:rPr>
-                <w:rFonts w:ascii="Calibri" w:hAnsi="Calibri"/>
+                <w:rFonts w:ascii="Verdana" w:hAnsi="Verdana"/>
                 <w:sz w:val="28"/>
               </w:rPr>
               <w:t>☐</w:t>
@@ -5864,7 +5864,7 @@
             </w:pPr>
             <w:r>
               <w:rPr>
-                <w:rFonts w:ascii="Calibri" w:hAnsi="Calibri"/>
+                <w:rFonts w:ascii="Verdana" w:hAnsi="Verdana"/>
                 <w:sz w:val="28"/>
               </w:rPr>
               <w:t>☐</w:t>
@@ -5925,7 +5925,7 @@
       </w:pPr>
       <w:r>
         <w:rPr>
-          <w:rFonts w:ascii="Calibri" w:hAnsi="Calibri"/>
+          <w:rFonts w:ascii="Verdana" w:hAnsi="Verdana"/>
           <w:b/>
           <w:color w:val="1A1F2C"/>
           <w:sz w:val="28"/>
@@ -5968,7 +5968,7 @@
             </w:pPr>
             <w:r>
               <w:rPr>
-                <w:rFonts w:ascii="Calibri" w:hAnsi="Calibri"/>
+                <w:rFonts w:ascii="Verdana" w:hAnsi="Verdana"/>
                 <w:b/>
                 <w:color w:val="E03E3E"/>
                 <w:sz w:val="20"/>
@@ -6003,7 +6003,7 @@
                 <w:p>
                   <w:r>
                     <w:rPr>
-                      <w:rFonts w:ascii="Calibri" w:hAnsi="Calibri"/>
+                      <w:rFonts w:ascii="Verdana" w:hAnsi="Verdana"/>
                       <w:color w:val="E03E3E"/>
                       <w:sz w:val="18"/>
                     </w:rPr>
@@ -6032,7 +6032,7 @@
                 <w:p>
                   <w:r>
                     <w:rPr>
-                      <w:rFonts w:ascii="Calibri" w:hAnsi="Calibri"/>
+                      <w:rFonts w:ascii="Verdana" w:hAnsi="Verdana"/>
                       <w:color w:val="1A1F2C"/>
                       <w:sz w:val="20"/>
                     </w:rPr>
@@ -6070,7 +6070,7 @@
                 <w:p>
                   <w:r>
                     <w:rPr>
-                      <w:rFonts w:ascii="Calibri" w:hAnsi="Calibri"/>
+                      <w:rFonts w:ascii="Verdana" w:hAnsi="Verdana"/>
                       <w:color w:val="E03E3E"/>
                       <w:sz w:val="18"/>
                     </w:rPr>
@@ -6099,7 +6099,7 @@
                 <w:p>
                   <w:r>
                     <w:rPr>
-                      <w:rFonts w:ascii="Calibri" w:hAnsi="Calibri"/>
+                      <w:rFonts w:ascii="Verdana" w:hAnsi="Verdana"/>
                       <w:color w:val="1A1F2C"/>
                       <w:sz w:val="20"/>
                     </w:rPr>
@@ -6158,7 +6158,7 @@
             </w:pPr>
             <w:r>
               <w:rPr>
-                <w:rFonts w:ascii="Calibri" w:hAnsi="Calibri"/>
+                <w:rFonts w:ascii="Verdana" w:hAnsi="Verdana"/>
                 <w:b/>
                 <w:color w:val="E03E3E"/>
                 <w:sz w:val="20"/>
@@ -6271,7 +6271,7 @@
             </w:pPr>
             <w:r>
               <w:rPr>
-                <w:rFonts w:ascii="Calibri" w:hAnsi="Calibri"/>
+                <w:rFonts w:ascii="Verdana" w:hAnsi="Verdana"/>
                 <w:i w:val="0"/>
                 <w:color w:val="1A1F2C"/>
                 <w:sz w:val="18"/>
@@ -6308,7 +6308,7 @@
                 <w:p>
                   <w:r>
                     <w:rPr>
-                      <w:rFonts w:ascii="Calibri" w:hAnsi="Calibri"/>
+                      <w:rFonts w:ascii="Verdana" w:hAnsi="Verdana"/>
                       <w:color w:val="E03E3E"/>
                       <w:sz w:val="18"/>
                     </w:rPr>
@@ -6337,7 +6337,7 @@
                 <w:p>
                   <w:r>
                     <w:rPr>
-                      <w:rFonts w:ascii="Calibri" w:hAnsi="Calibri"/>
+                      <w:rFonts w:ascii="Verdana" w:hAnsi="Verdana"/>
                       <w:color w:val="1A1F2C"/>
                       <w:sz w:val="20"/>
                     </w:rPr>
@@ -6353,7 +6353,7 @@
                 <w:p>
                   <w:r>
                     <w:rPr>
-                      <w:rFonts w:ascii="Calibri" w:hAnsi="Calibri"/>
+                      <w:rFonts w:ascii="Verdana" w:hAnsi="Verdana"/>
                       <w:color w:val="E03E3E"/>
                       <w:sz w:val="18"/>
                     </w:rPr>
@@ -6382,7 +6382,7 @@
                 <w:p>
                   <w:r>
                     <w:rPr>
-                      <w:rFonts w:ascii="Calibri" w:hAnsi="Calibri"/>
+                      <w:rFonts w:ascii="Verdana" w:hAnsi="Verdana"/>
                       <w:color w:val="1A1F2C"/>
                       <w:sz w:val="20"/>
                     </w:rPr>
@@ -6442,7 +6442,7 @@
             </w:pPr>
             <w:r>
               <w:rPr>
-                <w:rFonts w:ascii="Calibri" w:hAnsi="Calibri"/>
+                <w:rFonts w:ascii="Verdana" w:hAnsi="Verdana"/>
                 <w:b/>
                 <w:color w:val="FFFFFF"/>
                 <w:sz w:val="22"/>
@@ -6827,7 +6827,7 @@
     <w:qFormat/>
     <w:rsid w:val="00FC693F"/>
     <w:rPr>
-      <w:rFonts w:ascii="Calibri" w:hAnsi="Calibri"/>
+      <w:rFonts w:ascii="Verdana" w:hAnsi="Verdana"/>
       <w:sz w:val="20"/>
     </w:rPr>
   </w:style>

--- a/assets/bs5839-commissioning-cert-template.docx
+++ b/assets/bs5839-commissioning-cert-template.docx
@@ -2109,7 +2109,7 @@
                 <w:rFonts w:ascii="Verdana" w:hAnsi="Verdana"/>
                 <w:sz w:val="28"/>
               </w:rPr>
-              <w:t>☐</w:t>
+              <w:t>[Q1Y]</w:t>
             </w:r>
           </w:p>
         </w:tc>
@@ -2132,7 +2132,7 @@
                 <w:rFonts w:ascii="Verdana" w:hAnsi="Verdana"/>
                 <w:sz w:val="28"/>
               </w:rPr>
-              <w:t>☐</w:t>
+              <w:t>[Q1N]</w:t>
             </w:r>
           </w:p>
         </w:tc>
@@ -2155,7 +2155,7 @@
                 <w:rFonts w:ascii="Verdana" w:hAnsi="Verdana"/>
                 <w:sz w:val="28"/>
               </w:rPr>
-              <w:t>☐</w:t>
+              <w:t>[Q1NA]</w:t>
             </w:r>
           </w:p>
         </w:tc>
@@ -2225,7 +2225,7 @@
                 <w:rFonts w:ascii="Verdana" w:hAnsi="Verdana"/>
                 <w:sz w:val="28"/>
               </w:rPr>
-              <w:t>☐</w:t>
+              <w:t>[Q2Y]</w:t>
             </w:r>
           </w:p>
         </w:tc>
@@ -2248,7 +2248,7 @@
                 <w:rFonts w:ascii="Verdana" w:hAnsi="Verdana"/>
                 <w:sz w:val="28"/>
               </w:rPr>
-              <w:t>☐</w:t>
+              <w:t>[Q2N]</w:t>
             </w:r>
           </w:p>
         </w:tc>
@@ -2271,7 +2271,7 @@
                 <w:rFonts w:ascii="Verdana" w:hAnsi="Verdana"/>
                 <w:sz w:val="28"/>
               </w:rPr>
-              <w:t>☐</w:t>
+              <w:t>[Q2NA]</w:t>
             </w:r>
           </w:p>
         </w:tc>
@@ -2341,7 +2341,7 @@
                 <w:rFonts w:ascii="Verdana" w:hAnsi="Verdana"/>
                 <w:sz w:val="28"/>
               </w:rPr>
-              <w:t>☐</w:t>
+              <w:t>[Q3Y]</w:t>
             </w:r>
           </w:p>
         </w:tc>
@@ -2364,7 +2364,7 @@
                 <w:rFonts w:ascii="Verdana" w:hAnsi="Verdana"/>
                 <w:sz w:val="28"/>
               </w:rPr>
-              <w:t>☐</w:t>
+              <w:t>[Q3N]</w:t>
             </w:r>
           </w:p>
         </w:tc>
@@ -2387,7 +2387,7 @@
                 <w:rFonts w:ascii="Verdana" w:hAnsi="Verdana"/>
                 <w:sz w:val="28"/>
               </w:rPr>
-              <w:t>☐</w:t>
+              <w:t>[Q3NA]</w:t>
             </w:r>
           </w:p>
         </w:tc>
@@ -2457,7 +2457,7 @@
                 <w:rFonts w:ascii="Verdana" w:hAnsi="Verdana"/>
                 <w:sz w:val="28"/>
               </w:rPr>
-              <w:t>☐</w:t>
+              <w:t>[Q4Y]</w:t>
             </w:r>
           </w:p>
         </w:tc>
@@ -2480,7 +2480,7 @@
                 <w:rFonts w:ascii="Verdana" w:hAnsi="Verdana"/>
                 <w:sz w:val="28"/>
               </w:rPr>
-              <w:t>☐</w:t>
+              <w:t>[Q4N]</w:t>
             </w:r>
           </w:p>
         </w:tc>
@@ -2503,7 +2503,7 @@
                 <w:rFonts w:ascii="Verdana" w:hAnsi="Verdana"/>
                 <w:sz w:val="28"/>
               </w:rPr>
-              <w:t>☐</w:t>
+              <w:t>[Q4NA]</w:t>
             </w:r>
           </w:p>
         </w:tc>
@@ -2573,7 +2573,7 @@
                 <w:rFonts w:ascii="Verdana" w:hAnsi="Verdana"/>
                 <w:sz w:val="28"/>
               </w:rPr>
-              <w:t>☐</w:t>
+              <w:t>[Q5Y]</w:t>
             </w:r>
           </w:p>
         </w:tc>
@@ -2596,7 +2596,7 @@
                 <w:rFonts w:ascii="Verdana" w:hAnsi="Verdana"/>
                 <w:sz w:val="28"/>
               </w:rPr>
-              <w:t>☐</w:t>
+              <w:t>[Q5N]</w:t>
             </w:r>
           </w:p>
         </w:tc>
@@ -2619,7 +2619,7 @@
                 <w:rFonts w:ascii="Verdana" w:hAnsi="Verdana"/>
                 <w:sz w:val="28"/>
               </w:rPr>
-              <w:t>☐</w:t>
+              <w:t>[Q5NA]</w:t>
             </w:r>
           </w:p>
         </w:tc>
@@ -2689,7 +2689,7 @@
                 <w:rFonts w:ascii="Verdana" w:hAnsi="Verdana"/>
                 <w:sz w:val="28"/>
               </w:rPr>
-              <w:t>☐</w:t>
+              <w:t>[Q6Y]</w:t>
             </w:r>
           </w:p>
         </w:tc>
@@ -2712,7 +2712,7 @@
                 <w:rFonts w:ascii="Verdana" w:hAnsi="Verdana"/>
                 <w:sz w:val="28"/>
               </w:rPr>
-              <w:t>☐</w:t>
+              <w:t>[Q6N]</w:t>
             </w:r>
           </w:p>
         </w:tc>
@@ -2735,7 +2735,7 @@
                 <w:rFonts w:ascii="Verdana" w:hAnsi="Verdana"/>
                 <w:sz w:val="28"/>
               </w:rPr>
-              <w:t>☐</w:t>
+              <w:t>[Q6NA]</w:t>
             </w:r>
           </w:p>
         </w:tc>
@@ -2805,7 +2805,7 @@
                 <w:rFonts w:ascii="Verdana" w:hAnsi="Verdana"/>
                 <w:sz w:val="28"/>
               </w:rPr>
-              <w:t>☐</w:t>
+              <w:t>[Q7Y]</w:t>
             </w:r>
           </w:p>
         </w:tc>
@@ -2828,7 +2828,7 @@
                 <w:rFonts w:ascii="Verdana" w:hAnsi="Verdana"/>
                 <w:sz w:val="28"/>
               </w:rPr>
-              <w:t>☐</w:t>
+              <w:t>[Q7N]</w:t>
             </w:r>
           </w:p>
         </w:tc>
@@ -2851,7 +2851,7 @@
                 <w:rFonts w:ascii="Verdana" w:hAnsi="Verdana"/>
                 <w:sz w:val="28"/>
               </w:rPr>
-              <w:t>☐</w:t>
+              <w:t>[Q7NA]</w:t>
             </w:r>
           </w:p>
         </w:tc>
@@ -2921,7 +2921,7 @@
                 <w:rFonts w:ascii="Verdana" w:hAnsi="Verdana"/>
                 <w:sz w:val="28"/>
               </w:rPr>
-              <w:t>☐</w:t>
+              <w:t>[Q8Y]</w:t>
             </w:r>
           </w:p>
         </w:tc>
@@ -2944,7 +2944,7 @@
                 <w:rFonts w:ascii="Verdana" w:hAnsi="Verdana"/>
                 <w:sz w:val="28"/>
               </w:rPr>
-              <w:t>☐</w:t>
+              <w:t>[Q8N]</w:t>
             </w:r>
           </w:p>
         </w:tc>
@@ -2967,7 +2967,7 @@
                 <w:rFonts w:ascii="Verdana" w:hAnsi="Verdana"/>
                 <w:sz w:val="28"/>
               </w:rPr>
-              <w:t>☐</w:t>
+              <w:t>[Q8NA]</w:t>
             </w:r>
           </w:p>
         </w:tc>
@@ -3037,7 +3037,7 @@
                 <w:rFonts w:ascii="Verdana" w:hAnsi="Verdana"/>
                 <w:sz w:val="28"/>
               </w:rPr>
-              <w:t>☐</w:t>
+              <w:t>[Q9Y]</w:t>
             </w:r>
           </w:p>
         </w:tc>
@@ -3060,7 +3060,7 @@
                 <w:rFonts w:ascii="Verdana" w:hAnsi="Verdana"/>
                 <w:sz w:val="28"/>
               </w:rPr>
-              <w:t>☐</w:t>
+              <w:t>[Q9N]</w:t>
             </w:r>
           </w:p>
         </w:tc>
@@ -3083,7 +3083,7 @@
                 <w:rFonts w:ascii="Verdana" w:hAnsi="Verdana"/>
                 <w:sz w:val="28"/>
               </w:rPr>
-              <w:t>☐</w:t>
+              <w:t>[Q9NA]</w:t>
             </w:r>
           </w:p>
         </w:tc>
@@ -3153,7 +3153,7 @@
                 <w:rFonts w:ascii="Verdana" w:hAnsi="Verdana"/>
                 <w:sz w:val="28"/>
               </w:rPr>
-              <w:t>☐</w:t>
+              <w:t>[Q10Y]</w:t>
             </w:r>
           </w:p>
         </w:tc>
@@ -3176,7 +3176,7 @@
                 <w:rFonts w:ascii="Verdana" w:hAnsi="Verdana"/>
                 <w:sz w:val="28"/>
               </w:rPr>
-              <w:t>☐</w:t>
+              <w:t>[Q10N]</w:t>
             </w:r>
           </w:p>
         </w:tc>
@@ -3199,7 +3199,7 @@
                 <w:rFonts w:ascii="Verdana" w:hAnsi="Verdana"/>
                 <w:sz w:val="28"/>
               </w:rPr>
-              <w:t>☐</w:t>
+              <w:t>[Q10NA]</w:t>
             </w:r>
           </w:p>
         </w:tc>
@@ -3269,7 +3269,7 @@
                 <w:rFonts w:ascii="Verdana" w:hAnsi="Verdana"/>
                 <w:sz w:val="28"/>
               </w:rPr>
-              <w:t>☐</w:t>
+              <w:t>[Q11Y]</w:t>
             </w:r>
           </w:p>
         </w:tc>
@@ -3292,7 +3292,7 @@
                 <w:rFonts w:ascii="Verdana" w:hAnsi="Verdana"/>
                 <w:sz w:val="28"/>
               </w:rPr>
-              <w:t>☐</w:t>
+              <w:t>[Q11N]</w:t>
             </w:r>
           </w:p>
         </w:tc>
@@ -3315,7 +3315,7 @@
                 <w:rFonts w:ascii="Verdana" w:hAnsi="Verdana"/>
                 <w:sz w:val="28"/>
               </w:rPr>
-              <w:t>☐</w:t>
+              <w:t>[Q11NA]</w:t>
             </w:r>
           </w:p>
         </w:tc>
@@ -3385,7 +3385,7 @@
                 <w:rFonts w:ascii="Verdana" w:hAnsi="Verdana"/>
                 <w:sz w:val="28"/>
               </w:rPr>
-              <w:t>☐</w:t>
+              <w:t>[Q12Y]</w:t>
             </w:r>
           </w:p>
         </w:tc>
@@ -3408,7 +3408,7 @@
                 <w:rFonts w:ascii="Verdana" w:hAnsi="Verdana"/>
                 <w:sz w:val="28"/>
               </w:rPr>
-              <w:t>☐</w:t>
+              <w:t>[Q12N]</w:t>
             </w:r>
           </w:p>
         </w:tc>
@@ -3431,7 +3431,7 @@
                 <w:rFonts w:ascii="Verdana" w:hAnsi="Verdana"/>
                 <w:sz w:val="28"/>
               </w:rPr>
-              <w:t>☐</w:t>
+              <w:t>[Q12NA]</w:t>
             </w:r>
           </w:p>
         </w:tc>
@@ -3501,7 +3501,7 @@
                 <w:rFonts w:ascii="Verdana" w:hAnsi="Verdana"/>
                 <w:sz w:val="28"/>
               </w:rPr>
-              <w:t>☐</w:t>
+              <w:t>[Q13Y]</w:t>
             </w:r>
           </w:p>
         </w:tc>
@@ -3524,7 +3524,7 @@
                 <w:rFonts w:ascii="Verdana" w:hAnsi="Verdana"/>
                 <w:sz w:val="28"/>
               </w:rPr>
-              <w:t>☐</w:t>
+              <w:t>[Q13N]</w:t>
             </w:r>
           </w:p>
         </w:tc>
@@ -3547,7 +3547,7 @@
                 <w:rFonts w:ascii="Verdana" w:hAnsi="Verdana"/>
                 <w:sz w:val="28"/>
               </w:rPr>
-              <w:t>☐</w:t>
+              <w:t>[Q13NA]</w:t>
             </w:r>
           </w:p>
         </w:tc>
@@ -3617,7 +3617,7 @@
                 <w:rFonts w:ascii="Verdana" w:hAnsi="Verdana"/>
                 <w:sz w:val="28"/>
               </w:rPr>
-              <w:t>☐</w:t>
+              <w:t>[Q14Y]</w:t>
             </w:r>
           </w:p>
         </w:tc>
@@ -3640,7 +3640,7 @@
                 <w:rFonts w:ascii="Verdana" w:hAnsi="Verdana"/>
                 <w:sz w:val="28"/>
               </w:rPr>
-              <w:t>☐</w:t>
+              <w:t>[Q14N]</w:t>
             </w:r>
           </w:p>
         </w:tc>
@@ -3663,7 +3663,7 @@
                 <w:rFonts w:ascii="Verdana" w:hAnsi="Verdana"/>
                 <w:sz w:val="28"/>
               </w:rPr>
-              <w:t>☐</w:t>
+              <w:t>[Q14NA]</w:t>
             </w:r>
           </w:p>
         </w:tc>
@@ -3733,7 +3733,7 @@
                 <w:rFonts w:ascii="Verdana" w:hAnsi="Verdana"/>
                 <w:sz w:val="28"/>
               </w:rPr>
-              <w:t>☐</w:t>
+              <w:t>[Q15Y]</w:t>
             </w:r>
           </w:p>
         </w:tc>
@@ -3756,7 +3756,7 @@
                 <w:rFonts w:ascii="Verdana" w:hAnsi="Verdana"/>
                 <w:sz w:val="28"/>
               </w:rPr>
-              <w:t>☐</w:t>
+              <w:t>[Q15N]</w:t>
             </w:r>
           </w:p>
         </w:tc>
@@ -3779,7 +3779,7 @@
                 <w:rFonts w:ascii="Verdana" w:hAnsi="Verdana"/>
                 <w:sz w:val="28"/>
               </w:rPr>
-              <w:t>☐</w:t>
+              <w:t>[Q15NA]</w:t>
             </w:r>
           </w:p>
         </w:tc>
@@ -3849,7 +3849,7 @@
                 <w:rFonts w:ascii="Verdana" w:hAnsi="Verdana"/>
                 <w:sz w:val="28"/>
               </w:rPr>
-              <w:t>☐</w:t>
+              <w:t>[Q16Y]</w:t>
             </w:r>
           </w:p>
         </w:tc>
@@ -3872,7 +3872,7 @@
                 <w:rFonts w:ascii="Verdana" w:hAnsi="Verdana"/>
                 <w:sz w:val="28"/>
               </w:rPr>
-              <w:t>☐</w:t>
+              <w:t>[Q16N]</w:t>
             </w:r>
           </w:p>
         </w:tc>
@@ -3895,7 +3895,7 @@
                 <w:rFonts w:ascii="Verdana" w:hAnsi="Verdana"/>
                 <w:sz w:val="28"/>
               </w:rPr>
-              <w:t>☐</w:t>
+              <w:t>[Q16NA]</w:t>
             </w:r>
           </w:p>
         </w:tc>
@@ -3965,7 +3965,7 @@
                 <w:rFonts w:ascii="Verdana" w:hAnsi="Verdana"/>
                 <w:sz w:val="28"/>
               </w:rPr>
-              <w:t>☐</w:t>
+              <w:t>[Q17Y]</w:t>
             </w:r>
           </w:p>
         </w:tc>
@@ -3988,7 +3988,7 @@
                 <w:rFonts w:ascii="Verdana" w:hAnsi="Verdana"/>
                 <w:sz w:val="28"/>
               </w:rPr>
-              <w:t>☐</w:t>
+              <w:t>[Q17N]</w:t>
             </w:r>
           </w:p>
         </w:tc>
@@ -4011,7 +4011,7 @@
                 <w:rFonts w:ascii="Verdana" w:hAnsi="Verdana"/>
                 <w:sz w:val="28"/>
               </w:rPr>
-              <w:t>☐</w:t>
+              <w:t>[Q17NA]</w:t>
             </w:r>
           </w:p>
         </w:tc>
@@ -4081,7 +4081,7 @@
                 <w:rFonts w:ascii="Verdana" w:hAnsi="Verdana"/>
                 <w:sz w:val="28"/>
               </w:rPr>
-              <w:t>☐</w:t>
+              <w:t>[Q18Y]</w:t>
             </w:r>
           </w:p>
         </w:tc>
@@ -4104,7 +4104,7 @@
                 <w:rFonts w:ascii="Verdana" w:hAnsi="Verdana"/>
                 <w:sz w:val="28"/>
               </w:rPr>
-              <w:t>☐</w:t>
+              <w:t>[Q18N]</w:t>
             </w:r>
           </w:p>
         </w:tc>
@@ -4127,7 +4127,7 @@
                 <w:rFonts w:ascii="Verdana" w:hAnsi="Verdana"/>
                 <w:sz w:val="28"/>
               </w:rPr>
-              <w:t>☐</w:t>
+              <w:t>[Q18NA]</w:t>
             </w:r>
           </w:p>
         </w:tc>
@@ -4197,7 +4197,7 @@
                 <w:rFonts w:ascii="Verdana" w:hAnsi="Verdana"/>
                 <w:sz w:val="28"/>
               </w:rPr>
-              <w:t>☐</w:t>
+              <w:t>[Q19Y]</w:t>
             </w:r>
           </w:p>
         </w:tc>
@@ -4220,7 +4220,7 @@
                 <w:rFonts w:ascii="Verdana" w:hAnsi="Verdana"/>
                 <w:sz w:val="28"/>
               </w:rPr>
-              <w:t>☐</w:t>
+              <w:t>[Q19N]</w:t>
             </w:r>
           </w:p>
         </w:tc>
@@ -4243,7 +4243,7 @@
                 <w:rFonts w:ascii="Verdana" w:hAnsi="Verdana"/>
                 <w:sz w:val="28"/>
               </w:rPr>
-              <w:t>☐</w:t>
+              <w:t>[Q19NA]</w:t>
             </w:r>
           </w:p>
         </w:tc>
@@ -4313,7 +4313,7 @@
                 <w:rFonts w:ascii="Verdana" w:hAnsi="Verdana"/>
                 <w:sz w:val="28"/>
               </w:rPr>
-              <w:t>☐</w:t>
+              <w:t>[Q20Y]</w:t>
             </w:r>
           </w:p>
         </w:tc>
@@ -4336,7 +4336,7 @@
                 <w:rFonts w:ascii="Verdana" w:hAnsi="Verdana"/>
                 <w:sz w:val="28"/>
               </w:rPr>
-              <w:t>☐</w:t>
+              <w:t>[Q20N]</w:t>
             </w:r>
           </w:p>
         </w:tc>
@@ -4359,7 +4359,7 @@
                 <w:rFonts w:ascii="Verdana" w:hAnsi="Verdana"/>
                 <w:sz w:val="28"/>
               </w:rPr>
-              <w:t>☐</w:t>
+              <w:t>[Q20NA]</w:t>
             </w:r>
           </w:p>
         </w:tc>
@@ -4429,7 +4429,7 @@
                 <w:rFonts w:ascii="Verdana" w:hAnsi="Verdana"/>
                 <w:sz w:val="28"/>
               </w:rPr>
-              <w:t>☐</w:t>
+              <w:t>[Q21Y]</w:t>
             </w:r>
           </w:p>
         </w:tc>
@@ -4452,7 +4452,7 @@
                 <w:rFonts w:ascii="Verdana" w:hAnsi="Verdana"/>
                 <w:sz w:val="28"/>
               </w:rPr>
-              <w:t>☐</w:t>
+              <w:t>[Q21N]</w:t>
             </w:r>
           </w:p>
         </w:tc>
@@ -4475,7 +4475,7 @@
                 <w:rFonts w:ascii="Verdana" w:hAnsi="Verdana"/>
                 <w:sz w:val="28"/>
               </w:rPr>
-              <w:t>☐</w:t>
+              <w:t>[Q21NA]</w:t>
             </w:r>
           </w:p>
         </w:tc>
@@ -4545,7 +4545,7 @@
                 <w:rFonts w:ascii="Verdana" w:hAnsi="Verdana"/>
                 <w:sz w:val="28"/>
               </w:rPr>
-              <w:t>☐</w:t>
+              <w:t>[Q22Y]</w:t>
             </w:r>
           </w:p>
         </w:tc>
@@ -4568,7 +4568,7 @@
                 <w:rFonts w:ascii="Verdana" w:hAnsi="Verdana"/>
                 <w:sz w:val="28"/>
               </w:rPr>
-              <w:t>☐</w:t>
+              <w:t>[Q22N]</w:t>
             </w:r>
           </w:p>
         </w:tc>
@@ -4591,7 +4591,7 @@
                 <w:rFonts w:ascii="Verdana" w:hAnsi="Verdana"/>
                 <w:sz w:val="28"/>
               </w:rPr>
-              <w:t>☐</w:t>
+              <w:t>[Q22NA]</w:t>
             </w:r>
           </w:p>
         </w:tc>
@@ -4661,7 +4661,7 @@
                 <w:rFonts w:ascii="Verdana" w:hAnsi="Verdana"/>
                 <w:sz w:val="28"/>
               </w:rPr>
-              <w:t>☐</w:t>
+              <w:t>[Q23Y]</w:t>
             </w:r>
           </w:p>
         </w:tc>
@@ -4684,7 +4684,7 @@
                 <w:rFonts w:ascii="Verdana" w:hAnsi="Verdana"/>
                 <w:sz w:val="28"/>
               </w:rPr>
-              <w:t>☐</w:t>
+              <w:t>[Q23N]</w:t>
             </w:r>
           </w:p>
         </w:tc>
@@ -4707,7 +4707,7 @@
                 <w:rFonts w:ascii="Verdana" w:hAnsi="Verdana"/>
                 <w:sz w:val="28"/>
               </w:rPr>
-              <w:t>☐</w:t>
+              <w:t>[Q23NA]</w:t>
             </w:r>
           </w:p>
         </w:tc>
@@ -4777,7 +4777,7 @@
                 <w:rFonts w:ascii="Verdana" w:hAnsi="Verdana"/>
                 <w:sz w:val="28"/>
               </w:rPr>
-              <w:t>☐</w:t>
+              <w:t>[Q24Y]</w:t>
             </w:r>
           </w:p>
         </w:tc>
@@ -4800,7 +4800,7 @@
                 <w:rFonts w:ascii="Verdana" w:hAnsi="Verdana"/>
                 <w:sz w:val="28"/>
               </w:rPr>
-              <w:t>☐</w:t>
+              <w:t>[Q24N]</w:t>
             </w:r>
           </w:p>
         </w:tc>
@@ -4823,7 +4823,7 @@
                 <w:rFonts w:ascii="Verdana" w:hAnsi="Verdana"/>
                 <w:sz w:val="28"/>
               </w:rPr>
-              <w:t>☐</w:t>
+              <w:t>[Q24NA]</w:t>
             </w:r>
           </w:p>
         </w:tc>
@@ -4893,7 +4893,7 @@
                 <w:rFonts w:ascii="Verdana" w:hAnsi="Verdana"/>
                 <w:sz w:val="28"/>
               </w:rPr>
-              <w:t>☐</w:t>
+              <w:t>[Q25Y]</w:t>
             </w:r>
           </w:p>
         </w:tc>
@@ -4916,7 +4916,7 @@
                 <w:rFonts w:ascii="Verdana" w:hAnsi="Verdana"/>
                 <w:sz w:val="28"/>
               </w:rPr>
-              <w:t>☐</w:t>
+              <w:t>[Q25N]</w:t>
             </w:r>
           </w:p>
         </w:tc>
@@ -4939,7 +4939,7 @@
                 <w:rFonts w:ascii="Verdana" w:hAnsi="Verdana"/>
                 <w:sz w:val="28"/>
               </w:rPr>
-              <w:t>☐</w:t>
+              <w:t>[Q25NA]</w:t>
             </w:r>
           </w:p>
         </w:tc>
@@ -5009,7 +5009,7 @@
                 <w:rFonts w:ascii="Verdana" w:hAnsi="Verdana"/>
                 <w:sz w:val="28"/>
               </w:rPr>
-              <w:t>☐</w:t>
+              <w:t>[Q26Y]</w:t>
             </w:r>
           </w:p>
         </w:tc>
@@ -5032,7 +5032,7 @@
                 <w:rFonts w:ascii="Verdana" w:hAnsi="Verdana"/>
                 <w:sz w:val="28"/>
               </w:rPr>
-              <w:t>☐</w:t>
+              <w:t>[Q26N]</w:t>
             </w:r>
           </w:p>
         </w:tc>
@@ -5055,7 +5055,7 @@
                 <w:rFonts w:ascii="Verdana" w:hAnsi="Verdana"/>
                 <w:sz w:val="28"/>
               </w:rPr>
-              <w:t>☐</w:t>
+              <w:t>[Q26NA]</w:t>
             </w:r>
           </w:p>
         </w:tc>
@@ -5125,7 +5125,7 @@
                 <w:rFonts w:ascii="Verdana" w:hAnsi="Verdana"/>
                 <w:sz w:val="28"/>
               </w:rPr>
-              <w:t>☐</w:t>
+              <w:t>[Q27Y]</w:t>
             </w:r>
           </w:p>
         </w:tc>
@@ -5148,7 +5148,7 @@
                 <w:rFonts w:ascii="Verdana" w:hAnsi="Verdana"/>
                 <w:sz w:val="28"/>
               </w:rPr>
-              <w:t>☐</w:t>
+              <w:t>[Q27N]</w:t>
             </w:r>
           </w:p>
         </w:tc>
@@ -5171,7 +5171,7 @@
                 <w:rFonts w:ascii="Verdana" w:hAnsi="Verdana"/>
                 <w:sz w:val="28"/>
               </w:rPr>
-              <w:t>☐</w:t>
+              <w:t>[Q27NA]</w:t>
             </w:r>
           </w:p>
         </w:tc>
@@ -5241,7 +5241,7 @@
                 <w:rFonts w:ascii="Verdana" w:hAnsi="Verdana"/>
                 <w:sz w:val="28"/>
               </w:rPr>
-              <w:t>☐</w:t>
+              <w:t>[Q28Y]</w:t>
             </w:r>
           </w:p>
         </w:tc>
@@ -5264,7 +5264,7 @@
                 <w:rFonts w:ascii="Verdana" w:hAnsi="Verdana"/>
                 <w:sz w:val="28"/>
               </w:rPr>
-              <w:t>☐</w:t>
+              <w:t>[Q28N]</w:t>
             </w:r>
           </w:p>
         </w:tc>
@@ -5287,7 +5287,7 @@
                 <w:rFonts w:ascii="Verdana" w:hAnsi="Verdana"/>
                 <w:sz w:val="28"/>
               </w:rPr>
-              <w:t>☐</w:t>
+              <w:t>[Q28NA]</w:t>
             </w:r>
           </w:p>
         </w:tc>
@@ -5357,7 +5357,7 @@
                 <w:rFonts w:ascii="Verdana" w:hAnsi="Verdana"/>
                 <w:sz w:val="28"/>
               </w:rPr>
-              <w:t>☐</w:t>
+              <w:t>[Q29Y]</w:t>
             </w:r>
           </w:p>
         </w:tc>
@@ -5380,7 +5380,7 @@
                 <w:rFonts w:ascii="Verdana" w:hAnsi="Verdana"/>
                 <w:sz w:val="28"/>
               </w:rPr>
-              <w:t>☐</w:t>
+              <w:t>[Q29N]</w:t>
             </w:r>
           </w:p>
         </w:tc>
@@ -5403,7 +5403,7 @@
                 <w:rFonts w:ascii="Verdana" w:hAnsi="Verdana"/>
                 <w:sz w:val="28"/>
               </w:rPr>
-              <w:t>☐</w:t>
+              <w:t>[Q29NA]</w:t>
             </w:r>
           </w:p>
         </w:tc>
@@ -5473,7 +5473,7 @@
                 <w:rFonts w:ascii="Verdana" w:hAnsi="Verdana"/>
                 <w:sz w:val="28"/>
               </w:rPr>
-              <w:t>☐</w:t>
+              <w:t>[Q30Y]</w:t>
             </w:r>
           </w:p>
         </w:tc>
@@ -5496,7 +5496,7 @@
                 <w:rFonts w:ascii="Verdana" w:hAnsi="Verdana"/>
                 <w:sz w:val="28"/>
               </w:rPr>
-              <w:t>☐</w:t>
+              <w:t>[Q30N]</w:t>
             </w:r>
           </w:p>
         </w:tc>
@@ -5519,7 +5519,7 @@
                 <w:rFonts w:ascii="Verdana" w:hAnsi="Verdana"/>
                 <w:sz w:val="28"/>
               </w:rPr>
-              <w:t>☐</w:t>
+              <w:t>[Q30NA]</w:t>
             </w:r>
           </w:p>
         </w:tc>
@@ -5589,7 +5589,7 @@
                 <w:rFonts w:ascii="Verdana" w:hAnsi="Verdana"/>
                 <w:sz w:val="28"/>
               </w:rPr>
-              <w:t>☐</w:t>
+              <w:t>[Q31Y]</w:t>
             </w:r>
           </w:p>
         </w:tc>
@@ -5612,7 +5612,7 @@
                 <w:rFonts w:ascii="Verdana" w:hAnsi="Verdana"/>
                 <w:sz w:val="28"/>
               </w:rPr>
-              <w:t>☐</w:t>
+              <w:t>[Q31N]</w:t>
             </w:r>
           </w:p>
         </w:tc>
@@ -5635,7 +5635,7 @@
                 <w:rFonts w:ascii="Verdana" w:hAnsi="Verdana"/>
                 <w:sz w:val="28"/>
               </w:rPr>
-              <w:t>☐</w:t>
+              <w:t>[Q31NA]</w:t>
             </w:r>
           </w:p>
         </w:tc>
@@ -5705,7 +5705,7 @@
                 <w:rFonts w:ascii="Verdana" w:hAnsi="Verdana"/>
                 <w:sz w:val="28"/>
               </w:rPr>
-              <w:t>☐</w:t>
+              <w:t>[Q32Y]</w:t>
             </w:r>
           </w:p>
         </w:tc>
@@ -5728,7 +5728,7 @@
                 <w:rFonts w:ascii="Verdana" w:hAnsi="Verdana"/>
                 <w:sz w:val="28"/>
               </w:rPr>
-              <w:t>☐</w:t>
+              <w:t>[Q32N]</w:t>
             </w:r>
           </w:p>
         </w:tc>
@@ -5751,7 +5751,7 @@
                 <w:rFonts w:ascii="Verdana" w:hAnsi="Verdana"/>
                 <w:sz w:val="28"/>
               </w:rPr>
-              <w:t>☐</w:t>
+              <w:t>[Q32NA]</w:t>
             </w:r>
           </w:p>
         </w:tc>
@@ -5821,7 +5821,7 @@
                 <w:rFonts w:ascii="Verdana" w:hAnsi="Verdana"/>
                 <w:sz w:val="28"/>
               </w:rPr>
-              <w:t>☐</w:t>
+              <w:t>[Q33Y]</w:t>
             </w:r>
           </w:p>
         </w:tc>
@@ -5844,7 +5844,7 @@
                 <w:rFonts w:ascii="Verdana" w:hAnsi="Verdana"/>
                 <w:sz w:val="28"/>
               </w:rPr>
-              <w:t>☐</w:t>
+              <w:t>[Q33N]</w:t>
             </w:r>
           </w:p>
         </w:tc>
@@ -5867,7 +5867,7 @@
                 <w:rFonts w:ascii="Verdana" w:hAnsi="Verdana"/>
                 <w:sz w:val="28"/>
               </w:rPr>
-              <w:t>☐</w:t>
+              <w:t>[Q33NA]</w:t>
             </w:r>
           </w:p>
         </w:tc>
